--- a/УП 05/Отчет ИТОГОВЫЙ/Итоговый отчет.docx
+++ b/УП 05/Отчет ИТОГОВЫЙ/Итоговый отчет.docx
@@ -39,7 +39,7 @@
                     </pic:cNvPicPr>
                   </pic:nvPicPr>
                   <pic:blipFill>
-                    <a:blip r:embed="rId4" cstate="print">
+                    <a:blip r:embed="rId7" cstate="print">
                       <a:extLst>
                         <a:ext uri="{28A0092B-C50C-407E-A947-70E740481C1C}">
                           <a14:useLocalDpi xmlns:a14="http://schemas.microsoft.com/office/drawing/2010/main" val="0"/>
@@ -245,21 +245,8 @@
           <w:vertAlign w:val="superscript"/>
           <w:lang w:eastAsia="ru-RU"/>
         </w:rPr>
-        <w:t>(</w:t>
-      </w:r>
-      <w:proofErr w:type="gramStart"/>
-      <w:r>
-        <w:rPr>
-          <w:rFonts w:ascii="Times New Roman" w:eastAsia="Times New Roman" w:hAnsi="Times New Roman" w:cs="Times New Roman"/>
-          <w:i/>
-          <w:sz w:val="24"/>
-          <w:szCs w:val="24"/>
-          <w:vertAlign w:val="superscript"/>
-          <w:lang w:eastAsia="ru-RU"/>
-        </w:rPr>
-        <w:t xml:space="preserve">должность,   </w:t>
-      </w:r>
-      <w:proofErr w:type="gramEnd"/>
+        <w:t xml:space="preserve">(должность,   </w:t>
+      </w:r>
       <w:r>
         <w:rPr>
           <w:rFonts w:ascii="Times New Roman" w:eastAsia="Times New Roman" w:hAnsi="Times New Roman" w:cs="Times New Roman"/>
@@ -387,27 +374,7 @@
           <w:szCs w:val="24"/>
           <w:lang w:eastAsia="ru-RU"/>
         </w:rPr>
-        <w:t xml:space="preserve">Дата </w:t>
-      </w:r>
-      <w:proofErr w:type="gramStart"/>
-      <w:r>
-        <w:rPr>
-          <w:rFonts w:ascii="Times New Roman" w:eastAsia="Times New Roman" w:hAnsi="Times New Roman" w:cs="Times New Roman"/>
-          <w:sz w:val="24"/>
-          <w:szCs w:val="24"/>
-          <w:lang w:eastAsia="ru-RU"/>
-        </w:rPr>
-        <w:t>« _</w:t>
-      </w:r>
-      <w:proofErr w:type="gramEnd"/>
-      <w:r>
-        <w:rPr>
-          <w:rFonts w:ascii="Times New Roman" w:eastAsia="Times New Roman" w:hAnsi="Times New Roman" w:cs="Times New Roman"/>
-          <w:sz w:val="24"/>
-          <w:szCs w:val="24"/>
-          <w:lang w:eastAsia="ru-RU"/>
-        </w:rPr>
-        <w:t>_» _____________ 202_ год</w:t>
+        <w:t>Дата « __» _____________ 202_ год</w:t>
       </w:r>
     </w:p>
     <w:p>
@@ -918,18 +885,8 @@
                 <w:sz w:val="24"/>
                 <w:szCs w:val="24"/>
               </w:rPr>
-              <w:t xml:space="preserve">Колледж </w:t>
-            </w:r>
-            <w:proofErr w:type="spellStart"/>
-            <w:r>
-              <w:rPr>
-                <w:rFonts w:ascii="Times New Roman" w:hAnsi="Times New Roman" w:cs="Times New Roman"/>
-                <w:sz w:val="24"/>
-                <w:szCs w:val="24"/>
-              </w:rPr>
-              <w:t>ВятГУ</w:t>
-            </w:r>
-            <w:proofErr w:type="spellEnd"/>
+              <w:t>Колледж ВятГУ</w:t>
+            </w:r>
           </w:p>
         </w:tc>
         <w:tc>
@@ -1575,7 +1532,7 @@
                     </pic:cNvPicPr>
                   </pic:nvPicPr>
                   <pic:blipFill>
-                    <a:blip r:embed="rId4"/>
+                    <a:blip r:embed="rId7"/>
                     <a:stretch>
                       <a:fillRect/>
                     </a:stretch>
@@ -2222,18 +2179,8 @@
                 <w:szCs w:val="24"/>
               </w:rPr>
               <w:br/>
-              <w:t xml:space="preserve">Колледж </w:t>
-            </w:r>
-            <w:proofErr w:type="spellStart"/>
-            <w:r>
-              <w:rPr>
-                <w:rFonts w:ascii="Times New Roman" w:hAnsi="Times New Roman" w:cs="Times New Roman"/>
-                <w:sz w:val="24"/>
-                <w:szCs w:val="24"/>
-              </w:rPr>
-              <w:t>ВятГУ</w:t>
-            </w:r>
-            <w:proofErr w:type="spellEnd"/>
+              <w:t>Колледж ВятГУ</w:t>
+            </w:r>
           </w:p>
         </w:tc>
       </w:tr>
@@ -4335,31 +4282,7 @@
                 <w:sz w:val="24"/>
                 <w:szCs w:val="24"/>
               </w:rPr>
-              <w:t>1</w:t>
-            </w:r>
-            <w:r>
-              <w:rPr>
-                <w:rFonts w:ascii="Times New Roman" w:hAnsi="Times New Roman" w:cs="Times New Roman"/>
-                <w:sz w:val="24"/>
-                <w:szCs w:val="24"/>
-              </w:rPr>
-              <w:t>7</w:t>
-            </w:r>
-            <w:r>
-              <w:rPr>
-                <w:rFonts w:ascii="Times New Roman" w:hAnsi="Times New Roman" w:cs="Times New Roman"/>
-                <w:sz w:val="24"/>
-                <w:szCs w:val="24"/>
-              </w:rPr>
-              <w:t>.01.202</w:t>
-            </w:r>
-            <w:r>
-              <w:rPr>
-                <w:rFonts w:ascii="Times New Roman" w:hAnsi="Times New Roman" w:cs="Times New Roman"/>
-                <w:sz w:val="24"/>
-                <w:szCs w:val="24"/>
-              </w:rPr>
-              <w:t>6</w:t>
+              <w:t>17.01.2026</w:t>
             </w:r>
           </w:p>
         </w:tc>
@@ -4419,23 +4342,7 @@
                 <w:sz w:val="24"/>
                 <w:szCs w:val="24"/>
               </w:rPr>
-              <w:t>20</w:t>
-            </w:r>
-            <w:r>
-              <w:rPr>
-                <w:rFonts w:ascii="Times New Roman" w:hAnsi="Times New Roman" w:cs="Times New Roman"/>
-                <w:sz w:val="24"/>
-                <w:szCs w:val="24"/>
-              </w:rPr>
-              <w:t>.06.202</w:t>
-            </w:r>
-            <w:r>
-              <w:rPr>
-                <w:rFonts w:ascii="Times New Roman" w:hAnsi="Times New Roman" w:cs="Times New Roman"/>
-                <w:sz w:val="24"/>
-                <w:szCs w:val="24"/>
-              </w:rPr>
-              <w:t>6</w:t>
+              <w:t>20.06.2026</w:t>
             </w:r>
           </w:p>
         </w:tc>
@@ -4504,18 +4411,8 @@
                 <w:szCs w:val="24"/>
               </w:rPr>
               <w:br/>
-              <w:t xml:space="preserve">Колледж </w:t>
-            </w:r>
-            <w:proofErr w:type="spellStart"/>
-            <w:r>
-              <w:rPr>
-                <w:rFonts w:ascii="Times New Roman" w:hAnsi="Times New Roman" w:cs="Times New Roman"/>
-                <w:sz w:val="24"/>
-                <w:szCs w:val="24"/>
-              </w:rPr>
-              <w:t>ВятГУ</w:t>
-            </w:r>
-            <w:proofErr w:type="spellEnd"/>
+              <w:t>Колледж ВятГУ</w:t>
+            </w:r>
           </w:p>
         </w:tc>
       </w:tr>
@@ -8247,7 +8144,7 @@
     </w:p>
     <w:tbl>
       <w:tblPr>
-        <w:tblStyle w:val="af0"/>
+        <w:tblStyle w:val="af1"/>
         <w:tblW w:w="9488" w:type="dxa"/>
         <w:tblLayout w:type="fixed"/>
         <w:tblLook w:val="04A0" w:firstRow="1" w:lastRow="0" w:firstColumn="1" w:lastColumn="0" w:noHBand="0" w:noVBand="1"/>
@@ -8678,7 +8575,7 @@
       <w:sdtContent>
         <w:p>
           <w:pPr>
-            <w:pStyle w:val="af2"/>
+            <w:pStyle w:val="af3"/>
             <w:rPr>
               <w:rFonts w:ascii="Times New Roman" w:eastAsia="Times New Roman" w:hAnsi="Times New Roman" w:cs="Times New Roman"/>
               <w:color w:val="auto"/>
@@ -8725,7 +8622,7 @@
           <w:hyperlink w:anchor="_Toc188869795" w:history="1">
             <w:r>
               <w:rPr>
-                <w:rStyle w:val="af1"/>
+                <w:rStyle w:val="af2"/>
                 <w:rFonts w:ascii="Times New Roman" w:hAnsi="Times New Roman" w:cs="Times New Roman"/>
                 <w:b/>
                 <w:noProof/>
@@ -8819,7 +8716,7 @@
           <w:hyperlink w:anchor="_Toc188869796" w:history="1">
             <w:r>
               <w:rPr>
-                <w:rStyle w:val="af1"/>
+                <w:rStyle w:val="af2"/>
                 <w:rFonts w:ascii="Times New Roman" w:hAnsi="Times New Roman" w:cs="Times New Roman"/>
                 <w:b/>
                 <w:bCs/>
@@ -8914,7 +8811,7 @@
           <w:hyperlink w:anchor="_Toc188869797" w:history="1">
             <w:r>
               <w:rPr>
-                <w:rStyle w:val="af1"/>
+                <w:rStyle w:val="af2"/>
                 <w:rFonts w:ascii="Times New Roman" w:hAnsi="Times New Roman" w:cs="Times New Roman"/>
                 <w:b/>
                 <w:bCs/>
@@ -9009,7 +8906,7 @@
           <w:hyperlink w:anchor="_Toc188869798" w:history="1">
             <w:r>
               <w:rPr>
-                <w:rStyle w:val="af1"/>
+                <w:rStyle w:val="af2"/>
                 <w:rFonts w:ascii="Times New Roman" w:hAnsi="Times New Roman" w:cs="Times New Roman"/>
                 <w:b/>
                 <w:bCs/>
@@ -9104,7 +9001,7 @@
           <w:hyperlink w:anchor="_Toc188869799" w:history="1">
             <w:r>
               <w:rPr>
-                <w:rStyle w:val="af1"/>
+                <w:rStyle w:val="af2"/>
                 <w:rFonts w:ascii="Times New Roman" w:hAnsi="Times New Roman" w:cs="Times New Roman"/>
                 <w:b/>
                 <w:bCs/>
@@ -9202,7 +9099,7 @@
           <w:hyperlink w:anchor="_Toc188869800" w:history="1">
             <w:r>
               <w:rPr>
-                <w:rStyle w:val="af1"/>
+                <w:rStyle w:val="af2"/>
                 <w:rFonts w:ascii="Times New Roman" w:hAnsi="Times New Roman" w:cs="Times New Roman"/>
                 <w:b/>
                 <w:noProof/>
@@ -9299,7 +9196,7 @@
           <w:hyperlink w:anchor="_Toc188869801" w:history="1">
             <w:r>
               <w:rPr>
-                <w:rStyle w:val="af1"/>
+                <w:rStyle w:val="af2"/>
                 <w:rFonts w:ascii="Times New Roman" w:hAnsi="Times New Roman" w:cs="Times New Roman"/>
                 <w:b/>
                 <w:bCs/>
@@ -9384,7 +9281,7 @@
           <w:pPr>
             <w:pStyle w:val="11"/>
             <w:rPr>
-              <w:rStyle w:val="af1"/>
+              <w:rStyle w:val="af2"/>
               <w:rFonts w:ascii="Times New Roman" w:eastAsia="Times New Roman" w:hAnsi="Times New Roman" w:cs="Times New Roman"/>
               <w:color w:val="auto"/>
               <w:sz w:val="28"/>
@@ -9507,31 +9404,7 @@
           <w:sz w:val="28"/>
           <w:szCs w:val="28"/>
         </w:rPr>
-        <w:t>1</w:t>
-      </w:r>
-      <w:r>
-        <w:rPr>
-          <w:rFonts w:ascii="Times New Roman" w:hAnsi="Times New Roman" w:cs="Times New Roman"/>
-          <w:sz w:val="28"/>
-          <w:szCs w:val="28"/>
-        </w:rPr>
-        <w:t>7</w:t>
-      </w:r>
-      <w:r>
-        <w:rPr>
-          <w:rFonts w:ascii="Times New Roman" w:hAnsi="Times New Roman" w:cs="Times New Roman"/>
-          <w:sz w:val="28"/>
-          <w:szCs w:val="28"/>
-        </w:rPr>
-        <w:t>.01.202</w:t>
-      </w:r>
-      <w:r>
-        <w:rPr>
-          <w:rFonts w:ascii="Times New Roman" w:hAnsi="Times New Roman" w:cs="Times New Roman"/>
-          <w:sz w:val="28"/>
-          <w:szCs w:val="28"/>
-        </w:rPr>
-        <w:t>6</w:t>
+        <w:t>17.01.2026</w:t>
       </w:r>
       <w:r>
         <w:rPr>
@@ -9547,23 +9420,7 @@
           <w:sz w:val="28"/>
           <w:szCs w:val="28"/>
         </w:rPr>
-        <w:t>20</w:t>
-      </w:r>
-      <w:r>
-        <w:rPr>
-          <w:rFonts w:ascii="Times New Roman" w:hAnsi="Times New Roman" w:cs="Times New Roman"/>
-          <w:sz w:val="28"/>
-          <w:szCs w:val="28"/>
-        </w:rPr>
-        <w:t>.06.202</w:t>
-      </w:r>
-      <w:r>
-        <w:rPr>
-          <w:rFonts w:ascii="Times New Roman" w:hAnsi="Times New Roman" w:cs="Times New Roman"/>
-          <w:sz w:val="28"/>
-          <w:szCs w:val="28"/>
-        </w:rPr>
-        <w:t>6</w:t>
+        <w:t>20.06.2026</w:t>
       </w:r>
       <w:r>
         <w:rPr>
@@ -9809,7 +9666,39 @@
           <w:sz w:val="28"/>
           <w:szCs w:val="28"/>
         </w:rPr>
-        <w:t>15.01.2024 по 19.06.2024</w:t>
+        <w:t>1</w:t>
+      </w:r>
+      <w:r>
+        <w:rPr>
+          <w:rFonts w:ascii="Times New Roman" w:hAnsi="Times New Roman" w:cs="Times New Roman"/>
+          <w:sz w:val="28"/>
+          <w:szCs w:val="28"/>
+        </w:rPr>
+        <w:t>7</w:t>
+      </w:r>
+      <w:r>
+        <w:rPr>
+          <w:rFonts w:ascii="Times New Roman" w:hAnsi="Times New Roman" w:cs="Times New Roman"/>
+          <w:sz w:val="28"/>
+          <w:szCs w:val="28"/>
+        </w:rPr>
+        <w:t xml:space="preserve">.01.2024 по </w:t>
+      </w:r>
+      <w:r>
+        <w:rPr>
+          <w:rFonts w:ascii="Times New Roman" w:hAnsi="Times New Roman" w:cs="Times New Roman"/>
+          <w:sz w:val="28"/>
+          <w:szCs w:val="28"/>
+        </w:rPr>
+        <w:t>20</w:t>
+      </w:r>
+      <w:r>
+        <w:rPr>
+          <w:rFonts w:ascii="Times New Roman" w:hAnsi="Times New Roman" w:cs="Times New Roman"/>
+          <w:sz w:val="28"/>
+          <w:szCs w:val="28"/>
+        </w:rPr>
+        <w:t>.06.2024</w:t>
       </w:r>
       <w:r>
         <w:rPr>
@@ -9961,6 +9850,7 @@
                 <w:rFonts w:ascii="Times New Roman" w:hAnsi="Times New Roman" w:cs="Times New Roman"/>
                 <w:sz w:val="28"/>
                 <w:szCs w:val="28"/>
+                <w:lang w:val="en-US"/>
               </w:rPr>
             </w:pPr>
             <w:r>
@@ -9968,9 +9858,17 @@
                 <w:rFonts w:ascii="Times New Roman" w:hAnsi="Times New Roman" w:cs="Times New Roman"/>
                 <w:sz w:val="28"/>
                 <w:szCs w:val="28"/>
-                <w:highlight w:val="yellow"/>
-              </w:rPr>
-              <w:t>15.01.2024</w:t>
+              </w:rPr>
+              <w:t>15.01.202</w:t>
+            </w:r>
+            <w:r>
+              <w:rPr>
+                <w:rFonts w:ascii="Times New Roman" w:hAnsi="Times New Roman" w:cs="Times New Roman"/>
+                <w:sz w:val="28"/>
+                <w:szCs w:val="28"/>
+                <w:lang w:val="en-US"/>
+              </w:rPr>
+              <w:t>6</w:t>
             </w:r>
           </w:p>
         </w:tc>
@@ -10033,7 +9931,7 @@
                 <w:rFonts w:ascii="Times New Roman" w:hAnsi="Times New Roman" w:cs="Times New Roman"/>
                 <w:sz w:val="28"/>
                 <w:szCs w:val="28"/>
-                <w:highlight w:val="yellow"/>
+                <w:lang w:val="en-US"/>
               </w:rPr>
             </w:pPr>
             <w:r>
@@ -10041,9 +9939,34 @@
                 <w:rFonts w:ascii="Times New Roman" w:hAnsi="Times New Roman" w:cs="Times New Roman"/>
                 <w:sz w:val="28"/>
                 <w:szCs w:val="28"/>
-                <w:highlight w:val="yellow"/>
-              </w:rPr>
-              <w:t>16.01.2024-29.01.2024</w:t>
+              </w:rPr>
+              <w:t>16.01.202</w:t>
+            </w:r>
+            <w:r>
+              <w:rPr>
+                <w:rFonts w:ascii="Times New Roman" w:hAnsi="Times New Roman" w:cs="Times New Roman"/>
+                <w:sz w:val="28"/>
+                <w:szCs w:val="28"/>
+                <w:lang w:val="en-US"/>
+              </w:rPr>
+              <w:t>6</w:t>
+            </w:r>
+            <w:r>
+              <w:rPr>
+                <w:rFonts w:ascii="Times New Roman" w:hAnsi="Times New Roman" w:cs="Times New Roman"/>
+                <w:sz w:val="28"/>
+                <w:szCs w:val="28"/>
+              </w:rPr>
+              <w:t>-29.01.202</w:t>
+            </w:r>
+            <w:r>
+              <w:rPr>
+                <w:rFonts w:ascii="Times New Roman" w:hAnsi="Times New Roman" w:cs="Times New Roman"/>
+                <w:sz w:val="28"/>
+                <w:szCs w:val="28"/>
+                <w:lang w:val="en-US"/>
+              </w:rPr>
+              <w:t>6</w:t>
             </w:r>
           </w:p>
         </w:tc>
@@ -10106,7 +10029,7 @@
                 <w:rFonts w:ascii="Times New Roman" w:hAnsi="Times New Roman" w:cs="Times New Roman"/>
                 <w:sz w:val="28"/>
                 <w:szCs w:val="28"/>
-                <w:highlight w:val="yellow"/>
+                <w:lang w:val="en-US"/>
               </w:rPr>
             </w:pPr>
             <w:r>
@@ -10114,9 +10037,34 @@
                 <w:rFonts w:ascii="Times New Roman" w:hAnsi="Times New Roman" w:cs="Times New Roman"/>
                 <w:sz w:val="28"/>
                 <w:szCs w:val="28"/>
-                <w:highlight w:val="yellow"/>
-              </w:rPr>
-              <w:t>30.01.2024-12.02.2024</w:t>
+              </w:rPr>
+              <w:t>30.01.202</w:t>
+            </w:r>
+            <w:r>
+              <w:rPr>
+                <w:rFonts w:ascii="Times New Roman" w:hAnsi="Times New Roman" w:cs="Times New Roman"/>
+                <w:sz w:val="28"/>
+                <w:szCs w:val="28"/>
+                <w:lang w:val="en-US"/>
+              </w:rPr>
+              <w:t>6</w:t>
+            </w:r>
+            <w:r>
+              <w:rPr>
+                <w:rFonts w:ascii="Times New Roman" w:hAnsi="Times New Roman" w:cs="Times New Roman"/>
+                <w:sz w:val="28"/>
+                <w:szCs w:val="28"/>
+              </w:rPr>
+              <w:t>-12.02.202</w:t>
+            </w:r>
+            <w:r>
+              <w:rPr>
+                <w:rFonts w:ascii="Times New Roman" w:hAnsi="Times New Roman" w:cs="Times New Roman"/>
+                <w:sz w:val="28"/>
+                <w:szCs w:val="28"/>
+                <w:lang w:val="en-US"/>
+              </w:rPr>
+              <w:t>6</w:t>
             </w:r>
           </w:p>
         </w:tc>
@@ -10179,7 +10127,7 @@
                 <w:rFonts w:ascii="Times New Roman" w:hAnsi="Times New Roman" w:cs="Times New Roman"/>
                 <w:sz w:val="28"/>
                 <w:szCs w:val="28"/>
-                <w:highlight w:val="yellow"/>
+                <w:lang w:val="en-US"/>
               </w:rPr>
             </w:pPr>
             <w:r>
@@ -10187,9 +10135,34 @@
                 <w:rFonts w:ascii="Times New Roman" w:hAnsi="Times New Roman" w:cs="Times New Roman"/>
                 <w:sz w:val="28"/>
                 <w:szCs w:val="28"/>
-                <w:highlight w:val="yellow"/>
-              </w:rPr>
-              <w:t>13.02.2024-26.02.2024</w:t>
+              </w:rPr>
+              <w:t>13.02.202</w:t>
+            </w:r>
+            <w:r>
+              <w:rPr>
+                <w:rFonts w:ascii="Times New Roman" w:hAnsi="Times New Roman" w:cs="Times New Roman"/>
+                <w:sz w:val="28"/>
+                <w:szCs w:val="28"/>
+                <w:lang w:val="en-US"/>
+              </w:rPr>
+              <w:t>6</w:t>
+            </w:r>
+            <w:r>
+              <w:rPr>
+                <w:rFonts w:ascii="Times New Roman" w:hAnsi="Times New Roman" w:cs="Times New Roman"/>
+                <w:sz w:val="28"/>
+                <w:szCs w:val="28"/>
+              </w:rPr>
+              <w:t>-26.02.202</w:t>
+            </w:r>
+            <w:r>
+              <w:rPr>
+                <w:rFonts w:ascii="Times New Roman" w:hAnsi="Times New Roman" w:cs="Times New Roman"/>
+                <w:sz w:val="28"/>
+                <w:szCs w:val="28"/>
+                <w:lang w:val="en-US"/>
+              </w:rPr>
+              <w:t>6</w:t>
             </w:r>
           </w:p>
         </w:tc>
@@ -10251,7 +10224,7 @@
                 <w:rFonts w:ascii="Times New Roman" w:hAnsi="Times New Roman" w:cs="Times New Roman"/>
                 <w:sz w:val="28"/>
                 <w:szCs w:val="28"/>
-                <w:highlight w:val="yellow"/>
+                <w:lang w:val="en-US"/>
               </w:rPr>
             </w:pPr>
             <w:r>
@@ -10259,9 +10232,34 @@
                 <w:rFonts w:ascii="Times New Roman" w:hAnsi="Times New Roman" w:cs="Times New Roman"/>
                 <w:sz w:val="28"/>
                 <w:szCs w:val="28"/>
-                <w:highlight w:val="yellow"/>
-              </w:rPr>
-              <w:t>27.02.2024-01.04.2024</w:t>
+              </w:rPr>
+              <w:t>27.02.202</w:t>
+            </w:r>
+            <w:r>
+              <w:rPr>
+                <w:rFonts w:ascii="Times New Roman" w:hAnsi="Times New Roman" w:cs="Times New Roman"/>
+                <w:sz w:val="28"/>
+                <w:szCs w:val="28"/>
+                <w:lang w:val="en-US"/>
+              </w:rPr>
+              <w:t>6</w:t>
+            </w:r>
+            <w:r>
+              <w:rPr>
+                <w:rFonts w:ascii="Times New Roman" w:hAnsi="Times New Roman" w:cs="Times New Roman"/>
+                <w:sz w:val="28"/>
+                <w:szCs w:val="28"/>
+              </w:rPr>
+              <w:t>-01.04.202</w:t>
+            </w:r>
+            <w:r>
+              <w:rPr>
+                <w:rFonts w:ascii="Times New Roman" w:hAnsi="Times New Roman" w:cs="Times New Roman"/>
+                <w:sz w:val="28"/>
+                <w:szCs w:val="28"/>
+                <w:lang w:val="en-US"/>
+              </w:rPr>
+              <w:t>6</w:t>
             </w:r>
           </w:p>
         </w:tc>
@@ -10323,7 +10321,7 @@
                 <w:rFonts w:ascii="Times New Roman" w:hAnsi="Times New Roman" w:cs="Times New Roman"/>
                 <w:sz w:val="28"/>
                 <w:szCs w:val="28"/>
-                <w:highlight w:val="yellow"/>
+                <w:lang w:val="en-US"/>
               </w:rPr>
             </w:pPr>
             <w:r>
@@ -10331,9 +10329,34 @@
                 <w:rFonts w:ascii="Times New Roman" w:hAnsi="Times New Roman" w:cs="Times New Roman"/>
                 <w:sz w:val="28"/>
                 <w:szCs w:val="28"/>
-                <w:highlight w:val="yellow"/>
-              </w:rPr>
-              <w:t>02.04.2024-06.05.2024</w:t>
+              </w:rPr>
+              <w:t>02.04.202</w:t>
+            </w:r>
+            <w:r>
+              <w:rPr>
+                <w:rFonts w:ascii="Times New Roman" w:hAnsi="Times New Roman" w:cs="Times New Roman"/>
+                <w:sz w:val="28"/>
+                <w:szCs w:val="28"/>
+                <w:lang w:val="en-US"/>
+              </w:rPr>
+              <w:t>6</w:t>
+            </w:r>
+            <w:r>
+              <w:rPr>
+                <w:rFonts w:ascii="Times New Roman" w:hAnsi="Times New Roman" w:cs="Times New Roman"/>
+                <w:sz w:val="28"/>
+                <w:szCs w:val="28"/>
+              </w:rPr>
+              <w:t>-06.05.202</w:t>
+            </w:r>
+            <w:r>
+              <w:rPr>
+                <w:rFonts w:ascii="Times New Roman" w:hAnsi="Times New Roman" w:cs="Times New Roman"/>
+                <w:sz w:val="28"/>
+                <w:szCs w:val="28"/>
+                <w:lang w:val="en-US"/>
+              </w:rPr>
+              <w:t>6</w:t>
             </w:r>
           </w:p>
         </w:tc>
@@ -10395,7 +10418,7 @@
                 <w:rFonts w:ascii="Times New Roman" w:hAnsi="Times New Roman" w:cs="Times New Roman"/>
                 <w:sz w:val="28"/>
                 <w:szCs w:val="28"/>
-                <w:highlight w:val="yellow"/>
+                <w:lang w:val="en-US"/>
               </w:rPr>
             </w:pPr>
             <w:r>
@@ -10403,9 +10426,34 @@
                 <w:rFonts w:ascii="Times New Roman" w:hAnsi="Times New Roman" w:cs="Times New Roman"/>
                 <w:sz w:val="28"/>
                 <w:szCs w:val="28"/>
-                <w:highlight w:val="yellow"/>
-              </w:rPr>
-              <w:t>07.05.2024-27.05.2024</w:t>
+              </w:rPr>
+              <w:t>07.05.202</w:t>
+            </w:r>
+            <w:r>
+              <w:rPr>
+                <w:rFonts w:ascii="Times New Roman" w:hAnsi="Times New Roman" w:cs="Times New Roman"/>
+                <w:sz w:val="28"/>
+                <w:szCs w:val="28"/>
+                <w:lang w:val="en-US"/>
+              </w:rPr>
+              <w:t>6</w:t>
+            </w:r>
+            <w:r>
+              <w:rPr>
+                <w:rFonts w:ascii="Times New Roman" w:hAnsi="Times New Roman" w:cs="Times New Roman"/>
+                <w:sz w:val="28"/>
+                <w:szCs w:val="28"/>
+              </w:rPr>
+              <w:t>-27.05.202</w:t>
+            </w:r>
+            <w:r>
+              <w:rPr>
+                <w:rFonts w:ascii="Times New Roman" w:hAnsi="Times New Roman" w:cs="Times New Roman"/>
+                <w:sz w:val="28"/>
+                <w:szCs w:val="28"/>
+                <w:lang w:val="en-US"/>
+              </w:rPr>
+              <w:t>6</w:t>
             </w:r>
           </w:p>
         </w:tc>
@@ -10467,7 +10515,7 @@
                 <w:rFonts w:ascii="Times New Roman" w:hAnsi="Times New Roman" w:cs="Times New Roman"/>
                 <w:sz w:val="28"/>
                 <w:szCs w:val="28"/>
-                <w:highlight w:val="yellow"/>
+                <w:lang w:val="en-US"/>
               </w:rPr>
             </w:pPr>
             <w:r>
@@ -10475,9 +10523,34 @@
                 <w:rFonts w:ascii="Times New Roman" w:hAnsi="Times New Roman" w:cs="Times New Roman"/>
                 <w:sz w:val="28"/>
                 <w:szCs w:val="28"/>
-                <w:highlight w:val="yellow"/>
-              </w:rPr>
-              <w:t>28.05.2024-13.06.2024</w:t>
+              </w:rPr>
+              <w:t>28.05.202</w:t>
+            </w:r>
+            <w:r>
+              <w:rPr>
+                <w:rFonts w:ascii="Times New Roman" w:hAnsi="Times New Roman" w:cs="Times New Roman"/>
+                <w:sz w:val="28"/>
+                <w:szCs w:val="28"/>
+                <w:lang w:val="en-US"/>
+              </w:rPr>
+              <w:t>6</w:t>
+            </w:r>
+            <w:r>
+              <w:rPr>
+                <w:rFonts w:ascii="Times New Roman" w:hAnsi="Times New Roman" w:cs="Times New Roman"/>
+                <w:sz w:val="28"/>
+                <w:szCs w:val="28"/>
+              </w:rPr>
+              <w:t>-13.06.202</w:t>
+            </w:r>
+            <w:r>
+              <w:rPr>
+                <w:rFonts w:ascii="Times New Roman" w:hAnsi="Times New Roman" w:cs="Times New Roman"/>
+                <w:sz w:val="28"/>
+                <w:szCs w:val="28"/>
+                <w:lang w:val="en-US"/>
+              </w:rPr>
+              <w:t>6</w:t>
             </w:r>
           </w:p>
         </w:tc>
@@ -10539,7 +10612,7 @@
                 <w:rFonts w:ascii="Times New Roman" w:hAnsi="Times New Roman" w:cs="Times New Roman"/>
                 <w:sz w:val="28"/>
                 <w:szCs w:val="28"/>
-                <w:highlight w:val="yellow"/>
+                <w:lang w:val="en-US"/>
               </w:rPr>
             </w:pPr>
             <w:r>
@@ -10547,9 +10620,34 @@
                 <w:rFonts w:ascii="Times New Roman" w:hAnsi="Times New Roman" w:cs="Times New Roman"/>
                 <w:sz w:val="28"/>
                 <w:szCs w:val="28"/>
-                <w:highlight w:val="yellow"/>
-              </w:rPr>
-              <w:t>17.06.2024-19.06.2024</w:t>
+              </w:rPr>
+              <w:t>17.06.202</w:t>
+            </w:r>
+            <w:r>
+              <w:rPr>
+                <w:rFonts w:ascii="Times New Roman" w:hAnsi="Times New Roman" w:cs="Times New Roman"/>
+                <w:sz w:val="28"/>
+                <w:szCs w:val="28"/>
+                <w:lang w:val="en-US"/>
+              </w:rPr>
+              <w:t>6</w:t>
+            </w:r>
+            <w:r>
+              <w:rPr>
+                <w:rFonts w:ascii="Times New Roman" w:hAnsi="Times New Roman" w:cs="Times New Roman"/>
+                <w:sz w:val="28"/>
+                <w:szCs w:val="28"/>
+              </w:rPr>
+              <w:t>-19.06.202</w:t>
+            </w:r>
+            <w:r>
+              <w:rPr>
+                <w:rFonts w:ascii="Times New Roman" w:hAnsi="Times New Roman" w:cs="Times New Roman"/>
+                <w:sz w:val="28"/>
+                <w:szCs w:val="28"/>
+                <w:lang w:val="en-US"/>
+              </w:rPr>
+              <w:t>6</w:t>
             </w:r>
           </w:p>
         </w:tc>
@@ -10635,43 +10733,7 @@
           <w:sz w:val="28"/>
           <w:szCs w:val="28"/>
         </w:rPr>
-        <w:t>(</w:t>
-      </w:r>
-      <w:proofErr w:type="gramStart"/>
-      <w:r>
-        <w:rPr>
-          <w:rFonts w:ascii="Times New Roman" w:hAnsi="Times New Roman" w:cs="Times New Roman"/>
-          <w:sz w:val="28"/>
-          <w:szCs w:val="28"/>
-        </w:rPr>
-        <w:t xml:space="preserve">дата)   </w:t>
-      </w:r>
-      <w:proofErr w:type="gramEnd"/>
-      <w:r>
-        <w:rPr>
-          <w:rFonts w:ascii="Times New Roman" w:hAnsi="Times New Roman" w:cs="Times New Roman"/>
-          <w:sz w:val="28"/>
-          <w:szCs w:val="28"/>
-        </w:rPr>
-        <w:t xml:space="preserve">              </w:t>
-      </w:r>
-      <w:proofErr w:type="gramStart"/>
-      <w:r>
-        <w:rPr>
-          <w:rFonts w:ascii="Times New Roman" w:hAnsi="Times New Roman" w:cs="Times New Roman"/>
-          <w:sz w:val="28"/>
-          <w:szCs w:val="28"/>
-        </w:rPr>
-        <w:t xml:space="preserve">   (</w:t>
-      </w:r>
-      <w:proofErr w:type="gramEnd"/>
-      <w:r>
-        <w:rPr>
-          <w:rFonts w:ascii="Times New Roman" w:hAnsi="Times New Roman" w:cs="Times New Roman"/>
-          <w:sz w:val="28"/>
-          <w:szCs w:val="28"/>
-        </w:rPr>
-        <w:t>подпись)     </w:t>
+        <w:t>(дата)                    (подпись)     </w:t>
       </w:r>
     </w:p>
     <w:p>
@@ -10726,68 +10788,1495 @@
     <w:p>
       <w:pPr>
         <w:spacing w:after="0" w:line="360" w:lineRule="auto"/>
-        <w:ind w:firstLine="709"/>
+        <w:ind w:firstLine="720"/>
         <w:jc w:val="both"/>
         <w:rPr>
-          <w:rFonts w:ascii="Times New Roman" w:hAnsi="Times New Roman" w:cs="Times New Roman"/>
-          <w:sz w:val="28"/>
-          <w:szCs w:val="28"/>
-        </w:rPr>
-      </w:pPr>
-      <w:r>
-        <w:rPr>
-          <w:rFonts w:ascii="Times New Roman" w:hAnsi="Times New Roman" w:cs="Times New Roman"/>
-          <w:sz w:val="28"/>
-          <w:szCs w:val="28"/>
-          <w:highlight w:val="yellow"/>
-        </w:rPr>
-        <w:t xml:space="preserve">Основные положения с описанием языка и </w:t>
-      </w:r>
-      <w:r>
-        <w:rPr>
-          <w:rFonts w:ascii="Times New Roman" w:hAnsi="Times New Roman" w:cs="Times New Roman"/>
-          <w:sz w:val="28"/>
-          <w:szCs w:val="28"/>
-          <w:highlight w:val="yellow"/>
+          <w:rFonts w:ascii="Times New Roman" w:eastAsia="Times New Roman" w:hAnsi="Times New Roman" w:cs="Times New Roman"/>
+          <w:b/>
+          <w:bCs/>
+          <w:sz w:val="28"/>
+          <w:szCs w:val="28"/>
+        </w:rPr>
+      </w:pPr>
+      <w:r>
+        <w:rPr>
+          <w:rFonts w:ascii="Times New Roman" w:eastAsia="Times New Roman" w:hAnsi="Times New Roman" w:cs="Times New Roman"/>
+          <w:b/>
+          <w:bCs/>
+          <w:sz w:val="28"/>
+          <w:szCs w:val="28"/>
+        </w:rPr>
+        <w:t>Установка интерпретатора Python 3.1</w:t>
+      </w:r>
+      <w:r>
+        <w:rPr>
+          <w:rFonts w:ascii="Times New Roman" w:eastAsia="Times New Roman" w:hAnsi="Times New Roman" w:cs="Times New Roman"/>
+          <w:b/>
+          <w:bCs/>
+          <w:sz w:val="28"/>
+          <w:szCs w:val="28"/>
+        </w:rPr>
+        <w:t>2</w:t>
+      </w:r>
+    </w:p>
+    <w:p>
+      <w:pPr>
+        <w:spacing w:after="0" w:line="360" w:lineRule="auto"/>
+        <w:ind w:firstLine="720"/>
+        <w:jc w:val="both"/>
+        <w:rPr>
+          <w:rFonts w:ascii="Times New Roman" w:eastAsia="Times New Roman" w:hAnsi="Times New Roman" w:cs="Times New Roman"/>
+          <w:sz w:val="28"/>
+          <w:szCs w:val="28"/>
+        </w:rPr>
+      </w:pPr>
+      <w:r>
+        <w:rPr>
+          <w:rFonts w:ascii="Times New Roman" w:eastAsia="Times New Roman" w:hAnsi="Times New Roman" w:cs="Times New Roman"/>
+          <w:sz w:val="28"/>
+          <w:szCs w:val="28"/>
+        </w:rPr>
+        <w:t xml:space="preserve">В рамках проекта предоставлялась возможность выбора между </w:t>
+      </w:r>
+      <w:r>
+        <w:rPr>
+          <w:rFonts w:ascii="Times New Roman" w:eastAsia="Times New Roman" w:hAnsi="Times New Roman" w:cs="Times New Roman"/>
+          <w:sz w:val="28"/>
+          <w:szCs w:val="28"/>
           <w:lang w:val="en-US"/>
         </w:rPr>
-        <w:t>IDE</w:t>
-      </w:r>
-      <w:r>
-        <w:rPr>
-          <w:rFonts w:ascii="Times New Roman" w:hAnsi="Times New Roman" w:cs="Times New Roman"/>
-          <w:sz w:val="28"/>
-          <w:szCs w:val="28"/>
-          <w:highlight w:val="yellow"/>
-        </w:rPr>
-        <w:t xml:space="preserve"> со скриншотами.</w:t>
-      </w:r>
-      <w:r>
-        <w:rPr>
-          <w:rFonts w:ascii="Times New Roman" w:hAnsi="Times New Roman" w:cs="Times New Roman"/>
+        <w:t>PASCAL</w:t>
+      </w:r>
+      <w:r>
+        <w:rPr>
+          <w:rFonts w:ascii="Times New Roman" w:eastAsia="Times New Roman" w:hAnsi="Times New Roman" w:cs="Times New Roman"/>
           <w:sz w:val="28"/>
           <w:szCs w:val="28"/>
         </w:rPr>
         <w:t xml:space="preserve"> </w:t>
       </w:r>
+      <w:r>
+        <w:rPr>
+          <w:rFonts w:ascii="Times New Roman" w:eastAsia="Times New Roman" w:hAnsi="Times New Roman" w:cs="Times New Roman"/>
+          <w:sz w:val="28"/>
+          <w:szCs w:val="28"/>
+          <w:lang w:val="en-US"/>
+        </w:rPr>
+        <w:t>ABC</w:t>
+      </w:r>
+      <w:r>
+        <w:rPr>
+          <w:rFonts w:ascii="Times New Roman" w:eastAsia="Times New Roman" w:hAnsi="Times New Roman" w:cs="Times New Roman"/>
+          <w:sz w:val="28"/>
+          <w:szCs w:val="28"/>
+        </w:rPr>
+        <w:t xml:space="preserve"> (</w:t>
+      </w:r>
+      <w:r>
+        <w:rPr>
+          <w:rFonts w:ascii="Times New Roman" w:eastAsia="Times New Roman" w:hAnsi="Times New Roman" w:cs="Times New Roman"/>
+          <w:sz w:val="28"/>
+          <w:szCs w:val="28"/>
+          <w:lang w:val="en-US"/>
+        </w:rPr>
+        <w:t>NET</w:t>
+      </w:r>
+      <w:r>
+        <w:rPr>
+          <w:rFonts w:ascii="Times New Roman" w:eastAsia="Times New Roman" w:hAnsi="Times New Roman" w:cs="Times New Roman"/>
+          <w:sz w:val="28"/>
+          <w:szCs w:val="28"/>
+        </w:rPr>
+        <w:t>)</w:t>
+      </w:r>
+      <w:r>
+        <w:rPr>
+          <w:rFonts w:ascii="Times New Roman" w:eastAsia="Times New Roman" w:hAnsi="Times New Roman" w:cs="Times New Roman"/>
+          <w:sz w:val="28"/>
+          <w:szCs w:val="28"/>
+        </w:rPr>
+        <w:t xml:space="preserve"> и </w:t>
+      </w:r>
+      <w:r>
+        <w:rPr>
+          <w:rFonts w:ascii="Times New Roman" w:eastAsia="Times New Roman" w:hAnsi="Times New Roman" w:cs="Times New Roman"/>
+          <w:sz w:val="28"/>
+          <w:szCs w:val="28"/>
+          <w:lang w:val="en-US"/>
+        </w:rPr>
+        <w:t>Python</w:t>
+      </w:r>
+      <w:r>
+        <w:rPr>
+          <w:rFonts w:ascii="Times New Roman" w:eastAsia="Times New Roman" w:hAnsi="Times New Roman" w:cs="Times New Roman"/>
+          <w:sz w:val="28"/>
+          <w:szCs w:val="28"/>
+        </w:rPr>
+        <w:t xml:space="preserve">. </w:t>
+      </w:r>
+      <w:r>
+        <w:rPr>
+          <w:rFonts w:ascii="Times New Roman" w:eastAsia="Times New Roman" w:hAnsi="Times New Roman" w:cs="Times New Roman"/>
+          <w:sz w:val="28"/>
+          <w:szCs w:val="28"/>
+        </w:rPr>
+        <w:t xml:space="preserve">Я выбрал </w:t>
+      </w:r>
+      <w:r>
+        <w:rPr>
+          <w:rFonts w:ascii="Times New Roman" w:eastAsia="Times New Roman" w:hAnsi="Times New Roman" w:cs="Times New Roman"/>
+          <w:sz w:val="28"/>
+          <w:szCs w:val="28"/>
+          <w:lang w:val="en-US"/>
+        </w:rPr>
+        <w:t>Python</w:t>
+      </w:r>
+      <w:r>
+        <w:rPr>
+          <w:rFonts w:ascii="Times New Roman" w:eastAsia="Times New Roman" w:hAnsi="Times New Roman" w:cs="Times New Roman"/>
+          <w:sz w:val="28"/>
+          <w:szCs w:val="28"/>
+        </w:rPr>
+        <w:t xml:space="preserve"> </w:t>
+      </w:r>
+      <w:r>
+        <w:rPr>
+          <w:rFonts w:ascii="Times New Roman" w:eastAsia="Times New Roman" w:hAnsi="Times New Roman" w:cs="Times New Roman"/>
+          <w:sz w:val="28"/>
+          <w:szCs w:val="28"/>
+        </w:rPr>
+        <w:t>и библиотеку «</w:t>
+      </w:r>
+      <w:r>
+        <w:rPr>
+          <w:rFonts w:ascii="Times New Roman" w:eastAsia="Times New Roman" w:hAnsi="Times New Roman" w:cs="Times New Roman"/>
+          <w:sz w:val="28"/>
+          <w:szCs w:val="28"/>
+          <w:lang w:val="en-US"/>
+        </w:rPr>
+        <w:t>Tkinter</w:t>
+      </w:r>
+      <w:r>
+        <w:rPr>
+          <w:rFonts w:ascii="Times New Roman" w:eastAsia="Times New Roman" w:hAnsi="Times New Roman" w:cs="Times New Roman"/>
+          <w:sz w:val="28"/>
+          <w:szCs w:val="28"/>
+        </w:rPr>
+        <w:t>»</w:t>
+      </w:r>
+      <w:r>
+        <w:rPr>
+          <w:rFonts w:ascii="Times New Roman" w:eastAsia="Times New Roman" w:hAnsi="Times New Roman" w:cs="Times New Roman"/>
+          <w:sz w:val="28"/>
+          <w:szCs w:val="28"/>
+        </w:rPr>
+        <w:t xml:space="preserve"> </w:t>
+      </w:r>
+      <w:r>
+        <w:rPr>
+          <w:rFonts w:ascii="Times New Roman" w:eastAsia="Times New Roman" w:hAnsi="Times New Roman" w:cs="Times New Roman"/>
+          <w:sz w:val="28"/>
+          <w:szCs w:val="28"/>
+        </w:rPr>
+        <w:t xml:space="preserve">из его стандартного пакета. </w:t>
+      </w:r>
+      <w:r>
+        <w:rPr>
+          <w:rFonts w:ascii="Times New Roman" w:eastAsia="Times New Roman" w:hAnsi="Times New Roman" w:cs="Times New Roman"/>
+          <w:sz w:val="28"/>
+          <w:szCs w:val="28"/>
+          <w:lang w:val="en-US"/>
+        </w:rPr>
+        <w:t>Python</w:t>
+      </w:r>
+      <w:r>
+        <w:rPr>
+          <w:rFonts w:ascii="Times New Roman" w:eastAsia="Times New Roman" w:hAnsi="Times New Roman" w:cs="Times New Roman"/>
+          <w:sz w:val="28"/>
+          <w:szCs w:val="28"/>
+        </w:rPr>
+        <w:t xml:space="preserve"> </w:t>
+      </w:r>
+      <w:r>
+        <w:rPr>
+          <w:rFonts w:ascii="Times New Roman" w:eastAsia="Times New Roman" w:hAnsi="Times New Roman" w:cs="Times New Roman"/>
+          <w:sz w:val="28"/>
+          <w:szCs w:val="28"/>
+        </w:rPr>
+        <w:t>–</w:t>
+      </w:r>
+      <w:r>
+        <w:rPr>
+          <w:rFonts w:ascii="Times New Roman" w:eastAsia="Times New Roman" w:hAnsi="Times New Roman" w:cs="Times New Roman"/>
+          <w:sz w:val="28"/>
+          <w:szCs w:val="28"/>
+        </w:rPr>
+        <w:t xml:space="preserve"> </w:t>
+      </w:r>
+      <w:r>
+        <w:rPr>
+          <w:rFonts w:ascii="Times New Roman" w:eastAsia="Times New Roman" w:hAnsi="Times New Roman" w:cs="Times New Roman"/>
+          <w:sz w:val="28"/>
+          <w:szCs w:val="28"/>
+        </w:rPr>
+        <w:t>это и</w:t>
+      </w:r>
+      <w:r>
+        <w:rPr>
+          <w:rFonts w:ascii="Times New Roman" w:eastAsia="Times New Roman" w:hAnsi="Times New Roman" w:cs="Times New Roman"/>
+          <w:sz w:val="28"/>
+          <w:szCs w:val="28"/>
+        </w:rPr>
+        <w:t xml:space="preserve">нтерпретируемый </w:t>
+      </w:r>
+      <w:r>
+        <w:rPr>
+          <w:rFonts w:ascii="Times New Roman" w:eastAsia="Times New Roman" w:hAnsi="Times New Roman" w:cs="Times New Roman"/>
+          <w:sz w:val="28"/>
+          <w:szCs w:val="28"/>
+        </w:rPr>
+        <w:t>язык с динамической типизаций. Он отлично подойдет для реализации данного проекта.</w:t>
+      </w:r>
+    </w:p>
+    <w:p>
+      <w:pPr>
+        <w:spacing w:after="0" w:line="360" w:lineRule="auto"/>
+        <w:ind w:firstLine="720"/>
+        <w:jc w:val="both"/>
+        <w:rPr>
+          <w:rFonts w:ascii="Times New Roman" w:eastAsia="Times New Roman" w:hAnsi="Times New Roman" w:cs="Times New Roman"/>
+          <w:sz w:val="28"/>
+          <w:szCs w:val="28"/>
+        </w:rPr>
+      </w:pPr>
+      <w:r>
+        <w:rPr>
+          <w:rFonts w:ascii="Times New Roman" w:eastAsia="Times New Roman" w:hAnsi="Times New Roman" w:cs="Times New Roman"/>
+          <w:sz w:val="28"/>
+          <w:szCs w:val="28"/>
+        </w:rPr>
+        <w:t>Я выбрал последнюю стабильную версию Python, так как в ней меньше ошибок и больше возможностей. Для этого я перешёл на официальный сайт</w:t>
+      </w:r>
+      <w:r>
+        <w:rPr>
+          <w:rStyle w:val="af8"/>
+          <w:rFonts w:ascii="Times New Roman" w:eastAsia="Times New Roman" w:hAnsi="Times New Roman" w:cs="Times New Roman"/>
+          <w:sz w:val="28"/>
+          <w:szCs w:val="28"/>
+        </w:rPr>
+        <w:footnoteReference w:id="1"/>
+      </w:r>
+      <w:r>
+        <w:rPr>
+          <w:rFonts w:ascii="Times New Roman" w:eastAsia="Times New Roman" w:hAnsi="Times New Roman" w:cs="Times New Roman"/>
+          <w:sz w:val="28"/>
+          <w:szCs w:val="28"/>
+        </w:rPr>
+        <w:t xml:space="preserve"> в раздел «Downloads &gt; Windows». Запустил скачанный установочный файл (например, python-3.1</w:t>
+      </w:r>
+      <w:r>
+        <w:rPr>
+          <w:rFonts w:ascii="Times New Roman" w:eastAsia="Times New Roman" w:hAnsi="Times New Roman" w:cs="Times New Roman"/>
+          <w:sz w:val="28"/>
+          <w:szCs w:val="28"/>
+        </w:rPr>
+        <w:t>2</w:t>
+      </w:r>
+      <w:r>
+        <w:rPr>
+          <w:rFonts w:ascii="Times New Roman" w:eastAsia="Times New Roman" w:hAnsi="Times New Roman" w:cs="Times New Roman"/>
+          <w:sz w:val="28"/>
+          <w:szCs w:val="28"/>
+        </w:rPr>
+        <w:t>.x-amd64.exe). На первом экране важно установить галочку «Add python.exe to PATH». Это позволяет запускать Python из любого места в командной строке. Выбрал вариант «Install Now» (установка с настройками по умолчанию). Установщик автоматически установил Python и необходимые компоненты.</w:t>
+      </w:r>
+    </w:p>
+    <w:p>
+      <w:pPr>
+        <w:spacing w:after="0" w:line="360" w:lineRule="auto"/>
+        <w:ind w:firstLine="720"/>
+        <w:jc w:val="both"/>
+        <w:rPr>
+          <w:rFonts w:ascii="Times New Roman" w:eastAsia="Times New Roman" w:hAnsi="Times New Roman" w:cs="Times New Roman"/>
+          <w:sz w:val="28"/>
+          <w:szCs w:val="28"/>
+        </w:rPr>
+      </w:pPr>
+      <w:r>
+        <w:rPr>
+          <w:rFonts w:ascii="Times New Roman" w:eastAsia="Times New Roman" w:hAnsi="Times New Roman" w:cs="Times New Roman"/>
+          <w:sz w:val="28"/>
+          <w:szCs w:val="28"/>
+        </w:rPr>
+        <w:t xml:space="preserve">Дальше я проверил установленную версию интерпретатора. Открыл командную строку (Windows PowerShell или CMD) с помощью сочетания клавиш </w:t>
+      </w:r>
+      <w:r>
+        <w:rPr>
+          <w:rFonts w:ascii="Times New Roman" w:eastAsia="Times New Roman" w:hAnsi="Times New Roman" w:cs="Times New Roman"/>
+          <w:sz w:val="28"/>
+          <w:szCs w:val="28"/>
+        </w:rPr>
+        <w:t>«</w:t>
+      </w:r>
+      <w:r>
+        <w:rPr>
+          <w:rFonts w:ascii="Times New Roman" w:eastAsia="Times New Roman" w:hAnsi="Times New Roman" w:cs="Times New Roman"/>
+          <w:sz w:val="28"/>
+          <w:szCs w:val="28"/>
+        </w:rPr>
+        <w:t>Win + R</w:t>
+      </w:r>
+      <w:r>
+        <w:rPr>
+          <w:rFonts w:ascii="Times New Roman" w:eastAsia="Times New Roman" w:hAnsi="Times New Roman" w:cs="Times New Roman"/>
+          <w:sz w:val="28"/>
+          <w:szCs w:val="28"/>
+        </w:rPr>
+        <w:t>»</w:t>
+      </w:r>
+      <w:r>
+        <w:rPr>
+          <w:rFonts w:ascii="Times New Roman" w:eastAsia="Times New Roman" w:hAnsi="Times New Roman" w:cs="Times New Roman"/>
+          <w:sz w:val="28"/>
+          <w:szCs w:val="28"/>
+        </w:rPr>
+        <w:t xml:space="preserve">, ввёл </w:t>
+      </w:r>
+      <w:r>
+        <w:rPr>
+          <w:rFonts w:ascii="Times New Roman" w:eastAsia="Times New Roman" w:hAnsi="Times New Roman" w:cs="Times New Roman"/>
+          <w:sz w:val="28"/>
+          <w:szCs w:val="28"/>
+        </w:rPr>
+        <w:t>«</w:t>
+      </w:r>
+      <w:r>
+        <w:rPr>
+          <w:rFonts w:ascii="Times New Roman" w:eastAsia="Times New Roman" w:hAnsi="Times New Roman" w:cs="Times New Roman"/>
+          <w:sz w:val="28"/>
+          <w:szCs w:val="28"/>
+        </w:rPr>
+        <w:t>cmd</w:t>
+      </w:r>
+      <w:r>
+        <w:rPr>
+          <w:rFonts w:ascii="Times New Roman" w:eastAsia="Times New Roman" w:hAnsi="Times New Roman" w:cs="Times New Roman"/>
+          <w:sz w:val="28"/>
+          <w:szCs w:val="28"/>
+        </w:rPr>
+        <w:t>»</w:t>
+      </w:r>
+      <w:r>
+        <w:rPr>
+          <w:rFonts w:ascii="Times New Roman" w:eastAsia="Times New Roman" w:hAnsi="Times New Roman" w:cs="Times New Roman"/>
+          <w:sz w:val="28"/>
+          <w:szCs w:val="28"/>
+        </w:rPr>
+        <w:t xml:space="preserve"> и нажал Enter. Выполнил команду для проверки версии: python --version</w:t>
+      </w:r>
+    </w:p>
+    <w:p>
+      <w:pPr>
+        <w:spacing w:after="0" w:line="360" w:lineRule="auto"/>
+        <w:ind w:firstLine="720"/>
+        <w:jc w:val="both"/>
+        <w:rPr>
+          <w:rFonts w:ascii="Times New Roman" w:eastAsia="Times New Roman" w:hAnsi="Times New Roman" w:cs="Times New Roman"/>
+          <w:sz w:val="28"/>
+          <w:szCs w:val="28"/>
+        </w:rPr>
+      </w:pPr>
+      <w:r>
+        <w:rPr>
+          <w:rFonts w:ascii="Times New Roman" w:eastAsia="Times New Roman" w:hAnsi="Times New Roman" w:cs="Times New Roman"/>
+          <w:sz w:val="28"/>
+          <w:szCs w:val="28"/>
+        </w:rPr>
+        <w:t>В результате в командной строке отобразилась информация об установленной версии: Python 3.1</w:t>
+      </w:r>
+      <w:r>
+        <w:rPr>
+          <w:rFonts w:ascii="Times New Roman" w:eastAsia="Times New Roman" w:hAnsi="Times New Roman" w:cs="Times New Roman"/>
+          <w:sz w:val="28"/>
+          <w:szCs w:val="28"/>
+        </w:rPr>
+        <w:t>2</w:t>
+      </w:r>
+    </w:p>
+    <w:p>
+      <w:pPr>
+        <w:spacing w:after="0" w:line="240" w:lineRule="auto"/>
+        <w:rPr>
+          <w:rFonts w:ascii="Times New Roman" w:eastAsia="Times New Roman" w:hAnsi="Times New Roman" w:cs="Times New Roman"/>
+          <w:sz w:val="28"/>
+          <w:szCs w:val="28"/>
+        </w:rPr>
+      </w:pPr>
     </w:p>
     <w:p>
       <w:pPr>
         <w:spacing w:after="0" w:line="360" w:lineRule="auto"/>
         <w:jc w:val="center"/>
         <w:rPr>
-          <w:rFonts w:ascii="Times New Roman" w:hAnsi="Times New Roman" w:cs="Times New Roman"/>
-          <w:sz w:val="28"/>
-          <w:szCs w:val="28"/>
-        </w:rPr>
-      </w:pPr>
-      <w:r>
-        <w:rPr>
-          <w:rFonts w:ascii="Times New Roman" w:hAnsi="Times New Roman" w:cs="Times New Roman"/>
+          <w:rFonts w:ascii="Times New Roman" w:eastAsia="Times New Roman" w:hAnsi="Times New Roman" w:cs="Times New Roman"/>
+          <w:sz w:val="28"/>
+          <w:szCs w:val="28"/>
+        </w:rPr>
+      </w:pPr>
+      <w:r>
+        <w:rPr>
+          <w:rFonts w:ascii="Times New Roman" w:eastAsia="Times New Roman" w:hAnsi="Times New Roman" w:cs="Times New Roman"/>
+          <w:noProof/>
+          <w:sz w:val="28"/>
+          <w:szCs w:val="28"/>
+        </w:rPr>
+        <w:drawing>
+          <wp:inline distT="0" distB="0" distL="0" distR="0" wp14:anchorId="711A378B" wp14:editId="08DB4CFE">
+            <wp:extent cx="5984865" cy="742950"/>
+            <wp:effectExtent l="0" t="0" r="0" b="0"/>
+            <wp:docPr id="1428971578" name="Рисунок 1"/>
+            <wp:cNvGraphicFramePr>
+              <a:graphicFrameLocks xmlns:a="http://schemas.openxmlformats.org/drawingml/2006/main" noChangeAspect="1"/>
+            </wp:cNvGraphicFramePr>
+            <a:graphic xmlns:a="http://schemas.openxmlformats.org/drawingml/2006/main">
+              <a:graphicData uri="http://schemas.openxmlformats.org/drawingml/2006/picture">
+                <pic:pic xmlns:pic="http://schemas.openxmlformats.org/drawingml/2006/picture">
+                  <pic:nvPicPr>
+                    <pic:cNvPr id="1428971578" name=""/>
+                    <pic:cNvPicPr/>
+                  </pic:nvPicPr>
+                  <pic:blipFill>
+                    <a:blip r:embed="rId8"/>
+                    <a:stretch>
+                      <a:fillRect/>
+                    </a:stretch>
+                  </pic:blipFill>
+                  <pic:spPr>
+                    <a:xfrm>
+                      <a:off x="0" y="0"/>
+                      <a:ext cx="6271954" cy="778589"/>
+                    </a:xfrm>
+                    <a:prstGeom prst="rect">
+                      <a:avLst/>
+                    </a:prstGeom>
+                  </pic:spPr>
+                </pic:pic>
+              </a:graphicData>
+            </a:graphic>
+          </wp:inline>
+        </w:drawing>
+      </w:r>
+    </w:p>
+    <w:p>
+      <w:pPr>
+        <w:pStyle w:val="af4"/>
+        <w:spacing w:before="0" w:after="0" w:line="360" w:lineRule="auto"/>
+        <w:jc w:val="center"/>
+        <w:rPr>
+          <w:rFonts w:ascii="Times New Roman" w:eastAsia="Times New Roman" w:hAnsi="Times New Roman" w:cs="Times New Roman"/>
+          <w:i w:val="0"/>
+          <w:iCs w:val="0"/>
+        </w:rPr>
+      </w:pPr>
+      <w:r>
+        <w:rPr>
+          <w:rFonts w:ascii="Times New Roman" w:hAnsi="Times New Roman" w:cs="Times New Roman"/>
+          <w:i w:val="0"/>
+          <w:iCs w:val="0"/>
+        </w:rPr>
+        <w:t>Рисунок 1</w:t>
+      </w:r>
+      <w:r>
+        <w:rPr>
+          <w:rFonts w:ascii="Times New Roman" w:eastAsia="Times New Roman" w:hAnsi="Times New Roman" w:cs="Times New Roman"/>
+          <w:i w:val="0"/>
+          <w:iCs w:val="0"/>
+        </w:rPr>
+        <w:t xml:space="preserve"> – Проверка версии Python в </w:t>
+      </w:r>
+      <w:r>
+        <w:rPr>
+          <w:rFonts w:ascii="Times New Roman" w:eastAsia="Times New Roman" w:hAnsi="Times New Roman" w:cs="Times New Roman"/>
+          <w:i w:val="0"/>
+          <w:iCs w:val="0"/>
+          <w:lang w:val="en-US"/>
+        </w:rPr>
+        <w:t>CMD</w:t>
+      </w:r>
+    </w:p>
+    <w:p>
+      <w:pPr>
+        <w:spacing w:after="160" w:line="259" w:lineRule="auto"/>
+        <w:rPr>
+          <w:rFonts w:ascii="Times New Roman" w:eastAsia="Times New Roman" w:hAnsi="Times New Roman" w:cs="Times New Roman"/>
+          <w:sz w:val="28"/>
+          <w:szCs w:val="28"/>
+        </w:rPr>
+      </w:pPr>
+      <w:r>
+        <w:rPr>
+          <w:rFonts w:ascii="Times New Roman" w:eastAsia="Times New Roman" w:hAnsi="Times New Roman" w:cs="Times New Roman"/>
           <w:sz w:val="28"/>
           <w:szCs w:val="28"/>
         </w:rPr>
         <w:br w:type="page"/>
+      </w:r>
+    </w:p>
+    <w:p>
+      <w:pPr>
+        <w:spacing w:after="0" w:line="360" w:lineRule="auto"/>
+        <w:ind w:firstLine="720"/>
+        <w:jc w:val="both"/>
+        <w:rPr>
+          <w:rFonts w:ascii="Times New Roman" w:eastAsia="Times New Roman" w:hAnsi="Times New Roman" w:cs="Times New Roman"/>
+          <w:b/>
+          <w:bCs/>
+          <w:sz w:val="28"/>
+          <w:szCs w:val="28"/>
+        </w:rPr>
+      </w:pPr>
+      <w:r>
+        <w:rPr>
+          <w:rFonts w:ascii="Times New Roman" w:eastAsia="Times New Roman" w:hAnsi="Times New Roman" w:cs="Times New Roman"/>
+          <w:b/>
+          <w:bCs/>
+          <w:sz w:val="28"/>
+          <w:szCs w:val="28"/>
+        </w:rPr>
+        <w:lastRenderedPageBreak/>
+        <w:t>Установка интегрированной среды разработки PyCharm</w:t>
+      </w:r>
+    </w:p>
+    <w:p>
+      <w:pPr>
+        <w:spacing w:after="0" w:line="360" w:lineRule="auto"/>
+        <w:ind w:firstLine="720"/>
+        <w:jc w:val="both"/>
+        <w:rPr>
+          <w:rFonts w:ascii="Times New Roman" w:eastAsia="Times New Roman" w:hAnsi="Times New Roman" w:cs="Times New Roman"/>
+          <w:sz w:val="28"/>
+          <w:szCs w:val="28"/>
+        </w:rPr>
+      </w:pPr>
+      <w:r>
+        <w:rPr>
+          <w:rFonts w:ascii="Times New Roman" w:eastAsia="Times New Roman" w:hAnsi="Times New Roman" w:cs="Times New Roman"/>
+          <w:sz w:val="28"/>
+          <w:szCs w:val="28"/>
+        </w:rPr>
+        <w:t xml:space="preserve">Интегрированная среда разработка </w:t>
+      </w:r>
+      <w:r>
+        <w:rPr>
+          <w:rFonts w:ascii="Times New Roman" w:eastAsia="Times New Roman" w:hAnsi="Times New Roman" w:cs="Times New Roman"/>
+          <w:sz w:val="28"/>
+          <w:szCs w:val="28"/>
+          <w:lang w:val="en-US"/>
+        </w:rPr>
+        <w:t>PyCharm</w:t>
+      </w:r>
+      <w:r>
+        <w:rPr>
+          <w:rFonts w:ascii="Times New Roman" w:eastAsia="Times New Roman" w:hAnsi="Times New Roman" w:cs="Times New Roman"/>
+          <w:sz w:val="28"/>
+          <w:szCs w:val="28"/>
+        </w:rPr>
+        <w:t xml:space="preserve"> </w:t>
+      </w:r>
+      <w:r>
+        <w:rPr>
+          <w:rFonts w:ascii="Times New Roman" w:eastAsia="Times New Roman" w:hAnsi="Times New Roman" w:cs="Times New Roman"/>
+          <w:sz w:val="28"/>
+          <w:szCs w:val="28"/>
+        </w:rPr>
+        <w:t>–</w:t>
+      </w:r>
+      <w:r>
+        <w:rPr>
+          <w:rFonts w:ascii="Times New Roman" w:eastAsia="Times New Roman" w:hAnsi="Times New Roman" w:cs="Times New Roman"/>
+          <w:sz w:val="28"/>
+          <w:szCs w:val="28"/>
+        </w:rPr>
+        <w:t xml:space="preserve"> </w:t>
+      </w:r>
+      <w:r>
+        <w:rPr>
+          <w:rFonts w:ascii="Times New Roman" w:eastAsia="Times New Roman" w:hAnsi="Times New Roman" w:cs="Times New Roman"/>
+          <w:sz w:val="28"/>
+          <w:szCs w:val="28"/>
+        </w:rPr>
+        <w:t xml:space="preserve">готовый набор инструментов, который максимально оперативно позволяет создать виртуальное окружение и активировать его, а так же в базе имеет все нужные инструменты для написания, как простых так и сложных проектов на </w:t>
+      </w:r>
+      <w:r>
+        <w:rPr>
+          <w:rFonts w:ascii="Times New Roman" w:eastAsia="Times New Roman" w:hAnsi="Times New Roman" w:cs="Times New Roman"/>
+          <w:sz w:val="28"/>
+          <w:szCs w:val="28"/>
+          <w:lang w:val="en-US"/>
+        </w:rPr>
+        <w:t>Python</w:t>
+      </w:r>
+      <w:r>
+        <w:rPr>
+          <w:rFonts w:ascii="Times New Roman" w:eastAsia="Times New Roman" w:hAnsi="Times New Roman" w:cs="Times New Roman"/>
+          <w:sz w:val="28"/>
+          <w:szCs w:val="28"/>
+        </w:rPr>
+        <w:t>.</w:t>
+      </w:r>
+    </w:p>
+    <w:p>
+      <w:pPr>
+        <w:spacing w:after="0" w:line="360" w:lineRule="auto"/>
+        <w:ind w:firstLine="720"/>
+        <w:jc w:val="both"/>
+        <w:rPr>
+          <w:rFonts w:ascii="Times New Roman" w:eastAsia="Times New Roman" w:hAnsi="Times New Roman" w:cs="Times New Roman"/>
+          <w:sz w:val="28"/>
+          <w:szCs w:val="28"/>
+        </w:rPr>
+      </w:pPr>
+      <w:r>
+        <w:rPr>
+          <w:rFonts w:ascii="Times New Roman" w:eastAsia="Times New Roman" w:hAnsi="Times New Roman" w:cs="Times New Roman"/>
+          <w:sz w:val="28"/>
+          <w:szCs w:val="28"/>
+        </w:rPr>
+        <w:t>Я перешёл на официальный сайт JetBrains</w:t>
+      </w:r>
+      <w:r>
+        <w:rPr>
+          <w:rStyle w:val="af8"/>
+          <w:rFonts w:ascii="Times New Roman" w:eastAsia="Times New Roman" w:hAnsi="Times New Roman" w:cs="Times New Roman"/>
+          <w:sz w:val="28"/>
+          <w:szCs w:val="28"/>
+        </w:rPr>
+        <w:footnoteReference w:id="2"/>
+      </w:r>
+      <w:r>
+        <w:rPr>
+          <w:rFonts w:ascii="Times New Roman" w:eastAsia="Times New Roman" w:hAnsi="Times New Roman" w:cs="Times New Roman"/>
+          <w:sz w:val="28"/>
+          <w:szCs w:val="28"/>
+        </w:rPr>
+        <w:t xml:space="preserve"> и нажал кнопку «Download» на странице загрузок. Скачал бесплатную версию «PyCharm Community». Этой версии достаточно для обучения и написания небольших программ. Дальше я запустил установщик «pycharm-community.exe». Дальше я просто следовал шагам мастера установки, там всё предельно просто.</w:t>
+      </w:r>
+    </w:p>
+    <w:p>
+      <w:pPr>
+        <w:spacing w:after="0" w:line="360" w:lineRule="auto"/>
+        <w:ind w:firstLine="720"/>
+        <w:jc w:val="both"/>
+        <w:rPr>
+          <w:rFonts w:ascii="Times New Roman" w:eastAsia="Times New Roman" w:hAnsi="Times New Roman" w:cs="Times New Roman"/>
+          <w:sz w:val="28"/>
+          <w:szCs w:val="28"/>
+        </w:rPr>
+      </w:pPr>
+      <w:r>
+        <w:rPr>
+          <w:rFonts w:ascii="Times New Roman" w:eastAsia="Times New Roman" w:hAnsi="Times New Roman" w:cs="Times New Roman"/>
+          <w:sz w:val="28"/>
+          <w:szCs w:val="28"/>
+        </w:rPr>
+        <w:t xml:space="preserve">Дальше я начал проверять его. </w:t>
+      </w:r>
+      <w:r>
+        <w:rPr>
+          <w:rFonts w:ascii="Times New Roman" w:eastAsia="Times New Roman" w:hAnsi="Times New Roman" w:cs="Times New Roman"/>
+          <w:sz w:val="28"/>
+          <w:szCs w:val="28"/>
+        </w:rPr>
+        <w:t>Запустил PyCharm с рабочего стола.</w:t>
+      </w:r>
+      <w:r>
+        <w:rPr>
+          <w:rFonts w:ascii="Times New Roman" w:eastAsia="Times New Roman" w:hAnsi="Times New Roman" w:cs="Times New Roman"/>
+          <w:sz w:val="28"/>
+          <w:szCs w:val="28"/>
+        </w:rPr>
+        <w:t xml:space="preserve"> </w:t>
+      </w:r>
+      <w:r>
+        <w:rPr>
+          <w:rFonts w:ascii="Times New Roman" w:eastAsia="Times New Roman" w:hAnsi="Times New Roman" w:cs="Times New Roman"/>
+          <w:sz w:val="28"/>
+          <w:szCs w:val="28"/>
+        </w:rPr>
+        <w:t>При первом запуске выбрал «Do not import settings» (не импортировать настройки).</w:t>
+      </w:r>
+      <w:r>
+        <w:rPr>
+          <w:rFonts w:ascii="Times New Roman" w:eastAsia="Times New Roman" w:hAnsi="Times New Roman" w:cs="Times New Roman"/>
+          <w:sz w:val="28"/>
+          <w:szCs w:val="28"/>
+        </w:rPr>
+        <w:t xml:space="preserve"> </w:t>
+      </w:r>
+      <w:r>
+        <w:rPr>
+          <w:rFonts w:ascii="Times New Roman" w:eastAsia="Times New Roman" w:hAnsi="Times New Roman" w:cs="Times New Roman"/>
+          <w:sz w:val="28"/>
+          <w:szCs w:val="28"/>
+        </w:rPr>
+        <w:t>В появившемся окне приветствия нажал «New Project».</w:t>
+      </w:r>
+      <w:r>
+        <w:rPr>
+          <w:rFonts w:ascii="Times New Roman" w:eastAsia="Times New Roman" w:hAnsi="Times New Roman" w:cs="Times New Roman"/>
+          <w:sz w:val="28"/>
+          <w:szCs w:val="28"/>
+        </w:rPr>
+        <w:t xml:space="preserve"> </w:t>
+      </w:r>
+      <w:r>
+        <w:rPr>
+          <w:rFonts w:ascii="Times New Roman" w:eastAsia="Times New Roman" w:hAnsi="Times New Roman" w:cs="Times New Roman"/>
+          <w:sz w:val="28"/>
+          <w:szCs w:val="28"/>
+        </w:rPr>
+        <w:t>Указал имя проекта</w:t>
+      </w:r>
+      <w:r>
+        <w:rPr>
+          <w:rFonts w:ascii="Times New Roman" w:eastAsia="Times New Roman" w:hAnsi="Times New Roman" w:cs="Times New Roman"/>
+          <w:sz w:val="28"/>
+          <w:szCs w:val="28"/>
+        </w:rPr>
+        <w:t xml:space="preserve">. </w:t>
+      </w:r>
+      <w:r>
+        <w:rPr>
+          <w:rFonts w:ascii="Times New Roman" w:eastAsia="Times New Roman" w:hAnsi="Times New Roman" w:cs="Times New Roman"/>
+          <w:sz w:val="28"/>
+          <w:szCs w:val="28"/>
+        </w:rPr>
+        <w:t>PyCharm автоматически определил ранее установленный интерпретатор Python 3.1</w:t>
+      </w:r>
+      <w:r>
+        <w:rPr>
+          <w:rFonts w:ascii="Times New Roman" w:eastAsia="Times New Roman" w:hAnsi="Times New Roman" w:cs="Times New Roman"/>
+          <w:sz w:val="28"/>
+          <w:szCs w:val="28"/>
+        </w:rPr>
+        <w:t>2</w:t>
+      </w:r>
+      <w:r>
+        <w:rPr>
+          <w:rFonts w:ascii="Times New Roman" w:eastAsia="Times New Roman" w:hAnsi="Times New Roman" w:cs="Times New Roman"/>
+          <w:sz w:val="28"/>
+          <w:szCs w:val="28"/>
+        </w:rPr>
+        <w:t xml:space="preserve"> и предложил создать для проекта виртуальное окружение.</w:t>
+      </w:r>
+      <w:r>
+        <w:rPr>
+          <w:rFonts w:ascii="Times New Roman" w:eastAsia="Times New Roman" w:hAnsi="Times New Roman" w:cs="Times New Roman"/>
+          <w:sz w:val="28"/>
+          <w:szCs w:val="28"/>
+        </w:rPr>
+        <w:t xml:space="preserve"> Дальше я н</w:t>
+      </w:r>
+      <w:r>
+        <w:rPr>
+          <w:rFonts w:ascii="Times New Roman" w:eastAsia="Times New Roman" w:hAnsi="Times New Roman" w:cs="Times New Roman"/>
+          <w:sz w:val="28"/>
+          <w:szCs w:val="28"/>
+        </w:rPr>
+        <w:t xml:space="preserve">ажал «Create». После создания проекта среда автоматически создала файл </w:t>
+      </w:r>
+      <w:r>
+        <w:rPr>
+          <w:rFonts w:ascii="Times New Roman" w:eastAsia="Times New Roman" w:hAnsi="Times New Roman" w:cs="Times New Roman"/>
+          <w:sz w:val="28"/>
+          <w:szCs w:val="28"/>
+        </w:rPr>
+        <w:t>«</w:t>
+      </w:r>
+      <w:r>
+        <w:rPr>
+          <w:rFonts w:ascii="Times New Roman" w:eastAsia="Times New Roman" w:hAnsi="Times New Roman" w:cs="Times New Roman"/>
+          <w:sz w:val="28"/>
+          <w:szCs w:val="28"/>
+        </w:rPr>
+        <w:t>main.py</w:t>
+      </w:r>
+      <w:r>
+        <w:rPr>
+          <w:rFonts w:ascii="Times New Roman" w:eastAsia="Times New Roman" w:hAnsi="Times New Roman" w:cs="Times New Roman"/>
+          <w:sz w:val="28"/>
+          <w:szCs w:val="28"/>
+        </w:rPr>
+        <w:t>» и виртуальное окружение</w:t>
+      </w:r>
+      <w:r>
+        <w:rPr>
+          <w:rFonts w:ascii="Times New Roman" w:eastAsia="Times New Roman" w:hAnsi="Times New Roman" w:cs="Times New Roman"/>
+          <w:sz w:val="28"/>
+          <w:szCs w:val="28"/>
+        </w:rPr>
+        <w:t>.</w:t>
+      </w:r>
+      <w:r>
+        <w:rPr>
+          <w:rFonts w:ascii="Times New Roman" w:eastAsia="Times New Roman" w:hAnsi="Times New Roman" w:cs="Times New Roman"/>
+          <w:sz w:val="28"/>
+          <w:szCs w:val="28"/>
+        </w:rPr>
+        <w:t xml:space="preserve"> Дальше я его активировал</w:t>
+      </w:r>
+      <w:r>
+        <w:rPr>
+          <w:rFonts w:ascii="Times New Roman" w:eastAsia="Times New Roman" w:hAnsi="Times New Roman" w:cs="Times New Roman"/>
+          <w:sz w:val="28"/>
+          <w:szCs w:val="28"/>
+        </w:rPr>
+        <w:t xml:space="preserve">, </w:t>
+      </w:r>
+      <w:r>
+        <w:rPr>
+          <w:rFonts w:ascii="Times New Roman" w:eastAsia="Times New Roman" w:hAnsi="Times New Roman" w:cs="Times New Roman"/>
+          <w:sz w:val="28"/>
+          <w:szCs w:val="28"/>
+        </w:rPr>
+        <w:t>для этого я открыл терминал и зашел в текущую директорию и применил команду «</w:t>
+      </w:r>
+      <w:r>
+        <w:rPr>
+          <w:rFonts w:ascii="Times New Roman" w:eastAsia="Times New Roman" w:hAnsi="Times New Roman" w:cs="Times New Roman"/>
+          <w:sz w:val="28"/>
+          <w:szCs w:val="28"/>
+        </w:rPr>
+        <w:t>python -m .venv\Scripts\activate</w:t>
+      </w:r>
+      <w:r>
+        <w:rPr>
+          <w:rFonts w:ascii="Times New Roman" w:eastAsia="Times New Roman" w:hAnsi="Times New Roman" w:cs="Times New Roman"/>
+          <w:sz w:val="28"/>
+          <w:szCs w:val="28"/>
+        </w:rPr>
+        <w:t>». «</w:t>
+      </w:r>
+      <w:r>
+        <w:rPr>
+          <w:rFonts w:ascii="Times New Roman" w:eastAsia="Times New Roman" w:hAnsi="Times New Roman" w:cs="Times New Roman"/>
+          <w:sz w:val="28"/>
+          <w:szCs w:val="28"/>
+        </w:rPr>
+        <w:t>(</w:t>
+      </w:r>
+      <w:r>
+        <w:rPr>
+          <w:rFonts w:ascii="Times New Roman" w:eastAsia="Times New Roman" w:hAnsi="Times New Roman" w:cs="Times New Roman"/>
+          <w:sz w:val="28"/>
+          <w:szCs w:val="28"/>
+        </w:rPr>
+        <w:t>.</w:t>
+      </w:r>
+      <w:r>
+        <w:rPr>
+          <w:rFonts w:ascii="Times New Roman" w:eastAsia="Times New Roman" w:hAnsi="Times New Roman" w:cs="Times New Roman"/>
+          <w:sz w:val="28"/>
+          <w:szCs w:val="28"/>
+          <w:lang w:val="en-US"/>
+        </w:rPr>
+        <w:t>venv</w:t>
+      </w:r>
+      <w:r>
+        <w:rPr>
+          <w:rFonts w:ascii="Times New Roman" w:eastAsia="Times New Roman" w:hAnsi="Times New Roman" w:cs="Times New Roman"/>
+          <w:sz w:val="28"/>
+          <w:szCs w:val="28"/>
+        </w:rPr>
+        <w:t>)</w:t>
+      </w:r>
+      <w:r>
+        <w:rPr>
+          <w:rFonts w:ascii="Times New Roman" w:eastAsia="Times New Roman" w:hAnsi="Times New Roman" w:cs="Times New Roman"/>
+          <w:sz w:val="28"/>
+          <w:szCs w:val="28"/>
+        </w:rPr>
+        <w:t>» в начале строки терминала указывает</w:t>
+      </w:r>
+      <w:r>
+        <w:rPr>
+          <w:rFonts w:ascii="Times New Roman" w:eastAsia="Times New Roman" w:hAnsi="Times New Roman" w:cs="Times New Roman"/>
+          <w:sz w:val="28"/>
+          <w:szCs w:val="28"/>
+        </w:rPr>
+        <w:t xml:space="preserve">, </w:t>
+      </w:r>
+      <w:r>
+        <w:rPr>
+          <w:rFonts w:ascii="Times New Roman" w:eastAsia="Times New Roman" w:hAnsi="Times New Roman" w:cs="Times New Roman"/>
+          <w:sz w:val="28"/>
+          <w:szCs w:val="28"/>
+        </w:rPr>
+        <w:t>что в данный момент мы работаем в виртуальном окружении и все работает корректно.</w:t>
+      </w:r>
+    </w:p>
+    <w:p>
+      <w:pPr>
+        <w:spacing w:after="0" w:line="360" w:lineRule="auto"/>
+        <w:jc w:val="center"/>
+        <w:rPr>
+          <w:rFonts w:ascii="Times New Roman" w:eastAsia="Times New Roman" w:hAnsi="Times New Roman" w:cs="Times New Roman"/>
+          <w:sz w:val="28"/>
+          <w:szCs w:val="28"/>
+        </w:rPr>
+      </w:pPr>
+      <w:r>
+        <w:rPr>
+          <w:rFonts w:ascii="Times New Roman" w:eastAsia="Times New Roman" w:hAnsi="Times New Roman" w:cs="Times New Roman"/>
+          <w:noProof/>
+          <w:sz w:val="28"/>
+          <w:szCs w:val="28"/>
+        </w:rPr>
+        <w:drawing>
+          <wp:inline distT="0" distB="0" distL="0" distR="0" wp14:anchorId="28E10867" wp14:editId="5C0C2066">
+            <wp:extent cx="5936093" cy="866775"/>
+            <wp:effectExtent l="0" t="0" r="7620" b="0"/>
+            <wp:docPr id="276745011" name="Рисунок 1"/>
+            <wp:cNvGraphicFramePr>
+              <a:graphicFrameLocks xmlns:a="http://schemas.openxmlformats.org/drawingml/2006/main" noChangeAspect="1"/>
+            </wp:cNvGraphicFramePr>
+            <a:graphic xmlns:a="http://schemas.openxmlformats.org/drawingml/2006/main">
+              <a:graphicData uri="http://schemas.openxmlformats.org/drawingml/2006/picture">
+                <pic:pic xmlns:pic="http://schemas.openxmlformats.org/drawingml/2006/picture">
+                  <pic:nvPicPr>
+                    <pic:cNvPr id="276745011" name=""/>
+                    <pic:cNvPicPr/>
+                  </pic:nvPicPr>
+                  <pic:blipFill>
+                    <a:blip r:embed="rId9"/>
+                    <a:stretch>
+                      <a:fillRect/>
+                    </a:stretch>
+                  </pic:blipFill>
+                  <pic:spPr>
+                    <a:xfrm>
+                      <a:off x="0" y="0"/>
+                      <a:ext cx="5948759" cy="868624"/>
+                    </a:xfrm>
+                    <a:prstGeom prst="rect">
+                      <a:avLst/>
+                    </a:prstGeom>
+                  </pic:spPr>
+                </pic:pic>
+              </a:graphicData>
+            </a:graphic>
+          </wp:inline>
+        </w:drawing>
+      </w:r>
+    </w:p>
+    <w:p>
+      <w:pPr>
+        <w:pStyle w:val="af4"/>
+        <w:spacing w:before="0" w:after="0" w:line="360" w:lineRule="auto"/>
+        <w:jc w:val="center"/>
+        <w:rPr>
+          <w:rFonts w:ascii="Times New Roman" w:eastAsia="Times New Roman" w:hAnsi="Times New Roman" w:cs="Times New Roman"/>
+          <w:i w:val="0"/>
+          <w:iCs w:val="0"/>
+        </w:rPr>
+      </w:pPr>
+      <w:r>
+        <w:rPr>
+          <w:rFonts w:ascii="Times New Roman" w:hAnsi="Times New Roman" w:cs="Times New Roman"/>
+          <w:i w:val="0"/>
+          <w:iCs w:val="0"/>
+        </w:rPr>
+        <w:t>Рисунок 2</w:t>
+      </w:r>
+      <w:r>
+        <w:rPr>
+          <w:rFonts w:ascii="Times New Roman" w:eastAsia="Times New Roman" w:hAnsi="Times New Roman" w:cs="Times New Roman"/>
+          <w:i w:val="0"/>
+          <w:iCs w:val="0"/>
+        </w:rPr>
+        <w:t xml:space="preserve"> – Проверка состояния виртуального окружения</w:t>
+      </w:r>
+    </w:p>
+    <w:p>
+      <w:pPr>
+        <w:spacing w:after="160" w:line="259" w:lineRule="auto"/>
+        <w:rPr>
+          <w:rFonts w:ascii="Times New Roman" w:eastAsia="Times New Roman" w:hAnsi="Times New Roman" w:cs="Times New Roman"/>
+          <w:sz w:val="24"/>
+          <w:szCs w:val="24"/>
+          <w:lang w:eastAsia="ru-RU"/>
+        </w:rPr>
+      </w:pPr>
+      <w:r>
+        <w:rPr>
+          <w:rFonts w:ascii="Times New Roman" w:eastAsia="Times New Roman" w:hAnsi="Times New Roman" w:cs="Times New Roman"/>
+          <w:i/>
+          <w:iCs/>
+        </w:rPr>
+        <w:br w:type="page"/>
+      </w:r>
+    </w:p>
+    <w:p>
+      <w:pPr>
+        <w:spacing w:after="0" w:line="360" w:lineRule="auto"/>
+        <w:ind w:firstLine="720"/>
+        <w:jc w:val="both"/>
+        <w:rPr>
+          <w:rFonts w:ascii="Times New Roman" w:eastAsia="Times New Roman" w:hAnsi="Times New Roman" w:cs="Times New Roman"/>
+          <w:b/>
+          <w:bCs/>
+          <w:sz w:val="28"/>
+          <w:szCs w:val="28"/>
+        </w:rPr>
+      </w:pPr>
+      <w:r>
+        <w:rPr>
+          <w:rFonts w:ascii="Times New Roman" w:eastAsia="Times New Roman" w:hAnsi="Times New Roman" w:cs="Times New Roman"/>
+          <w:b/>
+          <w:bCs/>
+          <w:sz w:val="28"/>
+          <w:szCs w:val="28"/>
+        </w:rPr>
+        <w:lastRenderedPageBreak/>
+        <w:t>Установка системы контроля версий Git</w:t>
+      </w:r>
+    </w:p>
+    <w:p>
+      <w:pPr>
+        <w:spacing w:after="0" w:line="360" w:lineRule="auto"/>
+        <w:ind w:firstLine="720"/>
+        <w:jc w:val="both"/>
+        <w:rPr>
+          <w:rFonts w:ascii="Times New Roman" w:eastAsia="Times New Roman" w:hAnsi="Times New Roman" w:cs="Times New Roman"/>
+          <w:sz w:val="28"/>
+          <w:szCs w:val="28"/>
+        </w:rPr>
+      </w:pPr>
+      <w:r>
+        <w:rPr>
+          <w:rFonts w:ascii="Times New Roman" w:eastAsia="Times New Roman" w:hAnsi="Times New Roman" w:cs="Times New Roman"/>
+          <w:sz w:val="28"/>
+          <w:szCs w:val="28"/>
+        </w:rPr>
+        <w:t>Я п</w:t>
+      </w:r>
+      <w:r>
+        <w:rPr>
+          <w:rFonts w:ascii="Times New Roman" w:eastAsia="Times New Roman" w:hAnsi="Times New Roman" w:cs="Times New Roman"/>
+          <w:sz w:val="28"/>
+          <w:szCs w:val="28"/>
+        </w:rPr>
+        <w:t xml:space="preserve">ерешёл на официальный </w:t>
+      </w:r>
+      <w:r>
+        <w:rPr>
+          <w:rFonts w:ascii="Times New Roman" w:eastAsia="Times New Roman" w:hAnsi="Times New Roman" w:cs="Times New Roman"/>
+          <w:sz w:val="28"/>
+          <w:szCs w:val="28"/>
+        </w:rPr>
+        <w:t>сайт</w:t>
+      </w:r>
+      <w:r>
+        <w:rPr>
+          <w:rStyle w:val="af8"/>
+          <w:rFonts w:ascii="Times New Roman" w:eastAsia="Times New Roman" w:hAnsi="Times New Roman" w:cs="Times New Roman"/>
+          <w:sz w:val="28"/>
+          <w:szCs w:val="28"/>
+        </w:rPr>
+        <w:footnoteReference w:id="3"/>
+      </w:r>
+      <w:r>
+        <w:rPr>
+          <w:rFonts w:ascii="Times New Roman" w:eastAsia="Times New Roman" w:hAnsi="Times New Roman" w:cs="Times New Roman"/>
+          <w:sz w:val="28"/>
+          <w:szCs w:val="28"/>
+        </w:rPr>
+        <w:t xml:space="preserve"> и на</w:t>
+      </w:r>
+      <w:r>
+        <w:rPr>
+          <w:rFonts w:ascii="Times New Roman" w:eastAsia="Times New Roman" w:hAnsi="Times New Roman" w:cs="Times New Roman"/>
+          <w:sz w:val="28"/>
+          <w:szCs w:val="28"/>
+        </w:rPr>
+        <w:t xml:space="preserve"> странице загрузок выбрал версию для Windows.</w:t>
+      </w:r>
+      <w:r>
+        <w:rPr>
+          <w:rFonts w:ascii="Times New Roman" w:eastAsia="Times New Roman" w:hAnsi="Times New Roman" w:cs="Times New Roman"/>
+          <w:sz w:val="28"/>
+          <w:szCs w:val="28"/>
+        </w:rPr>
+        <w:t xml:space="preserve"> </w:t>
+      </w:r>
+      <w:r>
+        <w:rPr>
+          <w:rFonts w:ascii="Times New Roman" w:eastAsia="Times New Roman" w:hAnsi="Times New Roman" w:cs="Times New Roman"/>
+          <w:sz w:val="28"/>
+          <w:szCs w:val="28"/>
+        </w:rPr>
+        <w:t xml:space="preserve">Запустил скачанный установщик </w:t>
+      </w:r>
+      <w:r>
+        <w:rPr>
+          <w:rFonts w:ascii="Times New Roman" w:eastAsia="Times New Roman" w:hAnsi="Times New Roman" w:cs="Times New Roman"/>
+          <w:sz w:val="28"/>
+          <w:szCs w:val="28"/>
+        </w:rPr>
+        <w:t>«</w:t>
+      </w:r>
+      <w:r>
+        <w:rPr>
+          <w:rFonts w:ascii="Times New Roman" w:eastAsia="Times New Roman" w:hAnsi="Times New Roman" w:cs="Times New Roman"/>
+          <w:sz w:val="28"/>
+          <w:szCs w:val="28"/>
+        </w:rPr>
+        <w:t>Git-2.64-bit.exe</w:t>
+      </w:r>
+      <w:r>
+        <w:rPr>
+          <w:rFonts w:ascii="Times New Roman" w:eastAsia="Times New Roman" w:hAnsi="Times New Roman" w:cs="Times New Roman"/>
+          <w:sz w:val="28"/>
+          <w:szCs w:val="28"/>
+        </w:rPr>
+        <w:t>»</w:t>
+      </w:r>
+      <w:r>
+        <w:rPr>
+          <w:rFonts w:ascii="Times New Roman" w:eastAsia="Times New Roman" w:hAnsi="Times New Roman" w:cs="Times New Roman"/>
+          <w:sz w:val="28"/>
+          <w:szCs w:val="28"/>
+        </w:rPr>
+        <w:t>.</w:t>
+      </w:r>
+      <w:r>
+        <w:rPr>
+          <w:rFonts w:ascii="Times New Roman" w:eastAsia="Times New Roman" w:hAnsi="Times New Roman" w:cs="Times New Roman"/>
+          <w:sz w:val="28"/>
+          <w:szCs w:val="28"/>
+        </w:rPr>
+        <w:t xml:space="preserve"> Дальше я с</w:t>
+      </w:r>
+      <w:r>
+        <w:rPr>
+          <w:rFonts w:ascii="Times New Roman" w:eastAsia="Times New Roman" w:hAnsi="Times New Roman" w:cs="Times New Roman"/>
+          <w:sz w:val="28"/>
+          <w:szCs w:val="28"/>
+        </w:rPr>
+        <w:t>ледовал рекомендациям мастера установки, оставляя параметры по умолчанию.</w:t>
+      </w:r>
+    </w:p>
+    <w:p>
+      <w:pPr>
+        <w:spacing w:after="0" w:line="360" w:lineRule="auto"/>
+        <w:ind w:firstLine="720"/>
+        <w:jc w:val="both"/>
+        <w:rPr>
+          <w:rFonts w:ascii="Times New Roman" w:eastAsia="Times New Roman" w:hAnsi="Times New Roman" w:cs="Times New Roman"/>
+          <w:sz w:val="28"/>
+          <w:szCs w:val="28"/>
+        </w:rPr>
+      </w:pPr>
+      <w:r>
+        <w:rPr>
+          <w:rFonts w:ascii="Times New Roman" w:eastAsia="Times New Roman" w:hAnsi="Times New Roman" w:cs="Times New Roman"/>
+          <w:sz w:val="28"/>
+          <w:szCs w:val="28"/>
+        </w:rPr>
+        <w:t>После установки открыл Git Bash и выполнил две обязательные команды для настройки своей учётной записи. Эта информация будет использоваться в коммитах</w:t>
+      </w:r>
+      <w:r>
+        <w:rPr>
+          <w:rFonts w:ascii="Times New Roman" w:eastAsia="Times New Roman" w:hAnsi="Times New Roman" w:cs="Times New Roman"/>
+          <w:sz w:val="28"/>
+          <w:szCs w:val="28"/>
+        </w:rPr>
+        <w:t xml:space="preserve"> – </w:t>
+      </w:r>
+      <w:r>
+        <w:rPr>
+          <w:rFonts w:ascii="Times New Roman" w:eastAsia="Times New Roman" w:hAnsi="Times New Roman" w:cs="Times New Roman"/>
+          <w:sz w:val="28"/>
+          <w:szCs w:val="28"/>
+        </w:rPr>
+        <w:t>записях об изменениях в коде.</w:t>
+      </w:r>
+    </w:p>
+    <w:p>
+      <w:pPr>
+        <w:spacing w:after="0" w:line="360" w:lineRule="auto"/>
+        <w:ind w:firstLine="720"/>
+        <w:jc w:val="both"/>
+        <w:rPr>
+          <w:rFonts w:ascii="Times New Roman" w:eastAsia="Times New Roman" w:hAnsi="Times New Roman" w:cs="Times New Roman"/>
+          <w:sz w:val="28"/>
+          <w:szCs w:val="28"/>
+          <w:lang w:val="en-US"/>
+        </w:rPr>
+      </w:pPr>
+      <w:r>
+        <w:rPr>
+          <w:rFonts w:ascii="Times New Roman" w:eastAsia="Times New Roman" w:hAnsi="Times New Roman" w:cs="Times New Roman"/>
+          <w:sz w:val="28"/>
+          <w:szCs w:val="28"/>
+          <w:lang w:val="en-US"/>
+        </w:rPr>
+        <w:t>«</w:t>
+      </w:r>
+      <w:r>
+        <w:rPr>
+          <w:rFonts w:ascii="Times New Roman" w:eastAsia="Times New Roman" w:hAnsi="Times New Roman" w:cs="Times New Roman"/>
+          <w:sz w:val="28"/>
+          <w:szCs w:val="28"/>
+          <w:lang w:val="en-US"/>
+        </w:rPr>
+        <w:t>git config --global user.name "</w:t>
+      </w:r>
+      <w:r>
+        <w:rPr>
+          <w:rFonts w:ascii="Times New Roman" w:eastAsia="Times New Roman" w:hAnsi="Times New Roman" w:cs="Times New Roman"/>
+          <w:sz w:val="28"/>
+          <w:szCs w:val="28"/>
+        </w:rPr>
+        <w:t>Ваше</w:t>
+      </w:r>
+      <w:r>
+        <w:rPr>
+          <w:rFonts w:ascii="Times New Roman" w:eastAsia="Times New Roman" w:hAnsi="Times New Roman" w:cs="Times New Roman"/>
+          <w:sz w:val="28"/>
+          <w:szCs w:val="28"/>
+          <w:lang w:val="en-US"/>
+        </w:rPr>
+        <w:t xml:space="preserve"> </w:t>
+      </w:r>
+      <w:r>
+        <w:rPr>
+          <w:rFonts w:ascii="Times New Roman" w:eastAsia="Times New Roman" w:hAnsi="Times New Roman" w:cs="Times New Roman"/>
+          <w:sz w:val="28"/>
+          <w:szCs w:val="28"/>
+        </w:rPr>
+        <w:t>Имя</w:t>
+      </w:r>
+      <w:r>
+        <w:rPr>
+          <w:rFonts w:ascii="Times New Roman" w:eastAsia="Times New Roman" w:hAnsi="Times New Roman" w:cs="Times New Roman"/>
+          <w:sz w:val="28"/>
+          <w:szCs w:val="28"/>
+          <w:lang w:val="en-US"/>
+        </w:rPr>
+        <w:t>"</w:t>
+      </w:r>
+      <w:r>
+        <w:rPr>
+          <w:rFonts w:ascii="Times New Roman" w:eastAsia="Times New Roman" w:hAnsi="Times New Roman" w:cs="Times New Roman"/>
+          <w:sz w:val="28"/>
+          <w:szCs w:val="28"/>
+          <w:lang w:val="en-US"/>
+        </w:rPr>
+        <w:t>»</w:t>
+      </w:r>
+    </w:p>
+    <w:p>
+      <w:pPr>
+        <w:spacing w:after="0" w:line="360" w:lineRule="auto"/>
+        <w:ind w:firstLine="720"/>
+        <w:jc w:val="both"/>
+        <w:rPr>
+          <w:rFonts w:ascii="Times New Roman" w:eastAsia="Times New Roman" w:hAnsi="Times New Roman" w:cs="Times New Roman"/>
+          <w:sz w:val="28"/>
+          <w:szCs w:val="28"/>
+          <w:lang w:val="en-US"/>
+        </w:rPr>
+      </w:pPr>
+      <w:r>
+        <w:rPr>
+          <w:rFonts w:ascii="Times New Roman" w:eastAsia="Times New Roman" w:hAnsi="Times New Roman" w:cs="Times New Roman"/>
+          <w:sz w:val="28"/>
+          <w:szCs w:val="28"/>
+          <w:lang w:val="en-US"/>
+        </w:rPr>
+        <w:t>«</w:t>
+      </w:r>
+      <w:r>
+        <w:rPr>
+          <w:rFonts w:ascii="Times New Roman" w:eastAsia="Times New Roman" w:hAnsi="Times New Roman" w:cs="Times New Roman"/>
+          <w:sz w:val="28"/>
+          <w:szCs w:val="28"/>
+          <w:lang w:val="en-US"/>
+        </w:rPr>
+        <w:t xml:space="preserve">git config --global user.email </w:t>
+      </w:r>
+      <w:hyperlink r:id="rId10" w:history="1">
+        <w:r>
+          <w:rPr>
+            <w:rStyle w:val="af2"/>
+            <w:rFonts w:ascii="Times New Roman" w:eastAsia="Times New Roman" w:hAnsi="Times New Roman" w:cs="Times New Roman"/>
+            <w:sz w:val="28"/>
+            <w:szCs w:val="28"/>
+            <w:lang w:val="en-US"/>
+          </w:rPr>
+          <w:t>your.email@example.com»</w:t>
+        </w:r>
+      </w:hyperlink>
+    </w:p>
+    <w:p>
+      <w:pPr>
+        <w:spacing w:after="0" w:line="360" w:lineRule="auto"/>
+        <w:ind w:firstLine="720"/>
+        <w:jc w:val="both"/>
+        <w:rPr>
+          <w:rFonts w:ascii="Times New Roman" w:eastAsia="Times New Roman" w:hAnsi="Times New Roman" w:cs="Times New Roman"/>
+          <w:sz w:val="28"/>
+          <w:szCs w:val="28"/>
+        </w:rPr>
+      </w:pPr>
+      <w:r>
+        <w:rPr>
+          <w:rFonts w:ascii="Times New Roman" w:eastAsia="Times New Roman" w:hAnsi="Times New Roman" w:cs="Times New Roman"/>
+          <w:sz w:val="28"/>
+          <w:szCs w:val="28"/>
+        </w:rPr>
+        <w:t>Вывел список применённых настроек, чтобы убедиться, что имя и почта указаны верно:</w:t>
+      </w:r>
+      <w:r>
+        <w:rPr>
+          <w:rFonts w:ascii="Times New Roman" w:eastAsia="Times New Roman" w:hAnsi="Times New Roman" w:cs="Times New Roman"/>
+          <w:sz w:val="28"/>
+          <w:szCs w:val="28"/>
+        </w:rPr>
+        <w:t xml:space="preserve"> «</w:t>
+      </w:r>
+      <w:r>
+        <w:rPr>
+          <w:rFonts w:ascii="Times New Roman" w:eastAsia="Times New Roman" w:hAnsi="Times New Roman" w:cs="Times New Roman"/>
+          <w:sz w:val="28"/>
+          <w:szCs w:val="28"/>
+        </w:rPr>
+        <w:t xml:space="preserve">git config </w:t>
+      </w:r>
+      <w:r>
+        <w:rPr>
+          <w:rFonts w:ascii="Times New Roman" w:eastAsia="Times New Roman" w:hAnsi="Times New Roman" w:cs="Times New Roman"/>
+          <w:sz w:val="28"/>
+          <w:szCs w:val="28"/>
+        </w:rPr>
+        <w:t>--</w:t>
+      </w:r>
+      <w:r>
+        <w:rPr>
+          <w:rFonts w:ascii="Times New Roman" w:eastAsia="Times New Roman" w:hAnsi="Times New Roman" w:cs="Times New Roman"/>
+          <w:sz w:val="28"/>
+          <w:szCs w:val="28"/>
+        </w:rPr>
+        <w:t>list</w:t>
+      </w:r>
+      <w:r>
+        <w:rPr>
+          <w:rFonts w:ascii="Times New Roman" w:eastAsia="Times New Roman" w:hAnsi="Times New Roman" w:cs="Times New Roman"/>
+          <w:sz w:val="28"/>
+          <w:szCs w:val="28"/>
+        </w:rPr>
+        <w:t>»</w:t>
+      </w:r>
+    </w:p>
+    <w:p>
+      <w:pPr>
+        <w:spacing w:after="0" w:line="360" w:lineRule="auto"/>
+        <w:jc w:val="center"/>
+        <w:rPr>
+          <w:rFonts w:ascii="Times New Roman" w:eastAsia="Times New Roman" w:hAnsi="Times New Roman" w:cs="Times New Roman"/>
+          <w:sz w:val="28"/>
+          <w:szCs w:val="28"/>
+          <w:lang w:val="en-US"/>
+        </w:rPr>
+      </w:pPr>
+      <w:r>
+        <w:rPr>
+          <w:rFonts w:ascii="Times New Roman" w:eastAsia="Times New Roman" w:hAnsi="Times New Roman" w:cs="Times New Roman"/>
+          <w:noProof/>
+          <w:sz w:val="28"/>
+          <w:szCs w:val="28"/>
+        </w:rPr>
+        <w:drawing>
+          <wp:inline distT="0" distB="0" distL="0" distR="0" wp14:anchorId="5843BFBF" wp14:editId="451A99B7">
+            <wp:extent cx="5414280" cy="4381500"/>
+            <wp:effectExtent l="0" t="0" r="0" b="0"/>
+            <wp:docPr id="1271719370" name="Рисунок 1"/>
+            <wp:cNvGraphicFramePr>
+              <a:graphicFrameLocks xmlns:a="http://schemas.openxmlformats.org/drawingml/2006/main" noChangeAspect="1"/>
+            </wp:cNvGraphicFramePr>
+            <a:graphic xmlns:a="http://schemas.openxmlformats.org/drawingml/2006/main">
+              <a:graphicData uri="http://schemas.openxmlformats.org/drawingml/2006/picture">
+                <pic:pic xmlns:pic="http://schemas.openxmlformats.org/drawingml/2006/picture">
+                  <pic:nvPicPr>
+                    <pic:cNvPr id="1271719370" name=""/>
+                    <pic:cNvPicPr/>
+                  </pic:nvPicPr>
+                  <pic:blipFill>
+                    <a:blip r:embed="rId11"/>
+                    <a:stretch>
+                      <a:fillRect/>
+                    </a:stretch>
+                  </pic:blipFill>
+                  <pic:spPr>
+                    <a:xfrm>
+                      <a:off x="0" y="0"/>
+                      <a:ext cx="5491242" cy="4443781"/>
+                    </a:xfrm>
+                    <a:prstGeom prst="rect">
+                      <a:avLst/>
+                    </a:prstGeom>
+                  </pic:spPr>
+                </pic:pic>
+              </a:graphicData>
+            </a:graphic>
+          </wp:inline>
+        </w:drawing>
+      </w:r>
+    </w:p>
+    <w:p>
+      <w:pPr>
+        <w:pStyle w:val="af4"/>
+        <w:spacing w:before="0" w:after="0" w:line="360" w:lineRule="auto"/>
+        <w:jc w:val="center"/>
+        <w:rPr>
+          <w:rFonts w:ascii="Times New Roman" w:eastAsia="Times New Roman" w:hAnsi="Times New Roman" w:cs="Times New Roman"/>
+          <w:i w:val="0"/>
+          <w:iCs w:val="0"/>
+        </w:rPr>
+      </w:pPr>
+      <w:r>
+        <w:rPr>
+          <w:rFonts w:ascii="Times New Roman" w:hAnsi="Times New Roman" w:cs="Times New Roman"/>
+          <w:i w:val="0"/>
+          <w:iCs w:val="0"/>
+        </w:rPr>
+        <w:t xml:space="preserve">Рисунок </w:t>
+      </w:r>
+      <w:r>
+        <w:rPr>
+          <w:rFonts w:ascii="Times New Roman" w:hAnsi="Times New Roman" w:cs="Times New Roman"/>
+          <w:i w:val="0"/>
+          <w:iCs w:val="0"/>
+        </w:rPr>
+        <w:t>3</w:t>
+      </w:r>
+      <w:r>
+        <w:rPr>
+          <w:rFonts w:ascii="Times New Roman" w:eastAsia="Times New Roman" w:hAnsi="Times New Roman" w:cs="Times New Roman"/>
+          <w:i w:val="0"/>
+          <w:iCs w:val="0"/>
+        </w:rPr>
+        <w:t xml:space="preserve"> – Конфигурация </w:t>
+      </w:r>
+      <w:r>
+        <w:rPr>
+          <w:rFonts w:ascii="Times New Roman" w:eastAsia="Times New Roman" w:hAnsi="Times New Roman" w:cs="Times New Roman"/>
+          <w:i w:val="0"/>
+          <w:iCs w:val="0"/>
+          <w:lang w:val="en-US"/>
+        </w:rPr>
+        <w:t>GIT</w:t>
       </w:r>
     </w:p>
     <w:p>
@@ -10827,6 +12316,205 @@
     </w:p>
     <w:p>
       <w:pPr>
+        <w:spacing w:after="0" w:line="360" w:lineRule="auto"/>
+        <w:ind w:firstLine="709"/>
+        <w:jc w:val="both"/>
+        <w:rPr>
+          <w:rFonts w:ascii="Times New Roman" w:hAnsi="Times New Roman" w:cs="Times New Roman"/>
+          <w:sz w:val="28"/>
+          <w:szCs w:val="28"/>
+        </w:rPr>
+      </w:pPr>
+      <w:r>
+        <w:rPr>
+          <w:rFonts w:ascii="Times New Roman" w:hAnsi="Times New Roman" w:cs="Times New Roman"/>
+          <w:sz w:val="28"/>
+          <w:szCs w:val="28"/>
+        </w:rPr>
+        <w:t xml:space="preserve">В соответствии с индивидуальным заданием на учебную практику </w:t>
+      </w:r>
+      <w:r>
+        <w:rPr>
+          <w:rFonts w:ascii="Times New Roman" w:hAnsi="Times New Roman" w:cs="Times New Roman"/>
+          <w:sz w:val="28"/>
+          <w:szCs w:val="28"/>
+        </w:rPr>
+        <w:t>целью настоящей разработки является</w:t>
+      </w:r>
+      <w:r>
+        <w:rPr>
+          <w:rFonts w:ascii="Times New Roman" w:hAnsi="Times New Roman" w:cs="Times New Roman"/>
+          <w:sz w:val="28"/>
+          <w:szCs w:val="28"/>
+        </w:rPr>
+        <w:t>:</w:t>
+      </w:r>
+    </w:p>
+    <w:p>
+      <w:pPr>
+        <w:pStyle w:val="ds-markdown-paragraph"/>
+        <w:spacing w:before="0" w:beforeAutospacing="0" w:after="0" w:afterAutospacing="0" w:line="360" w:lineRule="auto"/>
+        <w:ind w:firstLine="851"/>
+        <w:jc w:val="both"/>
+        <w:rPr>
+          <w:sz w:val="28"/>
+          <w:szCs w:val="28"/>
+        </w:rPr>
+      </w:pPr>
+      <w:r>
+        <w:rPr>
+          <w:sz w:val="28"/>
+          <w:szCs w:val="28"/>
+        </w:rPr>
+        <w:t>создание классической аркадной игры «Змейка» с графическим интерфейсом на языке Python с использованием библиотеки Tkinter, а также подготовка полного пакета документации.</w:t>
+      </w:r>
+    </w:p>
+    <w:p>
+      <w:pPr>
+        <w:pStyle w:val="a7"/>
+        <w:spacing w:after="0"/>
+        <w:ind w:left="0"/>
+        <w:jc w:val="both"/>
+        <w:rPr>
+          <w:rFonts w:ascii="Times New Roman" w:hAnsi="Times New Roman" w:cs="Times New Roman"/>
+          <w:sz w:val="28"/>
+          <w:szCs w:val="28"/>
+        </w:rPr>
+      </w:pPr>
+      <w:r>
+        <w:rPr>
+          <w:rFonts w:ascii="Times New Roman" w:hAnsi="Times New Roman" w:cs="Times New Roman"/>
+          <w:sz w:val="28"/>
+          <w:szCs w:val="28"/>
+        </w:rPr>
+        <w:t>Задачи разработки:</w:t>
+      </w:r>
+    </w:p>
+    <w:p>
+      <w:pPr>
+        <w:pStyle w:val="a7"/>
+        <w:numPr>
+          <w:ilvl w:val="0"/>
+          <w:numId w:val="2"/>
+        </w:numPr>
+        <w:spacing w:after="0" w:line="360" w:lineRule="auto"/>
+        <w:ind w:left="0" w:firstLine="851"/>
+        <w:jc w:val="both"/>
+        <w:rPr>
+          <w:rFonts w:ascii="Times New Roman" w:hAnsi="Times New Roman" w:cs="Times New Roman"/>
+          <w:sz w:val="28"/>
+          <w:szCs w:val="28"/>
+        </w:rPr>
+      </w:pPr>
+      <w:r>
+        <w:rPr>
+          <w:rFonts w:ascii="Times New Roman" w:hAnsi="Times New Roman" w:cs="Times New Roman"/>
+          <w:sz w:val="28"/>
+          <w:szCs w:val="28"/>
+        </w:rPr>
+        <w:t>анализ предметной области и существующих аналогов;</w:t>
+      </w:r>
+    </w:p>
+    <w:p>
+      <w:pPr>
+        <w:pStyle w:val="a7"/>
+        <w:numPr>
+          <w:ilvl w:val="0"/>
+          <w:numId w:val="2"/>
+        </w:numPr>
+        <w:spacing w:after="0" w:line="360" w:lineRule="auto"/>
+        <w:ind w:left="0" w:firstLine="851"/>
+        <w:jc w:val="both"/>
+        <w:rPr>
+          <w:rFonts w:ascii="Times New Roman" w:hAnsi="Times New Roman" w:cs="Times New Roman"/>
+          <w:sz w:val="28"/>
+          <w:szCs w:val="28"/>
+        </w:rPr>
+      </w:pPr>
+      <w:r>
+        <w:rPr>
+          <w:rFonts w:ascii="Times New Roman" w:hAnsi="Times New Roman" w:cs="Times New Roman"/>
+          <w:sz w:val="28"/>
+          <w:szCs w:val="28"/>
+        </w:rPr>
+        <w:t>проектирование структуры приложения и пользовательского интерфейса;</w:t>
+      </w:r>
+    </w:p>
+    <w:p>
+      <w:pPr>
+        <w:pStyle w:val="a7"/>
+        <w:numPr>
+          <w:ilvl w:val="0"/>
+          <w:numId w:val="2"/>
+        </w:numPr>
+        <w:spacing w:after="0" w:line="360" w:lineRule="auto"/>
+        <w:ind w:left="0" w:firstLine="851"/>
+        <w:jc w:val="both"/>
+        <w:rPr>
+          <w:rFonts w:ascii="Times New Roman" w:hAnsi="Times New Roman" w:cs="Times New Roman"/>
+          <w:sz w:val="28"/>
+          <w:szCs w:val="28"/>
+        </w:rPr>
+      </w:pPr>
+      <w:r>
+        <w:rPr>
+          <w:rFonts w:ascii="Times New Roman" w:hAnsi="Times New Roman" w:cs="Times New Roman"/>
+          <w:sz w:val="28"/>
+          <w:szCs w:val="28"/>
+        </w:rPr>
+        <w:t>реализация игровой логики (движение змейки, появление еды, проверка столкновений, подсчёт очков);</w:t>
+      </w:r>
+    </w:p>
+    <w:p>
+      <w:pPr>
+        <w:pStyle w:val="a7"/>
+        <w:numPr>
+          <w:ilvl w:val="0"/>
+          <w:numId w:val="2"/>
+        </w:numPr>
+        <w:spacing w:after="0" w:line="360" w:lineRule="auto"/>
+        <w:ind w:left="0" w:firstLine="851"/>
+        <w:jc w:val="both"/>
+        <w:rPr>
+          <w:rFonts w:ascii="Times New Roman" w:hAnsi="Times New Roman" w:cs="Times New Roman"/>
+          <w:sz w:val="28"/>
+          <w:szCs w:val="28"/>
+        </w:rPr>
+      </w:pPr>
+      <w:r>
+        <w:rPr>
+          <w:rFonts w:ascii="Times New Roman" w:hAnsi="Times New Roman" w:cs="Times New Roman"/>
+          <w:sz w:val="28"/>
+          <w:szCs w:val="28"/>
+        </w:rPr>
+        <w:t>тестирование и отладка программы;</w:t>
+      </w:r>
+    </w:p>
+    <w:p>
+      <w:pPr>
+        <w:pStyle w:val="a7"/>
+        <w:numPr>
+          <w:ilvl w:val="0"/>
+          <w:numId w:val="2"/>
+        </w:numPr>
+        <w:spacing w:after="0" w:line="360" w:lineRule="auto"/>
+        <w:ind w:left="0" w:firstLine="851"/>
+        <w:jc w:val="both"/>
+      </w:pPr>
+      <w:r>
+        <w:rPr>
+          <w:rFonts w:ascii="Times New Roman" w:hAnsi="Times New Roman" w:cs="Times New Roman"/>
+          <w:sz w:val="28"/>
+          <w:szCs w:val="28"/>
+        </w:rPr>
+        <w:t>подготовка технической и пользовательской документации</w:t>
+      </w:r>
+      <w:r>
+        <w:t>.</w:t>
+      </w:r>
+    </w:p>
+    <w:p>
+      <w:pPr>
         <w:spacing w:line="360" w:lineRule="auto"/>
         <w:ind w:firstLine="709"/>
         <w:jc w:val="both"/>
@@ -10842,7 +12530,1721 @@
           <w:sz w:val="28"/>
           <w:szCs w:val="28"/>
         </w:rPr>
-        <w:t>В соответствии с индивидуальным заданием на учебную практику необходимо:</w:t>
+        <w:br w:type="page"/>
+      </w:r>
+    </w:p>
+    <w:p>
+      <w:pPr>
+        <w:pStyle w:val="1"/>
+        <w:jc w:val="center"/>
+        <w:rPr>
+          <w:rFonts w:ascii="Times New Roman" w:hAnsi="Times New Roman" w:cs="Times New Roman"/>
+          <w:b/>
+          <w:bCs/>
+          <w:color w:val="auto"/>
+        </w:rPr>
+      </w:pPr>
+      <w:bookmarkStart w:id="4" w:name="_Toc188869799"/>
+      <w:r>
+        <w:rPr>
+          <w:rFonts w:ascii="Times New Roman" w:hAnsi="Times New Roman" w:cs="Times New Roman"/>
+          <w:b/>
+          <w:bCs/>
+          <w:color w:val="auto"/>
+        </w:rPr>
+        <w:lastRenderedPageBreak/>
+        <w:t>4. ОПИСАНИЕ ВЫПОЛНЕНИЯ ИНДИВИДУАЛЬНОГО ЗАДАНИЯ</w:t>
+      </w:r>
+      <w:bookmarkEnd w:id="4"/>
+    </w:p>
+    <w:p>
+      <w:pPr>
+        <w:spacing w:after="0"/>
+        <w:jc w:val="center"/>
+        <w:rPr>
+          <w:rFonts w:ascii="Times New Roman" w:hAnsi="Times New Roman" w:cs="Times New Roman"/>
+          <w:sz w:val="28"/>
+          <w:szCs w:val="28"/>
+        </w:rPr>
+      </w:pPr>
+    </w:p>
+    <w:p>
+      <w:pPr>
+        <w:pStyle w:val="2"/>
+        <w:ind w:firstLine="709"/>
+        <w:rPr>
+          <w:rFonts w:ascii="Times New Roman" w:hAnsi="Times New Roman" w:cs="Times New Roman"/>
+          <w:b/>
+          <w:color w:val="auto"/>
+          <w:sz w:val="28"/>
+          <w:szCs w:val="28"/>
+        </w:rPr>
+      </w:pPr>
+      <w:bookmarkStart w:id="5" w:name="_Toc188869800"/>
+      <w:r>
+        <w:rPr>
+          <w:rFonts w:ascii="Times New Roman" w:hAnsi="Times New Roman" w:cs="Times New Roman"/>
+          <w:b/>
+          <w:color w:val="auto"/>
+          <w:sz w:val="28"/>
+          <w:szCs w:val="28"/>
+        </w:rPr>
+        <w:t>4.1 Анализ предметной области и обзор аналогов</w:t>
+      </w:r>
+      <w:bookmarkEnd w:id="5"/>
+    </w:p>
+    <w:p>
+      <w:pPr>
+        <w:tabs>
+          <w:tab w:val="num" w:pos="720"/>
+        </w:tabs>
+        <w:spacing w:before="240" w:after="0" w:line="360" w:lineRule="auto"/>
+        <w:ind w:firstLine="720"/>
+        <w:contextualSpacing/>
+        <w:jc w:val="both"/>
+        <w:rPr>
+          <w:rFonts w:ascii="Times New Roman" w:eastAsia="Times New Roman" w:hAnsi="Times New Roman" w:cs="Times New Roman"/>
+          <w:sz w:val="28"/>
+          <w:szCs w:val="28"/>
+          <w:lang w:eastAsia="ru-RU"/>
+        </w:rPr>
+      </w:pPr>
+      <w:r>
+        <w:rPr>
+          <w:rFonts w:ascii="Times New Roman" w:eastAsia="Times New Roman" w:hAnsi="Times New Roman" w:cs="Times New Roman"/>
+          <w:sz w:val="28"/>
+          <w:szCs w:val="28"/>
+          <w:lang w:eastAsia="ru-RU"/>
+        </w:rPr>
+        <w:t xml:space="preserve">«Змейка» (англ. Snake) – это классический жанр аркадных игр, где игрок управляет постоянно растущей линией, избегая столкновений. </w:t>
+      </w:r>
+    </w:p>
+    <w:p>
+      <w:pPr>
+        <w:tabs>
+          <w:tab w:val="num" w:pos="720"/>
+        </w:tabs>
+        <w:spacing w:before="240" w:after="0" w:line="360" w:lineRule="auto"/>
+        <w:ind w:firstLine="720"/>
+        <w:contextualSpacing/>
+        <w:jc w:val="both"/>
+        <w:rPr>
+          <w:rFonts w:ascii="Times New Roman" w:eastAsia="Times New Roman" w:hAnsi="Times New Roman" w:cs="Times New Roman"/>
+          <w:sz w:val="28"/>
+          <w:szCs w:val="28"/>
+          <w:lang w:eastAsia="ru-RU"/>
+        </w:rPr>
+      </w:pPr>
+      <w:r>
+        <w:rPr>
+          <w:rFonts w:ascii="Times New Roman" w:eastAsia="Times New Roman" w:hAnsi="Times New Roman" w:cs="Times New Roman"/>
+          <w:sz w:val="28"/>
+          <w:szCs w:val="28"/>
+          <w:lang w:eastAsia="ru-RU"/>
+        </w:rPr>
+        <w:t>Основы жанра заложила аркадная игра Blockade от команды Gremlin Interactive. Это была игра для двух игроков, где движение оставляло неисчезающий след, а столкновение с ним означало проигрыш. Одну из первых компьютерных адаптаций концепции под названием Worm создал Питер Трефонас для компьютера TRS-80. Каноническую версию разработал Танели Арманто, финский инженер Nokia. Он адаптировал идею для одиночной игры на телефоне Nokia 6110, добавив механику сбора точек (яблок) для роста змейки.</w:t>
+      </w:r>
+    </w:p>
+    <w:p>
+      <w:pPr>
+        <w:keepNext/>
+        <w:keepLines/>
+        <w:numPr>
+          <w:ilvl w:val="1"/>
+          <w:numId w:val="0"/>
+        </w:numPr>
+        <w:tabs>
+          <w:tab w:val="num" w:pos="964"/>
+          <w:tab w:val="left" w:pos="1560"/>
+        </w:tabs>
+        <w:spacing w:before="200" w:after="0" w:line="360" w:lineRule="auto"/>
+        <w:ind w:firstLine="851"/>
+        <w:contextualSpacing/>
+        <w:jc w:val="both"/>
+        <w:outlineLvl w:val="1"/>
+        <w:rPr>
+          <w:rFonts w:ascii="Times New Roman" w:eastAsia="MS Gothic" w:hAnsi="Times New Roman" w:cs="Times New Roman"/>
+          <w:b/>
+          <w:bCs/>
+          <w:sz w:val="28"/>
+          <w:szCs w:val="28"/>
+          <w:lang w:eastAsia="ru-RU"/>
+        </w:rPr>
+      </w:pPr>
+      <w:bookmarkStart w:id="6" w:name="_Toc223514273"/>
+      <w:r>
+        <w:rPr>
+          <w:rFonts w:ascii="Times New Roman" w:eastAsia="MS Gothic" w:hAnsi="Times New Roman" w:cs="Times New Roman"/>
+          <w:b/>
+          <w:bCs/>
+          <w:sz w:val="28"/>
+          <w:szCs w:val="28"/>
+          <w:lang w:eastAsia="ru-RU"/>
+        </w:rPr>
+        <w:t>Обзор аналогов</w:t>
+      </w:r>
+      <w:bookmarkEnd w:id="6"/>
+    </w:p>
+    <w:p>
+      <w:pPr>
+        <w:numPr>
+          <w:ilvl w:val="0"/>
+          <w:numId w:val="3"/>
+        </w:numPr>
+        <w:suppressAutoHyphens/>
+        <w:spacing w:before="240" w:after="0" w:line="360" w:lineRule="auto"/>
+        <w:contextualSpacing/>
+        <w:jc w:val="both"/>
+        <w:rPr>
+          <w:rFonts w:ascii="Times New Roman" w:eastAsia="Times New Roman" w:hAnsi="Times New Roman" w:cs="Times New Roman"/>
+          <w:sz w:val="28"/>
+          <w:szCs w:val="28"/>
+          <w:lang w:eastAsia="ru-RU"/>
+        </w:rPr>
+      </w:pPr>
+      <w:r>
+        <w:rPr>
+          <w:rFonts w:ascii="Times New Roman" w:eastAsia="Times New Roman" w:hAnsi="Times New Roman" w:cs="Times New Roman"/>
+          <w:sz w:val="28"/>
+          <w:szCs w:val="28"/>
+          <w:lang w:eastAsia="ru-RU"/>
+        </w:rPr>
+        <w:t xml:space="preserve">Змейка! </w:t>
+      </w:r>
+      <w:r>
+        <w:rPr>
+          <w:rFonts w:ascii="Times New Roman" w:eastAsia="Times New Roman" w:hAnsi="Times New Roman" w:cs="Times New Roman"/>
+          <w:sz w:val="28"/>
+          <w:szCs w:val="28"/>
+          <w:vertAlign w:val="superscript"/>
+          <w:lang w:eastAsia="ru-RU"/>
+        </w:rPr>
+        <w:footnoteReference w:id="4"/>
+      </w:r>
+      <w:r>
+        <w:rPr>
+          <w:rFonts w:ascii="Times New Roman" w:eastAsia="Times New Roman" w:hAnsi="Times New Roman" w:cs="Times New Roman"/>
+          <w:sz w:val="28"/>
+          <w:szCs w:val="28"/>
+          <w:lang w:eastAsia="ru-RU"/>
+        </w:rPr>
+        <w:t xml:space="preserve">– </w:t>
+      </w:r>
+      <w:r>
+        <w:rPr>
+          <w:rFonts w:ascii="Times New Roman" w:eastAsia="Times New Roman" w:hAnsi="Times New Roman" w:cs="Times New Roman"/>
+          <w:sz w:val="28"/>
+          <w:szCs w:val="28"/>
+          <w:lang w:val="en-US" w:eastAsia="ru-RU"/>
+        </w:rPr>
+        <w:t>Pitraev</w:t>
+      </w:r>
+      <w:r>
+        <w:rPr>
+          <w:rFonts w:ascii="Times New Roman" w:eastAsia="Times New Roman" w:hAnsi="Times New Roman" w:cs="Times New Roman"/>
+          <w:sz w:val="28"/>
+          <w:szCs w:val="28"/>
+          <w:lang w:eastAsia="ru-RU"/>
+        </w:rPr>
+        <w:t xml:space="preserve"> </w:t>
+      </w:r>
+      <w:r>
+        <w:rPr>
+          <w:rFonts w:ascii="Times New Roman" w:eastAsia="Times New Roman" w:hAnsi="Times New Roman" w:cs="Times New Roman"/>
+          <w:sz w:val="28"/>
+          <w:szCs w:val="28"/>
+          <w:lang w:val="en-US" w:eastAsia="ru-RU"/>
+        </w:rPr>
+        <w:t>Vlad</w:t>
+      </w:r>
+      <w:r>
+        <w:rPr>
+          <w:rFonts w:ascii="Times New Roman" w:eastAsia="Times New Roman" w:hAnsi="Times New Roman" w:cs="Times New Roman"/>
+          <w:sz w:val="28"/>
+          <w:szCs w:val="28"/>
+          <w:lang w:eastAsia="ru-RU"/>
+        </w:rPr>
+        <w:t>, 2020 год:</w:t>
+      </w:r>
+    </w:p>
+    <w:p>
+      <w:pPr>
+        <w:spacing w:before="240" w:after="0" w:line="360" w:lineRule="auto"/>
+        <w:contextualSpacing/>
+        <w:jc w:val="center"/>
+        <w:rPr>
+          <w:rFonts w:ascii="Times New Roman" w:eastAsia="Times New Roman" w:hAnsi="Times New Roman" w:cs="Times New Roman"/>
+          <w:sz w:val="28"/>
+          <w:szCs w:val="28"/>
+          <w:lang w:val="en-US" w:eastAsia="ru-RU"/>
+        </w:rPr>
+      </w:pPr>
+      <w:r>
+        <w:rPr>
+          <w:rFonts w:ascii="Times New Roman" w:eastAsia="Times New Roman" w:hAnsi="Times New Roman" w:cs="Times New Roman"/>
+          <w:noProof/>
+          <w:sz w:val="28"/>
+          <w:szCs w:val="28"/>
+          <w:lang w:val="en-US" w:eastAsia="ru-RU"/>
+        </w:rPr>
+        <w:drawing>
+          <wp:inline distT="0" distB="0" distL="0" distR="0" wp14:anchorId="4B371F47" wp14:editId="3C931556">
+            <wp:extent cx="3683026" cy="2759710"/>
+            <wp:effectExtent l="0" t="0" r="0" b="2540"/>
+            <wp:docPr id="1263363866" name="Рисунок 1" descr="Изображение выглядит как снимок экрана, программное обеспечение&#10;&#10;Содержимое, созданное искусственным интеллектом, может быть неверным."/>
+            <wp:cNvGraphicFramePr>
+              <a:graphicFrameLocks xmlns:a="http://schemas.openxmlformats.org/drawingml/2006/main" noChangeAspect="1"/>
+            </wp:cNvGraphicFramePr>
+            <a:graphic xmlns:a="http://schemas.openxmlformats.org/drawingml/2006/main">
+              <a:graphicData uri="http://schemas.openxmlformats.org/drawingml/2006/picture">
+                <pic:pic xmlns:pic="http://schemas.openxmlformats.org/drawingml/2006/picture">
+                  <pic:nvPicPr>
+                    <pic:cNvPr id="1263363866" name="Рисунок 1" descr="Изображение выглядит как снимок экрана, программное обеспечение&#10;&#10;Содержимое, созданное искусственным интеллектом, может быть неверным."/>
+                    <pic:cNvPicPr/>
+                  </pic:nvPicPr>
+                  <pic:blipFill>
+                    <a:blip r:embed="rId12"/>
+                    <a:stretch>
+                      <a:fillRect/>
+                    </a:stretch>
+                  </pic:blipFill>
+                  <pic:spPr>
+                    <a:xfrm>
+                      <a:off x="0" y="0"/>
+                      <a:ext cx="3775907" cy="2829306"/>
+                    </a:xfrm>
+                    <a:prstGeom prst="rect">
+                      <a:avLst/>
+                    </a:prstGeom>
+                  </pic:spPr>
+                </pic:pic>
+              </a:graphicData>
+            </a:graphic>
+          </wp:inline>
+        </w:drawing>
+      </w:r>
+    </w:p>
+    <w:p>
+      <w:pPr>
+        <w:spacing w:before="240" w:after="0" w:line="360" w:lineRule="auto"/>
+        <w:ind w:left="285"/>
+        <w:contextualSpacing/>
+        <w:jc w:val="center"/>
+        <w:rPr>
+          <w:rFonts w:ascii="Times New Roman" w:eastAsia="MS Mincho" w:hAnsi="Times New Roman" w:cs="Times New Roman"/>
+          <w:sz w:val="24"/>
+          <w:szCs w:val="24"/>
+          <w:lang w:eastAsia="ru-RU"/>
+        </w:rPr>
+      </w:pPr>
+      <w:r>
+        <w:rPr>
+          <w:rFonts w:ascii="Times New Roman" w:eastAsia="MS Mincho" w:hAnsi="Times New Roman" w:cs="Times New Roman"/>
+          <w:sz w:val="24"/>
+          <w:szCs w:val="24"/>
+          <w:lang w:eastAsia="ru-RU"/>
+        </w:rPr>
+        <w:t>Рисунок 1 – Скриншот интерфейса игры «Змейка!»</w:t>
+      </w:r>
+    </w:p>
+    <w:p>
+      <w:pPr>
+        <w:spacing w:before="240" w:after="0" w:line="360" w:lineRule="auto"/>
+        <w:ind w:firstLine="851"/>
+        <w:contextualSpacing/>
+        <w:jc w:val="both"/>
+        <w:rPr>
+          <w:rFonts w:ascii="Times New Roman" w:eastAsia="MS Gothic" w:hAnsi="Times New Roman" w:cs="Times New Roman"/>
+          <w:sz w:val="28"/>
+          <w:szCs w:val="28"/>
+          <w:lang w:eastAsia="ru-RU"/>
+        </w:rPr>
+      </w:pPr>
+      <w:r>
+        <w:rPr>
+          <w:rFonts w:ascii="Times New Roman" w:eastAsia="Times New Roman" w:hAnsi="Times New Roman" w:cs="Times New Roman"/>
+          <w:sz w:val="28"/>
+          <w:szCs w:val="28"/>
+          <w:lang w:eastAsia="ru-RU"/>
+        </w:rPr>
+        <w:lastRenderedPageBreak/>
+        <w:t xml:space="preserve">Змейка! (см. рисунок 1) – традиционная игра змейка, из популярного магазина приложений </w:t>
+      </w:r>
+      <w:r>
+        <w:rPr>
+          <w:rFonts w:ascii="Times New Roman" w:eastAsia="Times New Roman" w:hAnsi="Times New Roman" w:cs="Times New Roman"/>
+          <w:sz w:val="28"/>
+          <w:szCs w:val="28"/>
+          <w:lang w:val="en-US" w:eastAsia="ru-RU"/>
+        </w:rPr>
+        <w:t>Microsoft</w:t>
+      </w:r>
+      <w:r>
+        <w:rPr>
+          <w:rFonts w:ascii="Times New Roman" w:eastAsia="Times New Roman" w:hAnsi="Times New Roman" w:cs="Times New Roman"/>
+          <w:sz w:val="28"/>
+          <w:szCs w:val="28"/>
+          <w:lang w:eastAsia="ru-RU"/>
+        </w:rPr>
+        <w:t xml:space="preserve"> </w:t>
+      </w:r>
+      <w:r>
+        <w:rPr>
+          <w:rFonts w:ascii="Times New Roman" w:eastAsia="Times New Roman" w:hAnsi="Times New Roman" w:cs="Times New Roman"/>
+          <w:sz w:val="28"/>
+          <w:szCs w:val="28"/>
+          <w:lang w:val="en-US" w:eastAsia="ru-RU"/>
+        </w:rPr>
+        <w:t>Store</w:t>
+      </w:r>
+      <w:r>
+        <w:rPr>
+          <w:rFonts w:ascii="Times New Roman" w:eastAsia="Times New Roman" w:hAnsi="Times New Roman" w:cs="Times New Roman"/>
+          <w:sz w:val="28"/>
+          <w:szCs w:val="28"/>
+          <w:lang w:eastAsia="ru-RU"/>
+        </w:rPr>
+        <w:t xml:space="preserve">. Была разработана в 2020 году разработчиком </w:t>
+      </w:r>
+      <w:r>
+        <w:rPr>
+          <w:rFonts w:ascii="Times New Roman" w:eastAsia="Times New Roman" w:hAnsi="Times New Roman" w:cs="Times New Roman"/>
+          <w:sz w:val="28"/>
+          <w:szCs w:val="28"/>
+          <w:lang w:val="en-US" w:eastAsia="ru-RU"/>
+        </w:rPr>
+        <w:t>Pitraev</w:t>
+      </w:r>
+      <w:r>
+        <w:rPr>
+          <w:rFonts w:ascii="Times New Roman" w:eastAsia="Times New Roman" w:hAnsi="Times New Roman" w:cs="Times New Roman"/>
+          <w:sz w:val="28"/>
+          <w:szCs w:val="28"/>
+          <w:lang w:eastAsia="ru-RU"/>
+        </w:rPr>
+        <w:t xml:space="preserve"> </w:t>
+      </w:r>
+      <w:r>
+        <w:rPr>
+          <w:rFonts w:ascii="Times New Roman" w:eastAsia="Times New Roman" w:hAnsi="Times New Roman" w:cs="Times New Roman"/>
+          <w:sz w:val="28"/>
+          <w:szCs w:val="28"/>
+          <w:lang w:val="en-US" w:eastAsia="ru-RU"/>
+        </w:rPr>
+        <w:t>Vlad</w:t>
+      </w:r>
+      <w:r>
+        <w:rPr>
+          <w:rFonts w:ascii="Times New Roman" w:eastAsia="Times New Roman" w:hAnsi="Times New Roman" w:cs="Times New Roman"/>
+          <w:sz w:val="28"/>
+          <w:szCs w:val="28"/>
+          <w:lang w:eastAsia="ru-RU"/>
+        </w:rPr>
+        <w:t>.</w:t>
+      </w:r>
+    </w:p>
+    <w:p>
+      <w:pPr>
+        <w:spacing w:before="240" w:after="0" w:line="360" w:lineRule="auto"/>
+        <w:ind w:firstLine="851"/>
+        <w:contextualSpacing/>
+        <w:jc w:val="both"/>
+        <w:rPr>
+          <w:rFonts w:ascii="Times New Roman" w:eastAsia="MS Mincho" w:hAnsi="Times New Roman" w:cs="Times New Roman"/>
+          <w:sz w:val="28"/>
+          <w:szCs w:val="28"/>
+          <w:lang w:eastAsia="ru-RU"/>
+        </w:rPr>
+      </w:pPr>
+      <w:r>
+        <w:rPr>
+          <w:rFonts w:ascii="Times New Roman" w:eastAsia="MS Gothic" w:hAnsi="Times New Roman" w:cs="Times New Roman"/>
+          <w:sz w:val="28"/>
+          <w:szCs w:val="28"/>
+          <w:lang w:eastAsia="ru-RU"/>
+        </w:rPr>
+        <w:t>Преимущества</w:t>
+      </w:r>
+      <w:r>
+        <w:rPr>
+          <w:rFonts w:ascii="Times New Roman" w:eastAsia="MS Mincho" w:hAnsi="Times New Roman" w:cs="Times New Roman"/>
+          <w:sz w:val="28"/>
+          <w:szCs w:val="28"/>
+          <w:lang w:eastAsia="ru-RU"/>
+        </w:rPr>
+        <w:t>:</w:t>
+      </w:r>
+    </w:p>
+    <w:p>
+      <w:pPr>
+        <w:pStyle w:val="a7"/>
+        <w:keepLines/>
+        <w:numPr>
+          <w:ilvl w:val="0"/>
+          <w:numId w:val="4"/>
+        </w:numPr>
+        <w:tabs>
+          <w:tab w:val="left" w:pos="1276"/>
+        </w:tabs>
+        <w:spacing w:after="0" w:line="360" w:lineRule="auto"/>
+        <w:jc w:val="both"/>
+        <w:rPr>
+          <w:rFonts w:ascii="Times New Roman" w:eastAsia="MS Mincho" w:hAnsi="Times New Roman" w:cs="Arial"/>
+          <w:sz w:val="28"/>
+          <w:szCs w:val="28"/>
+          <w:lang w:eastAsia="ru-RU"/>
+        </w:rPr>
+      </w:pPr>
+      <w:r>
+        <w:rPr>
+          <w:rFonts w:ascii="Times New Roman" w:eastAsia="MS Mincho" w:hAnsi="Times New Roman" w:cs="Arial"/>
+          <w:sz w:val="28"/>
+          <w:szCs w:val="28"/>
+          <w:lang w:eastAsia="ru-RU"/>
+        </w:rPr>
+        <w:t>корректная и четкая обработка столкновений со стенами;</w:t>
+      </w:r>
+    </w:p>
+    <w:p>
+      <w:pPr>
+        <w:pStyle w:val="a7"/>
+        <w:keepLines/>
+        <w:numPr>
+          <w:ilvl w:val="0"/>
+          <w:numId w:val="4"/>
+        </w:numPr>
+        <w:tabs>
+          <w:tab w:val="left" w:pos="1276"/>
+        </w:tabs>
+        <w:spacing w:after="0" w:line="360" w:lineRule="auto"/>
+        <w:jc w:val="both"/>
+        <w:rPr>
+          <w:rFonts w:ascii="Times New Roman" w:eastAsia="MS Mincho" w:hAnsi="Times New Roman" w:cs="Arial"/>
+          <w:sz w:val="28"/>
+          <w:szCs w:val="28"/>
+          <w:lang w:eastAsia="ru-RU"/>
+        </w:rPr>
+      </w:pPr>
+      <w:r>
+        <w:rPr>
+          <w:rFonts w:ascii="Times New Roman" w:eastAsia="MS Mincho" w:hAnsi="Times New Roman" w:cs="Arial"/>
+          <w:sz w:val="28"/>
+          <w:szCs w:val="28"/>
+          <w:lang w:eastAsia="ru-RU"/>
+        </w:rPr>
+        <w:t>корректная и четкая обработка столкновений с собственным хвостом;</w:t>
+      </w:r>
+    </w:p>
+    <w:p>
+      <w:pPr>
+        <w:pStyle w:val="a7"/>
+        <w:keepLines/>
+        <w:numPr>
+          <w:ilvl w:val="0"/>
+          <w:numId w:val="4"/>
+        </w:numPr>
+        <w:tabs>
+          <w:tab w:val="left" w:pos="1276"/>
+        </w:tabs>
+        <w:spacing w:after="0" w:line="360" w:lineRule="auto"/>
+        <w:jc w:val="both"/>
+        <w:rPr>
+          <w:rFonts w:ascii="Times New Roman" w:eastAsia="MS Mincho" w:hAnsi="Times New Roman" w:cs="Arial"/>
+          <w:sz w:val="28"/>
+          <w:szCs w:val="28"/>
+          <w:lang w:eastAsia="ru-RU"/>
+        </w:rPr>
+      </w:pPr>
+      <w:r>
+        <w:rPr>
+          <w:rFonts w:ascii="Times New Roman" w:eastAsia="MS Mincho" w:hAnsi="Times New Roman" w:cs="Arial"/>
+          <w:sz w:val="28"/>
+          <w:szCs w:val="28"/>
+          <w:lang w:eastAsia="ru-RU"/>
+        </w:rPr>
+        <w:t>отзывчивое управление.</w:t>
+      </w:r>
+    </w:p>
+    <w:p>
+      <w:pPr>
+        <w:spacing w:before="240" w:after="0" w:line="360" w:lineRule="auto"/>
+        <w:ind w:firstLine="851"/>
+        <w:contextualSpacing/>
+        <w:jc w:val="both"/>
+        <w:rPr>
+          <w:rFonts w:ascii="Times New Roman" w:eastAsia="MS Mincho" w:hAnsi="Times New Roman" w:cs="Times New Roman"/>
+          <w:sz w:val="28"/>
+          <w:szCs w:val="28"/>
+          <w:lang w:eastAsia="ru-RU"/>
+        </w:rPr>
+      </w:pPr>
+      <w:r>
+        <w:rPr>
+          <w:rFonts w:ascii="Times New Roman" w:eastAsia="MS Gothic" w:hAnsi="Times New Roman" w:cs="Times New Roman"/>
+          <w:sz w:val="28"/>
+          <w:szCs w:val="28"/>
+          <w:lang w:eastAsia="ru-RU"/>
+        </w:rPr>
+        <w:t>Недостатки</w:t>
+      </w:r>
+      <w:r>
+        <w:rPr>
+          <w:rFonts w:ascii="Times New Roman" w:eastAsia="MS Mincho" w:hAnsi="Times New Roman" w:cs="Times New Roman"/>
+          <w:sz w:val="28"/>
+          <w:szCs w:val="28"/>
+          <w:lang w:eastAsia="ru-RU"/>
+        </w:rPr>
+        <w:t>:</w:t>
+      </w:r>
+    </w:p>
+    <w:p>
+      <w:pPr>
+        <w:pStyle w:val="a7"/>
+        <w:keepLines/>
+        <w:numPr>
+          <w:ilvl w:val="0"/>
+          <w:numId w:val="5"/>
+        </w:numPr>
+        <w:tabs>
+          <w:tab w:val="left" w:pos="1276"/>
+        </w:tabs>
+        <w:spacing w:after="0" w:line="360" w:lineRule="auto"/>
+        <w:jc w:val="both"/>
+        <w:rPr>
+          <w:rFonts w:ascii="Times New Roman" w:eastAsia="MS Mincho" w:hAnsi="Times New Roman" w:cs="Arial"/>
+          <w:sz w:val="28"/>
+          <w:szCs w:val="28"/>
+          <w:lang w:eastAsia="ru-RU"/>
+        </w:rPr>
+      </w:pPr>
+      <w:r>
+        <w:rPr>
+          <w:rFonts w:ascii="Times New Roman" w:eastAsia="MS Mincho" w:hAnsi="Times New Roman" w:cs="Arial"/>
+          <w:sz w:val="28"/>
+          <w:szCs w:val="28"/>
+          <w:lang w:eastAsia="ru-RU"/>
+        </w:rPr>
+        <w:t>недоработанная логика передвижения змейки (в игре она может двигаться в противоположном направление);</w:t>
+      </w:r>
+    </w:p>
+    <w:p>
+      <w:pPr>
+        <w:pStyle w:val="a7"/>
+        <w:keepLines/>
+        <w:numPr>
+          <w:ilvl w:val="0"/>
+          <w:numId w:val="5"/>
+        </w:numPr>
+        <w:tabs>
+          <w:tab w:val="left" w:pos="1276"/>
+        </w:tabs>
+        <w:spacing w:after="0" w:line="360" w:lineRule="auto"/>
+        <w:jc w:val="both"/>
+        <w:rPr>
+          <w:rFonts w:ascii="Times New Roman" w:eastAsia="MS Mincho" w:hAnsi="Times New Roman" w:cs="Arial"/>
+          <w:sz w:val="28"/>
+          <w:szCs w:val="28"/>
+          <w:lang w:eastAsia="ru-RU"/>
+        </w:rPr>
+      </w:pPr>
+      <w:r>
+        <w:rPr>
+          <w:rFonts w:ascii="Times New Roman" w:eastAsia="MS Mincho" w:hAnsi="Times New Roman" w:cs="Arial"/>
+          <w:sz w:val="28"/>
+          <w:szCs w:val="28"/>
+          <w:lang w:eastAsia="ru-RU"/>
+        </w:rPr>
+        <w:t>отсутствие какого - либо экрана проигрыша;</w:t>
+      </w:r>
+    </w:p>
+    <w:p>
+      <w:pPr>
+        <w:pStyle w:val="a7"/>
+        <w:keepLines/>
+        <w:numPr>
+          <w:ilvl w:val="0"/>
+          <w:numId w:val="5"/>
+        </w:numPr>
+        <w:tabs>
+          <w:tab w:val="left" w:pos="1276"/>
+        </w:tabs>
+        <w:spacing w:after="0" w:line="360" w:lineRule="auto"/>
+        <w:jc w:val="both"/>
+        <w:rPr>
+          <w:rFonts w:ascii="Times New Roman" w:eastAsia="MS Mincho" w:hAnsi="Times New Roman" w:cs="Arial"/>
+          <w:sz w:val="28"/>
+          <w:szCs w:val="28"/>
+          <w:lang w:eastAsia="ru-RU"/>
+        </w:rPr>
+      </w:pPr>
+      <w:r>
+        <w:rPr>
+          <w:rFonts w:ascii="Times New Roman" w:eastAsia="MS Mincho" w:hAnsi="Times New Roman" w:cs="Arial"/>
+          <w:sz w:val="28"/>
+          <w:szCs w:val="28"/>
+          <w:lang w:eastAsia="ru-RU"/>
+        </w:rPr>
+        <w:t>рваный игровой процесс.</w:t>
+      </w:r>
+    </w:p>
+    <w:p>
+      <w:pPr>
+        <w:spacing w:before="240" w:after="0" w:line="360" w:lineRule="auto"/>
+        <w:contextualSpacing/>
+        <w:jc w:val="both"/>
+        <w:rPr>
+          <w:rFonts w:ascii="Times New Roman" w:eastAsia="MS Mincho" w:hAnsi="Times New Roman" w:cs="Arial"/>
+          <w:sz w:val="28"/>
+          <w:szCs w:val="28"/>
+          <w:lang w:eastAsia="ru-RU"/>
+        </w:rPr>
+      </w:pPr>
+    </w:p>
+    <w:p>
+      <w:pPr>
+        <w:numPr>
+          <w:ilvl w:val="0"/>
+          <w:numId w:val="3"/>
+        </w:numPr>
+        <w:suppressAutoHyphens/>
+        <w:spacing w:before="240" w:after="0" w:line="360" w:lineRule="auto"/>
+        <w:contextualSpacing/>
+        <w:jc w:val="both"/>
+        <w:rPr>
+          <w:rFonts w:ascii="Times New Roman" w:eastAsia="Times New Roman" w:hAnsi="Times New Roman" w:cs="Times New Roman"/>
+          <w:sz w:val="28"/>
+          <w:szCs w:val="28"/>
+          <w:lang w:eastAsia="ru-RU"/>
+        </w:rPr>
+      </w:pPr>
+      <w:r>
+        <w:rPr>
+          <w:rFonts w:ascii="Times New Roman" w:eastAsia="Times New Roman" w:hAnsi="Times New Roman" w:cs="Times New Roman"/>
+          <w:sz w:val="28"/>
+          <w:szCs w:val="28"/>
+          <w:lang w:eastAsia="ru-RU"/>
+        </w:rPr>
+        <w:t>Змейка 2</w:t>
+      </w:r>
+      <w:r>
+        <w:rPr>
+          <w:rFonts w:ascii="Times New Roman" w:eastAsia="Times New Roman" w:hAnsi="Times New Roman" w:cs="Times New Roman"/>
+          <w:sz w:val="28"/>
+          <w:szCs w:val="28"/>
+          <w:lang w:val="en-US" w:eastAsia="ru-RU"/>
+        </w:rPr>
+        <w:t>D</w:t>
+      </w:r>
+      <w:r>
+        <w:rPr>
+          <w:rFonts w:ascii="Times New Roman" w:eastAsia="Times New Roman" w:hAnsi="Times New Roman" w:cs="Times New Roman"/>
+          <w:sz w:val="28"/>
+          <w:szCs w:val="28"/>
+          <w:lang w:eastAsia="ru-RU"/>
+        </w:rPr>
+        <w:t xml:space="preserve"> </w:t>
+      </w:r>
+      <w:r>
+        <w:rPr>
+          <w:rFonts w:ascii="Times New Roman" w:eastAsia="Times New Roman" w:hAnsi="Times New Roman" w:cs="Times New Roman"/>
+          <w:sz w:val="28"/>
+          <w:szCs w:val="28"/>
+          <w:vertAlign w:val="superscript"/>
+          <w:lang w:eastAsia="ru-RU"/>
+        </w:rPr>
+        <w:footnoteReference w:id="5"/>
+      </w:r>
+      <w:r>
+        <w:rPr>
+          <w:rFonts w:ascii="Times New Roman" w:eastAsia="Times New Roman" w:hAnsi="Times New Roman" w:cs="Times New Roman"/>
+          <w:sz w:val="28"/>
+          <w:szCs w:val="28"/>
+          <w:lang w:eastAsia="ru-RU"/>
+        </w:rPr>
+        <w:t xml:space="preserve">– </w:t>
+      </w:r>
+      <w:r>
+        <w:rPr>
+          <w:rFonts w:ascii="Times New Roman" w:eastAsia="Times New Roman" w:hAnsi="Times New Roman" w:cs="Times New Roman"/>
+          <w:sz w:val="28"/>
+          <w:szCs w:val="28"/>
+          <w:lang w:val="en-US" w:eastAsia="ru-RU"/>
+        </w:rPr>
+        <w:t>DevKD</w:t>
+      </w:r>
+      <w:r>
+        <w:rPr>
+          <w:rFonts w:ascii="Times New Roman" w:eastAsia="Times New Roman" w:hAnsi="Times New Roman" w:cs="Times New Roman"/>
+          <w:sz w:val="28"/>
+          <w:szCs w:val="28"/>
+          <w:lang w:eastAsia="ru-RU"/>
+        </w:rPr>
+        <w:t>, 27 фев. 2024 года:</w:t>
+      </w:r>
+    </w:p>
+    <w:p>
+      <w:pPr>
+        <w:spacing w:before="240" w:after="0" w:line="360" w:lineRule="auto"/>
+        <w:contextualSpacing/>
+        <w:jc w:val="center"/>
+        <w:rPr>
+          <w:rFonts w:ascii="Times New Roman" w:eastAsia="Times New Roman" w:hAnsi="Times New Roman" w:cs="Times New Roman"/>
+          <w:sz w:val="28"/>
+          <w:szCs w:val="28"/>
+          <w:lang w:eastAsia="ru-RU"/>
+        </w:rPr>
+      </w:pPr>
+      <w:r>
+        <w:rPr>
+          <w:rFonts w:ascii="Times New Roman" w:eastAsia="Times New Roman" w:hAnsi="Times New Roman" w:cs="Times New Roman"/>
+          <w:noProof/>
+          <w:sz w:val="28"/>
+          <w:szCs w:val="28"/>
+          <w:lang w:val="en-US" w:eastAsia="ru-RU"/>
+        </w:rPr>
+        <w:drawing>
+          <wp:inline distT="0" distB="0" distL="0" distR="0" wp14:anchorId="4F1B4765" wp14:editId="72A3FDF4">
+            <wp:extent cx="2241746" cy="2837815"/>
+            <wp:effectExtent l="0" t="0" r="6350" b="635"/>
+            <wp:docPr id="1209087502" name="Рисунок 1"/>
+            <wp:cNvGraphicFramePr>
+              <a:graphicFrameLocks xmlns:a="http://schemas.openxmlformats.org/drawingml/2006/main" noChangeAspect="1"/>
+            </wp:cNvGraphicFramePr>
+            <a:graphic xmlns:a="http://schemas.openxmlformats.org/drawingml/2006/main">
+              <a:graphicData uri="http://schemas.openxmlformats.org/drawingml/2006/picture">
+                <pic:pic xmlns:pic="http://schemas.openxmlformats.org/drawingml/2006/picture">
+                  <pic:nvPicPr>
+                    <pic:cNvPr id="1209087502" name="Рисунок 1"/>
+                    <pic:cNvPicPr/>
+                  </pic:nvPicPr>
+                  <pic:blipFill>
+                    <a:blip r:embed="rId13">
+                      <a:extLst>
+                        <a:ext uri="{28A0092B-C50C-407E-A947-70E740481C1C}">
+                          <a14:useLocalDpi xmlns:a14="http://schemas.microsoft.com/office/drawing/2010/main" val="0"/>
+                        </a:ext>
+                      </a:extLst>
+                    </a:blip>
+                    <a:stretch>
+                      <a:fillRect/>
+                    </a:stretch>
+                  </pic:blipFill>
+                  <pic:spPr>
+                    <a:xfrm>
+                      <a:off x="0" y="0"/>
+                      <a:ext cx="2306493" cy="2919777"/>
+                    </a:xfrm>
+                    <a:prstGeom prst="rect">
+                      <a:avLst/>
+                    </a:prstGeom>
+                  </pic:spPr>
+                </pic:pic>
+              </a:graphicData>
+            </a:graphic>
+          </wp:inline>
+        </w:drawing>
+      </w:r>
+    </w:p>
+    <w:p>
+      <w:pPr>
+        <w:spacing w:after="240" w:line="720" w:lineRule="auto"/>
+        <w:contextualSpacing/>
+        <w:jc w:val="center"/>
+        <w:rPr>
+          <w:rFonts w:ascii="Times New Roman" w:eastAsia="MS Mincho" w:hAnsi="Times New Roman" w:cs="Arial"/>
+          <w:bCs/>
+          <w:sz w:val="24"/>
+          <w:szCs w:val="24"/>
+          <w:lang w:eastAsia="ru-RU"/>
+        </w:rPr>
+      </w:pPr>
+      <w:r>
+        <w:rPr>
+          <w:rFonts w:ascii="Times New Roman" w:eastAsia="MS Mincho" w:hAnsi="Times New Roman" w:cs="Arial"/>
+          <w:bCs/>
+          <w:sz w:val="24"/>
+          <w:szCs w:val="24"/>
+          <w:lang w:eastAsia="ru-RU"/>
+        </w:rPr>
+        <w:t>Рисунок 2 – Скриншот интерфейса игры «Змейка 2</w:t>
+      </w:r>
+      <w:r>
+        <w:rPr>
+          <w:rFonts w:ascii="Times New Roman" w:eastAsia="MS Mincho" w:hAnsi="Times New Roman" w:cs="Arial"/>
+          <w:bCs/>
+          <w:sz w:val="24"/>
+          <w:szCs w:val="24"/>
+          <w:lang w:val="en-US" w:eastAsia="ru-RU"/>
+        </w:rPr>
+        <w:t>D</w:t>
+      </w:r>
+      <w:r>
+        <w:rPr>
+          <w:rFonts w:ascii="Times New Roman" w:eastAsia="MS Mincho" w:hAnsi="Times New Roman" w:cs="Arial"/>
+          <w:bCs/>
+          <w:sz w:val="24"/>
+          <w:szCs w:val="24"/>
+          <w:lang w:eastAsia="ru-RU"/>
+        </w:rPr>
+        <w:t>»</w:t>
+      </w:r>
+    </w:p>
+    <w:p>
+      <w:pPr>
+        <w:spacing w:before="240" w:after="0" w:line="360" w:lineRule="auto"/>
+        <w:ind w:firstLine="851"/>
+        <w:contextualSpacing/>
+        <w:jc w:val="both"/>
+        <w:rPr>
+          <w:rFonts w:ascii="Times New Roman" w:eastAsia="MS Gothic" w:hAnsi="Times New Roman" w:cs="Times New Roman"/>
+          <w:sz w:val="28"/>
+          <w:szCs w:val="28"/>
+          <w:lang w:eastAsia="ru-RU"/>
+        </w:rPr>
+      </w:pPr>
+      <w:r>
+        <w:rPr>
+          <w:rFonts w:ascii="Times New Roman" w:eastAsia="Times New Roman" w:hAnsi="Times New Roman" w:cs="Times New Roman"/>
+          <w:sz w:val="28"/>
+          <w:szCs w:val="28"/>
+          <w:lang w:eastAsia="ru-RU"/>
+        </w:rPr>
+        <w:lastRenderedPageBreak/>
+        <w:t>Змейка 2</w:t>
+      </w:r>
+      <w:r>
+        <w:rPr>
+          <w:rFonts w:ascii="Times New Roman" w:eastAsia="Times New Roman" w:hAnsi="Times New Roman" w:cs="Times New Roman"/>
+          <w:sz w:val="28"/>
+          <w:szCs w:val="28"/>
+          <w:lang w:val="en-US" w:eastAsia="ru-RU"/>
+        </w:rPr>
+        <w:t>D</w:t>
+      </w:r>
+      <w:r>
+        <w:rPr>
+          <w:rFonts w:ascii="Times New Roman" w:eastAsia="Times New Roman" w:hAnsi="Times New Roman" w:cs="Times New Roman"/>
+          <w:sz w:val="28"/>
+          <w:szCs w:val="28"/>
+          <w:lang w:eastAsia="ru-RU"/>
+        </w:rPr>
+        <w:t xml:space="preserve"> (см. рисунок 2) – классическая аркадная змейка, из популярного магазина приложений </w:t>
+      </w:r>
+      <w:r>
+        <w:rPr>
+          <w:rFonts w:ascii="Times New Roman" w:eastAsia="Times New Roman" w:hAnsi="Times New Roman" w:cs="Times New Roman"/>
+          <w:sz w:val="28"/>
+          <w:szCs w:val="28"/>
+          <w:lang w:val="en-US" w:eastAsia="ru-RU"/>
+        </w:rPr>
+        <w:t>Rustore</w:t>
+      </w:r>
+      <w:r>
+        <w:rPr>
+          <w:rFonts w:ascii="Times New Roman" w:eastAsia="Times New Roman" w:hAnsi="Times New Roman" w:cs="Times New Roman"/>
+          <w:sz w:val="28"/>
+          <w:szCs w:val="28"/>
+          <w:lang w:eastAsia="ru-RU"/>
+        </w:rPr>
+        <w:t xml:space="preserve">. Была разработана в 27фев. 2024 года разработчиком </w:t>
+      </w:r>
+      <w:r>
+        <w:rPr>
+          <w:rFonts w:ascii="Times New Roman" w:eastAsia="Times New Roman" w:hAnsi="Times New Roman" w:cs="Times New Roman"/>
+          <w:sz w:val="28"/>
+          <w:szCs w:val="28"/>
+          <w:lang w:val="en-US" w:eastAsia="ru-RU"/>
+        </w:rPr>
+        <w:t>DevKD</w:t>
+      </w:r>
+      <w:r>
+        <w:rPr>
+          <w:rFonts w:ascii="Times New Roman" w:eastAsia="MS Gothic" w:hAnsi="Times New Roman" w:cs="Times New Roman"/>
+          <w:sz w:val="28"/>
+          <w:szCs w:val="28"/>
+          <w:lang w:eastAsia="ru-RU"/>
+        </w:rPr>
+        <w:t>.</w:t>
+      </w:r>
+    </w:p>
+    <w:p>
+      <w:pPr>
+        <w:spacing w:before="240" w:after="0" w:line="360" w:lineRule="auto"/>
+        <w:ind w:firstLine="851"/>
+        <w:contextualSpacing/>
+        <w:jc w:val="both"/>
+        <w:rPr>
+          <w:rFonts w:ascii="Times New Roman" w:eastAsia="MS Mincho" w:hAnsi="Times New Roman" w:cs="Times New Roman"/>
+          <w:sz w:val="28"/>
+          <w:szCs w:val="28"/>
+          <w:lang w:eastAsia="ru-RU"/>
+        </w:rPr>
+      </w:pPr>
+      <w:r>
+        <w:rPr>
+          <w:rFonts w:ascii="Times New Roman" w:eastAsia="MS Gothic" w:hAnsi="Times New Roman" w:cs="Times New Roman"/>
+          <w:sz w:val="28"/>
+          <w:szCs w:val="28"/>
+          <w:lang w:eastAsia="ru-RU"/>
+        </w:rPr>
+        <w:t>Преимущества</w:t>
+      </w:r>
+      <w:r>
+        <w:rPr>
+          <w:rFonts w:ascii="Times New Roman" w:eastAsia="MS Mincho" w:hAnsi="Times New Roman" w:cs="Times New Roman"/>
+          <w:sz w:val="28"/>
+          <w:szCs w:val="28"/>
+          <w:lang w:eastAsia="ru-RU"/>
+        </w:rPr>
+        <w:t>:</w:t>
+      </w:r>
+    </w:p>
+    <w:p>
+      <w:pPr>
+        <w:pStyle w:val="a7"/>
+        <w:keepLines/>
+        <w:numPr>
+          <w:ilvl w:val="0"/>
+          <w:numId w:val="6"/>
+        </w:numPr>
+        <w:tabs>
+          <w:tab w:val="left" w:pos="1276"/>
+        </w:tabs>
+        <w:spacing w:after="0" w:line="360" w:lineRule="auto"/>
+        <w:jc w:val="both"/>
+        <w:rPr>
+          <w:rFonts w:ascii="Times New Roman" w:eastAsia="MS Mincho" w:hAnsi="Times New Roman" w:cs="Arial"/>
+          <w:sz w:val="28"/>
+          <w:szCs w:val="28"/>
+          <w:lang w:eastAsia="ru-RU"/>
+        </w:rPr>
+      </w:pPr>
+      <w:r>
+        <w:rPr>
+          <w:rFonts w:ascii="Times New Roman" w:eastAsia="MS Mincho" w:hAnsi="Times New Roman" w:cs="Arial"/>
+          <w:sz w:val="28"/>
+          <w:szCs w:val="28"/>
+          <w:lang w:eastAsia="ru-RU"/>
+        </w:rPr>
+        <w:t>отображение текущего счёта прямо на игровом поле;</w:t>
+      </w:r>
+    </w:p>
+    <w:p>
+      <w:pPr>
+        <w:pStyle w:val="a7"/>
+        <w:keepLines/>
+        <w:numPr>
+          <w:ilvl w:val="0"/>
+          <w:numId w:val="6"/>
+        </w:numPr>
+        <w:tabs>
+          <w:tab w:val="left" w:pos="1276"/>
+        </w:tabs>
+        <w:spacing w:after="0" w:line="360" w:lineRule="auto"/>
+        <w:jc w:val="both"/>
+        <w:rPr>
+          <w:rFonts w:ascii="Times New Roman" w:eastAsia="MS Mincho" w:hAnsi="Times New Roman" w:cs="Arial"/>
+          <w:sz w:val="28"/>
+          <w:szCs w:val="28"/>
+          <w:lang w:eastAsia="ru-RU"/>
+        </w:rPr>
+      </w:pPr>
+      <w:r>
+        <w:rPr>
+          <w:rFonts w:ascii="Times New Roman" w:eastAsia="MS Mincho" w:hAnsi="Times New Roman" w:cs="Arial"/>
+          <w:sz w:val="28"/>
+          <w:szCs w:val="28"/>
+          <w:lang w:eastAsia="ru-RU"/>
+        </w:rPr>
+        <w:t>корректная и четкая обработка столкновений со стенами;</w:t>
+      </w:r>
+    </w:p>
+    <w:p>
+      <w:pPr>
+        <w:pStyle w:val="a7"/>
+        <w:keepLines/>
+        <w:numPr>
+          <w:ilvl w:val="0"/>
+          <w:numId w:val="6"/>
+        </w:numPr>
+        <w:tabs>
+          <w:tab w:val="left" w:pos="1276"/>
+        </w:tabs>
+        <w:spacing w:after="0" w:line="360" w:lineRule="auto"/>
+        <w:jc w:val="both"/>
+        <w:rPr>
+          <w:rFonts w:ascii="Times New Roman" w:eastAsia="MS Mincho" w:hAnsi="Times New Roman" w:cs="Arial"/>
+          <w:sz w:val="28"/>
+          <w:szCs w:val="28"/>
+          <w:lang w:eastAsia="ru-RU"/>
+        </w:rPr>
+      </w:pPr>
+      <w:r>
+        <w:rPr>
+          <w:rFonts w:ascii="Times New Roman" w:eastAsia="MS Mincho" w:hAnsi="Times New Roman" w:cs="Arial"/>
+          <w:sz w:val="28"/>
+          <w:szCs w:val="28"/>
+          <w:lang w:eastAsia="ru-RU"/>
+        </w:rPr>
+        <w:t>корректная и четкая обработка столкновений с собственным хвостом.</w:t>
+      </w:r>
+    </w:p>
+    <w:p>
+      <w:pPr>
+        <w:spacing w:before="240" w:after="0" w:line="360" w:lineRule="auto"/>
+        <w:ind w:firstLine="851"/>
+        <w:contextualSpacing/>
+        <w:jc w:val="both"/>
+        <w:rPr>
+          <w:rFonts w:ascii="Times New Roman" w:eastAsia="MS Mincho" w:hAnsi="Times New Roman" w:cs="Times New Roman"/>
+          <w:sz w:val="28"/>
+          <w:szCs w:val="28"/>
+          <w:lang w:eastAsia="ru-RU"/>
+        </w:rPr>
+      </w:pPr>
+      <w:r>
+        <w:rPr>
+          <w:rFonts w:ascii="Times New Roman" w:eastAsia="MS Gothic" w:hAnsi="Times New Roman" w:cs="Times New Roman"/>
+          <w:sz w:val="28"/>
+          <w:szCs w:val="28"/>
+          <w:lang w:eastAsia="ru-RU"/>
+        </w:rPr>
+        <w:t>Недостатки</w:t>
+      </w:r>
+      <w:r>
+        <w:rPr>
+          <w:rFonts w:ascii="Times New Roman" w:eastAsia="MS Mincho" w:hAnsi="Times New Roman" w:cs="Times New Roman"/>
+          <w:sz w:val="28"/>
+          <w:szCs w:val="28"/>
+          <w:lang w:eastAsia="ru-RU"/>
+        </w:rPr>
+        <w:t>:</w:t>
+      </w:r>
+    </w:p>
+    <w:p>
+      <w:pPr>
+        <w:pStyle w:val="a7"/>
+        <w:keepLines/>
+        <w:numPr>
+          <w:ilvl w:val="0"/>
+          <w:numId w:val="7"/>
+        </w:numPr>
+        <w:tabs>
+          <w:tab w:val="left" w:pos="1276"/>
+        </w:tabs>
+        <w:spacing w:after="0" w:line="360" w:lineRule="auto"/>
+        <w:jc w:val="both"/>
+        <w:rPr>
+          <w:rFonts w:ascii="Times New Roman" w:eastAsia="MS Mincho" w:hAnsi="Times New Roman" w:cs="Arial"/>
+          <w:sz w:val="28"/>
+          <w:szCs w:val="28"/>
+          <w:lang w:eastAsia="ru-RU"/>
+        </w:rPr>
+      </w:pPr>
+      <w:r>
+        <w:rPr>
+          <w:rFonts w:ascii="Times New Roman" w:eastAsia="MS Mincho" w:hAnsi="Times New Roman" w:cs="Arial"/>
+          <w:sz w:val="28"/>
+          <w:szCs w:val="28"/>
+          <w:lang w:eastAsia="ru-RU"/>
+        </w:rPr>
+        <w:t>возможны зависания, особенно при первом запуске;</w:t>
+      </w:r>
+    </w:p>
+    <w:p>
+      <w:pPr>
+        <w:pStyle w:val="a7"/>
+        <w:keepLines/>
+        <w:numPr>
+          <w:ilvl w:val="0"/>
+          <w:numId w:val="7"/>
+        </w:numPr>
+        <w:tabs>
+          <w:tab w:val="left" w:pos="1276"/>
+        </w:tabs>
+        <w:spacing w:after="0" w:line="360" w:lineRule="auto"/>
+        <w:jc w:val="both"/>
+        <w:rPr>
+          <w:rFonts w:ascii="Times New Roman" w:eastAsia="MS Mincho" w:hAnsi="Times New Roman" w:cs="Arial"/>
+          <w:sz w:val="28"/>
+          <w:szCs w:val="28"/>
+          <w:lang w:eastAsia="ru-RU"/>
+        </w:rPr>
+      </w:pPr>
+      <w:r>
+        <w:rPr>
+          <w:rFonts w:ascii="Times New Roman" w:eastAsia="MS Mincho" w:hAnsi="Times New Roman" w:cs="Arial"/>
+          <w:sz w:val="28"/>
+          <w:szCs w:val="28"/>
+          <w:lang w:eastAsia="ru-RU"/>
+        </w:rPr>
+        <w:t>отсутствие какого - либо экрана проигрыша;</w:t>
+      </w:r>
+    </w:p>
+    <w:p>
+      <w:pPr>
+        <w:pStyle w:val="a7"/>
+        <w:keepLines/>
+        <w:numPr>
+          <w:ilvl w:val="0"/>
+          <w:numId w:val="7"/>
+        </w:numPr>
+        <w:tabs>
+          <w:tab w:val="left" w:pos="1276"/>
+        </w:tabs>
+        <w:spacing w:after="0" w:line="360" w:lineRule="auto"/>
+        <w:jc w:val="both"/>
+        <w:rPr>
+          <w:rFonts w:ascii="Times New Roman" w:eastAsia="MS Mincho" w:hAnsi="Times New Roman" w:cs="Arial"/>
+          <w:sz w:val="28"/>
+          <w:szCs w:val="28"/>
+          <w:lang w:eastAsia="ru-RU"/>
+        </w:rPr>
+      </w:pPr>
+      <w:r>
+        <w:rPr>
+          <w:rFonts w:ascii="Times New Roman" w:eastAsia="MS Mincho" w:hAnsi="Times New Roman" w:cs="Arial"/>
+          <w:sz w:val="28"/>
+          <w:szCs w:val="28"/>
+          <w:lang w:eastAsia="ru-RU"/>
+        </w:rPr>
+        <w:t>отсутствие какого - либо экрана выигрыша.</w:t>
+      </w:r>
+    </w:p>
+    <w:p>
+      <w:pPr>
+        <w:spacing w:before="240" w:after="0" w:line="360" w:lineRule="auto"/>
+        <w:contextualSpacing/>
+        <w:jc w:val="both"/>
+        <w:rPr>
+          <w:rFonts w:ascii="Times New Roman" w:eastAsia="MS Mincho" w:hAnsi="Times New Roman" w:cs="Arial"/>
+          <w:sz w:val="28"/>
+          <w:szCs w:val="28"/>
+          <w:lang w:eastAsia="ru-RU"/>
+        </w:rPr>
+      </w:pPr>
+    </w:p>
+    <w:p>
+      <w:pPr>
+        <w:numPr>
+          <w:ilvl w:val="0"/>
+          <w:numId w:val="3"/>
+        </w:numPr>
+        <w:suppressAutoHyphens/>
+        <w:spacing w:before="240" w:after="0" w:line="360" w:lineRule="auto"/>
+        <w:contextualSpacing/>
+        <w:jc w:val="both"/>
+        <w:rPr>
+          <w:rFonts w:ascii="Times New Roman" w:eastAsia="Times New Roman" w:hAnsi="Times New Roman" w:cs="Times New Roman"/>
+          <w:sz w:val="28"/>
+          <w:szCs w:val="28"/>
+          <w:lang w:eastAsia="ru-RU"/>
+        </w:rPr>
+      </w:pPr>
+      <w:r>
+        <w:rPr>
+          <w:rFonts w:ascii="Times New Roman" w:eastAsia="Times New Roman" w:hAnsi="Times New Roman" w:cs="Times New Roman"/>
+          <w:sz w:val="28"/>
+          <w:szCs w:val="28"/>
+          <w:lang w:eastAsia="ru-RU"/>
+        </w:rPr>
+        <w:t>Змейка</w:t>
+      </w:r>
+      <w:r>
+        <w:rPr>
+          <w:rFonts w:ascii="Times New Roman" w:eastAsia="Times New Roman" w:hAnsi="Times New Roman" w:cs="Times New Roman"/>
+          <w:sz w:val="28"/>
+          <w:szCs w:val="28"/>
+          <w:vertAlign w:val="superscript"/>
+          <w:lang w:eastAsia="ru-RU"/>
+        </w:rPr>
+        <w:footnoteReference w:id="6"/>
+      </w:r>
+      <w:r>
+        <w:rPr>
+          <w:rFonts w:ascii="Times New Roman" w:eastAsia="Times New Roman" w:hAnsi="Times New Roman" w:cs="Times New Roman"/>
+          <w:sz w:val="28"/>
+          <w:szCs w:val="28"/>
+          <w:lang w:eastAsia="ru-RU"/>
+        </w:rPr>
+        <w:t xml:space="preserve"> – </w:t>
+      </w:r>
+      <w:r>
+        <w:rPr>
+          <w:rFonts w:ascii="Times New Roman" w:eastAsia="Times New Roman" w:hAnsi="Times New Roman" w:cs="Times New Roman"/>
+          <w:sz w:val="28"/>
+          <w:szCs w:val="28"/>
+          <w:lang w:val="en-US" w:eastAsia="ru-RU"/>
+        </w:rPr>
+        <w:t>SpateTech</w:t>
+      </w:r>
+      <w:r>
+        <w:rPr>
+          <w:rFonts w:ascii="Times New Roman" w:eastAsia="Times New Roman" w:hAnsi="Times New Roman" w:cs="Times New Roman"/>
+          <w:sz w:val="28"/>
+          <w:szCs w:val="28"/>
+          <w:lang w:eastAsia="ru-RU"/>
+        </w:rPr>
+        <w:t xml:space="preserve">, </w:t>
+      </w:r>
+      <w:r>
+        <w:rPr>
+          <w:rFonts w:ascii="Times New Roman" w:eastAsia="Times New Roman" w:hAnsi="Times New Roman" w:cs="Times New Roman"/>
+          <w:sz w:val="28"/>
+          <w:szCs w:val="28"/>
+          <w:lang w:val="en-US" w:eastAsia="ru-RU"/>
+        </w:rPr>
+        <w:t>23</w:t>
+      </w:r>
+      <w:r>
+        <w:rPr>
+          <w:rFonts w:ascii="Times New Roman" w:eastAsia="Times New Roman" w:hAnsi="Times New Roman" w:cs="Times New Roman"/>
+          <w:sz w:val="28"/>
+          <w:szCs w:val="28"/>
+          <w:lang w:eastAsia="ru-RU"/>
+        </w:rPr>
+        <w:t>мар. 2024 год:</w:t>
+      </w:r>
+    </w:p>
+    <w:p>
+      <w:pPr>
+        <w:spacing w:before="240" w:after="0" w:line="360" w:lineRule="auto"/>
+        <w:contextualSpacing/>
+        <w:jc w:val="center"/>
+        <w:rPr>
+          <w:rFonts w:ascii="Times New Roman" w:eastAsia="Times New Roman" w:hAnsi="Times New Roman" w:cs="Times New Roman"/>
+          <w:sz w:val="28"/>
+          <w:szCs w:val="28"/>
+          <w:lang w:eastAsia="ru-RU"/>
+        </w:rPr>
+      </w:pPr>
+      <w:r>
+        <w:rPr>
+          <w:rFonts w:ascii="Times New Roman" w:eastAsia="Times New Roman" w:hAnsi="Times New Roman" w:cs="Times New Roman"/>
+          <w:noProof/>
+          <w:sz w:val="28"/>
+          <w:szCs w:val="28"/>
+          <w:lang w:val="en-US" w:eastAsia="ru-RU"/>
+        </w:rPr>
+        <w:drawing>
+          <wp:inline distT="0" distB="0" distL="0" distR="0" wp14:anchorId="56808772" wp14:editId="127ED6D5">
+            <wp:extent cx="3162300" cy="3007009"/>
+            <wp:effectExtent l="0" t="0" r="0" b="3175"/>
+            <wp:docPr id="1211606436" name="Рисунок 1"/>
+            <wp:cNvGraphicFramePr>
+              <a:graphicFrameLocks xmlns:a="http://schemas.openxmlformats.org/drawingml/2006/main" noChangeAspect="1"/>
+            </wp:cNvGraphicFramePr>
+            <a:graphic xmlns:a="http://schemas.openxmlformats.org/drawingml/2006/main">
+              <a:graphicData uri="http://schemas.openxmlformats.org/drawingml/2006/picture">
+                <pic:pic xmlns:pic="http://schemas.openxmlformats.org/drawingml/2006/picture">
+                  <pic:nvPicPr>
+                    <pic:cNvPr id="1211606436" name="Рисунок 1"/>
+                    <pic:cNvPicPr/>
+                  </pic:nvPicPr>
+                  <pic:blipFill>
+                    <a:blip r:embed="rId14">
+                      <a:extLst>
+                        <a:ext uri="{28A0092B-C50C-407E-A947-70E740481C1C}">
+                          <a14:useLocalDpi xmlns:a14="http://schemas.microsoft.com/office/drawing/2010/main" val="0"/>
+                        </a:ext>
+                      </a:extLst>
+                    </a:blip>
+                    <a:stretch>
+                      <a:fillRect/>
+                    </a:stretch>
+                  </pic:blipFill>
+                  <pic:spPr>
+                    <a:xfrm>
+                      <a:off x="0" y="0"/>
+                      <a:ext cx="3191838" cy="3035097"/>
+                    </a:xfrm>
+                    <a:prstGeom prst="rect">
+                      <a:avLst/>
+                    </a:prstGeom>
+                  </pic:spPr>
+                </pic:pic>
+              </a:graphicData>
+            </a:graphic>
+          </wp:inline>
+        </w:drawing>
+      </w:r>
+    </w:p>
+    <w:p>
+      <w:pPr>
+        <w:spacing w:after="240" w:line="720" w:lineRule="auto"/>
+        <w:contextualSpacing/>
+        <w:jc w:val="center"/>
+        <w:rPr>
+          <w:rFonts w:ascii="Times New Roman" w:eastAsia="MS Mincho" w:hAnsi="Times New Roman" w:cs="Arial"/>
+          <w:bCs/>
+          <w:sz w:val="24"/>
+          <w:szCs w:val="24"/>
+          <w:lang w:eastAsia="ru-RU"/>
+        </w:rPr>
+      </w:pPr>
+      <w:r>
+        <w:rPr>
+          <w:rFonts w:ascii="Times New Roman" w:eastAsia="MS Mincho" w:hAnsi="Times New Roman" w:cs="Arial"/>
+          <w:bCs/>
+          <w:sz w:val="24"/>
+          <w:szCs w:val="24"/>
+          <w:lang w:eastAsia="ru-RU"/>
+        </w:rPr>
+        <w:t>Рисунок 3 – Скриншот интерфейса игры «Змейка!»</w:t>
+      </w:r>
+    </w:p>
+    <w:p>
+      <w:pPr>
+        <w:spacing w:before="240" w:after="0" w:line="360" w:lineRule="auto"/>
+        <w:ind w:firstLine="851"/>
+        <w:contextualSpacing/>
+        <w:jc w:val="both"/>
+        <w:rPr>
+          <w:rFonts w:ascii="Times New Roman" w:eastAsia="MS Gothic" w:hAnsi="Times New Roman" w:cs="Times New Roman"/>
+          <w:sz w:val="28"/>
+          <w:szCs w:val="28"/>
+          <w:lang w:eastAsia="ru-RU"/>
+        </w:rPr>
+      </w:pPr>
+      <w:r>
+        <w:rPr>
+          <w:rFonts w:ascii="Times New Roman" w:eastAsia="Times New Roman" w:hAnsi="Times New Roman" w:cs="Times New Roman"/>
+          <w:sz w:val="28"/>
+          <w:szCs w:val="28"/>
+          <w:lang w:eastAsia="ru-RU"/>
+        </w:rPr>
+        <w:lastRenderedPageBreak/>
+        <w:t xml:space="preserve">Змейка (рис. 3) – классическая аркадная змейка, из популярного магазина приложений </w:t>
+      </w:r>
+      <w:r>
+        <w:rPr>
+          <w:rFonts w:ascii="Times New Roman" w:eastAsia="Times New Roman" w:hAnsi="Times New Roman" w:cs="Times New Roman"/>
+          <w:sz w:val="28"/>
+          <w:szCs w:val="28"/>
+          <w:lang w:val="en-US" w:eastAsia="ru-RU"/>
+        </w:rPr>
+        <w:t>Rustore</w:t>
+      </w:r>
+      <w:r>
+        <w:rPr>
+          <w:rFonts w:ascii="Times New Roman" w:eastAsia="Times New Roman" w:hAnsi="Times New Roman" w:cs="Times New Roman"/>
+          <w:sz w:val="28"/>
+          <w:szCs w:val="28"/>
+          <w:lang w:eastAsia="ru-RU"/>
+        </w:rPr>
+        <w:t xml:space="preserve">. Была разработана в 23мар. 2024 года разработчиком </w:t>
+      </w:r>
+      <w:r>
+        <w:rPr>
+          <w:rFonts w:ascii="Times New Roman" w:eastAsia="Times New Roman" w:hAnsi="Times New Roman" w:cs="Times New Roman"/>
+          <w:sz w:val="28"/>
+          <w:szCs w:val="28"/>
+          <w:lang w:val="en-US" w:eastAsia="ru-RU"/>
+        </w:rPr>
+        <w:t>SpateTech</w:t>
+      </w:r>
+      <w:r>
+        <w:rPr>
+          <w:rFonts w:ascii="Times New Roman" w:eastAsia="Times New Roman" w:hAnsi="Times New Roman" w:cs="Times New Roman"/>
+          <w:sz w:val="28"/>
+          <w:szCs w:val="28"/>
+          <w:lang w:eastAsia="ru-RU"/>
+        </w:rPr>
+        <w:t>.</w:t>
+      </w:r>
+    </w:p>
+    <w:p>
+      <w:pPr>
+        <w:spacing w:before="240" w:after="0" w:line="360" w:lineRule="auto"/>
+        <w:ind w:firstLine="851"/>
+        <w:contextualSpacing/>
+        <w:jc w:val="both"/>
+        <w:rPr>
+          <w:rFonts w:ascii="Times New Roman" w:eastAsia="MS Mincho" w:hAnsi="Times New Roman" w:cs="Times New Roman"/>
+          <w:sz w:val="28"/>
+          <w:szCs w:val="28"/>
+          <w:lang w:eastAsia="ru-RU"/>
+        </w:rPr>
+      </w:pPr>
+      <w:r>
+        <w:rPr>
+          <w:rFonts w:ascii="Times New Roman" w:eastAsia="MS Gothic" w:hAnsi="Times New Roman" w:cs="Times New Roman"/>
+          <w:sz w:val="28"/>
+          <w:szCs w:val="28"/>
+          <w:lang w:eastAsia="ru-RU"/>
+        </w:rPr>
+        <w:t>Преимущества</w:t>
+      </w:r>
+      <w:r>
+        <w:rPr>
+          <w:rFonts w:ascii="Times New Roman" w:eastAsia="MS Mincho" w:hAnsi="Times New Roman" w:cs="Times New Roman"/>
+          <w:sz w:val="28"/>
+          <w:szCs w:val="28"/>
+          <w:lang w:eastAsia="ru-RU"/>
+        </w:rPr>
+        <w:t>:</w:t>
+      </w:r>
+    </w:p>
+    <w:p>
+      <w:pPr>
+        <w:pStyle w:val="a7"/>
+        <w:keepLines/>
+        <w:numPr>
+          <w:ilvl w:val="0"/>
+          <w:numId w:val="8"/>
+        </w:numPr>
+        <w:tabs>
+          <w:tab w:val="left" w:pos="1276"/>
+        </w:tabs>
+        <w:spacing w:after="0" w:line="360" w:lineRule="auto"/>
+        <w:jc w:val="both"/>
+        <w:rPr>
+          <w:rFonts w:ascii="Times New Roman" w:eastAsia="MS Mincho" w:hAnsi="Times New Roman" w:cs="Arial"/>
+          <w:sz w:val="28"/>
+          <w:szCs w:val="28"/>
+          <w:lang w:eastAsia="ru-RU"/>
+        </w:rPr>
+      </w:pPr>
+      <w:r>
+        <w:rPr>
+          <w:rFonts w:ascii="Times New Roman" w:eastAsia="MS Mincho" w:hAnsi="Times New Roman" w:cs="Arial"/>
+          <w:sz w:val="28"/>
+          <w:szCs w:val="28"/>
+          <w:lang w:eastAsia="ru-RU"/>
+        </w:rPr>
+        <w:t>отзывчивое управление кнопками;</w:t>
+      </w:r>
+    </w:p>
+    <w:p>
+      <w:pPr>
+        <w:pStyle w:val="a7"/>
+        <w:keepLines/>
+        <w:numPr>
+          <w:ilvl w:val="0"/>
+          <w:numId w:val="8"/>
+        </w:numPr>
+        <w:tabs>
+          <w:tab w:val="left" w:pos="1276"/>
+        </w:tabs>
+        <w:spacing w:after="0" w:line="360" w:lineRule="auto"/>
+        <w:jc w:val="both"/>
+        <w:rPr>
+          <w:rFonts w:ascii="Times New Roman" w:eastAsia="MS Mincho" w:hAnsi="Times New Roman" w:cs="Arial"/>
+          <w:sz w:val="28"/>
+          <w:szCs w:val="28"/>
+          <w:lang w:eastAsia="ru-RU"/>
+        </w:rPr>
+      </w:pPr>
+      <w:r>
+        <w:rPr>
+          <w:rFonts w:ascii="Times New Roman" w:eastAsia="MS Mincho" w:hAnsi="Times New Roman" w:cs="Arial"/>
+          <w:sz w:val="28"/>
+          <w:szCs w:val="28"/>
+          <w:lang w:eastAsia="ru-RU"/>
+        </w:rPr>
+        <w:t>корректная и четкая обработка столкновений со стенами;</w:t>
+      </w:r>
+    </w:p>
+    <w:p>
+      <w:pPr>
+        <w:pStyle w:val="a7"/>
+        <w:keepLines/>
+        <w:numPr>
+          <w:ilvl w:val="0"/>
+          <w:numId w:val="8"/>
+        </w:numPr>
+        <w:tabs>
+          <w:tab w:val="left" w:pos="1276"/>
+        </w:tabs>
+        <w:spacing w:after="0" w:line="360" w:lineRule="auto"/>
+        <w:jc w:val="both"/>
+        <w:rPr>
+          <w:rFonts w:ascii="Times New Roman" w:eastAsia="MS Mincho" w:hAnsi="Times New Roman" w:cs="Arial"/>
+          <w:sz w:val="28"/>
+          <w:szCs w:val="28"/>
+          <w:lang w:eastAsia="ru-RU"/>
+        </w:rPr>
+      </w:pPr>
+      <w:r>
+        <w:rPr>
+          <w:rFonts w:ascii="Times New Roman" w:eastAsia="MS Mincho" w:hAnsi="Times New Roman" w:cs="Arial"/>
+          <w:sz w:val="28"/>
+          <w:szCs w:val="28"/>
+          <w:lang w:eastAsia="ru-RU"/>
+        </w:rPr>
+        <w:t>корректная и четкая обработка столкновений с собственным хвостом.</w:t>
+      </w:r>
+    </w:p>
+    <w:p>
+      <w:pPr>
+        <w:spacing w:before="240" w:after="0" w:line="360" w:lineRule="auto"/>
+        <w:ind w:firstLine="851"/>
+        <w:contextualSpacing/>
+        <w:jc w:val="both"/>
+        <w:rPr>
+          <w:rFonts w:ascii="Times New Roman" w:eastAsia="MS Mincho" w:hAnsi="Times New Roman" w:cs="Times New Roman"/>
+          <w:sz w:val="28"/>
+          <w:szCs w:val="28"/>
+          <w:lang w:eastAsia="ru-RU"/>
+        </w:rPr>
+      </w:pPr>
+      <w:r>
+        <w:rPr>
+          <w:rFonts w:ascii="Times New Roman" w:eastAsia="MS Gothic" w:hAnsi="Times New Roman" w:cs="Times New Roman"/>
+          <w:sz w:val="28"/>
+          <w:szCs w:val="28"/>
+          <w:lang w:eastAsia="ru-RU"/>
+        </w:rPr>
+        <w:t>Недостатки</w:t>
+      </w:r>
+      <w:r>
+        <w:rPr>
+          <w:rFonts w:ascii="Times New Roman" w:eastAsia="MS Mincho" w:hAnsi="Times New Roman" w:cs="Times New Roman"/>
+          <w:sz w:val="28"/>
+          <w:szCs w:val="28"/>
+          <w:lang w:eastAsia="ru-RU"/>
+        </w:rPr>
+        <w:t>:</w:t>
+      </w:r>
+    </w:p>
+    <w:p>
+      <w:pPr>
+        <w:pStyle w:val="a7"/>
+        <w:keepLines/>
+        <w:numPr>
+          <w:ilvl w:val="0"/>
+          <w:numId w:val="9"/>
+        </w:numPr>
+        <w:tabs>
+          <w:tab w:val="left" w:pos="1276"/>
+        </w:tabs>
+        <w:spacing w:after="0" w:line="360" w:lineRule="auto"/>
+        <w:jc w:val="both"/>
+        <w:rPr>
+          <w:rFonts w:ascii="Times New Roman" w:eastAsia="MS Mincho" w:hAnsi="Times New Roman" w:cs="Arial"/>
+          <w:sz w:val="28"/>
+          <w:szCs w:val="28"/>
+          <w:lang w:eastAsia="ru-RU"/>
+        </w:rPr>
+      </w:pPr>
+      <w:r>
+        <w:rPr>
+          <w:rFonts w:ascii="Times New Roman" w:eastAsia="MS Mincho" w:hAnsi="Times New Roman" w:cs="Arial"/>
+          <w:sz w:val="28"/>
+          <w:szCs w:val="28"/>
+          <w:lang w:eastAsia="ru-RU"/>
+        </w:rPr>
+        <w:t>недоработанная логика передвижения змейки (в игре она может двигаться сама в себя);</w:t>
+      </w:r>
+    </w:p>
+    <w:p>
+      <w:pPr>
+        <w:pStyle w:val="a7"/>
+        <w:keepLines/>
+        <w:numPr>
+          <w:ilvl w:val="0"/>
+          <w:numId w:val="9"/>
+        </w:numPr>
+        <w:tabs>
+          <w:tab w:val="left" w:pos="1276"/>
+        </w:tabs>
+        <w:spacing w:after="0" w:line="360" w:lineRule="auto"/>
+        <w:jc w:val="both"/>
+        <w:rPr>
+          <w:rFonts w:ascii="Times New Roman" w:eastAsia="MS Mincho" w:hAnsi="Times New Roman" w:cs="Arial"/>
+          <w:sz w:val="28"/>
+          <w:szCs w:val="28"/>
+          <w:lang w:eastAsia="ru-RU"/>
+        </w:rPr>
+      </w:pPr>
+      <w:r>
+        <w:rPr>
+          <w:rFonts w:ascii="Times New Roman" w:eastAsia="MS Mincho" w:hAnsi="Times New Roman" w:cs="Arial"/>
+          <w:sz w:val="28"/>
+          <w:szCs w:val="28"/>
+          <w:lang w:eastAsia="ru-RU"/>
+        </w:rPr>
+        <w:t>отсутствие какого - либо экрана проигрыша;</w:t>
+      </w:r>
+    </w:p>
+    <w:p>
+      <w:pPr>
+        <w:pStyle w:val="a7"/>
+        <w:keepLines/>
+        <w:numPr>
+          <w:ilvl w:val="0"/>
+          <w:numId w:val="9"/>
+        </w:numPr>
+        <w:tabs>
+          <w:tab w:val="left" w:pos="1276"/>
+        </w:tabs>
+        <w:spacing w:after="0" w:line="360" w:lineRule="auto"/>
+        <w:jc w:val="both"/>
+        <w:rPr>
+          <w:rFonts w:ascii="Times New Roman" w:eastAsia="MS Mincho" w:hAnsi="Times New Roman" w:cs="Arial"/>
+          <w:sz w:val="28"/>
+          <w:szCs w:val="28"/>
+          <w:lang w:eastAsia="ru-RU"/>
+        </w:rPr>
+      </w:pPr>
+      <w:r>
+        <w:rPr>
+          <w:rFonts w:ascii="Times New Roman" w:eastAsia="MS Mincho" w:hAnsi="Times New Roman" w:cs="Arial"/>
+          <w:sz w:val="28"/>
+          <w:szCs w:val="28"/>
+          <w:lang w:eastAsia="ru-RU"/>
+        </w:rPr>
+        <w:t>отсутствие какого - либо экрана выигрыша.</w:t>
+      </w:r>
+    </w:p>
+    <w:p>
+      <w:pPr>
+        <w:spacing w:before="240" w:after="0" w:line="360" w:lineRule="auto"/>
+        <w:ind w:firstLine="851"/>
+        <w:contextualSpacing/>
+        <w:jc w:val="both"/>
+        <w:rPr>
+          <w:rFonts w:ascii="Times New Roman" w:eastAsia="MS Mincho" w:hAnsi="Times New Roman" w:cs="Arial"/>
+          <w:sz w:val="28"/>
+          <w:szCs w:val="28"/>
+          <w:lang w:eastAsia="ru-RU"/>
+        </w:rPr>
+      </w:pPr>
+      <w:r>
+        <w:rPr>
+          <w:rFonts w:ascii="Times New Roman" w:eastAsia="MS Mincho" w:hAnsi="Times New Roman" w:cs="Arial"/>
+          <w:sz w:val="28"/>
+          <w:szCs w:val="28"/>
+          <w:lang w:eastAsia="ru-RU"/>
+        </w:rPr>
+        <w:t>Вывод:</w:t>
+      </w:r>
+    </w:p>
+    <w:p>
+      <w:pPr>
+        <w:keepLines/>
+        <w:tabs>
+          <w:tab w:val="left" w:pos="1276"/>
+        </w:tabs>
+        <w:spacing w:after="0" w:line="360" w:lineRule="auto"/>
+        <w:ind w:firstLine="851"/>
+        <w:contextualSpacing/>
+        <w:jc w:val="both"/>
+        <w:rPr>
+          <w:rFonts w:ascii="Times New Roman" w:eastAsia="MS Mincho" w:hAnsi="Times New Roman" w:cs="Arial"/>
+          <w:sz w:val="28"/>
+          <w:szCs w:val="28"/>
+          <w:lang w:eastAsia="ru-RU"/>
+        </w:rPr>
+      </w:pPr>
+      <w:r>
+        <w:rPr>
+          <w:rFonts w:ascii="Times New Roman" w:eastAsia="Times New Roman" w:hAnsi="Times New Roman" w:cs="Times New Roman"/>
+          <w:sz w:val="28"/>
+          <w:szCs w:val="28"/>
+          <w:lang w:eastAsia="ru-RU"/>
+        </w:rPr>
+        <w:t>Был проведён анализ предметной области классической игры «Змейка». Из обзора аналогов я понял, что одними из ключевых моментов для того, чтобы игра была интересной и запоминающейся являются: наличие меню, экранов выигрыша и проигрыша, а также корректно работающая логика змеи и отрисовки еды.</w:t>
       </w:r>
     </w:p>
     <w:p>
@@ -10856,15 +14258,1148 @@
           <w:szCs w:val="28"/>
         </w:rPr>
       </w:pPr>
-      <w:r>
+    </w:p>
+    <w:p>
+      <w:pPr>
+        <w:pStyle w:val="2"/>
+        <w:spacing w:after="160"/>
+        <w:ind w:firstLine="720"/>
+        <w:rPr>
+          <w:rFonts w:ascii="Times New Roman" w:hAnsi="Times New Roman" w:cs="Times New Roman"/>
+          <w:b/>
+          <w:bCs/>
+          <w:color w:val="auto"/>
+          <w:sz w:val="28"/>
+          <w:szCs w:val="28"/>
+        </w:rPr>
+      </w:pPr>
+      <w:bookmarkStart w:id="7" w:name="_Toc188869801"/>
+      <w:r>
+        <w:rPr>
+          <w:rFonts w:ascii="Times New Roman" w:hAnsi="Times New Roman" w:cs="Times New Roman"/>
+          <w:b/>
+          <w:bCs/>
+          <w:color w:val="auto"/>
+          <w:sz w:val="28"/>
+          <w:szCs w:val="28"/>
+        </w:rPr>
+        <w:t>4.2 Разработка структуры приложения и алгоритмов функционирования</w:t>
+      </w:r>
+      <w:bookmarkEnd w:id="7"/>
+    </w:p>
+    <w:p>
+      <w:pPr>
+        <w:spacing w:after="0" w:line="360" w:lineRule="auto"/>
+        <w:ind w:firstLine="709"/>
+        <w:jc w:val="both"/>
+        <w:rPr>
+          <w:rFonts w:ascii="Times New Roman" w:eastAsia="Times New Roman" w:hAnsi="Times New Roman" w:cs="Times New Roman"/>
+          <w:b/>
+          <w:sz w:val="28"/>
+          <w:szCs w:val="28"/>
+        </w:rPr>
+      </w:pPr>
+      <w:r>
+        <w:rPr>
+          <w:rFonts w:ascii="Times New Roman" w:eastAsia="Times New Roman" w:hAnsi="Times New Roman" w:cs="Times New Roman"/>
+          <w:sz w:val="28"/>
+          <w:szCs w:val="28"/>
+        </w:rPr>
+        <w:t>При запуске программы открывается главное меню</w:t>
+      </w:r>
+      <w:r>
+        <w:rPr>
+          <w:rFonts w:ascii="Times New Roman" w:eastAsia="Times New Roman" w:hAnsi="Times New Roman" w:cs="Times New Roman"/>
+          <w:sz w:val="28"/>
+          <w:szCs w:val="28"/>
+        </w:rPr>
+        <w:t xml:space="preserve">. </w:t>
+      </w:r>
+      <w:r>
+        <w:rPr>
+          <w:rFonts w:ascii="Times New Roman" w:eastAsia="Times New Roman" w:hAnsi="Times New Roman" w:cs="Times New Roman"/>
+          <w:sz w:val="28"/>
+          <w:szCs w:val="28"/>
+        </w:rPr>
+        <w:t xml:space="preserve">После выбора </w:t>
+      </w:r>
+      <w:r>
+        <w:rPr>
+          <w:rFonts w:ascii="Times New Roman" w:eastAsia="Times New Roman" w:hAnsi="Times New Roman" w:cs="Times New Roman"/>
+          <w:sz w:val="28"/>
+          <w:szCs w:val="28"/>
+        </w:rPr>
+        <w:t>нажатия кнопки «</w:t>
+      </w:r>
+      <w:r>
+        <w:rPr>
+          <w:rFonts w:ascii="Times New Roman" w:eastAsia="Times New Roman" w:hAnsi="Times New Roman" w:cs="Times New Roman"/>
+          <w:sz w:val="28"/>
+          <w:szCs w:val="28"/>
+          <w:lang w:val="en-US"/>
+        </w:rPr>
+        <w:t>start</w:t>
+      </w:r>
+      <w:r>
+        <w:rPr>
+          <w:rFonts w:ascii="Times New Roman" w:eastAsia="Times New Roman" w:hAnsi="Times New Roman" w:cs="Times New Roman"/>
+          <w:sz w:val="28"/>
+          <w:szCs w:val="28"/>
+        </w:rPr>
+        <w:t>»</w:t>
+      </w:r>
+      <w:r>
+        <w:rPr>
+          <w:rFonts w:ascii="Times New Roman" w:eastAsia="Times New Roman" w:hAnsi="Times New Roman" w:cs="Times New Roman"/>
+          <w:sz w:val="28"/>
+          <w:szCs w:val="28"/>
+        </w:rPr>
+        <w:t xml:space="preserve"> игра начинается. </w:t>
+      </w:r>
+      <w:r>
+        <w:rPr>
+          <w:rFonts w:ascii="Times New Roman" w:eastAsia="Times New Roman" w:hAnsi="Times New Roman" w:cs="Times New Roman"/>
+          <w:sz w:val="28"/>
+          <w:szCs w:val="28"/>
+        </w:rPr>
+        <w:t>Н</w:t>
+      </w:r>
+      <w:r>
+        <w:rPr>
+          <w:rFonts w:ascii="Times New Roman" w:eastAsia="Times New Roman" w:hAnsi="Times New Roman" w:cs="Times New Roman"/>
+          <w:sz w:val="28"/>
+          <w:szCs w:val="28"/>
+        </w:rPr>
+        <w:t xml:space="preserve">ачинается игровой цикл. </w:t>
+      </w:r>
+      <w:r>
+        <w:rPr>
+          <w:rFonts w:ascii="Times New Roman" w:eastAsia="Times New Roman" w:hAnsi="Times New Roman" w:cs="Times New Roman"/>
+          <w:sz w:val="28"/>
+          <w:szCs w:val="28"/>
+        </w:rPr>
+        <w:t>Вначале идет проверка на счет для определения победы. Если по очки не превышают максимум игра продолжается и дальше следует проверка на поражение</w:t>
+      </w:r>
+      <w:r>
+        <w:rPr>
+          <w:rFonts w:ascii="Times New Roman" w:eastAsia="Times New Roman" w:hAnsi="Times New Roman" w:cs="Times New Roman"/>
+          <w:sz w:val="28"/>
+          <w:szCs w:val="28"/>
+        </w:rPr>
+        <w:t xml:space="preserve">, </w:t>
+      </w:r>
+      <w:r>
+        <w:rPr>
+          <w:rFonts w:ascii="Times New Roman" w:eastAsia="Times New Roman" w:hAnsi="Times New Roman" w:cs="Times New Roman"/>
+          <w:sz w:val="28"/>
+          <w:szCs w:val="28"/>
+        </w:rPr>
+        <w:t>это проверка на два ивента: врезание змеи в стенку или в себя</w:t>
+      </w:r>
+      <w:r>
+        <w:rPr>
+          <w:rFonts w:ascii="Times New Roman" w:eastAsia="Times New Roman" w:hAnsi="Times New Roman" w:cs="Times New Roman"/>
+          <w:sz w:val="28"/>
+          <w:szCs w:val="28"/>
+        </w:rPr>
+        <w:t xml:space="preserve">, </w:t>
+      </w:r>
+      <w:r>
+        <w:rPr>
+          <w:rFonts w:ascii="Times New Roman" w:eastAsia="Times New Roman" w:hAnsi="Times New Roman" w:cs="Times New Roman"/>
+          <w:sz w:val="28"/>
+          <w:szCs w:val="28"/>
+        </w:rPr>
+        <w:t xml:space="preserve">если срабатывает хотя бы </w:t>
+      </w:r>
+      <w:r>
+        <w:rPr>
+          <w:rFonts w:ascii="Times New Roman" w:eastAsia="Times New Roman" w:hAnsi="Times New Roman" w:cs="Times New Roman"/>
+          <w:sz w:val="28"/>
+          <w:szCs w:val="28"/>
+        </w:rPr>
+        <w:t>один,</w:t>
+      </w:r>
+      <w:r>
+        <w:rPr>
+          <w:rFonts w:ascii="Times New Roman" w:eastAsia="Times New Roman" w:hAnsi="Times New Roman" w:cs="Times New Roman"/>
+          <w:sz w:val="28"/>
+          <w:szCs w:val="28"/>
+        </w:rPr>
+        <w:t xml:space="preserve"> то отображаем экран </w:t>
+      </w:r>
+      <w:r>
+        <w:rPr>
+          <w:rFonts w:ascii="Times New Roman" w:eastAsia="Times New Roman" w:hAnsi="Times New Roman" w:cs="Times New Roman"/>
+          <w:sz w:val="28"/>
+          <w:szCs w:val="28"/>
+        </w:rPr>
+        <w:t>поражения,</w:t>
+      </w:r>
+      <w:r>
+        <w:rPr>
+          <w:rFonts w:ascii="Times New Roman" w:eastAsia="Times New Roman" w:hAnsi="Times New Roman" w:cs="Times New Roman"/>
+          <w:sz w:val="28"/>
+          <w:szCs w:val="28"/>
+        </w:rPr>
+        <w:t xml:space="preserve"> и игра завершается. Если не </w:t>
+      </w:r>
+      <w:r>
+        <w:rPr>
+          <w:rFonts w:ascii="Times New Roman" w:eastAsia="Times New Roman" w:hAnsi="Times New Roman" w:cs="Times New Roman"/>
+          <w:sz w:val="28"/>
+          <w:szCs w:val="28"/>
+        </w:rPr>
+        <w:lastRenderedPageBreak/>
+        <w:t>врезаемся</w:t>
+      </w:r>
+      <w:r>
+        <w:rPr>
+          <w:rFonts w:ascii="Times New Roman" w:eastAsia="Times New Roman" w:hAnsi="Times New Roman" w:cs="Times New Roman"/>
+          <w:sz w:val="28"/>
+          <w:szCs w:val="28"/>
+        </w:rPr>
+        <w:t xml:space="preserve">, </w:t>
+      </w:r>
+      <w:r>
+        <w:rPr>
+          <w:rFonts w:ascii="Times New Roman" w:eastAsia="Times New Roman" w:hAnsi="Times New Roman" w:cs="Times New Roman"/>
+          <w:sz w:val="28"/>
+          <w:szCs w:val="28"/>
+        </w:rPr>
+        <w:t>то дальше следует проверка на поедание змеёй еды. Если он съела</w:t>
+      </w:r>
+      <w:r>
+        <w:rPr>
+          <w:rFonts w:ascii="Times New Roman" w:eastAsia="Times New Roman" w:hAnsi="Times New Roman" w:cs="Times New Roman"/>
+          <w:sz w:val="28"/>
+          <w:szCs w:val="28"/>
+        </w:rPr>
+        <w:t xml:space="preserve">, </w:t>
+      </w:r>
+      <w:r>
+        <w:rPr>
+          <w:rFonts w:ascii="Times New Roman" w:eastAsia="Times New Roman" w:hAnsi="Times New Roman" w:cs="Times New Roman"/>
+          <w:sz w:val="28"/>
+          <w:szCs w:val="28"/>
+        </w:rPr>
+        <w:t>то её размер увеличивается на 1 сегмент</w:t>
+      </w:r>
+      <w:r>
+        <w:rPr>
+          <w:rFonts w:ascii="Times New Roman" w:eastAsia="Times New Roman" w:hAnsi="Times New Roman" w:cs="Times New Roman"/>
+          <w:sz w:val="28"/>
+          <w:szCs w:val="28"/>
+        </w:rPr>
+        <w:t>,</w:t>
+      </w:r>
+      <w:r>
+        <w:rPr>
+          <w:rFonts w:ascii="Times New Roman" w:eastAsia="Times New Roman" w:hAnsi="Times New Roman" w:cs="Times New Roman"/>
+          <w:sz w:val="28"/>
+          <w:szCs w:val="28"/>
+        </w:rPr>
+        <w:t xml:space="preserve"> если нет</w:t>
+      </w:r>
+      <w:r>
+        <w:rPr>
+          <w:rFonts w:ascii="Times New Roman" w:eastAsia="Times New Roman" w:hAnsi="Times New Roman" w:cs="Times New Roman"/>
+          <w:sz w:val="28"/>
+          <w:szCs w:val="28"/>
+        </w:rPr>
+        <w:t xml:space="preserve">, </w:t>
+      </w:r>
+      <w:r>
+        <w:rPr>
+          <w:rFonts w:ascii="Times New Roman" w:eastAsia="Times New Roman" w:hAnsi="Times New Roman" w:cs="Times New Roman"/>
+          <w:sz w:val="28"/>
+          <w:szCs w:val="28"/>
+        </w:rPr>
+        <w:t xml:space="preserve">то ничего не </w:t>
+      </w:r>
+      <w:r>
+        <w:rPr>
+          <w:rFonts w:ascii="Times New Roman" w:eastAsia="Times New Roman" w:hAnsi="Times New Roman" w:cs="Times New Roman"/>
+          <w:sz w:val="28"/>
+          <w:szCs w:val="28"/>
+        </w:rPr>
+        <w:t>происходит и</w:t>
+      </w:r>
+      <w:r>
+        <w:rPr>
+          <w:rFonts w:ascii="Times New Roman" w:eastAsia="Times New Roman" w:hAnsi="Times New Roman" w:cs="Times New Roman"/>
+          <w:sz w:val="28"/>
+          <w:szCs w:val="28"/>
+        </w:rPr>
+        <w:t xml:space="preserve"> игра продолжается дальше и игровой цикл повторяется. (см. Рисунок 1)</w:t>
+      </w:r>
+    </w:p>
+    <w:p>
+      <w:pPr>
+        <w:pStyle w:val="a7"/>
+        <w:spacing w:after="0" w:line="360" w:lineRule="auto"/>
+        <w:ind w:left="0"/>
+        <w:jc w:val="center"/>
+        <w:rPr>
+          <w:rFonts w:ascii="Times New Roman" w:eastAsia="Times New Roman" w:hAnsi="Times New Roman" w:cs="Times New Roman"/>
+          <w:sz w:val="28"/>
+          <w:szCs w:val="28"/>
+          <w:lang w:val="en-US"/>
+        </w:rPr>
+      </w:pPr>
+      <w:r>
+        <w:rPr>
+          <w:rFonts w:ascii="Times New Roman" w:eastAsia="Times New Roman" w:hAnsi="Times New Roman" w:cs="Times New Roman"/>
+          <w:noProof/>
+          <w:sz w:val="28"/>
+          <w:szCs w:val="28"/>
+        </w:rPr>
+        <w:drawing>
+          <wp:inline distT="0" distB="0" distL="0" distR="0" wp14:anchorId="31CDAD9A" wp14:editId="3A89BFD1">
+            <wp:extent cx="4331293" cy="5793105"/>
+            <wp:effectExtent l="0" t="0" r="0" b="0"/>
+            <wp:docPr id="583542271" name="Рисунок 2"/>
+            <wp:cNvGraphicFramePr>
+              <a:graphicFrameLocks xmlns:a="http://schemas.openxmlformats.org/drawingml/2006/main" noChangeAspect="1"/>
+            </wp:cNvGraphicFramePr>
+            <a:graphic xmlns:a="http://schemas.openxmlformats.org/drawingml/2006/main">
+              <a:graphicData uri="http://schemas.openxmlformats.org/drawingml/2006/picture">
+                <pic:pic xmlns:pic="http://schemas.openxmlformats.org/drawingml/2006/picture">
+                  <pic:nvPicPr>
+                    <pic:cNvPr id="583542271" name="Рисунок 2"/>
+                    <pic:cNvPicPr>
+                      <a:picLocks noChangeAspect="1" noChangeArrowheads="1"/>
+                    </pic:cNvPicPr>
+                  </pic:nvPicPr>
+                  <pic:blipFill>
+                    <a:blip r:embed="rId15">
+                      <a:extLst>
+                        <a:ext uri="{28A0092B-C50C-407E-A947-70E740481C1C}">
+                          <a14:useLocalDpi xmlns:a14="http://schemas.microsoft.com/office/drawing/2010/main" val="0"/>
+                        </a:ext>
+                      </a:extLst>
+                    </a:blip>
+                    <a:stretch>
+                      <a:fillRect/>
+                    </a:stretch>
+                  </pic:blipFill>
+                  <pic:spPr bwMode="auto">
+                    <a:xfrm>
+                      <a:off x="0" y="0"/>
+                      <a:ext cx="4331293" cy="5793105"/>
+                    </a:xfrm>
+                    <a:prstGeom prst="rect">
+                      <a:avLst/>
+                    </a:prstGeom>
+                    <a:noFill/>
+                    <a:ln>
+                      <a:noFill/>
+                    </a:ln>
+                  </pic:spPr>
+                </pic:pic>
+              </a:graphicData>
+            </a:graphic>
+          </wp:inline>
+        </w:drawing>
+      </w:r>
+    </w:p>
+    <w:p>
+      <w:pPr>
+        <w:spacing w:line="360" w:lineRule="auto"/>
+        <w:ind w:firstLine="709"/>
+        <w:jc w:val="center"/>
+        <w:rPr>
+          <w:rFonts w:ascii="Times New Roman" w:eastAsia="Times New Roman" w:hAnsi="Times New Roman" w:cs="Times New Roman"/>
+          <w:sz w:val="24"/>
+          <w:szCs w:val="24"/>
+        </w:rPr>
+      </w:pPr>
+      <w:r>
+        <w:rPr>
+          <w:rFonts w:ascii="Times New Roman" w:eastAsia="Times New Roman" w:hAnsi="Times New Roman" w:cs="Times New Roman"/>
+          <w:sz w:val="24"/>
+          <w:szCs w:val="24"/>
+        </w:rPr>
+        <w:t>Рисунок 1 – Схема алгоритма работы игры «Змейка»</w:t>
+      </w:r>
+    </w:p>
+    <w:p>
+      <w:pPr>
+        <w:spacing w:after="0" w:line="360" w:lineRule="auto"/>
+        <w:ind w:firstLine="709"/>
+        <w:jc w:val="both"/>
+        <w:rPr>
+          <w:rFonts w:ascii="Times New Roman" w:hAnsi="Times New Roman" w:cs="Times New Roman"/>
+          <w:sz w:val="28"/>
+          <w:szCs w:val="28"/>
+        </w:rPr>
+      </w:pPr>
+      <w:r>
+        <w:rPr>
+          <w:rFonts w:ascii="Times New Roman" w:hAnsi="Times New Roman" w:cs="Times New Roman"/>
+          <w:sz w:val="28"/>
+          <w:szCs w:val="28"/>
+        </w:rPr>
+        <w:t>Нотация IDEF0 предназначена для моделирования функций и процессов. Используется для графического представления существующих процессов в бизнесе, производстве и других областях. Разработанные IDEF0 модели предназначены для документирования процессов, отображения того, что система делает, а не как это делается.</w:t>
+      </w:r>
+    </w:p>
+    <w:p>
+      <w:pPr>
+        <w:spacing w:after="0" w:line="360" w:lineRule="auto"/>
+        <w:ind w:firstLine="709"/>
+        <w:jc w:val="both"/>
+        <w:rPr>
+          <w:rFonts w:ascii="Times New Roman" w:hAnsi="Times New Roman" w:cs="Times New Roman"/>
+          <w:sz w:val="28"/>
+          <w:szCs w:val="28"/>
+        </w:rPr>
+      </w:pPr>
+      <w:r>
+        <w:rPr>
+          <w:rFonts w:ascii="Times New Roman" w:hAnsi="Times New Roman" w:cs="Times New Roman"/>
+          <w:sz w:val="28"/>
+          <w:szCs w:val="28"/>
+        </w:rPr>
+        <w:lastRenderedPageBreak/>
+        <w:t>На рисунке 1 предоставлена функциональная модель игры «Змейка» в нотации IDEF</w:t>
+      </w:r>
+      <w:r>
+        <w:rPr>
+          <w:rFonts w:ascii="Times New Roman" w:hAnsi="Times New Roman" w:cs="Times New Roman"/>
+          <w:sz w:val="28"/>
+          <w:szCs w:val="28"/>
+        </w:rPr>
+        <w:t>0</w:t>
+      </w:r>
+      <w:r>
+        <w:rPr>
+          <w:rFonts w:ascii="Times New Roman" w:hAnsi="Times New Roman" w:cs="Times New Roman"/>
+          <w:sz w:val="28"/>
+          <w:szCs w:val="28"/>
+        </w:rPr>
+        <w:t>.</w:t>
+      </w:r>
+    </w:p>
+    <w:p>
+      <w:pPr>
+        <w:spacing w:after="0" w:line="360" w:lineRule="auto"/>
+        <w:ind w:firstLine="709"/>
+        <w:jc w:val="both"/>
+        <w:rPr>
+          <w:rFonts w:ascii="Times New Roman" w:hAnsi="Times New Roman" w:cs="Times New Roman"/>
+          <w:sz w:val="28"/>
+          <w:szCs w:val="28"/>
+        </w:rPr>
+      </w:pPr>
+      <w:r>
+        <w:rPr>
+          <w:rFonts w:ascii="Times New Roman" w:hAnsi="Times New Roman" w:cs="Times New Roman"/>
+          <w:sz w:val="28"/>
+          <w:szCs w:val="28"/>
+        </w:rPr>
+        <w:t>Внешней входящей информацией для разрабатываемой системы будет являться:</w:t>
+      </w:r>
+    </w:p>
+    <w:p>
+      <w:pPr>
+        <w:pStyle w:val="a7"/>
+        <w:numPr>
+          <w:ilvl w:val="0"/>
+          <w:numId w:val="10"/>
+        </w:numPr>
+        <w:spacing w:after="0" w:line="360" w:lineRule="auto"/>
+        <w:ind w:left="993" w:hanging="283"/>
+        <w:jc w:val="both"/>
+        <w:rPr>
+          <w:rFonts w:ascii="Times New Roman" w:hAnsi="Times New Roman" w:cs="Times New Roman"/>
+          <w:sz w:val="28"/>
+          <w:szCs w:val="28"/>
+        </w:rPr>
+      </w:pPr>
+      <w:r>
+        <w:rPr>
+          <w:rFonts w:ascii="Times New Roman" w:hAnsi="Times New Roman" w:cs="Times New Roman"/>
+          <w:sz w:val="28"/>
+          <w:szCs w:val="28"/>
+        </w:rPr>
+        <w:t xml:space="preserve">Нажатия клавиш клавиатуры; </w:t>
+      </w:r>
+    </w:p>
+    <w:p>
+      <w:pPr>
+        <w:pStyle w:val="a7"/>
+        <w:numPr>
+          <w:ilvl w:val="0"/>
+          <w:numId w:val="10"/>
+        </w:numPr>
+        <w:spacing w:after="0" w:line="360" w:lineRule="auto"/>
+        <w:ind w:left="993" w:hanging="283"/>
+        <w:jc w:val="both"/>
+        <w:rPr>
+          <w:rFonts w:ascii="Times New Roman" w:hAnsi="Times New Roman" w:cs="Times New Roman"/>
+          <w:sz w:val="28"/>
+          <w:szCs w:val="28"/>
+        </w:rPr>
+      </w:pPr>
+      <w:r>
+        <w:rPr>
+          <w:rFonts w:ascii="Times New Roman" w:hAnsi="Times New Roman" w:cs="Times New Roman"/>
+          <w:sz w:val="28"/>
+          <w:szCs w:val="28"/>
+        </w:rPr>
+        <w:t>Выход из игры.</w:t>
+      </w:r>
+    </w:p>
+    <w:p>
+      <w:pPr>
+        <w:spacing w:after="0" w:line="360" w:lineRule="auto"/>
+        <w:ind w:firstLine="709"/>
+        <w:jc w:val="both"/>
+        <w:rPr>
+          <w:rFonts w:ascii="Times New Roman" w:hAnsi="Times New Roman" w:cs="Times New Roman"/>
+          <w:sz w:val="28"/>
+          <w:szCs w:val="28"/>
+        </w:rPr>
+      </w:pPr>
+      <w:r>
+        <w:rPr>
+          <w:rFonts w:ascii="Times New Roman" w:hAnsi="Times New Roman" w:cs="Times New Roman"/>
+          <w:sz w:val="28"/>
+          <w:szCs w:val="28"/>
+        </w:rPr>
+        <w:t>Управляющим воздействием будет являться:</w:t>
+      </w:r>
+    </w:p>
+    <w:p>
+      <w:pPr>
+        <w:pStyle w:val="a7"/>
+        <w:numPr>
+          <w:ilvl w:val="0"/>
+          <w:numId w:val="11"/>
+        </w:numPr>
+        <w:spacing w:after="0" w:line="360" w:lineRule="auto"/>
+        <w:ind w:left="993" w:hanging="284"/>
+        <w:jc w:val="both"/>
+        <w:rPr>
+          <w:rFonts w:ascii="Times New Roman" w:hAnsi="Times New Roman" w:cs="Times New Roman"/>
+          <w:sz w:val="28"/>
+          <w:szCs w:val="28"/>
+        </w:rPr>
+      </w:pPr>
+      <w:r>
+        <w:rPr>
+          <w:rFonts w:ascii="Times New Roman" w:hAnsi="Times New Roman" w:cs="Times New Roman"/>
+          <w:sz w:val="28"/>
+          <w:szCs w:val="28"/>
+        </w:rPr>
+        <w:t>Правила движения змейки;</w:t>
+      </w:r>
+    </w:p>
+    <w:p>
+      <w:pPr>
+        <w:pStyle w:val="a7"/>
+        <w:numPr>
+          <w:ilvl w:val="0"/>
+          <w:numId w:val="11"/>
+        </w:numPr>
+        <w:spacing w:after="0" w:line="360" w:lineRule="auto"/>
+        <w:ind w:left="993" w:hanging="284"/>
+        <w:jc w:val="both"/>
+        <w:rPr>
+          <w:rFonts w:ascii="Times New Roman" w:hAnsi="Times New Roman" w:cs="Times New Roman"/>
+          <w:sz w:val="28"/>
+          <w:szCs w:val="28"/>
+        </w:rPr>
+      </w:pPr>
+      <w:r>
+        <w:rPr>
+          <w:rFonts w:ascii="Times New Roman" w:hAnsi="Times New Roman" w:cs="Times New Roman"/>
+          <w:sz w:val="28"/>
+          <w:szCs w:val="28"/>
+        </w:rPr>
+        <w:t>Правила поедания еды;</w:t>
+      </w:r>
+    </w:p>
+    <w:p>
+      <w:pPr>
+        <w:pStyle w:val="a7"/>
+        <w:numPr>
+          <w:ilvl w:val="0"/>
+          <w:numId w:val="11"/>
+        </w:numPr>
+        <w:spacing w:after="0" w:line="360" w:lineRule="auto"/>
+        <w:ind w:left="993" w:hanging="284"/>
+        <w:jc w:val="both"/>
+        <w:rPr>
+          <w:rFonts w:ascii="Times New Roman" w:hAnsi="Times New Roman" w:cs="Times New Roman"/>
+          <w:sz w:val="28"/>
+          <w:szCs w:val="28"/>
+        </w:rPr>
+      </w:pPr>
+      <w:r>
+        <w:rPr>
+          <w:rFonts w:ascii="Times New Roman" w:hAnsi="Times New Roman" w:cs="Times New Roman"/>
+          <w:sz w:val="28"/>
+          <w:szCs w:val="28"/>
+        </w:rPr>
+        <w:t>Правила роста змейки;</w:t>
+      </w:r>
+    </w:p>
+    <w:p>
+      <w:pPr>
+        <w:pStyle w:val="a7"/>
+        <w:numPr>
+          <w:ilvl w:val="0"/>
+          <w:numId w:val="11"/>
+        </w:numPr>
+        <w:spacing w:after="0" w:line="360" w:lineRule="auto"/>
+        <w:ind w:left="993" w:hanging="284"/>
+        <w:jc w:val="both"/>
+        <w:rPr>
+          <w:rFonts w:ascii="Times New Roman" w:hAnsi="Times New Roman" w:cs="Times New Roman"/>
+          <w:sz w:val="28"/>
+          <w:szCs w:val="28"/>
+        </w:rPr>
+      </w:pPr>
+      <w:r>
+        <w:rPr>
+          <w:rFonts w:ascii="Times New Roman" w:hAnsi="Times New Roman" w:cs="Times New Roman"/>
+          <w:sz w:val="28"/>
+          <w:szCs w:val="28"/>
+        </w:rPr>
+        <w:t>Правила окончания игры.</w:t>
+      </w:r>
+    </w:p>
+    <w:p>
+      <w:pPr>
+        <w:spacing w:after="0" w:line="360" w:lineRule="auto"/>
+        <w:ind w:left="709"/>
+        <w:jc w:val="both"/>
+        <w:rPr>
+          <w:rFonts w:ascii="Times New Roman" w:hAnsi="Times New Roman" w:cs="Times New Roman"/>
+          <w:sz w:val="28"/>
+          <w:szCs w:val="28"/>
+        </w:rPr>
+      </w:pPr>
+      <w:r>
+        <w:rPr>
+          <w:rFonts w:ascii="Times New Roman" w:hAnsi="Times New Roman" w:cs="Times New Roman"/>
+          <w:sz w:val="28"/>
+          <w:szCs w:val="28"/>
+        </w:rPr>
+        <w:t>Механизмом управления будут являться: </w:t>
+      </w:r>
+    </w:p>
+    <w:p>
+      <w:pPr>
+        <w:pStyle w:val="a7"/>
+        <w:numPr>
+          <w:ilvl w:val="0"/>
+          <w:numId w:val="12"/>
+        </w:numPr>
+        <w:spacing w:after="0" w:line="360" w:lineRule="auto"/>
+        <w:ind w:left="993" w:hanging="284"/>
+        <w:jc w:val="both"/>
+        <w:rPr>
+          <w:rFonts w:ascii="Times New Roman" w:hAnsi="Times New Roman" w:cs="Times New Roman"/>
+          <w:sz w:val="28"/>
+          <w:szCs w:val="28"/>
+        </w:rPr>
+      </w:pPr>
+      <w:r>
+        <w:rPr>
+          <w:rFonts w:ascii="Times New Roman" w:hAnsi="Times New Roman" w:cs="Times New Roman"/>
+          <w:sz w:val="28"/>
+          <w:szCs w:val="28"/>
+        </w:rPr>
+        <w:t>ПО;</w:t>
+      </w:r>
+    </w:p>
+    <w:p>
+      <w:pPr>
+        <w:pStyle w:val="a7"/>
+        <w:numPr>
+          <w:ilvl w:val="0"/>
+          <w:numId w:val="12"/>
+        </w:numPr>
+        <w:spacing w:after="0" w:line="360" w:lineRule="auto"/>
+        <w:ind w:left="993" w:hanging="284"/>
+        <w:jc w:val="both"/>
+        <w:rPr>
+          <w:rFonts w:ascii="Times New Roman" w:hAnsi="Times New Roman" w:cs="Times New Roman"/>
+          <w:sz w:val="28"/>
+          <w:szCs w:val="28"/>
+        </w:rPr>
+      </w:pPr>
+      <w:r>
+        <w:rPr>
+          <w:rFonts w:ascii="Times New Roman" w:hAnsi="Times New Roman" w:cs="Times New Roman"/>
+          <w:sz w:val="28"/>
+          <w:szCs w:val="28"/>
+        </w:rPr>
+        <w:t>Игрок;</w:t>
+      </w:r>
+    </w:p>
+    <w:p>
+      <w:pPr>
+        <w:spacing w:after="0" w:line="360" w:lineRule="auto"/>
+        <w:ind w:left="709"/>
+        <w:jc w:val="both"/>
+        <w:rPr>
+          <w:rFonts w:ascii="Times New Roman" w:hAnsi="Times New Roman" w:cs="Times New Roman"/>
+          <w:sz w:val="28"/>
+          <w:szCs w:val="28"/>
+        </w:rPr>
+      </w:pPr>
+      <w:r>
+        <w:rPr>
+          <w:rFonts w:ascii="Times New Roman" w:hAnsi="Times New Roman" w:cs="Times New Roman"/>
+          <w:sz w:val="28"/>
+          <w:szCs w:val="28"/>
+        </w:rPr>
+        <w:t>Внешней исходящей информацией будут являться</w:t>
+      </w:r>
+      <w:r>
+        <w:rPr>
+          <w:rFonts w:ascii="Times New Roman" w:hAnsi="Times New Roman" w:cs="Times New Roman"/>
+          <w:sz w:val="28"/>
+          <w:szCs w:val="28"/>
+        </w:rPr>
+        <w:t>:</w:t>
+      </w:r>
+    </w:p>
+    <w:p>
+      <w:pPr>
+        <w:pStyle w:val="a7"/>
+        <w:numPr>
+          <w:ilvl w:val="0"/>
+          <w:numId w:val="13"/>
+        </w:numPr>
+        <w:spacing w:after="0" w:line="360" w:lineRule="auto"/>
+        <w:ind w:left="993" w:hanging="284"/>
+        <w:jc w:val="both"/>
+        <w:rPr>
+          <w:rFonts w:ascii="Times New Roman" w:hAnsi="Times New Roman" w:cs="Times New Roman"/>
+          <w:sz w:val="28"/>
+          <w:szCs w:val="28"/>
+        </w:rPr>
+      </w:pPr>
+      <w:r>
+        <w:rPr>
+          <w:rFonts w:ascii="Times New Roman" w:hAnsi="Times New Roman" w:cs="Times New Roman"/>
+          <w:sz w:val="28"/>
+          <w:szCs w:val="28"/>
+        </w:rPr>
+        <w:t>Игровое поле с отображением змейки и еды</w:t>
+      </w:r>
+      <w:r>
+        <w:rPr>
+          <w:rFonts w:ascii="Times New Roman" w:hAnsi="Times New Roman" w:cs="Times New Roman"/>
+          <w:sz w:val="28"/>
+          <w:szCs w:val="28"/>
+        </w:rPr>
+        <w:t>;</w:t>
+      </w:r>
+    </w:p>
+    <w:p>
+      <w:pPr>
+        <w:pStyle w:val="a7"/>
+        <w:numPr>
+          <w:ilvl w:val="0"/>
+          <w:numId w:val="13"/>
+        </w:numPr>
+        <w:spacing w:after="0" w:line="360" w:lineRule="auto"/>
+        <w:ind w:left="993" w:hanging="284"/>
+        <w:jc w:val="both"/>
+        <w:rPr>
+          <w:rFonts w:ascii="Times New Roman" w:hAnsi="Times New Roman" w:cs="Times New Roman"/>
+          <w:sz w:val="28"/>
+          <w:szCs w:val="28"/>
+        </w:rPr>
+      </w:pPr>
+      <w:r>
+        <w:rPr>
+          <w:rFonts w:ascii="Times New Roman" w:hAnsi="Times New Roman" w:cs="Times New Roman"/>
+          <w:sz w:val="28"/>
+          <w:szCs w:val="28"/>
+        </w:rPr>
+        <w:t>Текущий счет;</w:t>
+      </w:r>
+    </w:p>
+    <w:p>
+      <w:pPr>
+        <w:pStyle w:val="a7"/>
+        <w:numPr>
+          <w:ilvl w:val="0"/>
+          <w:numId w:val="13"/>
+        </w:numPr>
+        <w:spacing w:after="0" w:line="360" w:lineRule="auto"/>
+        <w:ind w:left="993" w:hanging="284"/>
+        <w:jc w:val="both"/>
+        <w:rPr>
+          <w:rFonts w:ascii="Times New Roman" w:hAnsi="Times New Roman" w:cs="Times New Roman"/>
+          <w:sz w:val="28"/>
+          <w:szCs w:val="28"/>
+        </w:rPr>
+      </w:pPr>
+      <w:r>
+        <w:rPr>
+          <w:rFonts w:ascii="Times New Roman" w:hAnsi="Times New Roman" w:cs="Times New Roman"/>
+          <w:sz w:val="28"/>
+          <w:szCs w:val="28"/>
+        </w:rPr>
+        <w:t>Сообщение о победе или поражении</w:t>
+      </w:r>
+      <w:r>
+        <w:rPr>
+          <w:rFonts w:ascii="Times New Roman" w:hAnsi="Times New Roman" w:cs="Times New Roman"/>
+          <w:sz w:val="28"/>
+          <w:szCs w:val="28"/>
+        </w:rPr>
+        <w:t>;</w:t>
+      </w:r>
+    </w:p>
+    <w:p>
+      <w:pPr>
+        <w:jc w:val="center"/>
+        <w:rPr>
+          <w:rFonts w:ascii="Times New Roman" w:hAnsi="Times New Roman" w:cs="Times New Roman"/>
+          <w:b/>
+          <w:bCs/>
+          <w:sz w:val="28"/>
+          <w:szCs w:val="28"/>
+        </w:rPr>
+      </w:pPr>
+      <w:r>
+        <w:rPr>
+          <w:rFonts w:ascii="Times New Roman" w:hAnsi="Times New Roman" w:cs="Times New Roman"/>
+          <w:b/>
+          <w:bCs/>
+          <w:noProof/>
+          <w:sz w:val="28"/>
+          <w:szCs w:val="28"/>
+        </w:rPr>
+        <w:lastRenderedPageBreak/>
+        <w:drawing>
+          <wp:inline distT="0" distB="0" distL="0" distR="0" wp14:anchorId="054DD313" wp14:editId="15A744EA">
+            <wp:extent cx="5844286" cy="4709160"/>
+            <wp:effectExtent l="0" t="0" r="4445" b="0"/>
+            <wp:docPr id="1690078149" name="Рисунок 2"/>
+            <wp:cNvGraphicFramePr>
+              <a:graphicFrameLocks xmlns:a="http://schemas.openxmlformats.org/drawingml/2006/main" noChangeAspect="1"/>
+            </wp:cNvGraphicFramePr>
+            <a:graphic xmlns:a="http://schemas.openxmlformats.org/drawingml/2006/main">
+              <a:graphicData uri="http://schemas.openxmlformats.org/drawingml/2006/picture">
+                <pic:pic xmlns:pic="http://schemas.openxmlformats.org/drawingml/2006/picture">
+                  <pic:nvPicPr>
+                    <pic:cNvPr id="1690078149" name="Рисунок 2"/>
+                    <pic:cNvPicPr>
+                      <a:picLocks noChangeAspect="1" noChangeArrowheads="1"/>
+                    </pic:cNvPicPr>
+                  </pic:nvPicPr>
+                  <pic:blipFill>
+                    <a:blip r:embed="rId16">
+                      <a:extLst>
+                        <a:ext uri="{28A0092B-C50C-407E-A947-70E740481C1C}">
+                          <a14:useLocalDpi xmlns:a14="http://schemas.microsoft.com/office/drawing/2010/main" val="0"/>
+                        </a:ext>
+                      </a:extLst>
+                    </a:blip>
+                    <a:stretch>
+                      <a:fillRect/>
+                    </a:stretch>
+                  </pic:blipFill>
+                  <pic:spPr bwMode="auto">
+                    <a:xfrm>
+                      <a:off x="0" y="0"/>
+                      <a:ext cx="5853814" cy="4716837"/>
+                    </a:xfrm>
+                    <a:prstGeom prst="rect">
+                      <a:avLst/>
+                    </a:prstGeom>
+                    <a:noFill/>
+                    <a:ln>
+                      <a:noFill/>
+                    </a:ln>
+                  </pic:spPr>
+                </pic:pic>
+              </a:graphicData>
+            </a:graphic>
+          </wp:inline>
+        </w:drawing>
+      </w:r>
+    </w:p>
+    <w:p>
+      <w:pPr>
+        <w:spacing w:after="0" w:line="360" w:lineRule="auto"/>
+        <w:jc w:val="center"/>
+        <w:rPr>
+          <w:rFonts w:ascii="Times New Roman" w:hAnsi="Times New Roman" w:cs="Times New Roman"/>
+          <w:sz w:val="24"/>
+          <w:szCs w:val="24"/>
+        </w:rPr>
+      </w:pPr>
+      <w:r>
+        <w:rPr>
+          <w:rFonts w:ascii="Times New Roman" w:hAnsi="Times New Roman" w:cs="Times New Roman"/>
+          <w:sz w:val="24"/>
+          <w:szCs w:val="24"/>
+        </w:rPr>
+        <w:t>Рисунок 1 – Функциональная модель игровой системы «Змейка»</w:t>
+      </w:r>
+      <w:r>
+        <w:rPr>
+          <w:rFonts w:ascii="Times New Roman" w:hAnsi="Times New Roman" w:cs="Times New Roman"/>
+          <w:sz w:val="24"/>
+          <w:szCs w:val="24"/>
+        </w:rPr>
+        <w:t xml:space="preserve"> </w:t>
+      </w:r>
+      <w:r>
+        <w:rPr>
+          <w:rFonts w:ascii="Times New Roman" w:hAnsi="Times New Roman" w:cs="Times New Roman"/>
+          <w:sz w:val="24"/>
+          <w:szCs w:val="24"/>
+        </w:rPr>
+        <w:t>в нотации IDEF0 (контекстная диаграмма)</w:t>
+      </w:r>
+    </w:p>
+    <w:p>
+      <w:pPr>
+        <w:spacing w:after="0" w:line="360" w:lineRule="auto"/>
+        <w:ind w:firstLine="709"/>
+        <w:jc w:val="both"/>
+        <w:rPr>
+          <w:rFonts w:ascii="Times New Roman" w:hAnsi="Times New Roman" w:cs="Times New Roman"/>
+          <w:sz w:val="28"/>
+          <w:szCs w:val="28"/>
+        </w:rPr>
+      </w:pPr>
+      <w:r>
+        <w:rPr>
+          <w:rFonts w:ascii="Times New Roman" w:hAnsi="Times New Roman" w:cs="Times New Roman"/>
+          <w:sz w:val="28"/>
+          <w:szCs w:val="28"/>
+        </w:rPr>
+        <w:t>Была создана диаграмма декомпозиции, разбитая на 3 более простые</w:t>
+      </w:r>
+    </w:p>
+    <w:p>
+      <w:pPr>
+        <w:spacing w:after="0" w:line="360" w:lineRule="auto"/>
+        <w:jc w:val="both"/>
+        <w:rPr>
+          <w:rFonts w:ascii="Times New Roman" w:hAnsi="Times New Roman" w:cs="Times New Roman"/>
+          <w:sz w:val="28"/>
+          <w:szCs w:val="28"/>
+        </w:rPr>
+      </w:pPr>
+      <w:r>
+        <w:rPr>
+          <w:rFonts w:ascii="Times New Roman" w:hAnsi="Times New Roman" w:cs="Times New Roman"/>
+          <w:sz w:val="28"/>
+          <w:szCs w:val="28"/>
+        </w:rPr>
+        <w:t>функции:</w:t>
+      </w:r>
+    </w:p>
+    <w:p>
+      <w:pPr>
+        <w:pStyle w:val="a7"/>
+        <w:numPr>
+          <w:ilvl w:val="0"/>
+          <w:numId w:val="14"/>
+        </w:numPr>
+        <w:spacing w:after="0" w:line="360" w:lineRule="auto"/>
+        <w:ind w:left="993" w:hanging="284"/>
+        <w:jc w:val="both"/>
+        <w:rPr>
+          <w:rFonts w:ascii="Times New Roman" w:hAnsi="Times New Roman" w:cs="Times New Roman"/>
+          <w:sz w:val="28"/>
+          <w:szCs w:val="28"/>
+        </w:rPr>
+      </w:pPr>
+      <w:r>
+        <w:rPr>
+          <w:rFonts w:ascii="Times New Roman" w:hAnsi="Times New Roman" w:cs="Times New Roman"/>
+          <w:sz w:val="28"/>
+          <w:szCs w:val="28"/>
+        </w:rPr>
+        <w:t>Инициализировать игру;</w:t>
+      </w:r>
+    </w:p>
+    <w:p>
+      <w:pPr>
+        <w:pStyle w:val="a7"/>
+        <w:numPr>
+          <w:ilvl w:val="0"/>
+          <w:numId w:val="14"/>
+        </w:numPr>
+        <w:spacing w:after="0" w:line="360" w:lineRule="auto"/>
+        <w:ind w:left="993" w:hanging="284"/>
+        <w:jc w:val="both"/>
+        <w:rPr>
+          <w:rFonts w:ascii="Times New Roman" w:hAnsi="Times New Roman" w:cs="Times New Roman"/>
+          <w:sz w:val="28"/>
+          <w:szCs w:val="28"/>
+        </w:rPr>
+      </w:pPr>
+      <w:r>
+        <w:rPr>
+          <w:rFonts w:ascii="Times New Roman" w:hAnsi="Times New Roman" w:cs="Times New Roman"/>
+          <w:sz w:val="28"/>
+          <w:szCs w:val="28"/>
+        </w:rPr>
+        <w:t>Игровой процесс;</w:t>
+      </w:r>
+    </w:p>
+    <w:p>
+      <w:pPr>
+        <w:pStyle w:val="a7"/>
+        <w:numPr>
+          <w:ilvl w:val="0"/>
+          <w:numId w:val="14"/>
+        </w:numPr>
+        <w:spacing w:after="0" w:line="360" w:lineRule="auto"/>
+        <w:ind w:left="993" w:hanging="284"/>
+        <w:jc w:val="both"/>
+        <w:rPr>
+          <w:rFonts w:ascii="Times New Roman" w:hAnsi="Times New Roman" w:cs="Times New Roman"/>
+          <w:sz w:val="28"/>
+          <w:szCs w:val="28"/>
+        </w:rPr>
+      </w:pPr>
+      <w:r>
+        <w:rPr>
+          <w:rFonts w:ascii="Times New Roman" w:hAnsi="Times New Roman" w:cs="Times New Roman"/>
+          <w:sz w:val="28"/>
+          <w:szCs w:val="28"/>
+        </w:rPr>
+        <w:t>Завершение игры. (см. рис.2)</w:t>
+      </w:r>
+    </w:p>
+    <w:p>
+      <w:pPr>
+        <w:spacing w:after="0" w:line="240" w:lineRule="auto"/>
+        <w:ind w:left="-284"/>
+        <w:jc w:val="center"/>
+        <w:rPr>
+          <w:rFonts w:ascii="Times New Roman" w:eastAsia="Times New Roman" w:hAnsi="Times New Roman" w:cs="Times New Roman"/>
+        </w:rPr>
+      </w:pPr>
+      <w:r>
+        <w:rPr>
+          <w:noProof/>
+        </w:rPr>
+        <w:lastRenderedPageBreak/>
+        <w:drawing>
+          <wp:inline distT="0" distB="0" distL="0" distR="0" wp14:anchorId="4D0B83A6" wp14:editId="4DC64B73">
+            <wp:extent cx="5876708" cy="3711924"/>
+            <wp:effectExtent l="0" t="0" r="0" b="3175"/>
+            <wp:docPr id="1446753623" name="Рисунок 2"/>
+            <wp:cNvGraphicFramePr>
+              <a:graphicFrameLocks xmlns:a="http://schemas.openxmlformats.org/drawingml/2006/main" noChangeAspect="1"/>
+            </wp:cNvGraphicFramePr>
+            <a:graphic xmlns:a="http://schemas.openxmlformats.org/drawingml/2006/main">
+              <a:graphicData uri="http://schemas.openxmlformats.org/drawingml/2006/picture">
+                <pic:pic xmlns:pic="http://schemas.openxmlformats.org/drawingml/2006/picture">
+                  <pic:nvPicPr>
+                    <pic:cNvPr id="1446753623" name="Рисунок 2"/>
+                    <pic:cNvPicPr>
+                      <a:picLocks noChangeAspect="1" noChangeArrowheads="1"/>
+                    </pic:cNvPicPr>
+                  </pic:nvPicPr>
+                  <pic:blipFill>
+                    <a:blip r:embed="rId17" cstate="print">
+                      <a:extLst>
+                        <a:ext uri="{28A0092B-C50C-407E-A947-70E740481C1C}">
+                          <a14:useLocalDpi xmlns:a14="http://schemas.microsoft.com/office/drawing/2010/main" val="0"/>
+                        </a:ext>
+                      </a:extLst>
+                    </a:blip>
+                    <a:stretch>
+                      <a:fillRect/>
+                    </a:stretch>
+                  </pic:blipFill>
+                  <pic:spPr bwMode="auto">
+                    <a:xfrm>
+                      <a:off x="0" y="0"/>
+                      <a:ext cx="5876708" cy="3711924"/>
+                    </a:xfrm>
+                    <a:prstGeom prst="rect">
+                      <a:avLst/>
+                    </a:prstGeom>
+                    <a:noFill/>
+                    <a:ln>
+                      <a:noFill/>
+                    </a:ln>
+                  </pic:spPr>
+                </pic:pic>
+              </a:graphicData>
+            </a:graphic>
+          </wp:inline>
+        </w:drawing>
+      </w:r>
+    </w:p>
+    <w:p>
+      <w:pPr>
+        <w:spacing w:after="0" w:line="360" w:lineRule="auto"/>
+        <w:ind w:left="-426"/>
+        <w:jc w:val="center"/>
+        <w:rPr>
+          <w:rFonts w:ascii="Times New Roman" w:hAnsi="Times New Roman" w:cs="Times New Roman"/>
+          <w:sz w:val="28"/>
+          <w:szCs w:val="28"/>
+        </w:rPr>
+      </w:pPr>
+    </w:p>
+    <w:p>
+      <w:pPr>
+        <w:spacing w:after="0" w:line="360" w:lineRule="auto"/>
+        <w:jc w:val="center"/>
+        <w:rPr>
+          <w:rFonts w:ascii="Times New Roman" w:hAnsi="Times New Roman" w:cs="Times New Roman"/>
+          <w:sz w:val="24"/>
+          <w:szCs w:val="24"/>
+        </w:rPr>
+      </w:pPr>
+      <w:r>
+        <w:rPr>
+          <w:rFonts w:ascii="Times New Roman" w:hAnsi="Times New Roman" w:cs="Times New Roman"/>
+          <w:sz w:val="24"/>
+          <w:szCs w:val="24"/>
+        </w:rPr>
+        <w:t>Рисунок 2 – Декомпозиционная модель системы компьютерной игры «Змейка»</w:t>
+      </w:r>
+      <w:r>
+        <w:rPr>
+          <w:rFonts w:ascii="Times New Roman" w:hAnsi="Times New Roman" w:cs="Times New Roman"/>
+          <w:sz w:val="24"/>
+          <w:szCs w:val="24"/>
+        </w:rPr>
+        <w:t xml:space="preserve"> </w:t>
+      </w:r>
+      <w:r>
+        <w:rPr>
+          <w:rFonts w:ascii="Times New Roman" w:hAnsi="Times New Roman" w:cs="Times New Roman"/>
+          <w:sz w:val="24"/>
+          <w:szCs w:val="24"/>
+        </w:rPr>
+        <w:t>в нотации IDEF0</w:t>
+      </w:r>
+    </w:p>
+    <w:p>
+      <w:pPr>
+        <w:spacing w:line="360" w:lineRule="auto"/>
+        <w:ind w:firstLine="709"/>
+        <w:jc w:val="center"/>
         <w:rPr>
           <w:rFonts w:ascii="Times New Roman" w:hAnsi="Times New Roman" w:cs="Times New Roman"/>
           <w:sz w:val="28"/>
           <w:szCs w:val="28"/>
           <w:highlight w:val="yellow"/>
         </w:rPr>
-        <w:t>Простым языком описывается постановка задачи, что вы делаете, какой результат хочется получить.</w:t>
-      </w:r>
+      </w:pPr>
     </w:p>
     <w:p>
       <w:pPr>
@@ -10877,74 +15412,1119 @@
           <w:szCs w:val="28"/>
         </w:rPr>
       </w:pPr>
-      <w:r>
-        <w:rPr>
-          <w:rFonts w:ascii="Times New Roman" w:hAnsi="Times New Roman" w:cs="Times New Roman"/>
-          <w:sz w:val="28"/>
-          <w:szCs w:val="28"/>
-        </w:rPr>
-        <w:br w:type="page"/>
-      </w:r>
-    </w:p>
-    <w:p>
-      <w:pPr>
-        <w:pStyle w:val="1"/>
-        <w:jc w:val="center"/>
+    </w:p>
+    <w:p>
+      <w:pPr>
+        <w:pStyle w:val="2"/>
+        <w:spacing w:after="160"/>
+        <w:ind w:firstLine="720"/>
         <w:rPr>
           <w:rFonts w:ascii="Times New Roman" w:hAnsi="Times New Roman" w:cs="Times New Roman"/>
           <w:b/>
           <w:bCs/>
           <w:color w:val="auto"/>
-        </w:rPr>
-      </w:pPr>
-      <w:bookmarkStart w:id="4" w:name="_Toc188869799"/>
+          <w:sz w:val="28"/>
+          <w:szCs w:val="28"/>
+        </w:rPr>
+      </w:pPr>
       <w:r>
         <w:rPr>
           <w:rFonts w:ascii="Times New Roman" w:hAnsi="Times New Roman" w:cs="Times New Roman"/>
           <w:b/>
           <w:bCs/>
           <w:color w:val="auto"/>
+          <w:sz w:val="28"/>
+          <w:szCs w:val="28"/>
+        </w:rPr>
+        <w:t>4.3 Прототипирование интерфейса</w:t>
+      </w:r>
+    </w:p>
+    <w:p>
+      <w:pPr>
+        <w:spacing w:after="0" w:line="360" w:lineRule="auto"/>
+        <w:ind w:firstLine="851"/>
+        <w:jc w:val="both"/>
+        <w:rPr>
+          <w:rFonts w:ascii="Times New Roman" w:hAnsi="Times New Roman" w:cs="Times New Roman"/>
+          <w:sz w:val="28"/>
+          <w:szCs w:val="28"/>
+        </w:rPr>
+      </w:pPr>
+      <w:r>
+        <w:rPr>
+          <w:rFonts w:ascii="Times New Roman" w:hAnsi="Times New Roman" w:cs="Times New Roman"/>
+          <w:sz w:val="28"/>
+          <w:szCs w:val="28"/>
+        </w:rPr>
+        <w:t>В</w:t>
+      </w:r>
+      <w:r>
+        <w:rPr>
+          <w:rFonts w:ascii="Times New Roman" w:hAnsi="Times New Roman" w:cs="Times New Roman"/>
+          <w:sz w:val="28"/>
+          <w:szCs w:val="28"/>
+        </w:rPr>
+        <w:t xml:space="preserve"> моём проекте</w:t>
+      </w:r>
+      <w:r>
+        <w:rPr>
+          <w:rFonts w:ascii="Times New Roman" w:hAnsi="Times New Roman" w:cs="Times New Roman"/>
+          <w:sz w:val="28"/>
+          <w:szCs w:val="28"/>
+        </w:rPr>
+        <w:t xml:space="preserve"> </w:t>
+      </w:r>
+      <w:r>
+        <w:rPr>
+          <w:rFonts w:ascii="Times New Roman" w:hAnsi="Times New Roman" w:cs="Times New Roman"/>
+          <w:sz w:val="28"/>
+          <w:szCs w:val="28"/>
+        </w:rPr>
+        <w:t>я провёл с самого начала осознанно и структурировано, используя преимущества выбранной архитектуры. Вместо того чтобы писать весь UI в одном большом main.py, я сразу разбил весь интерфейс на независимые сцены (LoadScreen, Menu, Game, LoseScreen, WinScreen). Каждая сцена — это отдельный класс, наследующий абстрактный</w:t>
+      </w:r>
+      <w:r>
+        <w:rPr>
+          <w:rFonts w:ascii="Times New Roman" w:hAnsi="Times New Roman" w:cs="Times New Roman"/>
+          <w:sz w:val="28"/>
+          <w:szCs w:val="28"/>
+        </w:rPr>
+        <w:t xml:space="preserve"> класс</w:t>
+      </w:r>
+      <w:r>
+        <w:rPr>
+          <w:rFonts w:ascii="Times New Roman" w:hAnsi="Times New Roman" w:cs="Times New Roman"/>
+          <w:sz w:val="28"/>
+          <w:szCs w:val="28"/>
+        </w:rPr>
+        <w:t>. Такой подход позволил мне прототипировать и тестировать каждый экран по отдельности, не трогая остальную логику игры.</w:t>
+      </w:r>
+    </w:p>
+    <w:p>
+      <w:pPr>
+        <w:spacing w:after="0" w:line="360" w:lineRule="auto"/>
+        <w:ind w:firstLine="851"/>
+        <w:jc w:val="both"/>
+        <w:rPr>
+          <w:rFonts w:ascii="Times New Roman" w:hAnsi="Times New Roman" w:cs="Times New Roman"/>
+          <w:sz w:val="28"/>
+          <w:szCs w:val="28"/>
+        </w:rPr>
+      </w:pPr>
+      <w:r>
+        <w:rPr>
+          <w:rFonts w:ascii="Times New Roman" w:hAnsi="Times New Roman" w:cs="Times New Roman"/>
+          <w:sz w:val="28"/>
+          <w:szCs w:val="28"/>
+        </w:rPr>
+        <w:t xml:space="preserve">На первом этапе прототипирования я создал голые версии сцен только на Canvas Tkinter: простые прямоугольники, текст и базовые bind-ы клавиш. Затем я добавил фоновые изображения из папки assets/scenes/ (BackGroundMenu.jpg, BackGroundGame.jpg, LoadScreen.png и т.д.) и кнопки в </w:t>
+      </w:r>
+      <w:r>
+        <w:rPr>
+          <w:rFonts w:ascii="Times New Roman" w:hAnsi="Times New Roman" w:cs="Times New Roman"/>
+          <w:sz w:val="28"/>
+          <w:szCs w:val="28"/>
         </w:rPr>
         <w:lastRenderedPageBreak/>
-        <w:t>4. ОПИСАНИЕ ВЫПОЛНЕНИЯ ИНДИВИДУАЛЬНОГО ЗАДАНИЯ</w:t>
-      </w:r>
-      <w:bookmarkEnd w:id="4"/>
-    </w:p>
-    <w:p>
-      <w:pPr>
-        <w:spacing w:after="0"/>
+        <w:t xml:space="preserve">виде изображений (Start.png, TryAgain.png). Благодаря ResourceManager все ассеты загружались и кэшировались автоматически, поэтому я мог мгновенно менять картинки, цвета или расположение элементов </w:t>
+      </w:r>
+      <w:r>
+        <w:rPr>
+          <w:rFonts w:ascii="Times New Roman" w:hAnsi="Times New Roman" w:cs="Times New Roman"/>
+          <w:sz w:val="28"/>
+          <w:szCs w:val="28"/>
+        </w:rPr>
+        <w:t>-</w:t>
+      </w:r>
+      <w:r>
+        <w:rPr>
+          <w:rFonts w:ascii="Times New Roman" w:hAnsi="Times New Roman" w:cs="Times New Roman"/>
+          <w:sz w:val="28"/>
+          <w:szCs w:val="28"/>
+        </w:rPr>
+        <w:t xml:space="preserve"> достаточно было заменить файл в assets и перезапустить приложение.</w:t>
+      </w:r>
+    </w:p>
+    <w:p>
+      <w:pPr>
+        <w:spacing w:after="0" w:line="360" w:lineRule="auto"/>
+        <w:ind w:firstLine="851"/>
+        <w:jc w:val="both"/>
+        <w:rPr>
+          <w:rFonts w:ascii="Times New Roman" w:hAnsi="Times New Roman" w:cs="Times New Roman"/>
+          <w:sz w:val="28"/>
+          <w:szCs w:val="28"/>
+        </w:rPr>
+      </w:pPr>
+      <w:r>
+        <w:rPr>
+          <w:rFonts w:ascii="Times New Roman" w:hAnsi="Times New Roman" w:cs="Times New Roman"/>
+          <w:sz w:val="28"/>
+          <w:szCs w:val="28"/>
+        </w:rPr>
+        <w:t xml:space="preserve">Отдельный плюс </w:t>
+      </w:r>
+      <w:r>
+        <w:rPr>
+          <w:rFonts w:ascii="Times New Roman" w:hAnsi="Times New Roman" w:cs="Times New Roman"/>
+          <w:sz w:val="28"/>
+          <w:szCs w:val="28"/>
+        </w:rPr>
+        <w:t xml:space="preserve">- </w:t>
+      </w:r>
+      <w:r>
+        <w:rPr>
+          <w:rFonts w:ascii="Times New Roman" w:hAnsi="Times New Roman" w:cs="Times New Roman"/>
+          <w:sz w:val="28"/>
+          <w:szCs w:val="28"/>
+        </w:rPr>
+        <w:t xml:space="preserve">модульность прототипирования. Я мог запустить только Menu.py или только Game.py в тестовом режиме, не запуская всю игру. </w:t>
+      </w:r>
+    </w:p>
+    <w:p>
+      <w:pPr>
+        <w:spacing w:after="0" w:line="360" w:lineRule="auto"/>
+        <w:ind w:firstLine="851"/>
+        <w:jc w:val="both"/>
+        <w:rPr>
+          <w:rFonts w:ascii="Times New Roman" w:hAnsi="Times New Roman" w:cs="Times New Roman"/>
+          <w:sz w:val="28"/>
+          <w:szCs w:val="28"/>
+        </w:rPr>
+      </w:pPr>
+      <w:r>
+        <w:rPr>
+          <w:rFonts w:ascii="Times New Roman" w:hAnsi="Times New Roman" w:cs="Times New Roman"/>
+          <w:sz w:val="28"/>
+          <w:szCs w:val="28"/>
+        </w:rPr>
+        <w:t>В итоге прототипирование интерфейса получилось очень эффективным и практически безболезненным именно благодаря ResourceManager + отдельным сценам. Я смог за пару дней пройти путь от кучи canvas-кода до полностью готового, красивого и легко расширяемого UI</w:t>
+      </w:r>
+      <w:r>
+        <w:rPr>
+          <w:rFonts w:ascii="Times New Roman" w:hAnsi="Times New Roman" w:cs="Times New Roman"/>
+          <w:sz w:val="28"/>
+          <w:szCs w:val="28"/>
+        </w:rPr>
+        <w:t>.</w:t>
+      </w:r>
+    </w:p>
+    <w:p>
+      <w:pPr>
+        <w:pStyle w:val="2"/>
+        <w:spacing w:after="160"/>
+        <w:ind w:firstLine="720"/>
+        <w:rPr>
+          <w:rFonts w:ascii="Times New Roman" w:hAnsi="Times New Roman" w:cs="Times New Roman"/>
+          <w:b/>
+          <w:bCs/>
+          <w:color w:val="auto"/>
+          <w:sz w:val="28"/>
+          <w:szCs w:val="28"/>
+        </w:rPr>
+      </w:pPr>
+      <w:r>
+        <w:rPr>
+          <w:rFonts w:ascii="Times New Roman" w:hAnsi="Times New Roman" w:cs="Times New Roman"/>
+          <w:b/>
+          <w:bCs/>
+          <w:color w:val="auto"/>
+          <w:sz w:val="28"/>
+          <w:szCs w:val="28"/>
+        </w:rPr>
+        <w:t>4.4 Программная реализация</w:t>
+      </w:r>
+    </w:p>
+    <w:p>
+      <w:pPr>
+        <w:spacing w:after="0" w:line="360" w:lineRule="auto"/>
+        <w:ind w:firstLine="709"/>
+        <w:jc w:val="both"/>
+        <w:rPr>
+          <w:rFonts w:ascii="Times New Roman" w:hAnsi="Times New Roman" w:cs="Times New Roman"/>
+          <w:sz w:val="28"/>
+          <w:szCs w:val="28"/>
+        </w:rPr>
+      </w:pPr>
+      <w:r>
+        <w:rPr>
+          <w:rFonts w:ascii="Times New Roman" w:hAnsi="Times New Roman" w:cs="Times New Roman"/>
+          <w:sz w:val="28"/>
+          <w:szCs w:val="28"/>
+        </w:rPr>
+        <w:t>В своём проекте я использовал современный и продуманный технический стек</w:t>
+      </w:r>
+      <w:r>
+        <w:rPr>
+          <w:rFonts w:ascii="Times New Roman" w:hAnsi="Times New Roman" w:cs="Times New Roman"/>
+          <w:sz w:val="28"/>
+          <w:szCs w:val="28"/>
+        </w:rPr>
+        <w:t xml:space="preserve">. </w:t>
+      </w:r>
+      <w:r>
+        <w:rPr>
+          <w:rFonts w:ascii="Times New Roman" w:hAnsi="Times New Roman" w:cs="Times New Roman"/>
+          <w:sz w:val="28"/>
+          <w:szCs w:val="28"/>
+        </w:rPr>
+        <w:t>Я ориентировался на чистоту кода, расширяемость, удобную отладку, высокую конфигурируемость и современные DevOps-практики. Всё это позволило легко менять параметры игры без перекомпиляции и собирать приложение в один standalone .exe или Docker-образ.</w:t>
+      </w:r>
+    </w:p>
+    <w:p>
+      <w:pPr>
+        <w:spacing w:after="0" w:line="360" w:lineRule="auto"/>
+        <w:ind w:firstLine="709"/>
+        <w:jc w:val="both"/>
+        <w:rPr>
+          <w:rFonts w:ascii="Times New Roman" w:hAnsi="Times New Roman" w:cs="Times New Roman"/>
+          <w:sz w:val="28"/>
+          <w:szCs w:val="28"/>
+        </w:rPr>
+      </w:pPr>
+      <w:r>
+        <w:rPr>
+          <w:rFonts w:ascii="Times New Roman" w:hAnsi="Times New Roman" w:cs="Times New Roman"/>
+          <w:sz w:val="28"/>
+          <w:szCs w:val="28"/>
+        </w:rPr>
+        <w:t>Основным языком стал Python 3.12 (99,6 % кода). Я специально зафиксировал именно эту версию в README, потому что ниже 3.10 возникают проблемы с импортами</w:t>
+      </w:r>
+      <w:r>
+        <w:rPr>
+          <w:rFonts w:ascii="Times New Roman" w:hAnsi="Times New Roman" w:cs="Times New Roman"/>
+          <w:sz w:val="28"/>
+          <w:szCs w:val="28"/>
+        </w:rPr>
+        <w:t xml:space="preserve">, </w:t>
+      </w:r>
+      <w:r>
+        <w:rPr>
+          <w:rFonts w:ascii="Times New Roman" w:hAnsi="Times New Roman" w:cs="Times New Roman"/>
+          <w:sz w:val="28"/>
+          <w:szCs w:val="28"/>
+        </w:rPr>
+        <w:t xml:space="preserve">а начиная с 3.13+ появляются </w:t>
+      </w:r>
+      <w:r>
+        <w:rPr>
+          <w:rFonts w:ascii="Times New Roman" w:hAnsi="Times New Roman" w:cs="Times New Roman"/>
+          <w:sz w:val="28"/>
+          <w:szCs w:val="28"/>
+        </w:rPr>
+        <w:t>проблемы</w:t>
+      </w:r>
+      <w:r>
+        <w:rPr>
+          <w:rFonts w:ascii="Times New Roman" w:hAnsi="Times New Roman" w:cs="Times New Roman"/>
+          <w:sz w:val="28"/>
+          <w:szCs w:val="28"/>
+        </w:rPr>
+        <w:t xml:space="preserve"> при компиляции через Nuitka. Чтобы обеспечить полную совместимость со старыми версиями Python и при этом использовать современные type hints, я добавил во все модули конструкцию </w:t>
+      </w:r>
+      <w:r>
+        <w:rPr>
+          <w:rFonts w:ascii="Times New Roman" w:hAnsi="Times New Roman" w:cs="Times New Roman"/>
+          <w:sz w:val="28"/>
+          <w:szCs w:val="28"/>
+        </w:rPr>
+        <w:t>«</w:t>
+      </w:r>
+      <w:r>
+        <w:rPr>
+          <w:rFonts w:ascii="Times New Roman" w:hAnsi="Times New Roman" w:cs="Times New Roman"/>
+          <w:sz w:val="28"/>
+          <w:szCs w:val="28"/>
+        </w:rPr>
+        <w:t>from __future__ import annotations</w:t>
+      </w:r>
+      <w:r>
+        <w:rPr>
+          <w:rFonts w:ascii="Times New Roman" w:hAnsi="Times New Roman" w:cs="Times New Roman"/>
+          <w:sz w:val="28"/>
+          <w:szCs w:val="28"/>
+        </w:rPr>
+        <w:t>»</w:t>
+      </w:r>
+      <w:r>
+        <w:rPr>
+          <w:rFonts w:ascii="Times New Roman" w:hAnsi="Times New Roman" w:cs="Times New Roman"/>
+          <w:sz w:val="28"/>
+          <w:szCs w:val="28"/>
+        </w:rPr>
+        <w:t>. Благодаря этому код остаётся чистым, статически типизированным и совместимым с инструментами вроде, при этом не ломает рантайм на Python 3.8–3.9.</w:t>
+      </w:r>
+    </w:p>
+    <w:p>
+      <w:pPr>
+        <w:spacing w:after="0" w:line="360" w:lineRule="auto"/>
+        <w:ind w:firstLine="709"/>
+        <w:jc w:val="both"/>
+        <w:rPr>
+          <w:rFonts w:ascii="Times New Roman" w:hAnsi="Times New Roman" w:cs="Times New Roman"/>
+          <w:sz w:val="28"/>
+          <w:szCs w:val="28"/>
+        </w:rPr>
+      </w:pPr>
+      <w:r>
+        <w:rPr>
+          <w:rFonts w:ascii="Times New Roman" w:hAnsi="Times New Roman" w:cs="Times New Roman"/>
+          <w:sz w:val="28"/>
+          <w:szCs w:val="28"/>
+        </w:rPr>
+        <w:t>Графический интерфейс я полностью построил на Tkinter</w:t>
+      </w:r>
+      <w:r>
+        <w:rPr>
+          <w:rFonts w:ascii="Times New Roman" w:hAnsi="Times New Roman" w:cs="Times New Roman"/>
+          <w:sz w:val="28"/>
+          <w:szCs w:val="28"/>
+        </w:rPr>
+        <w:t xml:space="preserve">, </w:t>
+      </w:r>
+      <w:r>
+        <w:rPr>
+          <w:rFonts w:ascii="Times New Roman" w:hAnsi="Times New Roman" w:cs="Times New Roman"/>
+          <w:sz w:val="28"/>
+          <w:szCs w:val="28"/>
+        </w:rPr>
+        <w:t>используя холст</w:t>
+      </w:r>
+      <w:r>
+        <w:rPr>
+          <w:rFonts w:ascii="Times New Roman" w:hAnsi="Times New Roman" w:cs="Times New Roman"/>
+          <w:sz w:val="28"/>
+          <w:szCs w:val="28"/>
+        </w:rPr>
+        <w:t>.</w:t>
+      </w:r>
+    </w:p>
+    <w:p>
+      <w:pPr>
+        <w:spacing w:after="0" w:line="360" w:lineRule="auto"/>
+        <w:ind w:firstLine="709"/>
+        <w:jc w:val="both"/>
+        <w:rPr>
+          <w:rFonts w:ascii="Times New Roman" w:hAnsi="Times New Roman" w:cs="Times New Roman"/>
+          <w:sz w:val="28"/>
+          <w:szCs w:val="28"/>
+        </w:rPr>
+      </w:pPr>
+      <w:r>
+        <w:rPr>
+          <w:rFonts w:ascii="Times New Roman" w:hAnsi="Times New Roman" w:cs="Times New Roman"/>
+          <w:sz w:val="28"/>
+          <w:szCs w:val="28"/>
+        </w:rPr>
+        <w:t>Использовал</w:t>
+      </w:r>
+      <w:r>
+        <w:rPr>
+          <w:rFonts w:ascii="Times New Roman" w:hAnsi="Times New Roman" w:cs="Times New Roman"/>
+          <w:sz w:val="28"/>
+          <w:szCs w:val="28"/>
+        </w:rPr>
+        <w:t xml:space="preserve"> Pillow </w:t>
+      </w:r>
+      <w:r>
+        <w:rPr>
+          <w:rFonts w:ascii="Times New Roman" w:hAnsi="Times New Roman" w:cs="Times New Roman"/>
+          <w:sz w:val="28"/>
+          <w:szCs w:val="28"/>
+        </w:rPr>
+        <w:t>-</w:t>
+      </w:r>
+      <w:r>
+        <w:rPr>
+          <w:rFonts w:ascii="Times New Roman" w:hAnsi="Times New Roman" w:cs="Times New Roman"/>
+          <w:sz w:val="28"/>
+          <w:szCs w:val="28"/>
+        </w:rPr>
+        <w:t xml:space="preserve"> для загрузки JPG/PNG/ICO-ассетов</w:t>
+      </w:r>
+      <w:r>
+        <w:rPr>
+          <w:rFonts w:ascii="Times New Roman" w:hAnsi="Times New Roman" w:cs="Times New Roman"/>
+          <w:sz w:val="28"/>
+          <w:szCs w:val="28"/>
+        </w:rPr>
+        <w:t xml:space="preserve">, </w:t>
+      </w:r>
+      <w:r>
+        <w:rPr>
+          <w:rFonts w:ascii="Times New Roman" w:hAnsi="Times New Roman" w:cs="Times New Roman"/>
+          <w:sz w:val="28"/>
+          <w:szCs w:val="28"/>
+        </w:rPr>
+        <w:t>т.к. голый ткинтер</w:t>
+      </w:r>
+      <w:r>
+        <w:rPr>
+          <w:rFonts w:ascii="Times New Roman" w:hAnsi="Times New Roman" w:cs="Times New Roman"/>
+          <w:sz w:val="28"/>
+          <w:szCs w:val="28"/>
+        </w:rPr>
+        <w:t xml:space="preserve">, </w:t>
+      </w:r>
+      <w:r>
+        <w:rPr>
+          <w:rFonts w:ascii="Times New Roman" w:hAnsi="Times New Roman" w:cs="Times New Roman"/>
+          <w:sz w:val="28"/>
+          <w:szCs w:val="28"/>
+        </w:rPr>
+        <w:t xml:space="preserve">во-первых, не поддерживает большинство нормальных форматов </w:t>
+      </w:r>
+      <w:r>
+        <w:rPr>
+          <w:rFonts w:ascii="Times New Roman" w:hAnsi="Times New Roman" w:cs="Times New Roman"/>
+          <w:sz w:val="28"/>
+          <w:szCs w:val="28"/>
+        </w:rPr>
+        <w:lastRenderedPageBreak/>
+        <w:t>изображений и там очень странное решение по методу масштабирования этих изображений</w:t>
+      </w:r>
+      <w:r>
+        <w:rPr>
+          <w:rFonts w:ascii="Times New Roman" w:hAnsi="Times New Roman" w:cs="Times New Roman"/>
+          <w:sz w:val="28"/>
+          <w:szCs w:val="28"/>
+        </w:rPr>
+        <w:t xml:space="preserve"> </w:t>
+      </w:r>
+    </w:p>
+    <w:p>
+      <w:pPr>
+        <w:spacing w:after="0" w:line="360" w:lineRule="auto"/>
+        <w:ind w:firstLine="709"/>
+        <w:jc w:val="both"/>
+        <w:rPr>
+          <w:rFonts w:ascii="Times New Roman" w:hAnsi="Times New Roman" w:cs="Times New Roman"/>
+          <w:sz w:val="28"/>
+          <w:szCs w:val="28"/>
+        </w:rPr>
+      </w:pPr>
+      <w:r>
+        <w:rPr>
+          <w:rFonts w:ascii="Times New Roman" w:hAnsi="Times New Roman" w:cs="Times New Roman"/>
+          <w:sz w:val="28"/>
+          <w:szCs w:val="28"/>
+        </w:rPr>
+        <w:t>Каждая сцена наследует</w:t>
+      </w:r>
+      <w:r>
+        <w:rPr>
+          <w:rFonts w:ascii="Times New Roman" w:hAnsi="Times New Roman" w:cs="Times New Roman"/>
+          <w:sz w:val="28"/>
+          <w:szCs w:val="28"/>
+        </w:rPr>
+        <w:t>ся от</w:t>
+      </w:r>
+      <w:r>
+        <w:rPr>
+          <w:rFonts w:ascii="Times New Roman" w:hAnsi="Times New Roman" w:cs="Times New Roman"/>
+          <w:sz w:val="28"/>
+          <w:szCs w:val="28"/>
+        </w:rPr>
+        <w:t xml:space="preserve"> абстрактн</w:t>
+      </w:r>
+      <w:r>
+        <w:rPr>
+          <w:rFonts w:ascii="Times New Roman" w:hAnsi="Times New Roman" w:cs="Times New Roman"/>
+          <w:sz w:val="28"/>
+          <w:szCs w:val="28"/>
+        </w:rPr>
+        <w:t>ого класса и реализует абстрактные методы.</w:t>
+      </w:r>
+      <w:r>
+        <w:rPr>
+          <w:rFonts w:ascii="Times New Roman" w:hAnsi="Times New Roman" w:cs="Times New Roman"/>
+          <w:sz w:val="28"/>
+          <w:szCs w:val="28"/>
+        </w:rPr>
+        <w:t xml:space="preserve"> Я думаю, пояснять такое решение не стоит.</w:t>
+      </w:r>
+    </w:p>
+    <w:p>
+      <w:pPr>
+        <w:spacing w:after="0" w:line="360" w:lineRule="auto"/>
+        <w:ind w:firstLine="709"/>
+        <w:jc w:val="both"/>
+        <w:rPr>
+          <w:rFonts w:ascii="Times New Roman" w:hAnsi="Times New Roman" w:cs="Times New Roman"/>
+          <w:sz w:val="28"/>
+          <w:szCs w:val="28"/>
+        </w:rPr>
+      </w:pPr>
+      <w:r>
+        <w:rPr>
+          <w:rFonts w:ascii="Times New Roman" w:hAnsi="Times New Roman" w:cs="Times New Roman"/>
+          <w:sz w:val="28"/>
+          <w:szCs w:val="28"/>
+        </w:rPr>
+        <w:t>Для валидации конфигурации я выбрал Pydantic</w:t>
+      </w:r>
+      <w:r>
+        <w:rPr>
+          <w:rFonts w:ascii="Times New Roman" w:hAnsi="Times New Roman" w:cs="Times New Roman"/>
+          <w:sz w:val="28"/>
+          <w:szCs w:val="28"/>
+        </w:rPr>
+        <w:t>. Помимо автоматической валидации добавлена еще и моя</w:t>
+      </w:r>
+      <w:r>
+        <w:rPr>
+          <w:rFonts w:ascii="Times New Roman" w:hAnsi="Times New Roman" w:cs="Times New Roman"/>
+          <w:sz w:val="28"/>
+          <w:szCs w:val="28"/>
+        </w:rPr>
+        <w:t xml:space="preserve">, </w:t>
+      </w:r>
+      <w:r>
+        <w:rPr>
+          <w:rFonts w:ascii="Times New Roman" w:hAnsi="Times New Roman" w:cs="Times New Roman"/>
+          <w:sz w:val="28"/>
+          <w:szCs w:val="28"/>
+        </w:rPr>
+        <w:t>т.к. мои функции по отрисовке еды не универсальные и не смогут обработать любые переданные им данные</w:t>
+      </w:r>
+      <w:r>
+        <w:rPr>
+          <w:rFonts w:ascii="Times New Roman" w:hAnsi="Times New Roman" w:cs="Times New Roman"/>
+          <w:sz w:val="28"/>
+          <w:szCs w:val="28"/>
+        </w:rPr>
+        <w:t xml:space="preserve">. В классе ResourceManager я парсю config.ini через </w:t>
+      </w:r>
+      <w:r>
+        <w:rPr>
+          <w:rFonts w:ascii="Times New Roman" w:hAnsi="Times New Roman" w:cs="Times New Roman"/>
+          <w:sz w:val="28"/>
+          <w:szCs w:val="28"/>
+        </w:rPr>
+        <w:t>альтернативный конструктор. Так же сделана настройка экземпляров для этого класса</w:t>
+      </w:r>
+      <w:r>
+        <w:rPr>
+          <w:rFonts w:ascii="Times New Roman" w:hAnsi="Times New Roman" w:cs="Times New Roman"/>
+          <w:sz w:val="28"/>
+          <w:szCs w:val="28"/>
+        </w:rPr>
+        <w:t xml:space="preserve">, </w:t>
+      </w:r>
+      <w:r>
+        <w:rPr>
+          <w:rFonts w:ascii="Times New Roman" w:hAnsi="Times New Roman" w:cs="Times New Roman"/>
+          <w:sz w:val="28"/>
+          <w:szCs w:val="28"/>
+        </w:rPr>
+        <w:t>если подробнее, то они не изменяемые. Так же реализована обработка при передаче лишних аргументов в альтернативный конструктор. Конфиг собирается самым на данный момент современным и удобным подходом – после парсинга из конфигурационного файла получаем 3 словаря</w:t>
+      </w:r>
+      <w:r>
+        <w:rPr>
+          <w:rFonts w:ascii="Times New Roman" w:hAnsi="Times New Roman" w:cs="Times New Roman"/>
+          <w:sz w:val="28"/>
+          <w:szCs w:val="28"/>
+        </w:rPr>
+        <w:t xml:space="preserve">, </w:t>
+      </w:r>
+      <w:r>
+        <w:rPr>
+          <w:rFonts w:ascii="Times New Roman" w:hAnsi="Times New Roman" w:cs="Times New Roman"/>
+          <w:sz w:val="28"/>
+          <w:szCs w:val="28"/>
+        </w:rPr>
+        <w:t xml:space="preserve">распаковываем их на кортежи и скармливаем стандартной функции </w:t>
+      </w:r>
+      <w:r>
+        <w:rPr>
+          <w:rFonts w:ascii="Times New Roman" w:hAnsi="Times New Roman" w:cs="Times New Roman"/>
+          <w:sz w:val="28"/>
+          <w:szCs w:val="28"/>
+          <w:lang w:val="en-US"/>
+        </w:rPr>
+        <w:t>python</w:t>
+      </w:r>
+      <w:r>
+        <w:rPr>
+          <w:rFonts w:ascii="Times New Roman" w:hAnsi="Times New Roman" w:cs="Times New Roman"/>
+          <w:sz w:val="28"/>
+          <w:szCs w:val="28"/>
+        </w:rPr>
+        <w:t xml:space="preserve">. После получаем один большой словарь и передаем его </w:t>
+      </w:r>
+      <w:r>
+        <w:rPr>
+          <w:rFonts w:ascii="Times New Roman" w:hAnsi="Times New Roman" w:cs="Times New Roman"/>
+          <w:sz w:val="28"/>
+          <w:szCs w:val="28"/>
+          <w:lang w:val="en-US"/>
+        </w:rPr>
+        <w:t>Pydantic</w:t>
+      </w:r>
+      <w:r>
+        <w:rPr>
+          <w:rFonts w:ascii="Times New Roman" w:hAnsi="Times New Roman" w:cs="Times New Roman"/>
+          <w:sz w:val="28"/>
+          <w:szCs w:val="28"/>
+        </w:rPr>
+        <w:t xml:space="preserve">, </w:t>
+      </w:r>
+      <w:r>
+        <w:rPr>
+          <w:rFonts w:ascii="Times New Roman" w:hAnsi="Times New Roman" w:cs="Times New Roman"/>
+          <w:sz w:val="28"/>
+          <w:szCs w:val="28"/>
+        </w:rPr>
+        <w:t>он сам проитерируется по нему и применит к нашим атрибутам полученные значения из конфига.</w:t>
+      </w:r>
+    </w:p>
+    <w:p>
+      <w:pPr>
+        <w:spacing w:after="0" w:line="360" w:lineRule="auto"/>
+        <w:jc w:val="both"/>
+        <w:rPr>
+          <w:rFonts w:ascii="Times New Roman" w:hAnsi="Times New Roman" w:cs="Times New Roman"/>
+          <w:sz w:val="28"/>
+          <w:szCs w:val="28"/>
+        </w:rPr>
+      </w:pPr>
+      <w:r>
+        <w:rPr>
+          <w:rFonts w:ascii="Times New Roman" w:hAnsi="Times New Roman" w:cs="Times New Roman"/>
+          <w:sz w:val="28"/>
+          <w:szCs w:val="28"/>
+        </w:rPr>
+        <w:tab/>
+        <w:t xml:space="preserve">Реализовано так же отладка и логирование через </w:t>
+      </w:r>
+      <w:r>
+        <w:rPr>
+          <w:rFonts w:ascii="Times New Roman" w:hAnsi="Times New Roman" w:cs="Times New Roman"/>
+          <w:sz w:val="28"/>
+          <w:szCs w:val="28"/>
+          <w:lang w:val="en-US"/>
+        </w:rPr>
+        <w:t>Loguru</w:t>
+      </w:r>
+      <w:r>
+        <w:rPr>
+          <w:rFonts w:ascii="Times New Roman" w:hAnsi="Times New Roman" w:cs="Times New Roman"/>
+          <w:sz w:val="28"/>
+          <w:szCs w:val="28"/>
+        </w:rPr>
+        <w:t xml:space="preserve"> </w:t>
+      </w:r>
+      <w:r>
+        <w:rPr>
+          <w:rFonts w:ascii="Times New Roman" w:hAnsi="Times New Roman" w:cs="Times New Roman"/>
+          <w:sz w:val="28"/>
+          <w:szCs w:val="28"/>
+        </w:rPr>
+        <w:t>очень удобная бибилотека</w:t>
+      </w:r>
+      <w:r>
+        <w:rPr>
+          <w:rFonts w:ascii="Times New Roman" w:hAnsi="Times New Roman" w:cs="Times New Roman"/>
+          <w:sz w:val="28"/>
+          <w:szCs w:val="28"/>
+        </w:rPr>
+        <w:t xml:space="preserve">, </w:t>
+      </w:r>
+      <w:r>
+        <w:rPr>
+          <w:rFonts w:ascii="Times New Roman" w:hAnsi="Times New Roman" w:cs="Times New Roman"/>
+          <w:sz w:val="28"/>
+          <w:szCs w:val="28"/>
+          <w:lang w:val="en-US"/>
+        </w:rPr>
+        <w:t>loging</w:t>
+      </w:r>
+      <w:r>
+        <w:rPr>
+          <w:rFonts w:ascii="Times New Roman" w:hAnsi="Times New Roman" w:cs="Times New Roman"/>
+          <w:sz w:val="28"/>
+          <w:szCs w:val="28"/>
+        </w:rPr>
+        <w:t xml:space="preserve"> </w:t>
+      </w:r>
+      <w:r>
+        <w:rPr>
+          <w:rFonts w:ascii="Times New Roman" w:hAnsi="Times New Roman" w:cs="Times New Roman"/>
+          <w:sz w:val="28"/>
+          <w:szCs w:val="28"/>
+        </w:rPr>
+        <w:t>остался в прошлом</w:t>
+      </w:r>
+      <w:r>
+        <w:rPr>
+          <w:rFonts w:ascii="Times New Roman" w:hAnsi="Times New Roman" w:cs="Times New Roman"/>
+          <w:sz w:val="28"/>
+          <w:szCs w:val="28"/>
+        </w:rPr>
+        <w:t xml:space="preserve">, </w:t>
+      </w:r>
+      <w:r>
+        <w:rPr>
+          <w:rFonts w:ascii="Times New Roman" w:hAnsi="Times New Roman" w:cs="Times New Roman"/>
+          <w:sz w:val="28"/>
+          <w:szCs w:val="28"/>
+        </w:rPr>
+        <w:t>т.к. тут конфиг настраивается в одну строку</w:t>
+      </w:r>
+      <w:r>
+        <w:rPr>
+          <w:rFonts w:ascii="Times New Roman" w:hAnsi="Times New Roman" w:cs="Times New Roman"/>
+          <w:sz w:val="28"/>
+          <w:szCs w:val="28"/>
+        </w:rPr>
+        <w:t xml:space="preserve">, </w:t>
+      </w:r>
+      <w:r>
+        <w:rPr>
+          <w:rFonts w:ascii="Times New Roman" w:hAnsi="Times New Roman" w:cs="Times New Roman"/>
+          <w:sz w:val="28"/>
+          <w:szCs w:val="28"/>
+        </w:rPr>
+        <w:t>что очень удобно и дает быстрый страт.</w:t>
+      </w:r>
+    </w:p>
+    <w:p>
+      <w:pPr>
+        <w:spacing w:after="0" w:line="360" w:lineRule="auto"/>
+        <w:ind w:firstLine="709"/>
+        <w:jc w:val="both"/>
+        <w:rPr>
+          <w:rFonts w:ascii="Times New Roman" w:hAnsi="Times New Roman" w:cs="Times New Roman"/>
+          <w:sz w:val="28"/>
+          <w:szCs w:val="28"/>
+        </w:rPr>
+      </w:pPr>
+      <w:r>
+        <w:rPr>
+          <w:rFonts w:ascii="Times New Roman" w:hAnsi="Times New Roman" w:cs="Times New Roman"/>
+          <w:sz w:val="28"/>
+          <w:szCs w:val="28"/>
+        </w:rPr>
+        <w:t xml:space="preserve">Архитектура у меня модульная: entities/ содержит чистые модели Snake и Food, scenes/ </w:t>
+      </w:r>
+      <w:r>
+        <w:rPr>
+          <w:rFonts w:ascii="Times New Roman" w:hAnsi="Times New Roman" w:cs="Times New Roman"/>
+          <w:sz w:val="28"/>
+          <w:szCs w:val="28"/>
+        </w:rPr>
+        <w:t>-</w:t>
+      </w:r>
+      <w:r>
+        <w:rPr>
+          <w:rFonts w:ascii="Times New Roman" w:hAnsi="Times New Roman" w:cs="Times New Roman"/>
+          <w:sz w:val="28"/>
+          <w:szCs w:val="28"/>
+        </w:rPr>
+        <w:t xml:space="preserve"> реализацию </w:t>
+      </w:r>
+      <w:r>
+        <w:rPr>
+          <w:rFonts w:ascii="Times New Roman" w:hAnsi="Times New Roman" w:cs="Times New Roman"/>
+          <w:sz w:val="28"/>
+          <w:szCs w:val="28"/>
+        </w:rPr>
+        <w:t>сцен</w:t>
+      </w:r>
+      <w:r>
+        <w:rPr>
+          <w:rFonts w:ascii="Times New Roman" w:hAnsi="Times New Roman" w:cs="Times New Roman"/>
+          <w:sz w:val="28"/>
+          <w:szCs w:val="28"/>
+        </w:rPr>
+        <w:t xml:space="preserve"> utils/ </w:t>
+      </w:r>
+      <w:r>
+        <w:rPr>
+          <w:rFonts w:ascii="Times New Roman" w:hAnsi="Times New Roman" w:cs="Times New Roman"/>
+          <w:sz w:val="28"/>
+          <w:szCs w:val="28"/>
+        </w:rPr>
+        <w:t>-</w:t>
+      </w:r>
+      <w:r>
+        <w:rPr>
+          <w:rFonts w:ascii="Times New Roman" w:hAnsi="Times New Roman" w:cs="Times New Roman"/>
+          <w:sz w:val="28"/>
+          <w:szCs w:val="28"/>
+        </w:rPr>
+        <w:t xml:space="preserve"> ResourceManager и Move.py</w:t>
+      </w:r>
+      <w:r>
+        <w:rPr>
+          <w:rFonts w:ascii="Times New Roman" w:hAnsi="Times New Roman" w:cs="Times New Roman"/>
+          <w:sz w:val="28"/>
+          <w:szCs w:val="28"/>
+        </w:rPr>
+        <w:t xml:space="preserve"> – ресурсы и класс движения</w:t>
+      </w:r>
+      <w:r>
+        <w:rPr>
+          <w:rFonts w:ascii="Times New Roman" w:hAnsi="Times New Roman" w:cs="Times New Roman"/>
+          <w:sz w:val="28"/>
+          <w:szCs w:val="28"/>
+        </w:rPr>
+        <w:t xml:space="preserve">. </w:t>
+      </w:r>
+      <w:r>
+        <w:rPr>
+          <w:rFonts w:ascii="Times New Roman" w:hAnsi="Times New Roman" w:cs="Times New Roman"/>
+          <w:sz w:val="28"/>
+          <w:szCs w:val="28"/>
+        </w:rPr>
+        <w:t>Реализованы отложенные импорты т.к. с моей структурой возникает очень серьезная проблема – как циклический импорт.</w:t>
+      </w:r>
+    </w:p>
+    <w:p>
+      <w:pPr>
+        <w:spacing w:after="0" w:line="360" w:lineRule="auto"/>
+        <w:ind w:firstLine="709"/>
+        <w:jc w:val="both"/>
+        <w:rPr>
+          <w:rFonts w:ascii="Times New Roman" w:hAnsi="Times New Roman" w:cs="Times New Roman"/>
+          <w:sz w:val="28"/>
+          <w:szCs w:val="28"/>
+        </w:rPr>
+      </w:pPr>
+      <w:r>
+        <w:rPr>
+          <w:rFonts w:ascii="Times New Roman" w:hAnsi="Times New Roman" w:cs="Times New Roman"/>
+          <w:sz w:val="28"/>
+          <w:szCs w:val="28"/>
+        </w:rPr>
+        <w:t>Для удобной и быстрой установки создан файл с</w:t>
+      </w:r>
+      <w:r>
+        <w:rPr>
+          <w:rFonts w:ascii="Times New Roman" w:hAnsi="Times New Roman" w:cs="Times New Roman"/>
+          <w:sz w:val="28"/>
+          <w:szCs w:val="28"/>
+        </w:rPr>
+        <w:t xml:space="preserve"> зависимостями </w:t>
+      </w:r>
+      <w:r>
+        <w:rPr>
+          <w:rFonts w:ascii="Times New Roman" w:hAnsi="Times New Roman" w:cs="Times New Roman"/>
+          <w:sz w:val="28"/>
+          <w:szCs w:val="28"/>
+        </w:rPr>
+        <w:t>-</w:t>
+      </w:r>
+      <w:r>
+        <w:rPr>
+          <w:rFonts w:ascii="Times New Roman" w:hAnsi="Times New Roman" w:cs="Times New Roman"/>
+          <w:sz w:val="28"/>
+          <w:szCs w:val="28"/>
+        </w:rPr>
+        <w:t xml:space="preserve"> requirements.txt, окружение </w:t>
+      </w:r>
+      <w:r>
+        <w:rPr>
+          <w:rFonts w:ascii="Times New Roman" w:hAnsi="Times New Roman" w:cs="Times New Roman"/>
+          <w:sz w:val="28"/>
+          <w:szCs w:val="28"/>
+        </w:rPr>
+        <w:t>защищено. gitignore</w:t>
+      </w:r>
+      <w:r>
+        <w:rPr>
+          <w:rFonts w:ascii="Times New Roman" w:hAnsi="Times New Roman" w:cs="Times New Roman"/>
+          <w:sz w:val="28"/>
+          <w:szCs w:val="28"/>
+        </w:rPr>
+        <w:t xml:space="preserve"> </w:t>
+      </w:r>
+      <w:r>
+        <w:rPr>
+          <w:rFonts w:ascii="Times New Roman" w:hAnsi="Times New Roman" w:cs="Times New Roman"/>
+          <w:sz w:val="28"/>
+          <w:szCs w:val="28"/>
+        </w:rPr>
+        <w:t>и. dockerignore</w:t>
+      </w:r>
+      <w:r>
+        <w:rPr>
+          <w:rFonts w:ascii="Times New Roman" w:hAnsi="Times New Roman" w:cs="Times New Roman"/>
+          <w:sz w:val="28"/>
+          <w:szCs w:val="28"/>
+        </w:rPr>
+        <w:t xml:space="preserve">. Сборка в .exe через Nuitka, контейнеризация </w:t>
+      </w:r>
+      <w:r>
+        <w:rPr>
+          <w:rFonts w:ascii="Times New Roman" w:hAnsi="Times New Roman" w:cs="Times New Roman"/>
+          <w:sz w:val="28"/>
+          <w:szCs w:val="28"/>
+        </w:rPr>
+        <w:t>-</w:t>
+      </w:r>
+      <w:r>
+        <w:rPr>
+          <w:rFonts w:ascii="Times New Roman" w:hAnsi="Times New Roman" w:cs="Times New Roman"/>
+          <w:sz w:val="28"/>
+          <w:szCs w:val="28"/>
+        </w:rPr>
+        <w:t xml:space="preserve"> простой Dockerfile на python:3.12. CI/CD настроен через GitHub Actions.</w:t>
+      </w:r>
+    </w:p>
+    <w:p>
+      <w:pPr>
+        <w:spacing w:after="160" w:line="259" w:lineRule="auto"/>
+        <w:rPr>
+          <w:rFonts w:ascii="Times New Roman" w:hAnsi="Times New Roman" w:cs="Times New Roman"/>
+          <w:sz w:val="28"/>
+          <w:szCs w:val="28"/>
+          <w:lang w:val="en-US"/>
+        </w:rPr>
+      </w:pPr>
+      <w:r>
+        <w:rPr>
+          <w:rFonts w:ascii="Times New Roman" w:hAnsi="Times New Roman" w:cs="Times New Roman"/>
+          <w:sz w:val="28"/>
+          <w:szCs w:val="28"/>
+        </w:rPr>
+        <w:br w:type="page"/>
+      </w:r>
+    </w:p>
+    <w:p>
+      <w:pPr>
+        <w:pStyle w:val="1"/>
+        <w:spacing w:line="360" w:lineRule="auto"/>
         <w:jc w:val="center"/>
         <w:rPr>
           <w:rFonts w:ascii="Times New Roman" w:hAnsi="Times New Roman" w:cs="Times New Roman"/>
-          <w:sz w:val="28"/>
-          <w:szCs w:val="28"/>
-        </w:rPr>
-      </w:pPr>
-    </w:p>
-    <w:p>
-      <w:pPr>
-        <w:pStyle w:val="2"/>
-        <w:ind w:firstLine="709"/>
-        <w:rPr>
-          <w:rFonts w:ascii="Times New Roman" w:hAnsi="Times New Roman" w:cs="Times New Roman"/>
           <w:b/>
+          <w:bCs/>
           <w:color w:val="auto"/>
-          <w:sz w:val="28"/>
-          <w:szCs w:val="28"/>
-        </w:rPr>
-      </w:pPr>
-      <w:bookmarkStart w:id="5" w:name="_Toc188869800"/>
+        </w:rPr>
+      </w:pPr>
       <w:r>
         <w:rPr>
           <w:rFonts w:ascii="Times New Roman" w:hAnsi="Times New Roman" w:cs="Times New Roman"/>
           <w:b/>
+          <w:bCs/>
           <w:color w:val="auto"/>
-          <w:sz w:val="28"/>
-          <w:szCs w:val="28"/>
-        </w:rPr>
-        <w:t>4.1 Анализ предметной области и обзор аналогов</w:t>
-      </w:r>
-      <w:bookmarkEnd w:id="5"/>
+        </w:rPr>
+        <w:lastRenderedPageBreak/>
+        <w:t>ЗАКЛЮЧЕНИЕ</w:t>
+      </w:r>
+    </w:p>
+    <w:p>
+      <w:pPr>
+        <w:spacing w:after="0" w:line="360" w:lineRule="auto"/>
+        <w:jc w:val="center"/>
+        <w:rPr>
+          <w:rFonts w:ascii="Times New Roman" w:hAnsi="Times New Roman" w:cs="Times New Roman"/>
+          <w:sz w:val="28"/>
+          <w:szCs w:val="28"/>
+        </w:rPr>
+      </w:pPr>
+    </w:p>
+    <w:p>
+      <w:pPr>
+        <w:spacing w:line="360" w:lineRule="auto"/>
+        <w:ind w:firstLine="851"/>
+        <w:jc w:val="both"/>
+        <w:rPr>
+          <w:rFonts w:ascii="Times New Roman" w:hAnsi="Times New Roman" w:cs="Times New Roman"/>
+          <w:sz w:val="28"/>
+          <w:szCs w:val="28"/>
+          <w:lang w:val="en-US"/>
+        </w:rPr>
+      </w:pPr>
+      <w:r>
+        <w:rPr>
+          <w:rFonts w:ascii="Times New Roman" w:hAnsi="Times New Roman" w:cs="Times New Roman"/>
+          <w:sz w:val="28"/>
+          <w:szCs w:val="28"/>
+        </w:rPr>
+        <w:t xml:space="preserve">В итоге я создал не просто игру на 50 строчек, хотя можно было сделать и так. Но это просто очень низко для меня. Вместо этого я построил полноценную модульную архитектуру. С </w:t>
+      </w:r>
+      <w:r>
+        <w:rPr>
+          <w:rFonts w:ascii="Times New Roman" w:hAnsi="Times New Roman" w:cs="Times New Roman"/>
+          <w:sz w:val="28"/>
+          <w:szCs w:val="28"/>
+        </w:rPr>
+        <w:t>М</w:t>
+      </w:r>
+      <w:r>
+        <w:rPr>
+          <w:rFonts w:ascii="Times New Roman" w:hAnsi="Times New Roman" w:cs="Times New Roman"/>
+          <w:sz w:val="28"/>
+          <w:szCs w:val="28"/>
+        </w:rPr>
+        <w:t xml:space="preserve">ощным ResourceManager, отложенными аннотациями типов, строгой валидацией через Pydantic, профессиональным логированием Loguru и полной готовностью к </w:t>
+      </w:r>
+      <w:r>
+        <w:rPr>
+          <w:rFonts w:ascii="Times New Roman" w:hAnsi="Times New Roman" w:cs="Times New Roman"/>
+          <w:sz w:val="28"/>
+          <w:szCs w:val="28"/>
+        </w:rPr>
+        <w:t>кроссплатформенной</w:t>
+      </w:r>
+      <w:r>
+        <w:rPr>
+          <w:rFonts w:ascii="Times New Roman" w:hAnsi="Times New Roman" w:cs="Times New Roman"/>
+          <w:sz w:val="28"/>
+          <w:szCs w:val="28"/>
+        </w:rPr>
+        <w:t xml:space="preserve"> сборке через Nuitka и Docker </w:t>
+      </w:r>
+      <w:r>
+        <w:rPr>
+          <w:rFonts w:ascii="Times New Roman" w:hAnsi="Times New Roman" w:cs="Times New Roman"/>
+          <w:sz w:val="28"/>
+          <w:szCs w:val="28"/>
+        </w:rPr>
+        <w:t>-</w:t>
+      </w:r>
+      <w:r>
+        <w:rPr>
+          <w:rFonts w:ascii="Times New Roman" w:hAnsi="Times New Roman" w:cs="Times New Roman"/>
+          <w:sz w:val="28"/>
+          <w:szCs w:val="28"/>
+        </w:rPr>
+        <w:t xml:space="preserve"> проект получился расширяемым, легко отлаживаемым и соответствующим современным стандартам Python 2026 года. Я горжусь тем, что подошёл к задаче не как к учебному упражнению, а как к серьёзному инженерному решению, которое демонстрирует глубокое понимание чистой архитектуры</w:t>
+      </w:r>
+      <w:r>
+        <w:rPr>
+          <w:rFonts w:ascii="Times New Roman" w:hAnsi="Times New Roman" w:cs="Times New Roman"/>
+          <w:sz w:val="28"/>
+          <w:szCs w:val="28"/>
+        </w:rPr>
+        <w:t xml:space="preserve"> и</w:t>
+      </w:r>
+      <w:r>
+        <w:rPr>
+          <w:rFonts w:ascii="Times New Roman" w:hAnsi="Times New Roman" w:cs="Times New Roman"/>
+          <w:sz w:val="28"/>
+          <w:szCs w:val="28"/>
+        </w:rPr>
+        <w:t xml:space="preserve"> DevOps-практик. Этот код не только работает идеально, но и может служить основой для гораздо более сложных игр в будущем.</w:t>
+      </w:r>
+      <w:r>
+        <w:rPr>
+          <w:rFonts w:ascii="Times New Roman" w:hAnsi="Times New Roman" w:cs="Times New Roman"/>
+          <w:sz w:val="28"/>
+          <w:szCs w:val="28"/>
+        </w:rPr>
+        <w:t xml:space="preserve"> Поэтому в репозитории висит </w:t>
+      </w:r>
+      <w:r>
+        <w:rPr>
+          <w:rFonts w:ascii="Times New Roman" w:hAnsi="Times New Roman" w:cs="Times New Roman"/>
+          <w:sz w:val="28"/>
+          <w:szCs w:val="28"/>
+          <w:lang w:val="en-US"/>
+        </w:rPr>
+        <w:t>MIT licence.</w:t>
+      </w:r>
     </w:p>
     <w:p>
       <w:pPr>
@@ -10955,18 +16535,43 @@
           <w:rFonts w:ascii="Times New Roman" w:hAnsi="Times New Roman" w:cs="Times New Roman"/>
           <w:sz w:val="28"/>
           <w:szCs w:val="28"/>
-          <w:highlight w:val="yellow"/>
-        </w:rPr>
-      </w:pPr>
-      <w:r>
-        <w:rPr>
-          <w:rFonts w:ascii="Times New Roman" w:hAnsi="Times New Roman" w:cs="Times New Roman"/>
-          <w:sz w:val="28"/>
-          <w:szCs w:val="28"/>
-          <w:highlight w:val="yellow"/>
-        </w:rPr>
-        <w:t>Необходимо привести не менее трёх аналогов приложений, со скриншотами их. Со словесным описанием достоинств и недостатков. В конце раздела сформировать список требований к вашему приложению.</w:t>
-      </w:r>
+        </w:rPr>
+      </w:pPr>
+      <w:r>
+        <w:rPr>
+          <w:rFonts w:ascii="Times New Roman" w:hAnsi="Times New Roman" w:cs="Times New Roman"/>
+          <w:sz w:val="28"/>
+          <w:szCs w:val="28"/>
+        </w:rPr>
+        <w:br w:type="page"/>
+      </w:r>
+    </w:p>
+    <w:p>
+      <w:pPr>
+        <w:pStyle w:val="1"/>
+        <w:jc w:val="center"/>
+      </w:pPr>
+      <w:r>
+        <w:rPr>
+          <w:rFonts w:ascii="Times New Roman" w:hAnsi="Times New Roman" w:cs="Times New Roman"/>
+          <w:b/>
+          <w:bCs/>
+          <w:color w:val="auto"/>
+        </w:rPr>
+        <w:lastRenderedPageBreak/>
+        <w:t>СПИСОК ИСПОЛЬЗОВАННЫХ ИСТОЧНИКОВ</w:t>
+      </w:r>
+    </w:p>
+    <w:p>
+      <w:pPr>
+        <w:spacing w:after="0" w:line="360" w:lineRule="auto"/>
+        <w:jc w:val="center"/>
+        <w:rPr>
+          <w:rFonts w:ascii="Times New Roman" w:hAnsi="Times New Roman" w:cs="Times New Roman"/>
+          <w:sz w:val="28"/>
+          <w:szCs w:val="28"/>
+        </w:rPr>
+      </w:pPr>
     </w:p>
     <w:p>
       <w:pPr>
@@ -10979,34 +16584,148 @@
           <w:szCs w:val="28"/>
         </w:rPr>
       </w:pPr>
-    </w:p>
-    <w:p>
-      <w:pPr>
-        <w:pStyle w:val="2"/>
-        <w:spacing w:after="160"/>
-        <w:ind w:firstLine="720"/>
+      <w:r>
+        <w:rPr>
+          <w:rFonts w:ascii="Times New Roman" w:hAnsi="Times New Roman" w:cs="Times New Roman"/>
+          <w:sz w:val="28"/>
+          <w:szCs w:val="28"/>
+        </w:rPr>
+        <w:t>Моя голова.</w:t>
+      </w:r>
+    </w:p>
+    <w:p>
+      <w:pPr>
+        <w:spacing w:line="360" w:lineRule="auto"/>
+        <w:ind w:firstLine="709"/>
+        <w:jc w:val="both"/>
+        <w:rPr>
+          <w:rFonts w:ascii="Times New Roman" w:hAnsi="Times New Roman" w:cs="Times New Roman"/>
+          <w:sz w:val="28"/>
+          <w:szCs w:val="28"/>
+        </w:rPr>
+      </w:pPr>
+      <w:r>
+        <w:rPr>
+          <w:rFonts w:ascii="Times New Roman" w:hAnsi="Times New Roman" w:cs="Times New Roman"/>
+          <w:sz w:val="28"/>
+          <w:szCs w:val="28"/>
+        </w:rPr>
+        <w:br w:type="page"/>
+      </w:r>
+    </w:p>
+    <w:p>
+      <w:pPr>
+        <w:pStyle w:val="1"/>
+        <w:jc w:val="center"/>
+      </w:pPr>
+      <w:r>
         <w:rPr>
           <w:rFonts w:ascii="Times New Roman" w:hAnsi="Times New Roman" w:cs="Times New Roman"/>
           <w:b/>
           <w:bCs/>
           <w:color w:val="auto"/>
-          <w:sz w:val="28"/>
-          <w:szCs w:val="28"/>
-        </w:rPr>
-      </w:pPr>
-      <w:bookmarkStart w:id="6" w:name="_Toc188869801"/>
+        </w:rPr>
+        <w:lastRenderedPageBreak/>
+        <w:t>ПРИЛОЖЕНИЕ А</w:t>
+      </w:r>
+    </w:p>
+    <w:p>
+      <w:pPr>
+        <w:spacing w:after="0" w:line="360" w:lineRule="auto"/>
+        <w:jc w:val="center"/>
+        <w:rPr>
+          <w:rFonts w:ascii="Times New Roman" w:hAnsi="Times New Roman" w:cs="Times New Roman"/>
+          <w:sz w:val="28"/>
+          <w:szCs w:val="28"/>
+        </w:rPr>
+      </w:pPr>
+      <w:r>
+        <w:rPr>
+          <w:rFonts w:ascii="Times New Roman" w:hAnsi="Times New Roman" w:cs="Times New Roman"/>
+          <w:sz w:val="28"/>
+          <w:szCs w:val="28"/>
+        </w:rPr>
+        <w:t>Техническое задание</w:t>
+      </w:r>
+    </w:p>
+    <w:p>
+      <w:pPr>
+        <w:spacing w:line="360" w:lineRule="auto"/>
+        <w:ind w:firstLine="709"/>
+        <w:jc w:val="both"/>
+        <w:rPr>
+          <w:rFonts w:ascii="Times New Roman" w:hAnsi="Times New Roman" w:cs="Times New Roman"/>
+          <w:sz w:val="28"/>
+          <w:szCs w:val="28"/>
+        </w:rPr>
+      </w:pPr>
+    </w:p>
+    <w:p>
+      <w:pPr>
+        <w:spacing w:line="360" w:lineRule="auto"/>
+        <w:ind w:firstLine="709"/>
+        <w:jc w:val="both"/>
+        <w:rPr>
+          <w:rFonts w:ascii="Times New Roman" w:hAnsi="Times New Roman" w:cs="Times New Roman"/>
+          <w:sz w:val="28"/>
+          <w:szCs w:val="28"/>
+        </w:rPr>
+      </w:pPr>
+    </w:p>
+    <w:p>
+      <w:pPr>
+        <w:spacing w:line="360" w:lineRule="auto"/>
+        <w:ind w:firstLine="709"/>
+        <w:jc w:val="both"/>
+        <w:rPr>
+          <w:rFonts w:ascii="Times New Roman" w:hAnsi="Times New Roman" w:cs="Times New Roman"/>
+          <w:sz w:val="28"/>
+          <w:szCs w:val="28"/>
+        </w:rPr>
+      </w:pPr>
+      <w:r>
+        <w:rPr>
+          <w:rFonts w:ascii="Times New Roman" w:hAnsi="Times New Roman" w:cs="Times New Roman"/>
+          <w:sz w:val="28"/>
+          <w:szCs w:val="28"/>
+        </w:rPr>
+        <w:br w:type="page"/>
+      </w:r>
+    </w:p>
+    <w:p>
+      <w:pPr>
+        <w:pStyle w:val="1"/>
+        <w:jc w:val="center"/>
+      </w:pPr>
       <w:r>
         <w:rPr>
           <w:rFonts w:ascii="Times New Roman" w:hAnsi="Times New Roman" w:cs="Times New Roman"/>
           <w:b/>
           <w:bCs/>
           <w:color w:val="auto"/>
-          <w:sz w:val="28"/>
-          <w:szCs w:val="28"/>
-        </w:rPr>
-        <w:t>4.2 Разработка структуры приложения и алгоритмов функционирования</w:t>
-      </w:r>
-      <w:bookmarkEnd w:id="6"/>
+        </w:rPr>
+        <w:lastRenderedPageBreak/>
+        <w:t>ПРИЛОЖЕНИЕ Б</w:t>
+      </w:r>
+    </w:p>
+    <w:p>
+      <w:pPr>
+        <w:spacing w:after="0" w:line="360" w:lineRule="auto"/>
+        <w:jc w:val="center"/>
+        <w:rPr>
+          <w:rFonts w:ascii="Times New Roman" w:hAnsi="Times New Roman" w:cs="Times New Roman"/>
+          <w:sz w:val="28"/>
+          <w:szCs w:val="28"/>
+        </w:rPr>
+      </w:pPr>
+      <w:r>
+        <w:rPr>
+          <w:rFonts w:ascii="Times New Roman" w:hAnsi="Times New Roman" w:cs="Times New Roman"/>
+          <w:sz w:val="28"/>
+          <w:szCs w:val="28"/>
+        </w:rPr>
+        <w:t>Программа и методика испытаний</w:t>
+      </w:r>
     </w:p>
     <w:p>
       <w:pPr>
@@ -11017,18 +16736,8 @@
           <w:rFonts w:ascii="Times New Roman" w:hAnsi="Times New Roman" w:cs="Times New Roman"/>
           <w:sz w:val="28"/>
           <w:szCs w:val="28"/>
-          <w:highlight w:val="yellow"/>
-        </w:rPr>
-      </w:pPr>
-      <w:r>
-        <w:rPr>
-          <w:rFonts w:ascii="Times New Roman" w:hAnsi="Times New Roman" w:cs="Times New Roman"/>
-          <w:sz w:val="28"/>
-          <w:szCs w:val="28"/>
-          <w:highlight w:val="yellow"/>
-        </w:rPr>
-        <w:t>Необходимо описать из каких функциональных компонентов состоит ваше приложение (Какие есть компоненты, за что каждый из них отвечает). Нарисовать граф связей между различными компонентами. Описать словами минимум 2 наиболее интересных функциональных алгоритма, зачем они нужны, что делают. Нарисовать блок-схемы описанных алгоритмов.</w:t>
-      </w:r>
+        </w:rPr>
+      </w:pPr>
     </w:p>
     <w:p>
       <w:pPr>
@@ -11041,20 +16750,81 @@
           <w:szCs w:val="28"/>
         </w:rPr>
       </w:pPr>
-    </w:p>
-    <w:p>
-      <w:pPr>
-        <w:pStyle w:val="2"/>
-        <w:spacing w:after="160"/>
-        <w:ind w:firstLine="720"/>
+      <w:r>
+        <w:rPr>
+          <w:rFonts w:ascii="Times New Roman" w:hAnsi="Times New Roman" w:cs="Times New Roman"/>
+          <w:sz w:val="28"/>
+          <w:szCs w:val="28"/>
+        </w:rPr>
+        <w:br w:type="page"/>
+      </w:r>
+    </w:p>
+    <w:p>
+      <w:pPr>
+        <w:pStyle w:val="1"/>
+        <w:jc w:val="center"/>
+      </w:pPr>
+      <w:r>
         <w:rPr>
           <w:rFonts w:ascii="Times New Roman" w:hAnsi="Times New Roman" w:cs="Times New Roman"/>
           <w:b/>
           <w:bCs/>
           <w:color w:val="auto"/>
-          <w:sz w:val="28"/>
-          <w:szCs w:val="28"/>
-        </w:rPr>
+        </w:rPr>
+        <w:lastRenderedPageBreak/>
+        <w:t>ПРИЛОЖЕНИЕ В</w:t>
+      </w:r>
+    </w:p>
+    <w:p>
+      <w:pPr>
+        <w:spacing w:after="0"/>
+        <w:jc w:val="center"/>
+      </w:pPr>
+      <w:r>
+        <w:rPr>
+          <w:rFonts w:ascii="Times New Roman" w:hAnsi="Times New Roman" w:cs="Times New Roman"/>
+          <w:sz w:val="28"/>
+          <w:szCs w:val="28"/>
+        </w:rPr>
+        <w:t>Руководство пользователя</w:t>
+      </w:r>
+    </w:p>
+    <w:p>
+      <w:pPr>
+        <w:spacing w:line="360" w:lineRule="auto"/>
+        <w:ind w:firstLine="709"/>
+        <w:jc w:val="both"/>
+        <w:rPr>
+          <w:rFonts w:ascii="Times New Roman" w:hAnsi="Times New Roman" w:cs="Times New Roman"/>
+          <w:sz w:val="28"/>
+          <w:szCs w:val="28"/>
+        </w:rPr>
+      </w:pPr>
+    </w:p>
+    <w:p>
+      <w:pPr>
+        <w:spacing w:line="360" w:lineRule="auto"/>
+        <w:ind w:firstLine="709"/>
+        <w:jc w:val="both"/>
+        <w:rPr>
+          <w:rFonts w:ascii="Times New Roman" w:hAnsi="Times New Roman" w:cs="Times New Roman"/>
+          <w:sz w:val="28"/>
+          <w:szCs w:val="28"/>
+        </w:rPr>
+      </w:pPr>
+      <w:r>
+        <w:rPr>
+          <w:rFonts w:ascii="Times New Roman" w:hAnsi="Times New Roman" w:cs="Times New Roman"/>
+          <w:sz w:val="28"/>
+          <w:szCs w:val="28"/>
+        </w:rPr>
+        <w:br w:type="page"/>
+      </w:r>
+    </w:p>
+    <w:p>
+      <w:pPr>
+        <w:pStyle w:val="1"/>
+        <w:jc w:val="center"/>
       </w:pPr>
       <w:r>
         <w:rPr>
@@ -11062,10 +16832,23 @@
           <w:b/>
           <w:bCs/>
           <w:color w:val="auto"/>
-          <w:sz w:val="28"/>
-          <w:szCs w:val="28"/>
-        </w:rPr>
-        <w:t>4.3 Прототипирование интерфейса</w:t>
+        </w:rPr>
+        <w:lastRenderedPageBreak/>
+        <w:t>ПРИЛОЖЕНИЕ Г</w:t>
+      </w:r>
+    </w:p>
+    <w:p>
+      <w:pPr>
+        <w:spacing w:after="0"/>
+        <w:jc w:val="center"/>
+      </w:pPr>
+      <w:r>
+        <w:rPr>
+          <w:rFonts w:ascii="Times New Roman" w:hAnsi="Times New Roman" w:cs="Times New Roman"/>
+          <w:sz w:val="28"/>
+          <w:szCs w:val="28"/>
+        </w:rPr>
+        <w:t>Исходный код</w:t>
       </w:r>
     </w:p>
     <w:p>
@@ -11080,475 +16863,11 @@
         </w:rPr>
       </w:pPr>
     </w:p>
-    <w:p>
-      <w:pPr>
-        <w:pStyle w:val="2"/>
-        <w:spacing w:after="160"/>
-        <w:ind w:firstLine="720"/>
-        <w:rPr>
-          <w:rFonts w:ascii="Times New Roman" w:hAnsi="Times New Roman" w:cs="Times New Roman"/>
-          <w:b/>
-          <w:bCs/>
-          <w:color w:val="auto"/>
-          <w:sz w:val="28"/>
-          <w:szCs w:val="28"/>
-        </w:rPr>
-      </w:pPr>
-      <w:r>
-        <w:rPr>
-          <w:rFonts w:ascii="Times New Roman" w:hAnsi="Times New Roman" w:cs="Times New Roman"/>
-          <w:b/>
-          <w:bCs/>
-          <w:color w:val="auto"/>
-          <w:sz w:val="28"/>
-          <w:szCs w:val="28"/>
-        </w:rPr>
-        <w:t>4.4 Программная реализация</w:t>
-      </w:r>
-    </w:p>
-    <w:p>
-      <w:pPr>
-        <w:spacing w:line="360" w:lineRule="auto"/>
-        <w:ind w:firstLine="709"/>
-        <w:jc w:val="both"/>
-        <w:rPr>
-          <w:rFonts w:ascii="Times New Roman" w:hAnsi="Times New Roman" w:cs="Times New Roman"/>
-          <w:sz w:val="28"/>
-          <w:szCs w:val="28"/>
-          <w:highlight w:val="yellow"/>
-        </w:rPr>
-      </w:pPr>
-    </w:p>
-    <w:p>
-      <w:pPr>
-        <w:spacing w:line="360" w:lineRule="auto"/>
-        <w:ind w:firstLine="709"/>
-        <w:jc w:val="both"/>
-        <w:rPr>
-          <w:rFonts w:ascii="Times New Roman" w:hAnsi="Times New Roman" w:cs="Times New Roman"/>
-          <w:sz w:val="28"/>
-          <w:szCs w:val="28"/>
-          <w:highlight w:val="yellow"/>
-        </w:rPr>
-      </w:pPr>
-      <w:r>
-        <w:rPr>
-          <w:rFonts w:ascii="Times New Roman" w:hAnsi="Times New Roman" w:cs="Times New Roman"/>
-          <w:sz w:val="28"/>
-          <w:szCs w:val="28"/>
-          <w:highlight w:val="yellow"/>
-        </w:rPr>
-        <w:t>Далее тут добавятся еще разделы и подразделы…</w:t>
-      </w:r>
-    </w:p>
-    <w:p>
-      <w:pPr>
-        <w:spacing w:line="360" w:lineRule="auto"/>
-        <w:ind w:firstLine="709"/>
-        <w:jc w:val="both"/>
-        <w:rPr>
-          <w:rFonts w:ascii="Times New Roman" w:hAnsi="Times New Roman" w:cs="Times New Roman"/>
-          <w:sz w:val="28"/>
-          <w:szCs w:val="28"/>
-        </w:rPr>
-      </w:pPr>
-      <w:r>
-        <w:rPr>
-          <w:rFonts w:ascii="Times New Roman" w:hAnsi="Times New Roman" w:cs="Times New Roman"/>
-          <w:sz w:val="28"/>
-          <w:szCs w:val="28"/>
-        </w:rPr>
-        <w:br w:type="page"/>
-      </w:r>
-    </w:p>
-    <w:p>
-      <w:pPr>
-        <w:pStyle w:val="1"/>
-        <w:spacing w:line="360" w:lineRule="auto"/>
-        <w:jc w:val="center"/>
-        <w:rPr>
-          <w:rFonts w:ascii="Times New Roman" w:hAnsi="Times New Roman" w:cs="Times New Roman"/>
-          <w:b/>
-          <w:bCs/>
-          <w:color w:val="auto"/>
-        </w:rPr>
-      </w:pPr>
-      <w:r>
-        <w:rPr>
-          <w:rFonts w:ascii="Times New Roman" w:hAnsi="Times New Roman" w:cs="Times New Roman"/>
-          <w:b/>
-          <w:bCs/>
-          <w:color w:val="auto"/>
-        </w:rPr>
-        <w:lastRenderedPageBreak/>
-        <w:t>ЗАКЛЮЧЕНИЕ</w:t>
-      </w:r>
-    </w:p>
-    <w:p>
-      <w:pPr>
-        <w:spacing w:after="0" w:line="360" w:lineRule="auto"/>
-        <w:jc w:val="center"/>
-        <w:rPr>
-          <w:rFonts w:ascii="Times New Roman" w:hAnsi="Times New Roman" w:cs="Times New Roman"/>
-          <w:sz w:val="28"/>
-          <w:szCs w:val="28"/>
-        </w:rPr>
-      </w:pPr>
-    </w:p>
-    <w:p>
-      <w:pPr>
-        <w:spacing w:line="360" w:lineRule="auto"/>
-        <w:ind w:firstLine="709"/>
-        <w:jc w:val="both"/>
-        <w:rPr>
-          <w:rFonts w:ascii="Times New Roman" w:hAnsi="Times New Roman" w:cs="Times New Roman"/>
-          <w:sz w:val="28"/>
-          <w:szCs w:val="28"/>
-        </w:rPr>
-      </w:pPr>
-      <w:r>
-        <w:rPr>
-          <w:rFonts w:ascii="Times New Roman" w:hAnsi="Times New Roman" w:cs="Times New Roman"/>
-          <w:sz w:val="28"/>
-          <w:szCs w:val="28"/>
-        </w:rPr>
-        <w:t>Необходимо</w:t>
-      </w:r>
-    </w:p>
-    <w:p>
-      <w:pPr>
-        <w:spacing w:line="360" w:lineRule="auto"/>
-        <w:ind w:firstLine="709"/>
-        <w:jc w:val="both"/>
-        <w:rPr>
-          <w:rFonts w:ascii="Times New Roman" w:hAnsi="Times New Roman" w:cs="Times New Roman"/>
-          <w:sz w:val="28"/>
-          <w:szCs w:val="28"/>
-        </w:rPr>
-      </w:pPr>
-      <w:r>
-        <w:rPr>
-          <w:rFonts w:ascii="Times New Roman" w:hAnsi="Times New Roman" w:cs="Times New Roman"/>
-          <w:sz w:val="28"/>
-          <w:szCs w:val="28"/>
-        </w:rPr>
-        <w:br w:type="page"/>
-      </w:r>
-    </w:p>
-    <w:p>
-      <w:pPr>
-        <w:pStyle w:val="1"/>
-        <w:jc w:val="center"/>
-      </w:pPr>
-      <w:r>
-        <w:rPr>
-          <w:rFonts w:ascii="Times New Roman" w:hAnsi="Times New Roman" w:cs="Times New Roman"/>
-          <w:b/>
-          <w:bCs/>
-          <w:color w:val="auto"/>
-        </w:rPr>
-        <w:lastRenderedPageBreak/>
-        <w:t>СПИСОК ИСПОЛЬЗОВАННЫХ ИСТОЧНИКОВ</w:t>
-      </w:r>
-    </w:p>
-    <w:p>
-      <w:pPr>
-        <w:spacing w:after="0" w:line="360" w:lineRule="auto"/>
-        <w:jc w:val="center"/>
-        <w:rPr>
-          <w:rFonts w:ascii="Times New Roman" w:hAnsi="Times New Roman" w:cs="Times New Roman"/>
-          <w:sz w:val="28"/>
-          <w:szCs w:val="28"/>
-        </w:rPr>
-      </w:pPr>
-    </w:p>
-    <w:p>
-      <w:pPr>
-        <w:spacing w:line="360" w:lineRule="auto"/>
-        <w:ind w:firstLine="709"/>
-        <w:jc w:val="both"/>
-        <w:rPr>
-          <w:rFonts w:ascii="Times New Roman" w:hAnsi="Times New Roman" w:cs="Times New Roman"/>
-          <w:sz w:val="28"/>
-          <w:szCs w:val="28"/>
-        </w:rPr>
-      </w:pPr>
-    </w:p>
-    <w:p>
-      <w:pPr>
-        <w:spacing w:line="360" w:lineRule="auto"/>
-        <w:ind w:firstLine="709"/>
-        <w:jc w:val="both"/>
-        <w:rPr>
-          <w:rFonts w:ascii="Times New Roman" w:hAnsi="Times New Roman" w:cs="Times New Roman"/>
-          <w:sz w:val="28"/>
-          <w:szCs w:val="28"/>
-        </w:rPr>
-      </w:pPr>
-      <w:r>
-        <w:rPr>
-          <w:rFonts w:ascii="Times New Roman" w:hAnsi="Times New Roman" w:cs="Times New Roman"/>
-          <w:sz w:val="28"/>
-          <w:szCs w:val="28"/>
-        </w:rPr>
-        <w:br w:type="page"/>
-      </w:r>
-    </w:p>
-    <w:p>
-      <w:pPr>
-        <w:pStyle w:val="1"/>
-        <w:jc w:val="center"/>
-      </w:pPr>
-      <w:r>
-        <w:rPr>
-          <w:rFonts w:ascii="Times New Roman" w:hAnsi="Times New Roman" w:cs="Times New Roman"/>
-          <w:b/>
-          <w:bCs/>
-          <w:color w:val="auto"/>
-        </w:rPr>
-        <w:lastRenderedPageBreak/>
-        <w:t>ПРИЛОЖЕНИЕ А</w:t>
-      </w:r>
-    </w:p>
-    <w:p>
-      <w:pPr>
-        <w:spacing w:after="0" w:line="360" w:lineRule="auto"/>
-        <w:jc w:val="center"/>
-        <w:rPr>
-          <w:rFonts w:ascii="Times New Roman" w:hAnsi="Times New Roman" w:cs="Times New Roman"/>
-          <w:sz w:val="28"/>
-          <w:szCs w:val="28"/>
-        </w:rPr>
-      </w:pPr>
-      <w:r>
-        <w:rPr>
-          <w:rFonts w:ascii="Times New Roman" w:hAnsi="Times New Roman" w:cs="Times New Roman"/>
-          <w:sz w:val="28"/>
-          <w:szCs w:val="28"/>
-        </w:rPr>
-        <w:t>Техническое задание</w:t>
-      </w:r>
-    </w:p>
-    <w:p>
-      <w:pPr>
-        <w:spacing w:line="360" w:lineRule="auto"/>
-        <w:ind w:firstLine="709"/>
-        <w:jc w:val="both"/>
-        <w:rPr>
-          <w:rFonts w:ascii="Times New Roman" w:hAnsi="Times New Roman" w:cs="Times New Roman"/>
-          <w:sz w:val="28"/>
-          <w:szCs w:val="28"/>
-        </w:rPr>
-      </w:pPr>
-    </w:p>
-    <w:p>
-      <w:pPr>
-        <w:spacing w:line="360" w:lineRule="auto"/>
-        <w:ind w:firstLine="709"/>
-        <w:jc w:val="both"/>
-        <w:rPr>
-          <w:rFonts w:ascii="Times New Roman" w:hAnsi="Times New Roman" w:cs="Times New Roman"/>
-          <w:sz w:val="28"/>
-          <w:szCs w:val="28"/>
-        </w:rPr>
-      </w:pPr>
-    </w:p>
-    <w:p>
-      <w:pPr>
-        <w:spacing w:line="360" w:lineRule="auto"/>
-        <w:ind w:firstLine="709"/>
-        <w:jc w:val="both"/>
-        <w:rPr>
-          <w:rFonts w:ascii="Times New Roman" w:hAnsi="Times New Roman" w:cs="Times New Roman"/>
-          <w:sz w:val="28"/>
-          <w:szCs w:val="28"/>
-        </w:rPr>
-      </w:pPr>
-      <w:r>
-        <w:rPr>
-          <w:rFonts w:ascii="Times New Roman" w:hAnsi="Times New Roman" w:cs="Times New Roman"/>
-          <w:sz w:val="28"/>
-          <w:szCs w:val="28"/>
-        </w:rPr>
-        <w:br w:type="page"/>
-      </w:r>
-    </w:p>
-    <w:p>
-      <w:pPr>
-        <w:pStyle w:val="1"/>
-        <w:jc w:val="center"/>
-      </w:pPr>
-      <w:r>
-        <w:rPr>
-          <w:rFonts w:ascii="Times New Roman" w:hAnsi="Times New Roman" w:cs="Times New Roman"/>
-          <w:b/>
-          <w:bCs/>
-          <w:color w:val="auto"/>
-        </w:rPr>
-        <w:lastRenderedPageBreak/>
-        <w:t>ПРИЛОЖЕНИЕ Б</w:t>
-      </w:r>
-    </w:p>
-    <w:p>
-      <w:pPr>
-        <w:spacing w:after="0" w:line="360" w:lineRule="auto"/>
-        <w:jc w:val="center"/>
-        <w:rPr>
-          <w:rFonts w:ascii="Times New Roman" w:hAnsi="Times New Roman" w:cs="Times New Roman"/>
-          <w:sz w:val="28"/>
-          <w:szCs w:val="28"/>
-        </w:rPr>
-      </w:pPr>
-      <w:r>
-        <w:rPr>
-          <w:rFonts w:ascii="Times New Roman" w:hAnsi="Times New Roman" w:cs="Times New Roman"/>
-          <w:sz w:val="28"/>
-          <w:szCs w:val="28"/>
-        </w:rPr>
-        <w:t>Программа и методика испытаний</w:t>
-      </w:r>
-    </w:p>
-    <w:p>
-      <w:pPr>
-        <w:spacing w:line="360" w:lineRule="auto"/>
-        <w:ind w:firstLine="709"/>
-        <w:jc w:val="both"/>
-        <w:rPr>
-          <w:rFonts w:ascii="Times New Roman" w:hAnsi="Times New Roman" w:cs="Times New Roman"/>
-          <w:sz w:val="28"/>
-          <w:szCs w:val="28"/>
-        </w:rPr>
-      </w:pPr>
-    </w:p>
-    <w:p>
-      <w:pPr>
-        <w:spacing w:line="360" w:lineRule="auto"/>
-        <w:ind w:firstLine="709"/>
-        <w:jc w:val="both"/>
-        <w:rPr>
-          <w:rFonts w:ascii="Times New Roman" w:hAnsi="Times New Roman" w:cs="Times New Roman"/>
-          <w:sz w:val="28"/>
-          <w:szCs w:val="28"/>
-        </w:rPr>
-      </w:pPr>
-      <w:r>
-        <w:rPr>
-          <w:rFonts w:ascii="Times New Roman" w:hAnsi="Times New Roman" w:cs="Times New Roman"/>
-          <w:sz w:val="28"/>
-          <w:szCs w:val="28"/>
-        </w:rPr>
-        <w:br w:type="page"/>
-      </w:r>
-    </w:p>
-    <w:p>
-      <w:pPr>
-        <w:pStyle w:val="1"/>
-        <w:jc w:val="center"/>
-      </w:pPr>
-      <w:r>
-        <w:rPr>
-          <w:rFonts w:ascii="Times New Roman" w:hAnsi="Times New Roman" w:cs="Times New Roman"/>
-          <w:b/>
-          <w:bCs/>
-          <w:color w:val="auto"/>
-        </w:rPr>
-        <w:lastRenderedPageBreak/>
-        <w:t>ПРИЛОЖЕНИЕ В</w:t>
-      </w:r>
-    </w:p>
-    <w:p>
-      <w:pPr>
-        <w:spacing w:after="0"/>
-        <w:jc w:val="center"/>
-      </w:pPr>
-      <w:r>
-        <w:rPr>
-          <w:rFonts w:ascii="Times New Roman" w:hAnsi="Times New Roman" w:cs="Times New Roman"/>
-          <w:sz w:val="28"/>
-          <w:szCs w:val="28"/>
-        </w:rPr>
-        <w:t>Руководство пользователя</w:t>
-      </w:r>
-    </w:p>
-    <w:p>
-      <w:pPr>
-        <w:spacing w:line="360" w:lineRule="auto"/>
-        <w:ind w:firstLine="709"/>
-        <w:jc w:val="both"/>
-        <w:rPr>
-          <w:rFonts w:ascii="Times New Roman" w:hAnsi="Times New Roman" w:cs="Times New Roman"/>
-          <w:sz w:val="28"/>
-          <w:szCs w:val="28"/>
-        </w:rPr>
-      </w:pPr>
-    </w:p>
-    <w:p>
-      <w:pPr>
-        <w:spacing w:line="360" w:lineRule="auto"/>
-        <w:ind w:firstLine="709"/>
-        <w:jc w:val="both"/>
-        <w:rPr>
-          <w:rFonts w:ascii="Times New Roman" w:hAnsi="Times New Roman" w:cs="Times New Roman"/>
-          <w:sz w:val="28"/>
-          <w:szCs w:val="28"/>
-        </w:rPr>
-      </w:pPr>
-      <w:r>
-        <w:rPr>
-          <w:rFonts w:ascii="Times New Roman" w:hAnsi="Times New Roman" w:cs="Times New Roman"/>
-          <w:sz w:val="28"/>
-          <w:szCs w:val="28"/>
-        </w:rPr>
-        <w:br w:type="page"/>
-      </w:r>
-    </w:p>
-    <w:p>
-      <w:pPr>
-        <w:pStyle w:val="1"/>
-        <w:jc w:val="center"/>
-      </w:pPr>
-      <w:r>
-        <w:rPr>
-          <w:rFonts w:ascii="Times New Roman" w:hAnsi="Times New Roman" w:cs="Times New Roman"/>
-          <w:b/>
-          <w:bCs/>
-          <w:color w:val="auto"/>
-        </w:rPr>
-        <w:lastRenderedPageBreak/>
-        <w:t>ПРИЛОЖЕНИЕ Г</w:t>
-      </w:r>
-    </w:p>
-    <w:p>
-      <w:pPr>
-        <w:spacing w:after="0"/>
-        <w:jc w:val="center"/>
-      </w:pPr>
-      <w:r>
-        <w:rPr>
-          <w:rFonts w:ascii="Times New Roman" w:hAnsi="Times New Roman" w:cs="Times New Roman"/>
-          <w:sz w:val="28"/>
-          <w:szCs w:val="28"/>
-        </w:rPr>
-        <w:t>Исходный код</w:t>
-      </w:r>
-    </w:p>
-    <w:p>
-      <w:pPr>
-        <w:spacing w:line="360" w:lineRule="auto"/>
-        <w:ind w:firstLine="709"/>
-        <w:jc w:val="both"/>
-        <w:rPr>
-          <w:rFonts w:ascii="Times New Roman" w:hAnsi="Times New Roman" w:cs="Times New Roman"/>
-          <w:sz w:val="28"/>
-          <w:szCs w:val="28"/>
-        </w:rPr>
-      </w:pPr>
-    </w:p>
     <w:p/>
     <w:sectPr>
-      <w:headerReference w:type="default" r:id="rId5"/>
-      <w:footerReference w:type="default" r:id="rId6"/>
-      <w:headerReference w:type="first" r:id="rId7"/>
+      <w:headerReference w:type="default" r:id="rId18"/>
+      <w:footerReference w:type="default" r:id="rId19"/>
+      <w:headerReference w:type="first" r:id="rId20"/>
       <w:pgSz w:w="11906" w:h="16838"/>
       <w:pgMar w:top="1134" w:right="707" w:bottom="1134" w:left="1701" w:header="709" w:footer="709" w:gutter="0"/>
       <w:pgNumType w:start="0"/>
@@ -11560,11 +16879,36 @@
 </w:document>
 </file>
 
+<file path=word/endnotes.xml><?xml version="1.0" encoding="utf-8"?>
+<w:endnotes xmlns:wpc="http://schemas.microsoft.com/office/word/2010/wordprocessingCanvas" xmlns:cx="http://schemas.microsoft.com/office/drawing/2014/chartex" xmlns:cx1="http://schemas.microsoft.com/office/drawing/2015/9/8/chartex" xmlns:cx2="http://schemas.microsoft.com/office/drawing/2015/10/21/chartex" xmlns:cx3="http://schemas.microsoft.com/office/drawing/2016/5/9/chartex" xmlns:cx4="http://schemas.microsoft.com/office/drawing/2016/5/10/chartex" xmlns:cx5="http://schemas.microsoft.com/office/drawing/2016/5/11/chartex" xmlns:cx6="http://schemas.microsoft.com/office/drawing/2016/5/12/chartex" xmlns:cx7="http://schemas.microsoft.com/office/drawing/2016/5/13/chartex" xmlns:cx8="http://schemas.microsoft.com/office/drawing/2016/5/14/chartex" xmlns:mc="http://schemas.openxmlformats.org/markup-compatibility/2006" xmlns:aink="http://schemas.microsoft.com/office/drawing/2016/ink" xmlns:am3d="http://schemas.microsoft.com/office/drawing/2017/model3d" xmlns:o="urn:schemas-microsoft-com:office:office" xmlns:oel="http://schemas.microsoft.com/office/2019/extlst" xmlns:r="http://schemas.openxmlformats.org/officeDocument/2006/relationships" xmlns:m="http://schemas.openxmlformats.org/officeDocument/2006/math" xmlns:v="urn:schemas-microsoft-com:vml" xmlns:wp14="http://schemas.microsoft.com/office/word/2010/wordprocessingDrawing" xmlns:wp="http://schemas.openxmlformats.org/drawingml/2006/wordprocessingDrawing" xmlns:w10="urn:schemas-microsoft-com:office:word" xmlns:w="http://schemas.openxmlformats.org/wordprocessingml/2006/main" xmlns:w14="http://schemas.microsoft.com/office/word/2010/wordml" xmlns:w15="http://schemas.microsoft.com/office/word/2012/wordml" xmlns:w16cex="http://schemas.microsoft.com/office/word/2018/wordml/cex" xmlns:w16cid="http://schemas.microsoft.com/office/word/2016/wordml/cid" xmlns:w16="http://schemas.microsoft.com/office/word/2018/wordml" xmlns:w16du="http://schemas.microsoft.com/office/word/2023/wordml/word16du" xmlns:w16sdtdh="http://schemas.microsoft.com/office/word/2020/wordml/sdtdatahash" xmlns:w16sdtfl="http://schemas.microsoft.com/office/word/2024/wordml/sdtformatlock" xmlns:w16se="http://schemas.microsoft.com/office/word/2015/wordml/symex" xmlns:wpg="http://schemas.microsoft.com/office/word/2010/wordprocessingGroup" xmlns:wpi="http://schemas.microsoft.com/office/word/2010/wordprocessingInk" xmlns:wne="http://schemas.microsoft.com/office/word/2006/wordml" xmlns:wps="http://schemas.microsoft.com/office/word/2010/wordprocessingShape" mc:Ignorable="w14 w15 w16se w16cid w16 w16cex w16sdtdh w16sdtfl w16du wp14">
+  <w:endnote w:type="separator" w:id="-1">
+    <w:p>
+      <w:pPr>
+        <w:spacing w:after="0" w:line="240" w:lineRule="auto"/>
+      </w:pPr>
+      <w:r>
+        <w:separator/>
+      </w:r>
+    </w:p>
+  </w:endnote>
+  <w:endnote w:type="continuationSeparator" w:id="0">
+    <w:p>
+      <w:pPr>
+        <w:spacing w:after="0" w:line="240" w:lineRule="auto"/>
+      </w:pPr>
+      <w:r>
+        <w:continuationSeparator/>
+      </w:r>
+    </w:p>
+  </w:endnote>
+</w:endnotes>
+</file>
+
 <file path=word/footer1.xml><?xml version="1.0" encoding="utf-8"?>
 <w:ftr xmlns:wpc="http://schemas.microsoft.com/office/word/2010/wordprocessingCanvas" xmlns:cx="http://schemas.microsoft.com/office/drawing/2014/chartex" xmlns:cx1="http://schemas.microsoft.com/office/drawing/2015/9/8/chartex" xmlns:cx2="http://schemas.microsoft.com/office/drawing/2015/10/21/chartex" xmlns:cx3="http://schemas.microsoft.com/office/drawing/2016/5/9/chartex" xmlns:cx4="http://schemas.microsoft.com/office/drawing/2016/5/10/chartex" xmlns:cx5="http://schemas.microsoft.com/office/drawing/2016/5/11/chartex" xmlns:cx6="http://schemas.microsoft.com/office/drawing/2016/5/12/chartex" xmlns:cx7="http://schemas.microsoft.com/office/drawing/2016/5/13/chartex" xmlns:cx8="http://schemas.microsoft.com/office/drawing/2016/5/14/chartex" xmlns:mc="http://schemas.openxmlformats.org/markup-compatibility/2006" xmlns:aink="http://schemas.microsoft.com/office/drawing/2016/ink" xmlns:am3d="http://schemas.microsoft.com/office/drawing/2017/model3d" xmlns:o="urn:schemas-microsoft-com:office:office" xmlns:oel="http://schemas.microsoft.com/office/2019/extlst" xmlns:r="http://schemas.openxmlformats.org/officeDocument/2006/relationships" xmlns:m="http://schemas.openxmlformats.org/officeDocument/2006/math" xmlns:v="urn:schemas-microsoft-com:vml" xmlns:wp14="http://schemas.microsoft.com/office/word/2010/wordprocessingDrawing" xmlns:wp="http://schemas.openxmlformats.org/drawingml/2006/wordprocessingDrawing" xmlns:w10="urn:schemas-microsoft-com:office:word" xmlns:w="http://schemas.openxmlformats.org/wordprocessingml/2006/main" xmlns:w14="http://schemas.microsoft.com/office/word/2010/wordml" xmlns:w15="http://schemas.microsoft.com/office/word/2012/wordml" xmlns:w16cex="http://schemas.microsoft.com/office/word/2018/wordml/cex" xmlns:w16cid="http://schemas.microsoft.com/office/word/2016/wordml/cid" xmlns:w16="http://schemas.microsoft.com/office/word/2018/wordml" xmlns:w16du="http://schemas.microsoft.com/office/word/2023/wordml/word16du" xmlns:w16sdtdh="http://schemas.microsoft.com/office/word/2020/wordml/sdtdatahash" xmlns:w16sdtfl="http://schemas.microsoft.com/office/word/2024/wordml/sdtformatlock" xmlns:w16se="http://schemas.microsoft.com/office/word/2015/wordml/symex" xmlns:wpg="http://schemas.microsoft.com/office/word/2010/wordprocessingGroup" xmlns:wpi="http://schemas.microsoft.com/office/word/2010/wordprocessingInk" xmlns:wne="http://schemas.microsoft.com/office/word/2006/wordml" xmlns:wps="http://schemas.microsoft.com/office/word/2010/wordprocessingShape" mc:Ignorable="w14 w15 w16se w16cid w16 w16cex w16sdtdh w16sdtfl w16du wp14">
   <w:p>
     <w:pPr>
-      <w:pStyle w:val="ae"/>
+      <w:pStyle w:val="af"/>
       <w:jc w:val="center"/>
       <w:rPr>
         <w:rFonts w:ascii="Times New Roman" w:hAnsi="Times New Roman" w:cs="Times New Roman"/>
@@ -11605,6 +16949,211 @@
 </w:ftr>
 </file>
 
+<file path=word/footnotes.xml><?xml version="1.0" encoding="utf-8"?>
+<w:footnotes xmlns:wpc="http://schemas.microsoft.com/office/word/2010/wordprocessingCanvas" xmlns:cx="http://schemas.microsoft.com/office/drawing/2014/chartex" xmlns:cx1="http://schemas.microsoft.com/office/drawing/2015/9/8/chartex" xmlns:cx2="http://schemas.microsoft.com/office/drawing/2015/10/21/chartex" xmlns:cx3="http://schemas.microsoft.com/office/drawing/2016/5/9/chartex" xmlns:cx4="http://schemas.microsoft.com/office/drawing/2016/5/10/chartex" xmlns:cx5="http://schemas.microsoft.com/office/drawing/2016/5/11/chartex" xmlns:cx6="http://schemas.microsoft.com/office/drawing/2016/5/12/chartex" xmlns:cx7="http://schemas.microsoft.com/office/drawing/2016/5/13/chartex" xmlns:cx8="http://schemas.microsoft.com/office/drawing/2016/5/14/chartex" xmlns:mc="http://schemas.openxmlformats.org/markup-compatibility/2006" xmlns:aink="http://schemas.microsoft.com/office/drawing/2016/ink" xmlns:am3d="http://schemas.microsoft.com/office/drawing/2017/model3d" xmlns:o="urn:schemas-microsoft-com:office:office" xmlns:oel="http://schemas.microsoft.com/office/2019/extlst" xmlns:r="http://schemas.openxmlformats.org/officeDocument/2006/relationships" xmlns:m="http://schemas.openxmlformats.org/officeDocument/2006/math" xmlns:v="urn:schemas-microsoft-com:vml" xmlns:wp14="http://schemas.microsoft.com/office/word/2010/wordprocessingDrawing" xmlns:wp="http://schemas.openxmlformats.org/drawingml/2006/wordprocessingDrawing" xmlns:w10="urn:schemas-microsoft-com:office:word" xmlns:w="http://schemas.openxmlformats.org/wordprocessingml/2006/main" xmlns:w14="http://schemas.microsoft.com/office/word/2010/wordml" xmlns:w15="http://schemas.microsoft.com/office/word/2012/wordml" xmlns:w16cex="http://schemas.microsoft.com/office/word/2018/wordml/cex" xmlns:w16cid="http://schemas.microsoft.com/office/word/2016/wordml/cid" xmlns:w16="http://schemas.microsoft.com/office/word/2018/wordml" xmlns:w16du="http://schemas.microsoft.com/office/word/2023/wordml/word16du" xmlns:w16sdtdh="http://schemas.microsoft.com/office/word/2020/wordml/sdtdatahash" xmlns:w16sdtfl="http://schemas.microsoft.com/office/word/2024/wordml/sdtformatlock" xmlns:w16se="http://schemas.microsoft.com/office/word/2015/wordml/symex" xmlns:wpg="http://schemas.microsoft.com/office/word/2010/wordprocessingGroup" xmlns:wpi="http://schemas.microsoft.com/office/word/2010/wordprocessingInk" xmlns:wne="http://schemas.microsoft.com/office/word/2006/wordml" xmlns:wps="http://schemas.microsoft.com/office/word/2010/wordprocessingShape" mc:Ignorable="w14 w15 w16se w16cid w16 w16cex w16sdtdh w16sdtfl w16du wp14">
+  <w:footnote w:type="separator" w:id="-1">
+    <w:p>
+      <w:pPr>
+        <w:spacing w:after="0" w:line="240" w:lineRule="auto"/>
+      </w:pPr>
+      <w:r>
+        <w:separator/>
+      </w:r>
+    </w:p>
+  </w:footnote>
+  <w:footnote w:type="continuationSeparator" w:id="0">
+    <w:p>
+      <w:pPr>
+        <w:spacing w:after="0" w:line="240" w:lineRule="auto"/>
+      </w:pPr>
+      <w:r>
+        <w:continuationSeparator/>
+      </w:r>
+    </w:p>
+  </w:footnote>
+  <w:footnote w:id="1">
+    <w:p>
+      <w:pPr>
+        <w:pStyle w:val="af6"/>
+        <w:rPr>
+          <w:rFonts w:ascii="Times New Roman" w:hAnsi="Times New Roman" w:cs="Times New Roman"/>
+          <w:lang w:val="en-US"/>
+        </w:rPr>
+      </w:pPr>
+      <w:r>
+        <w:rPr>
+          <w:rStyle w:val="af8"/>
+          <w:rFonts w:ascii="Times New Roman" w:hAnsi="Times New Roman" w:cs="Times New Roman"/>
+          <w:sz w:val="24"/>
+          <w:szCs w:val="24"/>
+        </w:rPr>
+        <w:footnoteRef/>
+      </w:r>
+      <w:r>
+        <w:rPr>
+          <w:rFonts w:ascii="Times New Roman" w:hAnsi="Times New Roman" w:cs="Times New Roman"/>
+          <w:sz w:val="24"/>
+          <w:szCs w:val="24"/>
+          <w:lang w:val="en-US"/>
+        </w:rPr>
+        <w:t xml:space="preserve"> https://www.python.org</w:t>
+      </w:r>
+    </w:p>
+  </w:footnote>
+  <w:footnote w:id="2">
+    <w:p>
+      <w:pPr>
+        <w:pStyle w:val="af6"/>
+        <w:rPr>
+          <w:lang w:val="en-US"/>
+        </w:rPr>
+      </w:pPr>
+      <w:r>
+        <w:rPr>
+          <w:rStyle w:val="af8"/>
+        </w:rPr>
+        <w:footnoteRef/>
+      </w:r>
+      <w:r>
+        <w:rPr>
+          <w:lang w:val="en-US"/>
+        </w:rPr>
+        <w:t xml:space="preserve"> </w:t>
+      </w:r>
+      <w:r>
+        <w:rPr>
+          <w:rFonts w:ascii="Times New Roman" w:eastAsia="Times New Roman" w:hAnsi="Times New Roman" w:cs="Times New Roman"/>
+          <w:sz w:val="24"/>
+          <w:szCs w:val="24"/>
+          <w:lang w:val="en-US"/>
+        </w:rPr>
+        <w:t>https://www.jetbrains.com</w:t>
+      </w:r>
+    </w:p>
+  </w:footnote>
+  <w:footnote w:id="3">
+    <w:p>
+      <w:pPr>
+        <w:pStyle w:val="af6"/>
+        <w:rPr>
+          <w:rFonts w:ascii="Times New Roman" w:hAnsi="Times New Roman" w:cs="Times New Roman"/>
+          <w:lang w:val="en-US"/>
+        </w:rPr>
+      </w:pPr>
+      <w:r>
+        <w:rPr>
+          <w:rStyle w:val="af8"/>
+          <w:rFonts w:ascii="Times New Roman" w:hAnsi="Times New Roman" w:cs="Times New Roman"/>
+          <w:sz w:val="24"/>
+          <w:szCs w:val="24"/>
+        </w:rPr>
+        <w:footnoteRef/>
+      </w:r>
+      <w:r>
+        <w:rPr>
+          <w:rFonts w:ascii="Times New Roman" w:hAnsi="Times New Roman" w:cs="Times New Roman"/>
+          <w:sz w:val="24"/>
+          <w:szCs w:val="24"/>
+          <w:lang w:val="en-US"/>
+        </w:rPr>
+        <w:t xml:space="preserve"> https://git-scm.com</w:t>
+      </w:r>
+    </w:p>
+  </w:footnote>
+  <w:footnote w:id="4">
+    <w:p>
+      <w:r>
+        <w:rPr>
+          <w:rStyle w:val="af8"/>
+          <w:rFonts w:cs="Times New Roman"/>
+          <w:szCs w:val="24"/>
+        </w:rPr>
+        <w:footnoteRef/>
+      </w:r>
+      <w:r>
+        <w:t>«Змейка!» страница приложения // Microsoft Store. – URL: </w:t>
+      </w:r>
+      <w:hyperlink r:id="rId1" w:history="1">
+        <w:r>
+          <w:rPr>
+            <w:rStyle w:val="af2"/>
+            <w:rFonts w:cs="Times New Roman"/>
+            <w:szCs w:val="24"/>
+          </w:rPr>
+          <w:t>https://apps.microsoft.com/detail/9WZDNCRDD3MQ</w:t>
+        </w:r>
+      </w:hyperlink>
+      <w:r>
+        <w:t xml:space="preserve"> (дата обращения: 24.02.2026).</w:t>
+      </w:r>
+    </w:p>
+  </w:footnote>
+  <w:footnote w:id="5">
+    <w:p>
+      <w:r>
+        <w:rPr>
+          <w:rStyle w:val="af8"/>
+          <w:szCs w:val="24"/>
+        </w:rPr>
+        <w:footnoteRef/>
+      </w:r>
+      <w:r>
+        <w:t>«Змейка 2D»: страница приложения / разработчик devKD // RuStore. – URL: </w:t>
+      </w:r>
+      <w:hyperlink r:id="rId2" w:history="1">
+        <w:r>
+          <w:rPr>
+            <w:rStyle w:val="af2"/>
+            <w:szCs w:val="24"/>
+          </w:rPr>
+          <w:t>https://www.rustore.ru/catalog/app/com.devkd.snake_game</w:t>
+        </w:r>
+      </w:hyperlink>
+      <w:r>
+        <w:t xml:space="preserve"> (дата обращения: 24.02.2026).</w:t>
+      </w:r>
+    </w:p>
+  </w:footnote>
+  <w:footnote w:id="6">
+    <w:p>
+      <w:r>
+        <w:rPr>
+          <w:rStyle w:val="af8"/>
+          <w:szCs w:val="24"/>
+        </w:rPr>
+        <w:footnoteRef/>
+      </w:r>
+      <w:r>
+        <w:t>«</w:t>
+      </w:r>
+      <w:r>
+        <w:rPr>
+          <w:i/>
+          <w:iCs/>
+        </w:rPr>
+        <w:t>Змейка</w:t>
+      </w:r>
+      <w:r>
+        <w:t>»: страница приложения / разработчик SpateTech // RuStore. – URL: </w:t>
+      </w:r>
+      <w:hyperlink r:id="rId3" w:history="1">
+        <w:r>
+          <w:rPr>
+            <w:rStyle w:val="af2"/>
+            <w:rFonts w:eastAsia="Times New Roman" w:cs="Times New Roman"/>
+            <w:szCs w:val="24"/>
+          </w:rPr>
+          <w:t>https://www.rustore.ru/catalog/app/com.spatetech.simplesnake</w:t>
+        </w:r>
+      </w:hyperlink>
+      <w:r>
+        <w:t xml:space="preserve"> (дата обращения: 24.02.2026).</w:t>
+      </w:r>
+    </w:p>
+  </w:footnote>
+</w:footnotes>
+</file>
+
 <file path=word/header1.xml><?xml version="1.0" encoding="utf-8"?>
 <w:hdr xmlns:wpc="http://schemas.microsoft.com/office/word/2010/wordprocessingCanvas" xmlns:cx="http://schemas.microsoft.com/office/drawing/2014/chartex" xmlns:cx1="http://schemas.microsoft.com/office/drawing/2015/9/8/chartex" xmlns:cx2="http://schemas.microsoft.com/office/drawing/2015/10/21/chartex" xmlns:cx3="http://schemas.microsoft.com/office/drawing/2016/5/9/chartex" xmlns:cx4="http://schemas.microsoft.com/office/drawing/2016/5/10/chartex" xmlns:cx5="http://schemas.microsoft.com/office/drawing/2016/5/11/chartex" xmlns:cx6="http://schemas.microsoft.com/office/drawing/2016/5/12/chartex" xmlns:cx7="http://schemas.microsoft.com/office/drawing/2016/5/13/chartex" xmlns:cx8="http://schemas.microsoft.com/office/drawing/2016/5/14/chartex" xmlns:mc="http://schemas.openxmlformats.org/markup-compatibility/2006" xmlns:aink="http://schemas.microsoft.com/office/drawing/2016/ink" xmlns:am3d="http://schemas.microsoft.com/office/drawing/2017/model3d" xmlns:o="urn:schemas-microsoft-com:office:office" xmlns:oel="http://schemas.microsoft.com/office/2019/extlst" xmlns:r="http://schemas.openxmlformats.org/officeDocument/2006/relationships" xmlns:m="http://schemas.openxmlformats.org/officeDocument/2006/math" xmlns:v="urn:schemas-microsoft-com:vml" xmlns:wp14="http://schemas.microsoft.com/office/word/2010/wordprocessingDrawing" xmlns:wp="http://schemas.openxmlformats.org/drawingml/2006/wordprocessingDrawing" xmlns:w10="urn:schemas-microsoft-com:office:word" xmlns:w="http://schemas.openxmlformats.org/wordprocessingml/2006/main" xmlns:w14="http://schemas.microsoft.com/office/word/2010/wordml" xmlns:w15="http://schemas.microsoft.com/office/word/2012/wordml" xmlns:w16cex="http://schemas.microsoft.com/office/word/2018/wordml/cex" xmlns:w16cid="http://schemas.microsoft.com/office/word/2016/wordml/cid" xmlns:w16="http://schemas.microsoft.com/office/word/2018/wordml" xmlns:w16du="http://schemas.microsoft.com/office/word/2023/wordml/word16du" xmlns:w16sdtdh="http://schemas.microsoft.com/office/word/2020/wordml/sdtdatahash" xmlns:w16sdtfl="http://schemas.microsoft.com/office/word/2024/wordml/sdtformatlock" xmlns:w16se="http://schemas.microsoft.com/office/word/2015/wordml/symex" xmlns:wpg="http://schemas.microsoft.com/office/word/2010/wordprocessingGroup" xmlns:wpi="http://schemas.microsoft.com/office/word/2010/wordprocessingInk" xmlns:wne="http://schemas.microsoft.com/office/word/2006/wordml" xmlns:wps="http://schemas.microsoft.com/office/word/2010/wordprocessingShape" mc:Ignorable="w14 w15 w16se w16cid w16 w16cex w16sdtdh w16sdtfl w16du wp14">
   <w:tbl>
@@ -11628,7 +17177,7 @@
         </w:tcPr>
         <w:p>
           <w:pPr>
-            <w:pStyle w:val="ac"/>
+            <w:pStyle w:val="ad"/>
             <w:ind w:left="-115"/>
           </w:pPr>
         </w:p>
@@ -11639,7 +17188,7 @@
         </w:tcPr>
         <w:p>
           <w:pPr>
-            <w:pStyle w:val="ac"/>
+            <w:pStyle w:val="ad"/>
             <w:jc w:val="center"/>
           </w:pPr>
         </w:p>
@@ -11650,7 +17199,7 @@
         </w:tcPr>
         <w:p>
           <w:pPr>
-            <w:pStyle w:val="ac"/>
+            <w:pStyle w:val="ad"/>
             <w:ind w:right="-115"/>
             <w:jc w:val="right"/>
           </w:pPr>
@@ -11660,7 +17209,7 @@
   </w:tbl>
   <w:p>
     <w:pPr>
-      <w:pStyle w:val="ac"/>
+      <w:pStyle w:val="ad"/>
     </w:pPr>
   </w:p>
 </w:hdr>
@@ -11689,7 +17238,7 @@
         </w:tcPr>
         <w:p>
           <w:pPr>
-            <w:pStyle w:val="ac"/>
+            <w:pStyle w:val="ad"/>
             <w:ind w:left="-115"/>
           </w:pPr>
         </w:p>
@@ -11700,7 +17249,7 @@
         </w:tcPr>
         <w:p>
           <w:pPr>
-            <w:pStyle w:val="ac"/>
+            <w:pStyle w:val="ad"/>
             <w:jc w:val="center"/>
           </w:pPr>
         </w:p>
@@ -11711,7 +17260,7 @@
         </w:tcPr>
         <w:p>
           <w:pPr>
-            <w:pStyle w:val="ac"/>
+            <w:pStyle w:val="ad"/>
             <w:ind w:right="-115"/>
             <w:jc w:val="right"/>
           </w:pPr>
@@ -11721,10 +17270,1480 @@
   </w:tbl>
   <w:p>
     <w:pPr>
-      <w:pStyle w:val="ac"/>
+      <w:pStyle w:val="ad"/>
     </w:pPr>
   </w:p>
 </w:hdr>
+</file>
+
+<file path=word/numbering.xml><?xml version="1.0" encoding="utf-8"?>
+<w:numbering xmlns:wpc="http://schemas.microsoft.com/office/word/2010/wordprocessingCanvas" xmlns:cx="http://schemas.microsoft.com/office/drawing/2014/chartex" xmlns:cx1="http://schemas.microsoft.com/office/drawing/2015/9/8/chartex" xmlns:cx2="http://schemas.microsoft.com/office/drawing/2015/10/21/chartex" xmlns:cx3="http://schemas.microsoft.com/office/drawing/2016/5/9/chartex" xmlns:cx4="http://schemas.microsoft.com/office/drawing/2016/5/10/chartex" xmlns:cx5="http://schemas.microsoft.com/office/drawing/2016/5/11/chartex" xmlns:cx6="http://schemas.microsoft.com/office/drawing/2016/5/12/chartex" xmlns:cx7="http://schemas.microsoft.com/office/drawing/2016/5/13/chartex" xmlns:cx8="http://schemas.microsoft.com/office/drawing/2016/5/14/chartex" xmlns:mc="http://schemas.openxmlformats.org/markup-compatibility/2006" xmlns:aink="http://schemas.microsoft.com/office/drawing/2016/ink" xmlns:am3d="http://schemas.microsoft.com/office/drawing/2017/model3d" xmlns:o="urn:schemas-microsoft-com:office:office" xmlns:oel="http://schemas.microsoft.com/office/2019/extlst" xmlns:r="http://schemas.openxmlformats.org/officeDocument/2006/relationships" xmlns:m="http://schemas.openxmlformats.org/officeDocument/2006/math" xmlns:v="urn:schemas-microsoft-com:vml" xmlns:wp14="http://schemas.microsoft.com/office/word/2010/wordprocessingDrawing" xmlns:wp="http://schemas.openxmlformats.org/drawingml/2006/wordprocessingDrawing" xmlns:w10="urn:schemas-microsoft-com:office:word" xmlns:w="http://schemas.openxmlformats.org/wordprocessingml/2006/main" xmlns:w14="http://schemas.microsoft.com/office/word/2010/wordml" xmlns:w15="http://schemas.microsoft.com/office/word/2012/wordml" xmlns:w16cex="http://schemas.microsoft.com/office/word/2018/wordml/cex" xmlns:w16cid="http://schemas.microsoft.com/office/word/2016/wordml/cid" xmlns:w16="http://schemas.microsoft.com/office/word/2018/wordml" xmlns:w16du="http://schemas.microsoft.com/office/word/2023/wordml/word16du" xmlns:w16sdtdh="http://schemas.microsoft.com/office/word/2020/wordml/sdtdatahash" xmlns:w16sdtfl="http://schemas.microsoft.com/office/word/2024/wordml/sdtformatlock" xmlns:w16se="http://schemas.microsoft.com/office/word/2015/wordml/symex" xmlns:wpg="http://schemas.microsoft.com/office/word/2010/wordprocessingGroup" xmlns:wpi="http://schemas.microsoft.com/office/word/2010/wordprocessingInk" xmlns:wne="http://schemas.microsoft.com/office/word/2006/wordml" xmlns:wps="http://schemas.microsoft.com/office/word/2010/wordprocessingShape" mc:Ignorable="w14 w15 w16se w16cid w16 w16cex w16sdtdh w16sdtfl w16du wp14">
+  <w:abstractNum w:abstractNumId="0" w15:restartNumberingAfterBreak="0">
+    <w:nsid w:val="09483125"/>
+    <w:multiLevelType w:val="hybridMultilevel"/>
+    <w:tmpl w:val="4948CAFA"/>
+    <w:lvl w:ilvl="0" w:tplc="FFFFFFFF">
+      <w:start w:val="1"/>
+      <w:numFmt w:val="decimal"/>
+      <w:lvlText w:val="%1."/>
+      <w:lvlJc w:val="left"/>
+      <w:pPr>
+        <w:ind w:left="2138" w:hanging="360"/>
+      </w:pPr>
+    </w:lvl>
+    <w:lvl w:ilvl="1" w:tplc="04090019" w:tentative="1">
+      <w:start w:val="1"/>
+      <w:numFmt w:val="lowerLetter"/>
+      <w:lvlText w:val="%2."/>
+      <w:lvlJc w:val="left"/>
+      <w:pPr>
+        <w:ind w:left="2149" w:hanging="360"/>
+      </w:pPr>
+    </w:lvl>
+    <w:lvl w:ilvl="2" w:tplc="0409001B" w:tentative="1">
+      <w:start w:val="1"/>
+      <w:numFmt w:val="lowerRoman"/>
+      <w:lvlText w:val="%3."/>
+      <w:lvlJc w:val="right"/>
+      <w:pPr>
+        <w:ind w:left="2869" w:hanging="180"/>
+      </w:pPr>
+    </w:lvl>
+    <w:lvl w:ilvl="3" w:tplc="0409000F" w:tentative="1">
+      <w:start w:val="1"/>
+      <w:numFmt w:val="decimal"/>
+      <w:lvlText w:val="%4."/>
+      <w:lvlJc w:val="left"/>
+      <w:pPr>
+        <w:ind w:left="3589" w:hanging="360"/>
+      </w:pPr>
+    </w:lvl>
+    <w:lvl w:ilvl="4" w:tplc="04090019" w:tentative="1">
+      <w:start w:val="1"/>
+      <w:numFmt w:val="lowerLetter"/>
+      <w:lvlText w:val="%5."/>
+      <w:lvlJc w:val="left"/>
+      <w:pPr>
+        <w:ind w:left="4309" w:hanging="360"/>
+      </w:pPr>
+    </w:lvl>
+    <w:lvl w:ilvl="5" w:tplc="0409001B" w:tentative="1">
+      <w:start w:val="1"/>
+      <w:numFmt w:val="lowerRoman"/>
+      <w:lvlText w:val="%6."/>
+      <w:lvlJc w:val="right"/>
+      <w:pPr>
+        <w:ind w:left="5029" w:hanging="180"/>
+      </w:pPr>
+    </w:lvl>
+    <w:lvl w:ilvl="6" w:tplc="0409000F" w:tentative="1">
+      <w:start w:val="1"/>
+      <w:numFmt w:val="decimal"/>
+      <w:lvlText w:val="%7."/>
+      <w:lvlJc w:val="left"/>
+      <w:pPr>
+        <w:ind w:left="5749" w:hanging="360"/>
+      </w:pPr>
+    </w:lvl>
+    <w:lvl w:ilvl="7" w:tplc="04090019" w:tentative="1">
+      <w:start w:val="1"/>
+      <w:numFmt w:val="lowerLetter"/>
+      <w:lvlText w:val="%8."/>
+      <w:lvlJc w:val="left"/>
+      <w:pPr>
+        <w:ind w:left="6469" w:hanging="360"/>
+      </w:pPr>
+    </w:lvl>
+    <w:lvl w:ilvl="8" w:tplc="0409001B" w:tentative="1">
+      <w:start w:val="1"/>
+      <w:numFmt w:val="lowerRoman"/>
+      <w:lvlText w:val="%9."/>
+      <w:lvlJc w:val="right"/>
+      <w:pPr>
+        <w:ind w:left="7189" w:hanging="180"/>
+      </w:pPr>
+    </w:lvl>
+  </w:abstractNum>
+  <w:abstractNum w:abstractNumId="1" w15:restartNumberingAfterBreak="0">
+    <w:nsid w:val="0F29497D"/>
+    <w:multiLevelType w:val="hybridMultilevel"/>
+    <w:tmpl w:val="E146E676"/>
+    <w:lvl w:ilvl="0" w:tplc="42A89252">
+      <w:start w:val="1"/>
+      <w:numFmt w:val="decimal"/>
+      <w:lvlText w:val="%1."/>
+      <w:lvlJc w:val="left"/>
+      <w:pPr>
+        <w:ind w:left="1069" w:hanging="360"/>
+      </w:pPr>
+      <w:rPr>
+        <w:rFonts w:hint="default"/>
+      </w:rPr>
+    </w:lvl>
+    <w:lvl w:ilvl="1" w:tplc="04190019" w:tentative="1">
+      <w:start w:val="1"/>
+      <w:numFmt w:val="lowerLetter"/>
+      <w:lvlText w:val="%2."/>
+      <w:lvlJc w:val="left"/>
+      <w:pPr>
+        <w:ind w:left="1789" w:hanging="360"/>
+      </w:pPr>
+    </w:lvl>
+    <w:lvl w:ilvl="2" w:tplc="0419001B" w:tentative="1">
+      <w:start w:val="1"/>
+      <w:numFmt w:val="lowerRoman"/>
+      <w:lvlText w:val="%3."/>
+      <w:lvlJc w:val="right"/>
+      <w:pPr>
+        <w:ind w:left="2509" w:hanging="180"/>
+      </w:pPr>
+    </w:lvl>
+    <w:lvl w:ilvl="3" w:tplc="0419000F" w:tentative="1">
+      <w:start w:val="1"/>
+      <w:numFmt w:val="decimal"/>
+      <w:lvlText w:val="%4."/>
+      <w:lvlJc w:val="left"/>
+      <w:pPr>
+        <w:ind w:left="3229" w:hanging="360"/>
+      </w:pPr>
+    </w:lvl>
+    <w:lvl w:ilvl="4" w:tplc="04190019" w:tentative="1">
+      <w:start w:val="1"/>
+      <w:numFmt w:val="lowerLetter"/>
+      <w:lvlText w:val="%5."/>
+      <w:lvlJc w:val="left"/>
+      <w:pPr>
+        <w:ind w:left="3949" w:hanging="360"/>
+      </w:pPr>
+    </w:lvl>
+    <w:lvl w:ilvl="5" w:tplc="0419001B" w:tentative="1">
+      <w:start w:val="1"/>
+      <w:numFmt w:val="lowerRoman"/>
+      <w:lvlText w:val="%6."/>
+      <w:lvlJc w:val="right"/>
+      <w:pPr>
+        <w:ind w:left="4669" w:hanging="180"/>
+      </w:pPr>
+    </w:lvl>
+    <w:lvl w:ilvl="6" w:tplc="0419000F" w:tentative="1">
+      <w:start w:val="1"/>
+      <w:numFmt w:val="decimal"/>
+      <w:lvlText w:val="%7."/>
+      <w:lvlJc w:val="left"/>
+      <w:pPr>
+        <w:ind w:left="5389" w:hanging="360"/>
+      </w:pPr>
+    </w:lvl>
+    <w:lvl w:ilvl="7" w:tplc="04190019" w:tentative="1">
+      <w:start w:val="1"/>
+      <w:numFmt w:val="lowerLetter"/>
+      <w:lvlText w:val="%8."/>
+      <w:lvlJc w:val="left"/>
+      <w:pPr>
+        <w:ind w:left="6109" w:hanging="360"/>
+      </w:pPr>
+    </w:lvl>
+    <w:lvl w:ilvl="8" w:tplc="0419001B" w:tentative="1">
+      <w:start w:val="1"/>
+      <w:numFmt w:val="lowerRoman"/>
+      <w:lvlText w:val="%9."/>
+      <w:lvlJc w:val="right"/>
+      <w:pPr>
+        <w:ind w:left="6829" w:hanging="180"/>
+      </w:pPr>
+    </w:lvl>
+  </w:abstractNum>
+  <w:abstractNum w:abstractNumId="2" w15:restartNumberingAfterBreak="0">
+    <w:nsid w:val="13723020"/>
+    <w:multiLevelType w:val="hybridMultilevel"/>
+    <w:tmpl w:val="D1321BDC"/>
+    <w:lvl w:ilvl="0" w:tplc="FFFFFFFF">
+      <w:start w:val="1"/>
+      <w:numFmt w:val="decimal"/>
+      <w:lvlText w:val="%1."/>
+      <w:lvlJc w:val="left"/>
+      <w:pPr>
+        <w:ind w:left="2138" w:hanging="360"/>
+      </w:pPr>
+    </w:lvl>
+    <w:lvl w:ilvl="1" w:tplc="04090019" w:tentative="1">
+      <w:start w:val="1"/>
+      <w:numFmt w:val="lowerLetter"/>
+      <w:lvlText w:val="%2."/>
+      <w:lvlJc w:val="left"/>
+      <w:pPr>
+        <w:ind w:left="2149" w:hanging="360"/>
+      </w:pPr>
+    </w:lvl>
+    <w:lvl w:ilvl="2" w:tplc="0409001B" w:tentative="1">
+      <w:start w:val="1"/>
+      <w:numFmt w:val="lowerRoman"/>
+      <w:lvlText w:val="%3."/>
+      <w:lvlJc w:val="right"/>
+      <w:pPr>
+        <w:ind w:left="2869" w:hanging="180"/>
+      </w:pPr>
+    </w:lvl>
+    <w:lvl w:ilvl="3" w:tplc="0409000F" w:tentative="1">
+      <w:start w:val="1"/>
+      <w:numFmt w:val="decimal"/>
+      <w:lvlText w:val="%4."/>
+      <w:lvlJc w:val="left"/>
+      <w:pPr>
+        <w:ind w:left="3589" w:hanging="360"/>
+      </w:pPr>
+    </w:lvl>
+    <w:lvl w:ilvl="4" w:tplc="04090019" w:tentative="1">
+      <w:start w:val="1"/>
+      <w:numFmt w:val="lowerLetter"/>
+      <w:lvlText w:val="%5."/>
+      <w:lvlJc w:val="left"/>
+      <w:pPr>
+        <w:ind w:left="4309" w:hanging="360"/>
+      </w:pPr>
+    </w:lvl>
+    <w:lvl w:ilvl="5" w:tplc="0409001B" w:tentative="1">
+      <w:start w:val="1"/>
+      <w:numFmt w:val="lowerRoman"/>
+      <w:lvlText w:val="%6."/>
+      <w:lvlJc w:val="right"/>
+      <w:pPr>
+        <w:ind w:left="5029" w:hanging="180"/>
+      </w:pPr>
+    </w:lvl>
+    <w:lvl w:ilvl="6" w:tplc="0409000F" w:tentative="1">
+      <w:start w:val="1"/>
+      <w:numFmt w:val="decimal"/>
+      <w:lvlText w:val="%7."/>
+      <w:lvlJc w:val="left"/>
+      <w:pPr>
+        <w:ind w:left="5749" w:hanging="360"/>
+      </w:pPr>
+    </w:lvl>
+    <w:lvl w:ilvl="7" w:tplc="04090019" w:tentative="1">
+      <w:start w:val="1"/>
+      <w:numFmt w:val="lowerLetter"/>
+      <w:lvlText w:val="%8."/>
+      <w:lvlJc w:val="left"/>
+      <w:pPr>
+        <w:ind w:left="6469" w:hanging="360"/>
+      </w:pPr>
+    </w:lvl>
+    <w:lvl w:ilvl="8" w:tplc="0409001B" w:tentative="1">
+      <w:start w:val="1"/>
+      <w:numFmt w:val="lowerRoman"/>
+      <w:lvlText w:val="%9."/>
+      <w:lvlJc w:val="right"/>
+      <w:pPr>
+        <w:ind w:left="7189" w:hanging="180"/>
+      </w:pPr>
+    </w:lvl>
+  </w:abstractNum>
+  <w:abstractNum w:abstractNumId="3" w15:restartNumberingAfterBreak="0">
+    <w:nsid w:val="16C530E7"/>
+    <w:multiLevelType w:val="hybridMultilevel"/>
+    <w:tmpl w:val="847E42D6"/>
+    <w:lvl w:ilvl="0" w:tplc="643A73D2">
+      <w:start w:val="1"/>
+      <w:numFmt w:val="bullet"/>
+      <w:lvlText w:val=""/>
+      <w:lvlJc w:val="left"/>
+      <w:pPr>
+        <w:ind w:left="1571" w:hanging="360"/>
+      </w:pPr>
+      <w:rPr>
+        <w:rFonts w:ascii="Symbol" w:hAnsi="Symbol" w:hint="default"/>
+      </w:rPr>
+    </w:lvl>
+    <w:lvl w:ilvl="1" w:tplc="04190003" w:tentative="1">
+      <w:start w:val="1"/>
+      <w:numFmt w:val="bullet"/>
+      <w:lvlText w:val="o"/>
+      <w:lvlJc w:val="left"/>
+      <w:pPr>
+        <w:ind w:left="2291" w:hanging="360"/>
+      </w:pPr>
+      <w:rPr>
+        <w:rFonts w:ascii="Courier New" w:hAnsi="Courier New" w:cs="Courier New" w:hint="default"/>
+      </w:rPr>
+    </w:lvl>
+    <w:lvl w:ilvl="2" w:tplc="04190005" w:tentative="1">
+      <w:start w:val="1"/>
+      <w:numFmt w:val="bullet"/>
+      <w:lvlText w:val=""/>
+      <w:lvlJc w:val="left"/>
+      <w:pPr>
+        <w:ind w:left="3011" w:hanging="360"/>
+      </w:pPr>
+      <w:rPr>
+        <w:rFonts w:ascii="Wingdings" w:hAnsi="Wingdings" w:hint="default"/>
+      </w:rPr>
+    </w:lvl>
+    <w:lvl w:ilvl="3" w:tplc="04190001" w:tentative="1">
+      <w:start w:val="1"/>
+      <w:numFmt w:val="bullet"/>
+      <w:lvlText w:val=""/>
+      <w:lvlJc w:val="left"/>
+      <w:pPr>
+        <w:ind w:left="3731" w:hanging="360"/>
+      </w:pPr>
+      <w:rPr>
+        <w:rFonts w:ascii="Symbol" w:hAnsi="Symbol" w:hint="default"/>
+      </w:rPr>
+    </w:lvl>
+    <w:lvl w:ilvl="4" w:tplc="04190003" w:tentative="1">
+      <w:start w:val="1"/>
+      <w:numFmt w:val="bullet"/>
+      <w:lvlText w:val="o"/>
+      <w:lvlJc w:val="left"/>
+      <w:pPr>
+        <w:ind w:left="4451" w:hanging="360"/>
+      </w:pPr>
+      <w:rPr>
+        <w:rFonts w:ascii="Courier New" w:hAnsi="Courier New" w:cs="Courier New" w:hint="default"/>
+      </w:rPr>
+    </w:lvl>
+    <w:lvl w:ilvl="5" w:tplc="04190005" w:tentative="1">
+      <w:start w:val="1"/>
+      <w:numFmt w:val="bullet"/>
+      <w:lvlText w:val=""/>
+      <w:lvlJc w:val="left"/>
+      <w:pPr>
+        <w:ind w:left="5171" w:hanging="360"/>
+      </w:pPr>
+      <w:rPr>
+        <w:rFonts w:ascii="Wingdings" w:hAnsi="Wingdings" w:hint="default"/>
+      </w:rPr>
+    </w:lvl>
+    <w:lvl w:ilvl="6" w:tplc="04190001" w:tentative="1">
+      <w:start w:val="1"/>
+      <w:numFmt w:val="bullet"/>
+      <w:lvlText w:val=""/>
+      <w:lvlJc w:val="left"/>
+      <w:pPr>
+        <w:ind w:left="5891" w:hanging="360"/>
+      </w:pPr>
+      <w:rPr>
+        <w:rFonts w:ascii="Symbol" w:hAnsi="Symbol" w:hint="default"/>
+      </w:rPr>
+    </w:lvl>
+    <w:lvl w:ilvl="7" w:tplc="04190003" w:tentative="1">
+      <w:start w:val="1"/>
+      <w:numFmt w:val="bullet"/>
+      <w:lvlText w:val="o"/>
+      <w:lvlJc w:val="left"/>
+      <w:pPr>
+        <w:ind w:left="6611" w:hanging="360"/>
+      </w:pPr>
+      <w:rPr>
+        <w:rFonts w:ascii="Courier New" w:hAnsi="Courier New" w:cs="Courier New" w:hint="default"/>
+      </w:rPr>
+    </w:lvl>
+    <w:lvl w:ilvl="8" w:tplc="04190005" w:tentative="1">
+      <w:start w:val="1"/>
+      <w:numFmt w:val="bullet"/>
+      <w:lvlText w:val=""/>
+      <w:lvlJc w:val="left"/>
+      <w:pPr>
+        <w:ind w:left="7331" w:hanging="360"/>
+      </w:pPr>
+      <w:rPr>
+        <w:rFonts w:ascii="Wingdings" w:hAnsi="Wingdings" w:hint="default"/>
+      </w:rPr>
+    </w:lvl>
+  </w:abstractNum>
+  <w:abstractNum w:abstractNumId="4" w15:restartNumberingAfterBreak="0">
+    <w:nsid w:val="217B2882"/>
+    <w:multiLevelType w:val="hybridMultilevel"/>
+    <w:tmpl w:val="0B5A0178"/>
+    <w:lvl w:ilvl="0" w:tplc="FFFFFFFF">
+      <w:start w:val="1"/>
+      <w:numFmt w:val="decimal"/>
+      <w:lvlText w:val="%1."/>
+      <w:lvlJc w:val="left"/>
+      <w:pPr>
+        <w:ind w:left="1070" w:hanging="360"/>
+      </w:pPr>
+    </w:lvl>
+    <w:lvl w:ilvl="1" w:tplc="FFFFFFFF" w:tentative="1">
+      <w:start w:val="1"/>
+      <w:numFmt w:val="lowerLetter"/>
+      <w:lvlText w:val="%2."/>
+      <w:lvlJc w:val="left"/>
+      <w:pPr>
+        <w:ind w:left="2149" w:hanging="360"/>
+      </w:pPr>
+    </w:lvl>
+    <w:lvl w:ilvl="2" w:tplc="FFFFFFFF" w:tentative="1">
+      <w:start w:val="1"/>
+      <w:numFmt w:val="lowerRoman"/>
+      <w:lvlText w:val="%3."/>
+      <w:lvlJc w:val="right"/>
+      <w:pPr>
+        <w:ind w:left="2869" w:hanging="180"/>
+      </w:pPr>
+    </w:lvl>
+    <w:lvl w:ilvl="3" w:tplc="FFFFFFFF" w:tentative="1">
+      <w:start w:val="1"/>
+      <w:numFmt w:val="decimal"/>
+      <w:lvlText w:val="%4."/>
+      <w:lvlJc w:val="left"/>
+      <w:pPr>
+        <w:ind w:left="3589" w:hanging="360"/>
+      </w:pPr>
+    </w:lvl>
+    <w:lvl w:ilvl="4" w:tplc="FFFFFFFF" w:tentative="1">
+      <w:start w:val="1"/>
+      <w:numFmt w:val="lowerLetter"/>
+      <w:lvlText w:val="%5."/>
+      <w:lvlJc w:val="left"/>
+      <w:pPr>
+        <w:ind w:left="4309" w:hanging="360"/>
+      </w:pPr>
+    </w:lvl>
+    <w:lvl w:ilvl="5" w:tplc="FFFFFFFF" w:tentative="1">
+      <w:start w:val="1"/>
+      <w:numFmt w:val="lowerRoman"/>
+      <w:lvlText w:val="%6."/>
+      <w:lvlJc w:val="right"/>
+      <w:pPr>
+        <w:ind w:left="5029" w:hanging="180"/>
+      </w:pPr>
+    </w:lvl>
+    <w:lvl w:ilvl="6" w:tplc="FFFFFFFF" w:tentative="1">
+      <w:start w:val="1"/>
+      <w:numFmt w:val="decimal"/>
+      <w:lvlText w:val="%7."/>
+      <w:lvlJc w:val="left"/>
+      <w:pPr>
+        <w:ind w:left="5749" w:hanging="360"/>
+      </w:pPr>
+    </w:lvl>
+    <w:lvl w:ilvl="7" w:tplc="FFFFFFFF" w:tentative="1">
+      <w:start w:val="1"/>
+      <w:numFmt w:val="lowerLetter"/>
+      <w:lvlText w:val="%8."/>
+      <w:lvlJc w:val="left"/>
+      <w:pPr>
+        <w:ind w:left="6469" w:hanging="360"/>
+      </w:pPr>
+    </w:lvl>
+    <w:lvl w:ilvl="8" w:tplc="FFFFFFFF" w:tentative="1">
+      <w:start w:val="1"/>
+      <w:numFmt w:val="lowerRoman"/>
+      <w:lvlText w:val="%9."/>
+      <w:lvlJc w:val="right"/>
+      <w:pPr>
+        <w:ind w:left="7189" w:hanging="180"/>
+      </w:pPr>
+    </w:lvl>
+  </w:abstractNum>
+  <w:abstractNum w:abstractNumId="5" w15:restartNumberingAfterBreak="0">
+    <w:nsid w:val="2D873EE6"/>
+    <w:multiLevelType w:val="hybridMultilevel"/>
+    <w:tmpl w:val="5CF8E912"/>
+    <w:lvl w:ilvl="0" w:tplc="643A73D2">
+      <w:start w:val="1"/>
+      <w:numFmt w:val="bullet"/>
+      <w:lvlText w:val=""/>
+      <w:lvlJc w:val="left"/>
+      <w:pPr>
+        <w:ind w:left="2154" w:hanging="360"/>
+      </w:pPr>
+      <w:rPr>
+        <w:rFonts w:ascii="Symbol" w:hAnsi="Symbol" w:hint="default"/>
+      </w:rPr>
+    </w:lvl>
+    <w:lvl w:ilvl="1" w:tplc="04190003">
+      <w:start w:val="1"/>
+      <w:numFmt w:val="bullet"/>
+      <w:lvlText w:val="o"/>
+      <w:lvlJc w:val="left"/>
+      <w:pPr>
+        <w:ind w:left="2874" w:hanging="360"/>
+      </w:pPr>
+      <w:rPr>
+        <w:rFonts w:ascii="Courier New" w:hAnsi="Courier New" w:cs="Courier New" w:hint="default"/>
+      </w:rPr>
+    </w:lvl>
+    <w:lvl w:ilvl="2" w:tplc="04190005" w:tentative="1">
+      <w:start w:val="1"/>
+      <w:numFmt w:val="bullet"/>
+      <w:lvlText w:val=""/>
+      <w:lvlJc w:val="left"/>
+      <w:pPr>
+        <w:ind w:left="3594" w:hanging="360"/>
+      </w:pPr>
+      <w:rPr>
+        <w:rFonts w:ascii="Wingdings" w:hAnsi="Wingdings" w:hint="default"/>
+      </w:rPr>
+    </w:lvl>
+    <w:lvl w:ilvl="3" w:tplc="04190001" w:tentative="1">
+      <w:start w:val="1"/>
+      <w:numFmt w:val="bullet"/>
+      <w:lvlText w:val=""/>
+      <w:lvlJc w:val="left"/>
+      <w:pPr>
+        <w:ind w:left="4314" w:hanging="360"/>
+      </w:pPr>
+      <w:rPr>
+        <w:rFonts w:ascii="Symbol" w:hAnsi="Symbol" w:hint="default"/>
+      </w:rPr>
+    </w:lvl>
+    <w:lvl w:ilvl="4" w:tplc="04190003" w:tentative="1">
+      <w:start w:val="1"/>
+      <w:numFmt w:val="bullet"/>
+      <w:lvlText w:val="o"/>
+      <w:lvlJc w:val="left"/>
+      <w:pPr>
+        <w:ind w:left="5034" w:hanging="360"/>
+      </w:pPr>
+      <w:rPr>
+        <w:rFonts w:ascii="Courier New" w:hAnsi="Courier New" w:cs="Courier New" w:hint="default"/>
+      </w:rPr>
+    </w:lvl>
+    <w:lvl w:ilvl="5" w:tplc="04190005" w:tentative="1">
+      <w:start w:val="1"/>
+      <w:numFmt w:val="bullet"/>
+      <w:lvlText w:val=""/>
+      <w:lvlJc w:val="left"/>
+      <w:pPr>
+        <w:ind w:left="5754" w:hanging="360"/>
+      </w:pPr>
+      <w:rPr>
+        <w:rFonts w:ascii="Wingdings" w:hAnsi="Wingdings" w:hint="default"/>
+      </w:rPr>
+    </w:lvl>
+    <w:lvl w:ilvl="6" w:tplc="04190001" w:tentative="1">
+      <w:start w:val="1"/>
+      <w:numFmt w:val="bullet"/>
+      <w:lvlText w:val=""/>
+      <w:lvlJc w:val="left"/>
+      <w:pPr>
+        <w:ind w:left="6474" w:hanging="360"/>
+      </w:pPr>
+      <w:rPr>
+        <w:rFonts w:ascii="Symbol" w:hAnsi="Symbol" w:hint="default"/>
+      </w:rPr>
+    </w:lvl>
+    <w:lvl w:ilvl="7" w:tplc="04190003" w:tentative="1">
+      <w:start w:val="1"/>
+      <w:numFmt w:val="bullet"/>
+      <w:lvlText w:val="o"/>
+      <w:lvlJc w:val="left"/>
+      <w:pPr>
+        <w:ind w:left="7194" w:hanging="360"/>
+      </w:pPr>
+      <w:rPr>
+        <w:rFonts w:ascii="Courier New" w:hAnsi="Courier New" w:cs="Courier New" w:hint="default"/>
+      </w:rPr>
+    </w:lvl>
+    <w:lvl w:ilvl="8" w:tplc="04190005" w:tentative="1">
+      <w:start w:val="1"/>
+      <w:numFmt w:val="bullet"/>
+      <w:lvlText w:val=""/>
+      <w:lvlJc w:val="left"/>
+      <w:pPr>
+        <w:ind w:left="7914" w:hanging="360"/>
+      </w:pPr>
+      <w:rPr>
+        <w:rFonts w:ascii="Wingdings" w:hAnsi="Wingdings" w:hint="default"/>
+      </w:rPr>
+    </w:lvl>
+  </w:abstractNum>
+  <w:abstractNum w:abstractNumId="6" w15:restartNumberingAfterBreak="0">
+    <w:nsid w:val="33075824"/>
+    <w:multiLevelType w:val="hybridMultilevel"/>
+    <w:tmpl w:val="259E95CE"/>
+    <w:lvl w:ilvl="0" w:tplc="643A73D2">
+      <w:start w:val="1"/>
+      <w:numFmt w:val="bullet"/>
+      <w:lvlText w:val=""/>
+      <w:lvlJc w:val="left"/>
+      <w:pPr>
+        <w:ind w:left="1571" w:hanging="360"/>
+      </w:pPr>
+      <w:rPr>
+        <w:rFonts w:ascii="Symbol" w:hAnsi="Symbol" w:hint="default"/>
+      </w:rPr>
+    </w:lvl>
+    <w:lvl w:ilvl="1" w:tplc="04190003" w:tentative="1">
+      <w:start w:val="1"/>
+      <w:numFmt w:val="bullet"/>
+      <w:lvlText w:val="o"/>
+      <w:lvlJc w:val="left"/>
+      <w:pPr>
+        <w:ind w:left="2291" w:hanging="360"/>
+      </w:pPr>
+      <w:rPr>
+        <w:rFonts w:ascii="Courier New" w:hAnsi="Courier New" w:cs="Courier New" w:hint="default"/>
+      </w:rPr>
+    </w:lvl>
+    <w:lvl w:ilvl="2" w:tplc="04190005" w:tentative="1">
+      <w:start w:val="1"/>
+      <w:numFmt w:val="bullet"/>
+      <w:lvlText w:val=""/>
+      <w:lvlJc w:val="left"/>
+      <w:pPr>
+        <w:ind w:left="3011" w:hanging="360"/>
+      </w:pPr>
+      <w:rPr>
+        <w:rFonts w:ascii="Wingdings" w:hAnsi="Wingdings" w:hint="default"/>
+      </w:rPr>
+    </w:lvl>
+    <w:lvl w:ilvl="3" w:tplc="04190001" w:tentative="1">
+      <w:start w:val="1"/>
+      <w:numFmt w:val="bullet"/>
+      <w:lvlText w:val=""/>
+      <w:lvlJc w:val="left"/>
+      <w:pPr>
+        <w:ind w:left="3731" w:hanging="360"/>
+      </w:pPr>
+      <w:rPr>
+        <w:rFonts w:ascii="Symbol" w:hAnsi="Symbol" w:hint="default"/>
+      </w:rPr>
+    </w:lvl>
+    <w:lvl w:ilvl="4" w:tplc="04190003" w:tentative="1">
+      <w:start w:val="1"/>
+      <w:numFmt w:val="bullet"/>
+      <w:lvlText w:val="o"/>
+      <w:lvlJc w:val="left"/>
+      <w:pPr>
+        <w:ind w:left="4451" w:hanging="360"/>
+      </w:pPr>
+      <w:rPr>
+        <w:rFonts w:ascii="Courier New" w:hAnsi="Courier New" w:cs="Courier New" w:hint="default"/>
+      </w:rPr>
+    </w:lvl>
+    <w:lvl w:ilvl="5" w:tplc="04190005" w:tentative="1">
+      <w:start w:val="1"/>
+      <w:numFmt w:val="bullet"/>
+      <w:lvlText w:val=""/>
+      <w:lvlJc w:val="left"/>
+      <w:pPr>
+        <w:ind w:left="5171" w:hanging="360"/>
+      </w:pPr>
+      <w:rPr>
+        <w:rFonts w:ascii="Wingdings" w:hAnsi="Wingdings" w:hint="default"/>
+      </w:rPr>
+    </w:lvl>
+    <w:lvl w:ilvl="6" w:tplc="04190001" w:tentative="1">
+      <w:start w:val="1"/>
+      <w:numFmt w:val="bullet"/>
+      <w:lvlText w:val=""/>
+      <w:lvlJc w:val="left"/>
+      <w:pPr>
+        <w:ind w:left="5891" w:hanging="360"/>
+      </w:pPr>
+      <w:rPr>
+        <w:rFonts w:ascii="Symbol" w:hAnsi="Symbol" w:hint="default"/>
+      </w:rPr>
+    </w:lvl>
+    <w:lvl w:ilvl="7" w:tplc="04190003" w:tentative="1">
+      <w:start w:val="1"/>
+      <w:numFmt w:val="bullet"/>
+      <w:lvlText w:val="o"/>
+      <w:lvlJc w:val="left"/>
+      <w:pPr>
+        <w:ind w:left="6611" w:hanging="360"/>
+      </w:pPr>
+      <w:rPr>
+        <w:rFonts w:ascii="Courier New" w:hAnsi="Courier New" w:cs="Courier New" w:hint="default"/>
+      </w:rPr>
+    </w:lvl>
+    <w:lvl w:ilvl="8" w:tplc="04190005" w:tentative="1">
+      <w:start w:val="1"/>
+      <w:numFmt w:val="bullet"/>
+      <w:lvlText w:val=""/>
+      <w:lvlJc w:val="left"/>
+      <w:pPr>
+        <w:ind w:left="7331" w:hanging="360"/>
+      </w:pPr>
+      <w:rPr>
+        <w:rFonts w:ascii="Wingdings" w:hAnsi="Wingdings" w:hint="default"/>
+      </w:rPr>
+    </w:lvl>
+  </w:abstractNum>
+  <w:abstractNum w:abstractNumId="7" w15:restartNumberingAfterBreak="0">
+    <w:nsid w:val="35042290"/>
+    <w:multiLevelType w:val="hybridMultilevel"/>
+    <w:tmpl w:val="0B5A0178"/>
+    <w:lvl w:ilvl="0" w:tplc="FFFFFFFF">
+      <w:start w:val="1"/>
+      <w:numFmt w:val="decimal"/>
+      <w:lvlText w:val="%1."/>
+      <w:lvlJc w:val="left"/>
+      <w:pPr>
+        <w:ind w:left="1429" w:hanging="360"/>
+      </w:pPr>
+    </w:lvl>
+    <w:lvl w:ilvl="1" w:tplc="FFFFFFFF" w:tentative="1">
+      <w:start w:val="1"/>
+      <w:numFmt w:val="lowerLetter"/>
+      <w:lvlText w:val="%2."/>
+      <w:lvlJc w:val="left"/>
+      <w:pPr>
+        <w:ind w:left="2149" w:hanging="360"/>
+      </w:pPr>
+    </w:lvl>
+    <w:lvl w:ilvl="2" w:tplc="FFFFFFFF" w:tentative="1">
+      <w:start w:val="1"/>
+      <w:numFmt w:val="lowerRoman"/>
+      <w:lvlText w:val="%3."/>
+      <w:lvlJc w:val="right"/>
+      <w:pPr>
+        <w:ind w:left="2869" w:hanging="180"/>
+      </w:pPr>
+    </w:lvl>
+    <w:lvl w:ilvl="3" w:tplc="FFFFFFFF" w:tentative="1">
+      <w:start w:val="1"/>
+      <w:numFmt w:val="decimal"/>
+      <w:lvlText w:val="%4."/>
+      <w:lvlJc w:val="left"/>
+      <w:pPr>
+        <w:ind w:left="3589" w:hanging="360"/>
+      </w:pPr>
+    </w:lvl>
+    <w:lvl w:ilvl="4" w:tplc="FFFFFFFF" w:tentative="1">
+      <w:start w:val="1"/>
+      <w:numFmt w:val="lowerLetter"/>
+      <w:lvlText w:val="%5."/>
+      <w:lvlJc w:val="left"/>
+      <w:pPr>
+        <w:ind w:left="4309" w:hanging="360"/>
+      </w:pPr>
+    </w:lvl>
+    <w:lvl w:ilvl="5" w:tplc="FFFFFFFF" w:tentative="1">
+      <w:start w:val="1"/>
+      <w:numFmt w:val="lowerRoman"/>
+      <w:lvlText w:val="%6."/>
+      <w:lvlJc w:val="right"/>
+      <w:pPr>
+        <w:ind w:left="5029" w:hanging="180"/>
+      </w:pPr>
+    </w:lvl>
+    <w:lvl w:ilvl="6" w:tplc="FFFFFFFF" w:tentative="1">
+      <w:start w:val="1"/>
+      <w:numFmt w:val="decimal"/>
+      <w:lvlText w:val="%7."/>
+      <w:lvlJc w:val="left"/>
+      <w:pPr>
+        <w:ind w:left="5749" w:hanging="360"/>
+      </w:pPr>
+    </w:lvl>
+    <w:lvl w:ilvl="7" w:tplc="FFFFFFFF" w:tentative="1">
+      <w:start w:val="1"/>
+      <w:numFmt w:val="lowerLetter"/>
+      <w:lvlText w:val="%8."/>
+      <w:lvlJc w:val="left"/>
+      <w:pPr>
+        <w:ind w:left="6469" w:hanging="360"/>
+      </w:pPr>
+    </w:lvl>
+    <w:lvl w:ilvl="8" w:tplc="FFFFFFFF" w:tentative="1">
+      <w:start w:val="1"/>
+      <w:numFmt w:val="lowerRoman"/>
+      <w:lvlText w:val="%9."/>
+      <w:lvlJc w:val="right"/>
+      <w:pPr>
+        <w:ind w:left="7189" w:hanging="180"/>
+      </w:pPr>
+    </w:lvl>
+  </w:abstractNum>
+  <w:abstractNum w:abstractNumId="8" w15:restartNumberingAfterBreak="0">
+    <w:nsid w:val="44D866DC"/>
+    <w:multiLevelType w:val="hybridMultilevel"/>
+    <w:tmpl w:val="8F6A7D84"/>
+    <w:lvl w:ilvl="0" w:tplc="643A73D2">
+      <w:start w:val="1"/>
+      <w:numFmt w:val="bullet"/>
+      <w:lvlText w:val=""/>
+      <w:lvlJc w:val="left"/>
+      <w:pPr>
+        <w:ind w:left="1571" w:hanging="360"/>
+      </w:pPr>
+      <w:rPr>
+        <w:rFonts w:ascii="Symbol" w:hAnsi="Symbol" w:hint="default"/>
+      </w:rPr>
+    </w:lvl>
+    <w:lvl w:ilvl="1" w:tplc="04190003" w:tentative="1">
+      <w:start w:val="1"/>
+      <w:numFmt w:val="bullet"/>
+      <w:lvlText w:val="o"/>
+      <w:lvlJc w:val="left"/>
+      <w:pPr>
+        <w:ind w:left="2291" w:hanging="360"/>
+      </w:pPr>
+      <w:rPr>
+        <w:rFonts w:ascii="Courier New" w:hAnsi="Courier New" w:cs="Courier New" w:hint="default"/>
+      </w:rPr>
+    </w:lvl>
+    <w:lvl w:ilvl="2" w:tplc="04190005" w:tentative="1">
+      <w:start w:val="1"/>
+      <w:numFmt w:val="bullet"/>
+      <w:lvlText w:val=""/>
+      <w:lvlJc w:val="left"/>
+      <w:pPr>
+        <w:ind w:left="3011" w:hanging="360"/>
+      </w:pPr>
+      <w:rPr>
+        <w:rFonts w:ascii="Wingdings" w:hAnsi="Wingdings" w:hint="default"/>
+      </w:rPr>
+    </w:lvl>
+    <w:lvl w:ilvl="3" w:tplc="04190001" w:tentative="1">
+      <w:start w:val="1"/>
+      <w:numFmt w:val="bullet"/>
+      <w:lvlText w:val=""/>
+      <w:lvlJc w:val="left"/>
+      <w:pPr>
+        <w:ind w:left="3731" w:hanging="360"/>
+      </w:pPr>
+      <w:rPr>
+        <w:rFonts w:ascii="Symbol" w:hAnsi="Symbol" w:hint="default"/>
+      </w:rPr>
+    </w:lvl>
+    <w:lvl w:ilvl="4" w:tplc="04190003" w:tentative="1">
+      <w:start w:val="1"/>
+      <w:numFmt w:val="bullet"/>
+      <w:lvlText w:val="o"/>
+      <w:lvlJc w:val="left"/>
+      <w:pPr>
+        <w:ind w:left="4451" w:hanging="360"/>
+      </w:pPr>
+      <w:rPr>
+        <w:rFonts w:ascii="Courier New" w:hAnsi="Courier New" w:cs="Courier New" w:hint="default"/>
+      </w:rPr>
+    </w:lvl>
+    <w:lvl w:ilvl="5" w:tplc="04190005" w:tentative="1">
+      <w:start w:val="1"/>
+      <w:numFmt w:val="bullet"/>
+      <w:lvlText w:val=""/>
+      <w:lvlJc w:val="left"/>
+      <w:pPr>
+        <w:ind w:left="5171" w:hanging="360"/>
+      </w:pPr>
+      <w:rPr>
+        <w:rFonts w:ascii="Wingdings" w:hAnsi="Wingdings" w:hint="default"/>
+      </w:rPr>
+    </w:lvl>
+    <w:lvl w:ilvl="6" w:tplc="04190001" w:tentative="1">
+      <w:start w:val="1"/>
+      <w:numFmt w:val="bullet"/>
+      <w:lvlText w:val=""/>
+      <w:lvlJc w:val="left"/>
+      <w:pPr>
+        <w:ind w:left="5891" w:hanging="360"/>
+      </w:pPr>
+      <w:rPr>
+        <w:rFonts w:ascii="Symbol" w:hAnsi="Symbol" w:hint="default"/>
+      </w:rPr>
+    </w:lvl>
+    <w:lvl w:ilvl="7" w:tplc="04190003" w:tentative="1">
+      <w:start w:val="1"/>
+      <w:numFmt w:val="bullet"/>
+      <w:lvlText w:val="o"/>
+      <w:lvlJc w:val="left"/>
+      <w:pPr>
+        <w:ind w:left="6611" w:hanging="360"/>
+      </w:pPr>
+      <w:rPr>
+        <w:rFonts w:ascii="Courier New" w:hAnsi="Courier New" w:cs="Courier New" w:hint="default"/>
+      </w:rPr>
+    </w:lvl>
+    <w:lvl w:ilvl="8" w:tplc="04190005" w:tentative="1">
+      <w:start w:val="1"/>
+      <w:numFmt w:val="bullet"/>
+      <w:lvlText w:val=""/>
+      <w:lvlJc w:val="left"/>
+      <w:pPr>
+        <w:ind w:left="7331" w:hanging="360"/>
+      </w:pPr>
+      <w:rPr>
+        <w:rFonts w:ascii="Wingdings" w:hAnsi="Wingdings" w:hint="default"/>
+      </w:rPr>
+    </w:lvl>
+  </w:abstractNum>
+  <w:abstractNum w:abstractNumId="9" w15:restartNumberingAfterBreak="0">
+    <w:nsid w:val="552071DE"/>
+    <w:multiLevelType w:val="hybridMultilevel"/>
+    <w:tmpl w:val="1FF680AA"/>
+    <w:lvl w:ilvl="0" w:tplc="643A73D2">
+      <w:start w:val="1"/>
+      <w:numFmt w:val="bullet"/>
+      <w:lvlText w:val=""/>
+      <w:lvlJc w:val="left"/>
+      <w:pPr>
+        <w:ind w:left="1571" w:hanging="360"/>
+      </w:pPr>
+      <w:rPr>
+        <w:rFonts w:ascii="Symbol" w:hAnsi="Symbol" w:hint="default"/>
+      </w:rPr>
+    </w:lvl>
+    <w:lvl w:ilvl="1" w:tplc="04190003" w:tentative="1">
+      <w:start w:val="1"/>
+      <w:numFmt w:val="bullet"/>
+      <w:lvlText w:val="o"/>
+      <w:lvlJc w:val="left"/>
+      <w:pPr>
+        <w:ind w:left="2291" w:hanging="360"/>
+      </w:pPr>
+      <w:rPr>
+        <w:rFonts w:ascii="Courier New" w:hAnsi="Courier New" w:cs="Courier New" w:hint="default"/>
+      </w:rPr>
+    </w:lvl>
+    <w:lvl w:ilvl="2" w:tplc="04190005" w:tentative="1">
+      <w:start w:val="1"/>
+      <w:numFmt w:val="bullet"/>
+      <w:lvlText w:val=""/>
+      <w:lvlJc w:val="left"/>
+      <w:pPr>
+        <w:ind w:left="3011" w:hanging="360"/>
+      </w:pPr>
+      <w:rPr>
+        <w:rFonts w:ascii="Wingdings" w:hAnsi="Wingdings" w:hint="default"/>
+      </w:rPr>
+    </w:lvl>
+    <w:lvl w:ilvl="3" w:tplc="04190001" w:tentative="1">
+      <w:start w:val="1"/>
+      <w:numFmt w:val="bullet"/>
+      <w:lvlText w:val=""/>
+      <w:lvlJc w:val="left"/>
+      <w:pPr>
+        <w:ind w:left="3731" w:hanging="360"/>
+      </w:pPr>
+      <w:rPr>
+        <w:rFonts w:ascii="Symbol" w:hAnsi="Symbol" w:hint="default"/>
+      </w:rPr>
+    </w:lvl>
+    <w:lvl w:ilvl="4" w:tplc="04190003" w:tentative="1">
+      <w:start w:val="1"/>
+      <w:numFmt w:val="bullet"/>
+      <w:lvlText w:val="o"/>
+      <w:lvlJc w:val="left"/>
+      <w:pPr>
+        <w:ind w:left="4451" w:hanging="360"/>
+      </w:pPr>
+      <w:rPr>
+        <w:rFonts w:ascii="Courier New" w:hAnsi="Courier New" w:cs="Courier New" w:hint="default"/>
+      </w:rPr>
+    </w:lvl>
+    <w:lvl w:ilvl="5" w:tplc="04190005" w:tentative="1">
+      <w:start w:val="1"/>
+      <w:numFmt w:val="bullet"/>
+      <w:lvlText w:val=""/>
+      <w:lvlJc w:val="left"/>
+      <w:pPr>
+        <w:ind w:left="5171" w:hanging="360"/>
+      </w:pPr>
+      <w:rPr>
+        <w:rFonts w:ascii="Wingdings" w:hAnsi="Wingdings" w:hint="default"/>
+      </w:rPr>
+    </w:lvl>
+    <w:lvl w:ilvl="6" w:tplc="04190001" w:tentative="1">
+      <w:start w:val="1"/>
+      <w:numFmt w:val="bullet"/>
+      <w:lvlText w:val=""/>
+      <w:lvlJc w:val="left"/>
+      <w:pPr>
+        <w:ind w:left="5891" w:hanging="360"/>
+      </w:pPr>
+      <w:rPr>
+        <w:rFonts w:ascii="Symbol" w:hAnsi="Symbol" w:hint="default"/>
+      </w:rPr>
+    </w:lvl>
+    <w:lvl w:ilvl="7" w:tplc="04190003" w:tentative="1">
+      <w:start w:val="1"/>
+      <w:numFmt w:val="bullet"/>
+      <w:lvlText w:val="o"/>
+      <w:lvlJc w:val="left"/>
+      <w:pPr>
+        <w:ind w:left="6611" w:hanging="360"/>
+      </w:pPr>
+      <w:rPr>
+        <w:rFonts w:ascii="Courier New" w:hAnsi="Courier New" w:cs="Courier New" w:hint="default"/>
+      </w:rPr>
+    </w:lvl>
+    <w:lvl w:ilvl="8" w:tplc="04190005" w:tentative="1">
+      <w:start w:val="1"/>
+      <w:numFmt w:val="bullet"/>
+      <w:lvlText w:val=""/>
+      <w:lvlJc w:val="left"/>
+      <w:pPr>
+        <w:ind w:left="7331" w:hanging="360"/>
+      </w:pPr>
+      <w:rPr>
+        <w:rFonts w:ascii="Wingdings" w:hAnsi="Wingdings" w:hint="default"/>
+      </w:rPr>
+    </w:lvl>
+  </w:abstractNum>
+  <w:abstractNum w:abstractNumId="10" w15:restartNumberingAfterBreak="0">
+    <w:nsid w:val="637952B7"/>
+    <w:multiLevelType w:val="hybridMultilevel"/>
+    <w:tmpl w:val="E0247336"/>
+    <w:lvl w:ilvl="0" w:tplc="FFFFFFFF">
+      <w:start w:val="1"/>
+      <w:numFmt w:val="decimal"/>
+      <w:lvlText w:val="%1."/>
+      <w:lvlJc w:val="left"/>
+      <w:pPr>
+        <w:ind w:left="2138" w:hanging="360"/>
+      </w:pPr>
+    </w:lvl>
+    <w:lvl w:ilvl="1" w:tplc="04090019" w:tentative="1">
+      <w:start w:val="1"/>
+      <w:numFmt w:val="lowerLetter"/>
+      <w:lvlText w:val="%2."/>
+      <w:lvlJc w:val="left"/>
+      <w:pPr>
+        <w:ind w:left="2149" w:hanging="360"/>
+      </w:pPr>
+    </w:lvl>
+    <w:lvl w:ilvl="2" w:tplc="0409001B" w:tentative="1">
+      <w:start w:val="1"/>
+      <w:numFmt w:val="lowerRoman"/>
+      <w:lvlText w:val="%3."/>
+      <w:lvlJc w:val="right"/>
+      <w:pPr>
+        <w:ind w:left="2869" w:hanging="180"/>
+      </w:pPr>
+    </w:lvl>
+    <w:lvl w:ilvl="3" w:tplc="0409000F" w:tentative="1">
+      <w:start w:val="1"/>
+      <w:numFmt w:val="decimal"/>
+      <w:lvlText w:val="%4."/>
+      <w:lvlJc w:val="left"/>
+      <w:pPr>
+        <w:ind w:left="3589" w:hanging="360"/>
+      </w:pPr>
+    </w:lvl>
+    <w:lvl w:ilvl="4" w:tplc="04090019" w:tentative="1">
+      <w:start w:val="1"/>
+      <w:numFmt w:val="lowerLetter"/>
+      <w:lvlText w:val="%5."/>
+      <w:lvlJc w:val="left"/>
+      <w:pPr>
+        <w:ind w:left="4309" w:hanging="360"/>
+      </w:pPr>
+    </w:lvl>
+    <w:lvl w:ilvl="5" w:tplc="0409001B" w:tentative="1">
+      <w:start w:val="1"/>
+      <w:numFmt w:val="lowerRoman"/>
+      <w:lvlText w:val="%6."/>
+      <w:lvlJc w:val="right"/>
+      <w:pPr>
+        <w:ind w:left="5029" w:hanging="180"/>
+      </w:pPr>
+    </w:lvl>
+    <w:lvl w:ilvl="6" w:tplc="0409000F" w:tentative="1">
+      <w:start w:val="1"/>
+      <w:numFmt w:val="decimal"/>
+      <w:lvlText w:val="%7."/>
+      <w:lvlJc w:val="left"/>
+      <w:pPr>
+        <w:ind w:left="5749" w:hanging="360"/>
+      </w:pPr>
+    </w:lvl>
+    <w:lvl w:ilvl="7" w:tplc="04090019" w:tentative="1">
+      <w:start w:val="1"/>
+      <w:numFmt w:val="lowerLetter"/>
+      <w:lvlText w:val="%8."/>
+      <w:lvlJc w:val="left"/>
+      <w:pPr>
+        <w:ind w:left="6469" w:hanging="360"/>
+      </w:pPr>
+    </w:lvl>
+    <w:lvl w:ilvl="8" w:tplc="0409001B" w:tentative="1">
+      <w:start w:val="1"/>
+      <w:numFmt w:val="lowerRoman"/>
+      <w:lvlText w:val="%9."/>
+      <w:lvlJc w:val="right"/>
+      <w:pPr>
+        <w:ind w:left="7189" w:hanging="180"/>
+      </w:pPr>
+    </w:lvl>
+  </w:abstractNum>
+  <w:abstractNum w:abstractNumId="11" w15:restartNumberingAfterBreak="0">
+    <w:nsid w:val="64A96EDB"/>
+    <w:multiLevelType w:val="hybridMultilevel"/>
+    <w:tmpl w:val="1332AD20"/>
+    <w:lvl w:ilvl="0" w:tplc="643A73D2">
+      <w:start w:val="1"/>
+      <w:numFmt w:val="bullet"/>
+      <w:lvlText w:val=""/>
+      <w:lvlJc w:val="left"/>
+      <w:pPr>
+        <w:ind w:left="1571" w:hanging="360"/>
+      </w:pPr>
+      <w:rPr>
+        <w:rFonts w:ascii="Symbol" w:hAnsi="Symbol" w:hint="default"/>
+      </w:rPr>
+    </w:lvl>
+    <w:lvl w:ilvl="1" w:tplc="04190003" w:tentative="1">
+      <w:start w:val="1"/>
+      <w:numFmt w:val="bullet"/>
+      <w:lvlText w:val="o"/>
+      <w:lvlJc w:val="left"/>
+      <w:pPr>
+        <w:ind w:left="2291" w:hanging="360"/>
+      </w:pPr>
+      <w:rPr>
+        <w:rFonts w:ascii="Courier New" w:hAnsi="Courier New" w:cs="Courier New" w:hint="default"/>
+      </w:rPr>
+    </w:lvl>
+    <w:lvl w:ilvl="2" w:tplc="04190005" w:tentative="1">
+      <w:start w:val="1"/>
+      <w:numFmt w:val="bullet"/>
+      <w:lvlText w:val=""/>
+      <w:lvlJc w:val="left"/>
+      <w:pPr>
+        <w:ind w:left="3011" w:hanging="360"/>
+      </w:pPr>
+      <w:rPr>
+        <w:rFonts w:ascii="Wingdings" w:hAnsi="Wingdings" w:hint="default"/>
+      </w:rPr>
+    </w:lvl>
+    <w:lvl w:ilvl="3" w:tplc="04190001" w:tentative="1">
+      <w:start w:val="1"/>
+      <w:numFmt w:val="bullet"/>
+      <w:lvlText w:val=""/>
+      <w:lvlJc w:val="left"/>
+      <w:pPr>
+        <w:ind w:left="3731" w:hanging="360"/>
+      </w:pPr>
+      <w:rPr>
+        <w:rFonts w:ascii="Symbol" w:hAnsi="Symbol" w:hint="default"/>
+      </w:rPr>
+    </w:lvl>
+    <w:lvl w:ilvl="4" w:tplc="04190003" w:tentative="1">
+      <w:start w:val="1"/>
+      <w:numFmt w:val="bullet"/>
+      <w:lvlText w:val="o"/>
+      <w:lvlJc w:val="left"/>
+      <w:pPr>
+        <w:ind w:left="4451" w:hanging="360"/>
+      </w:pPr>
+      <w:rPr>
+        <w:rFonts w:ascii="Courier New" w:hAnsi="Courier New" w:cs="Courier New" w:hint="default"/>
+      </w:rPr>
+    </w:lvl>
+    <w:lvl w:ilvl="5" w:tplc="04190005" w:tentative="1">
+      <w:start w:val="1"/>
+      <w:numFmt w:val="bullet"/>
+      <w:lvlText w:val=""/>
+      <w:lvlJc w:val="left"/>
+      <w:pPr>
+        <w:ind w:left="5171" w:hanging="360"/>
+      </w:pPr>
+      <w:rPr>
+        <w:rFonts w:ascii="Wingdings" w:hAnsi="Wingdings" w:hint="default"/>
+      </w:rPr>
+    </w:lvl>
+    <w:lvl w:ilvl="6" w:tplc="04190001" w:tentative="1">
+      <w:start w:val="1"/>
+      <w:numFmt w:val="bullet"/>
+      <w:lvlText w:val=""/>
+      <w:lvlJc w:val="left"/>
+      <w:pPr>
+        <w:ind w:left="5891" w:hanging="360"/>
+      </w:pPr>
+      <w:rPr>
+        <w:rFonts w:ascii="Symbol" w:hAnsi="Symbol" w:hint="default"/>
+      </w:rPr>
+    </w:lvl>
+    <w:lvl w:ilvl="7" w:tplc="04190003" w:tentative="1">
+      <w:start w:val="1"/>
+      <w:numFmt w:val="bullet"/>
+      <w:lvlText w:val="o"/>
+      <w:lvlJc w:val="left"/>
+      <w:pPr>
+        <w:ind w:left="6611" w:hanging="360"/>
+      </w:pPr>
+      <w:rPr>
+        <w:rFonts w:ascii="Courier New" w:hAnsi="Courier New" w:cs="Courier New" w:hint="default"/>
+      </w:rPr>
+    </w:lvl>
+    <w:lvl w:ilvl="8" w:tplc="04190005" w:tentative="1">
+      <w:start w:val="1"/>
+      <w:numFmt w:val="bullet"/>
+      <w:lvlText w:val=""/>
+      <w:lvlJc w:val="left"/>
+      <w:pPr>
+        <w:ind w:left="7331" w:hanging="360"/>
+      </w:pPr>
+      <w:rPr>
+        <w:rFonts w:ascii="Wingdings" w:hAnsi="Wingdings" w:hint="default"/>
+      </w:rPr>
+    </w:lvl>
+  </w:abstractNum>
+  <w:abstractNum w:abstractNumId="12" w15:restartNumberingAfterBreak="0">
+    <w:nsid w:val="671F652B"/>
+    <w:multiLevelType w:val="hybridMultilevel"/>
+    <w:tmpl w:val="E4400D9E"/>
+    <w:lvl w:ilvl="0" w:tplc="643A73D2">
+      <w:start w:val="1"/>
+      <w:numFmt w:val="bullet"/>
+      <w:lvlText w:val=""/>
+      <w:lvlJc w:val="left"/>
+      <w:pPr>
+        <w:ind w:left="1571" w:hanging="360"/>
+      </w:pPr>
+      <w:rPr>
+        <w:rFonts w:ascii="Symbol" w:hAnsi="Symbol" w:hint="default"/>
+      </w:rPr>
+    </w:lvl>
+    <w:lvl w:ilvl="1" w:tplc="04190003" w:tentative="1">
+      <w:start w:val="1"/>
+      <w:numFmt w:val="bullet"/>
+      <w:lvlText w:val="o"/>
+      <w:lvlJc w:val="left"/>
+      <w:pPr>
+        <w:ind w:left="2291" w:hanging="360"/>
+      </w:pPr>
+      <w:rPr>
+        <w:rFonts w:ascii="Courier New" w:hAnsi="Courier New" w:cs="Courier New" w:hint="default"/>
+      </w:rPr>
+    </w:lvl>
+    <w:lvl w:ilvl="2" w:tplc="04190005" w:tentative="1">
+      <w:start w:val="1"/>
+      <w:numFmt w:val="bullet"/>
+      <w:lvlText w:val=""/>
+      <w:lvlJc w:val="left"/>
+      <w:pPr>
+        <w:ind w:left="3011" w:hanging="360"/>
+      </w:pPr>
+      <w:rPr>
+        <w:rFonts w:ascii="Wingdings" w:hAnsi="Wingdings" w:hint="default"/>
+      </w:rPr>
+    </w:lvl>
+    <w:lvl w:ilvl="3" w:tplc="04190001" w:tentative="1">
+      <w:start w:val="1"/>
+      <w:numFmt w:val="bullet"/>
+      <w:lvlText w:val=""/>
+      <w:lvlJc w:val="left"/>
+      <w:pPr>
+        <w:ind w:left="3731" w:hanging="360"/>
+      </w:pPr>
+      <w:rPr>
+        <w:rFonts w:ascii="Symbol" w:hAnsi="Symbol" w:hint="default"/>
+      </w:rPr>
+    </w:lvl>
+    <w:lvl w:ilvl="4" w:tplc="04190003" w:tentative="1">
+      <w:start w:val="1"/>
+      <w:numFmt w:val="bullet"/>
+      <w:lvlText w:val="o"/>
+      <w:lvlJc w:val="left"/>
+      <w:pPr>
+        <w:ind w:left="4451" w:hanging="360"/>
+      </w:pPr>
+      <w:rPr>
+        <w:rFonts w:ascii="Courier New" w:hAnsi="Courier New" w:cs="Courier New" w:hint="default"/>
+      </w:rPr>
+    </w:lvl>
+    <w:lvl w:ilvl="5" w:tplc="04190005" w:tentative="1">
+      <w:start w:val="1"/>
+      <w:numFmt w:val="bullet"/>
+      <w:lvlText w:val=""/>
+      <w:lvlJc w:val="left"/>
+      <w:pPr>
+        <w:ind w:left="5171" w:hanging="360"/>
+      </w:pPr>
+      <w:rPr>
+        <w:rFonts w:ascii="Wingdings" w:hAnsi="Wingdings" w:hint="default"/>
+      </w:rPr>
+    </w:lvl>
+    <w:lvl w:ilvl="6" w:tplc="04190001" w:tentative="1">
+      <w:start w:val="1"/>
+      <w:numFmt w:val="bullet"/>
+      <w:lvlText w:val=""/>
+      <w:lvlJc w:val="left"/>
+      <w:pPr>
+        <w:ind w:left="5891" w:hanging="360"/>
+      </w:pPr>
+      <w:rPr>
+        <w:rFonts w:ascii="Symbol" w:hAnsi="Symbol" w:hint="default"/>
+      </w:rPr>
+    </w:lvl>
+    <w:lvl w:ilvl="7" w:tplc="04190003" w:tentative="1">
+      <w:start w:val="1"/>
+      <w:numFmt w:val="bullet"/>
+      <w:lvlText w:val="o"/>
+      <w:lvlJc w:val="left"/>
+      <w:pPr>
+        <w:ind w:left="6611" w:hanging="360"/>
+      </w:pPr>
+      <w:rPr>
+        <w:rFonts w:ascii="Courier New" w:hAnsi="Courier New" w:cs="Courier New" w:hint="default"/>
+      </w:rPr>
+    </w:lvl>
+    <w:lvl w:ilvl="8" w:tplc="04190005" w:tentative="1">
+      <w:start w:val="1"/>
+      <w:numFmt w:val="bullet"/>
+      <w:lvlText w:val=""/>
+      <w:lvlJc w:val="left"/>
+      <w:pPr>
+        <w:ind w:left="7331" w:hanging="360"/>
+      </w:pPr>
+      <w:rPr>
+        <w:rFonts w:ascii="Wingdings" w:hAnsi="Wingdings" w:hint="default"/>
+      </w:rPr>
+    </w:lvl>
+  </w:abstractNum>
+  <w:abstractNum w:abstractNumId="13" w15:restartNumberingAfterBreak="0">
+    <w:nsid w:val="7D3115AF"/>
+    <w:multiLevelType w:val="hybridMultilevel"/>
+    <w:tmpl w:val="0A0CC5C8"/>
+    <w:lvl w:ilvl="0" w:tplc="643A73D2">
+      <w:start w:val="1"/>
+      <w:numFmt w:val="bullet"/>
+      <w:lvlText w:val=""/>
+      <w:lvlJc w:val="left"/>
+      <w:pPr>
+        <w:ind w:left="1571" w:hanging="360"/>
+      </w:pPr>
+      <w:rPr>
+        <w:rFonts w:ascii="Symbol" w:hAnsi="Symbol" w:hint="default"/>
+      </w:rPr>
+    </w:lvl>
+    <w:lvl w:ilvl="1" w:tplc="04190003" w:tentative="1">
+      <w:start w:val="1"/>
+      <w:numFmt w:val="bullet"/>
+      <w:lvlText w:val="o"/>
+      <w:lvlJc w:val="left"/>
+      <w:pPr>
+        <w:ind w:left="2291" w:hanging="360"/>
+      </w:pPr>
+      <w:rPr>
+        <w:rFonts w:ascii="Courier New" w:hAnsi="Courier New" w:cs="Courier New" w:hint="default"/>
+      </w:rPr>
+    </w:lvl>
+    <w:lvl w:ilvl="2" w:tplc="04190005" w:tentative="1">
+      <w:start w:val="1"/>
+      <w:numFmt w:val="bullet"/>
+      <w:lvlText w:val=""/>
+      <w:lvlJc w:val="left"/>
+      <w:pPr>
+        <w:ind w:left="3011" w:hanging="360"/>
+      </w:pPr>
+      <w:rPr>
+        <w:rFonts w:ascii="Wingdings" w:hAnsi="Wingdings" w:hint="default"/>
+      </w:rPr>
+    </w:lvl>
+    <w:lvl w:ilvl="3" w:tplc="04190001" w:tentative="1">
+      <w:start w:val="1"/>
+      <w:numFmt w:val="bullet"/>
+      <w:lvlText w:val=""/>
+      <w:lvlJc w:val="left"/>
+      <w:pPr>
+        <w:ind w:left="3731" w:hanging="360"/>
+      </w:pPr>
+      <w:rPr>
+        <w:rFonts w:ascii="Symbol" w:hAnsi="Symbol" w:hint="default"/>
+      </w:rPr>
+    </w:lvl>
+    <w:lvl w:ilvl="4" w:tplc="04190003" w:tentative="1">
+      <w:start w:val="1"/>
+      <w:numFmt w:val="bullet"/>
+      <w:lvlText w:val="o"/>
+      <w:lvlJc w:val="left"/>
+      <w:pPr>
+        <w:ind w:left="4451" w:hanging="360"/>
+      </w:pPr>
+      <w:rPr>
+        <w:rFonts w:ascii="Courier New" w:hAnsi="Courier New" w:cs="Courier New" w:hint="default"/>
+      </w:rPr>
+    </w:lvl>
+    <w:lvl w:ilvl="5" w:tplc="04190005" w:tentative="1">
+      <w:start w:val="1"/>
+      <w:numFmt w:val="bullet"/>
+      <w:lvlText w:val=""/>
+      <w:lvlJc w:val="left"/>
+      <w:pPr>
+        <w:ind w:left="5171" w:hanging="360"/>
+      </w:pPr>
+      <w:rPr>
+        <w:rFonts w:ascii="Wingdings" w:hAnsi="Wingdings" w:hint="default"/>
+      </w:rPr>
+    </w:lvl>
+    <w:lvl w:ilvl="6" w:tplc="04190001" w:tentative="1">
+      <w:start w:val="1"/>
+      <w:numFmt w:val="bullet"/>
+      <w:lvlText w:val=""/>
+      <w:lvlJc w:val="left"/>
+      <w:pPr>
+        <w:ind w:left="5891" w:hanging="360"/>
+      </w:pPr>
+      <w:rPr>
+        <w:rFonts w:ascii="Symbol" w:hAnsi="Symbol" w:hint="default"/>
+      </w:rPr>
+    </w:lvl>
+    <w:lvl w:ilvl="7" w:tplc="04190003" w:tentative="1">
+      <w:start w:val="1"/>
+      <w:numFmt w:val="bullet"/>
+      <w:lvlText w:val="o"/>
+      <w:lvlJc w:val="left"/>
+      <w:pPr>
+        <w:ind w:left="6611" w:hanging="360"/>
+      </w:pPr>
+      <w:rPr>
+        <w:rFonts w:ascii="Courier New" w:hAnsi="Courier New" w:cs="Courier New" w:hint="default"/>
+      </w:rPr>
+    </w:lvl>
+    <w:lvl w:ilvl="8" w:tplc="04190005" w:tentative="1">
+      <w:start w:val="1"/>
+      <w:numFmt w:val="bullet"/>
+      <w:lvlText w:val=""/>
+      <w:lvlJc w:val="left"/>
+      <w:pPr>
+        <w:ind w:left="7331" w:hanging="360"/>
+      </w:pPr>
+      <w:rPr>
+        <w:rFonts w:ascii="Wingdings" w:hAnsi="Wingdings" w:hint="default"/>
+      </w:rPr>
+    </w:lvl>
+  </w:abstractNum>
+  <w:num w:numId="1" w16cid:durableId="945306085">
+    <w:abstractNumId w:val="9"/>
+  </w:num>
+  <w:num w:numId="2" w16cid:durableId="1699694100">
+    <w:abstractNumId w:val="5"/>
+  </w:num>
+  <w:num w:numId="3" w16cid:durableId="746344960">
+    <w:abstractNumId w:val="1"/>
+  </w:num>
+  <w:num w:numId="4" w16cid:durableId="1893497041">
+    <w:abstractNumId w:val="8"/>
+  </w:num>
+  <w:num w:numId="5" w16cid:durableId="861557669">
+    <w:abstractNumId w:val="6"/>
+  </w:num>
+  <w:num w:numId="6" w16cid:durableId="1185481628">
+    <w:abstractNumId w:val="3"/>
+  </w:num>
+  <w:num w:numId="7" w16cid:durableId="1963072299">
+    <w:abstractNumId w:val="12"/>
+  </w:num>
+  <w:num w:numId="8" w16cid:durableId="929505581">
+    <w:abstractNumId w:val="13"/>
+  </w:num>
+  <w:num w:numId="9" w16cid:durableId="787939937">
+    <w:abstractNumId w:val="11"/>
+  </w:num>
+  <w:num w:numId="10" w16cid:durableId="1195120198">
+    <w:abstractNumId w:val="4"/>
+  </w:num>
+  <w:num w:numId="11" w16cid:durableId="566886466">
+    <w:abstractNumId w:val="7"/>
+  </w:num>
+  <w:num w:numId="12" w16cid:durableId="1271546209">
+    <w:abstractNumId w:val="10"/>
+  </w:num>
+  <w:num w:numId="13" w16cid:durableId="1972511999">
+    <w:abstractNumId w:val="0"/>
+  </w:num>
+  <w:num w:numId="14" w16cid:durableId="588543898">
+    <w:abstractNumId w:val="2"/>
+  </w:num>
+</w:numbering>
 </file>
 
 <file path=word/styles.xml><?xml version="1.0" encoding="utf-8"?>
@@ -11781,7 +18800,7 @@
     <w:lsdException w:name="header" w:semiHidden="1" w:unhideWhenUsed="1"/>
     <w:lsdException w:name="footer" w:semiHidden="1" w:unhideWhenUsed="1"/>
     <w:lsdException w:name="index heading" w:semiHidden="1" w:unhideWhenUsed="1"/>
-    <w:lsdException w:name="caption" w:semiHidden="1" w:uiPriority="35" w:unhideWhenUsed="1" w:qFormat="1"/>
+    <w:lsdException w:name="caption" w:semiHidden="1" w:uiPriority="0" w:unhideWhenUsed="1" w:qFormat="1"/>
     <w:lsdException w:name="table of figures" w:semiHidden="1" w:unhideWhenUsed="1"/>
     <w:lsdException w:name="envelope address" w:semiHidden="1" w:unhideWhenUsed="1"/>
     <w:lsdException w:name="envelope return" w:semiHidden="1" w:unhideWhenUsed="1"/>
@@ -12603,7 +19622,9 @@
   </w:style>
   <w:style w:type="paragraph" w:styleId="a7">
     <w:name w:val="List Paragraph"/>
+    <w:aliases w:val="vgu_List1"/>
     <w:basedOn w:val="a"/>
+    <w:link w:val="a8"/>
     <w:uiPriority w:val="34"/>
     <w:qFormat/>
     <w:rsid w:val="00C70815"/>
@@ -12617,7 +19638,7 @@
       <w14:ligatures w14:val="standardContextual"/>
     </w:rPr>
   </w:style>
-  <w:style w:type="character" w:styleId="a8">
+  <w:style w:type="character" w:styleId="a9">
     <w:name w:val="Intense Emphasis"/>
     <w:basedOn w:val="a0"/>
     <w:uiPriority w:val="21"/>
@@ -12629,11 +19650,11 @@
       <w:color w:val="2F5496" w:themeColor="accent1" w:themeShade="BF"/>
     </w:rPr>
   </w:style>
-  <w:style w:type="paragraph" w:styleId="a9">
+  <w:style w:type="paragraph" w:styleId="aa">
     <w:name w:val="Intense Quote"/>
     <w:basedOn w:val="a"/>
     <w:next w:val="a"/>
-    <w:link w:val="aa"/>
+    <w:link w:val="ab"/>
     <w:uiPriority w:val="30"/>
     <w:qFormat/>
     <w:rsid w:val="00C70815"/>
@@ -12654,10 +19675,10 @@
       <w14:ligatures w14:val="standardContextual"/>
     </w:rPr>
   </w:style>
-  <w:style w:type="character" w:customStyle="1" w:styleId="aa">
+  <w:style w:type="character" w:customStyle="1" w:styleId="ab">
     <w:name w:val="Выделенная цитата Знак"/>
     <w:basedOn w:val="a0"/>
-    <w:link w:val="a9"/>
+    <w:link w:val="aa"/>
     <w:uiPriority w:val="30"/>
     <w:rsid w:val="00C70815"/>
     <w:rPr>
@@ -12666,7 +19687,7 @@
       <w:color w:val="2F5496" w:themeColor="accent1" w:themeShade="BF"/>
     </w:rPr>
   </w:style>
-  <w:style w:type="character" w:styleId="ab">
+  <w:style w:type="character" w:styleId="ac">
     <w:name w:val="Intense Reference"/>
     <w:basedOn w:val="a0"/>
     <w:uiPriority w:val="32"/>
@@ -12680,10 +19701,10 @@
       <w:spacing w:val="5"/>
     </w:rPr>
   </w:style>
-  <w:style w:type="paragraph" w:styleId="ac">
+  <w:style w:type="paragraph" w:styleId="ad">
     <w:name w:val="header"/>
     <w:basedOn w:val="a"/>
-    <w:link w:val="ad"/>
+    <w:link w:val="ae"/>
     <w:uiPriority w:val="99"/>
     <w:unhideWhenUsed/>
     <w:rsid w:val="00D43280"/>
@@ -12695,10 +19716,10 @@
       <w:spacing w:after="0" w:line="240" w:lineRule="auto"/>
     </w:pPr>
   </w:style>
-  <w:style w:type="character" w:customStyle="1" w:styleId="ad">
+  <w:style w:type="character" w:customStyle="1" w:styleId="ae">
     <w:name w:val="Верхний колонтитул Знак"/>
     <w:basedOn w:val="a0"/>
-    <w:link w:val="ac"/>
+    <w:link w:val="ad"/>
     <w:uiPriority w:val="99"/>
     <w:rsid w:val="00D43280"/>
     <w:rPr>
@@ -12706,10 +19727,10 @@
       <w14:ligatures w14:val="none"/>
     </w:rPr>
   </w:style>
-  <w:style w:type="paragraph" w:styleId="ae">
+  <w:style w:type="paragraph" w:styleId="af">
     <w:name w:val="footer"/>
     <w:basedOn w:val="a"/>
-    <w:link w:val="af"/>
+    <w:link w:val="af0"/>
     <w:uiPriority w:val="99"/>
     <w:unhideWhenUsed/>
     <w:rsid w:val="00D43280"/>
@@ -12721,10 +19742,10 @@
       <w:spacing w:after="0" w:line="240" w:lineRule="auto"/>
     </w:pPr>
   </w:style>
-  <w:style w:type="character" w:customStyle="1" w:styleId="af">
+  <w:style w:type="character" w:customStyle="1" w:styleId="af0">
     <w:name w:val="Нижний колонтитул Знак"/>
     <w:basedOn w:val="a0"/>
-    <w:link w:val="ae"/>
+    <w:link w:val="af"/>
     <w:uiPriority w:val="99"/>
     <w:rsid w:val="00D43280"/>
     <w:rPr>
@@ -12732,7 +19753,7 @@
       <w14:ligatures w14:val="none"/>
     </w:rPr>
   </w:style>
-  <w:style w:type="table" w:styleId="af0">
+  <w:style w:type="table" w:styleId="af1">
     <w:name w:val="Table Grid"/>
     <w:basedOn w:val="a1"/>
     <w:uiPriority w:val="39"/>
@@ -12756,7 +19777,7 @@
       </w:tblBorders>
     </w:tblPr>
   </w:style>
-  <w:style w:type="character" w:styleId="af1">
+  <w:style w:type="character" w:styleId="af2">
     <w:name w:val="Hyperlink"/>
     <w:basedOn w:val="a0"/>
     <w:uiPriority w:val="99"/>
@@ -12767,7 +19788,7 @@
       <w:u w:val="single"/>
     </w:rPr>
   </w:style>
-  <w:style w:type="paragraph" w:styleId="af2">
+  <w:style w:type="paragraph" w:styleId="af3">
     <w:name w:val="TOC Heading"/>
     <w:basedOn w:val="1"/>
     <w:next w:val="a"/>
@@ -12814,6 +19835,122 @@
       <w:spacing w:after="100"/>
       <w:ind w:left="220"/>
     </w:pPr>
+  </w:style>
+  <w:style w:type="paragraph" w:styleId="af4">
+    <w:name w:val="caption"/>
+    <w:basedOn w:val="a"/>
+    <w:link w:val="af5"/>
+    <w:qFormat/>
+    <w:rsid w:val="00CA6B56"/>
+    <w:pPr>
+      <w:suppressLineNumbers/>
+      <w:suppressAutoHyphens/>
+      <w:spacing w:before="120" w:after="120" w:line="254" w:lineRule="auto"/>
+    </w:pPr>
+    <w:rPr>
+      <w:rFonts w:ascii="Calibri" w:eastAsia="Calibri" w:hAnsi="Calibri" w:cs="Arial Unicode MS"/>
+      <w:i/>
+      <w:iCs/>
+      <w:sz w:val="24"/>
+      <w:szCs w:val="24"/>
+      <w:lang w:eastAsia="ru-RU"/>
+    </w:rPr>
+  </w:style>
+  <w:style w:type="character" w:customStyle="1" w:styleId="af5">
+    <w:name w:val="Название объекта Знак"/>
+    <w:basedOn w:val="a0"/>
+    <w:link w:val="af4"/>
+    <w:rsid w:val="00CA6B56"/>
+    <w:rPr>
+      <w:rFonts w:ascii="Calibri" w:eastAsia="Calibri" w:hAnsi="Calibri" w:cs="Arial Unicode MS"/>
+      <w:i/>
+      <w:iCs/>
+      <w:kern w:val="0"/>
+      <w:sz w:val="24"/>
+      <w:szCs w:val="24"/>
+      <w:lang w:eastAsia="ru-RU"/>
+      <w14:ligatures w14:val="none"/>
+    </w:rPr>
+  </w:style>
+  <w:style w:type="paragraph" w:styleId="af6">
+    <w:name w:val="footnote text"/>
+    <w:basedOn w:val="a"/>
+    <w:link w:val="af7"/>
+    <w:uiPriority w:val="99"/>
+    <w:semiHidden/>
+    <w:unhideWhenUsed/>
+    <w:rsid w:val="00CA6B56"/>
+    <w:pPr>
+      <w:suppressAutoHyphens/>
+      <w:spacing w:after="0" w:line="240" w:lineRule="auto"/>
+    </w:pPr>
+    <w:rPr>
+      <w:rFonts w:ascii="Calibri" w:eastAsia="Calibri" w:hAnsi="Calibri" w:cs="Calibri"/>
+      <w:sz w:val="20"/>
+      <w:szCs w:val="20"/>
+      <w:lang w:eastAsia="ru-RU"/>
+    </w:rPr>
+  </w:style>
+  <w:style w:type="character" w:customStyle="1" w:styleId="af7">
+    <w:name w:val="Текст сноски Знак"/>
+    <w:basedOn w:val="a0"/>
+    <w:link w:val="af6"/>
+    <w:uiPriority w:val="99"/>
+    <w:semiHidden/>
+    <w:rsid w:val="00CA6B56"/>
+    <w:rPr>
+      <w:rFonts w:ascii="Calibri" w:eastAsia="Calibri" w:hAnsi="Calibri" w:cs="Calibri"/>
+      <w:kern w:val="0"/>
+      <w:sz w:val="20"/>
+      <w:szCs w:val="20"/>
+      <w:lang w:eastAsia="ru-RU"/>
+      <w14:ligatures w14:val="none"/>
+    </w:rPr>
+  </w:style>
+  <w:style w:type="character" w:styleId="af8">
+    <w:name w:val="footnote reference"/>
+    <w:basedOn w:val="a0"/>
+    <w:uiPriority w:val="99"/>
+    <w:semiHidden/>
+    <w:unhideWhenUsed/>
+    <w:rsid w:val="00CA6B56"/>
+    <w:rPr>
+      <w:vertAlign w:val="superscript"/>
+    </w:rPr>
+  </w:style>
+  <w:style w:type="character" w:customStyle="1" w:styleId="a8">
+    <w:name w:val="Абзац списка Знак"/>
+    <w:aliases w:val="vgu_List1 Знак"/>
+    <w:basedOn w:val="a0"/>
+    <w:link w:val="a7"/>
+    <w:uiPriority w:val="34"/>
+    <w:locked/>
+    <w:rsid w:val="00E87398"/>
+  </w:style>
+  <w:style w:type="paragraph" w:customStyle="1" w:styleId="ds-markdown-paragraph">
+    <w:name w:val="ds-markdown-paragraph"/>
+    <w:basedOn w:val="a"/>
+    <w:rsid w:val="00E87398"/>
+    <w:pPr>
+      <w:spacing w:before="100" w:beforeAutospacing="1" w:after="100" w:afterAutospacing="1" w:line="240" w:lineRule="auto"/>
+    </w:pPr>
+    <w:rPr>
+      <w:rFonts w:ascii="Times New Roman" w:eastAsia="Times New Roman" w:hAnsi="Times New Roman" w:cs="Times New Roman"/>
+      <w:sz w:val="24"/>
+      <w:szCs w:val="24"/>
+      <w:lang w:eastAsia="ru-RU"/>
+    </w:rPr>
+  </w:style>
+  <w:style w:type="character" w:styleId="af9">
+    <w:name w:val="Strong"/>
+    <w:basedOn w:val="a0"/>
+    <w:uiPriority w:val="22"/>
+    <w:qFormat/>
+    <w:rsid w:val="00E87398"/>
+    <w:rPr>
+      <w:b/>
+      <w:bCs/>
+    </w:rPr>
   </w:style>
 </w:styles>
 </file>
